--- a/zht/docx/126.content.docx
+++ b/zht/docx/126.content.docx
@@ -149,27 +149,7 @@
         <w:rPr>
           <w:lang w:val="zh_TW" w:bidi="zh_TW"/>
         </w:rPr>
-        <w:t>xiao</w:t>
-      </w:r>
-      <w:r>
-        <w:rPr>
-          <w:lang w:val="zh_TW" w:bidi="zh_TW"/>
-        </w:rPr>
-      </w:r>
-    </w:p>
-    <w:p>
-      <w:pPr/>
-      <w:r>
-        <w:rPr>
-          <w:lang w:val="zh_TW" w:bidi="zh_TW"/>
-        </w:rPr>
-      </w:r>
-      <w:r>
-        <w:rPr>
-          <w:i/>
-          <w:lang w:val="zh_TW" w:bidi="zh_TW"/>
-        </w:rPr>
-        <w:t>小錢</w:t>
+        <w:t>ta</w:t>
       </w:r>
       <w:r>
         <w:rPr>
@@ -232,7 +212,7 @@
         <w:rPr>
           <w:lang w:val="zh_TW" w:bidi="zh_TW"/>
         </w:rPr>
-        <w:t>小錢</w:t>
+        <w:t>他泊山</w:t>
       </w:r>
       <w:r>
         <w:rPr>
@@ -251,7 +231,21 @@
         <w:rPr>
           <w:lang w:val="zh_TW" w:bidi="zh_TW"/>
         </w:rPr>
-        <w:t>一種小型青銅幣或銅幣，其價值不到一分錢。</w:t>
+        <w:t>下加利利地區一座重要山崗，位於耶斯列谷的東北區域。他泊山位於拿撒勒以東約六英里（9.7公里），從周圍的平地突然升起。雖然他泊山在該地區不是最高的山，海拔只有587.9米（1,929英尺），但他泊山是一個重要的地標。</w:t>
+      </w:r>
+    </w:p>
+    <w:p>
+      <w:pPr/>
+      <w:r>
+        <w:rPr>
+          <w:lang w:val="zh_TW" w:bidi="zh_TW"/>
+        </w:rPr>
+      </w:r>
+      <w:r>
+        <w:rPr>
+          <w:lang w:val="zh_TW" w:bidi="zh_TW"/>
+        </w:rPr>
+        <w:t>他泊山界定了以薩迦支派（Issachar）西部的邊界（</w:t>
       </w:r>
       <w:hyperlink r:id="rId13">
         <w:r>
@@ -262,33 +256,825 @@
             <w:color w:val="0000EE"/>
             <w:u w:val="single"/>
           </w:rPr>
-          <w:t>馬可福音十二章42節</w:t>
+          <w:t>約書亞記19:22</w:t>
         </w:r>
       </w:hyperlink>
       <w:r>
         <w:rPr>
           <w:lang w:val="zh_TW" w:bidi="zh_TW"/>
         </w:rPr>
-        <w:t>中使用了這個詞。</w:t>
+        <w:t>）。它是跨地區的海岸公路——馬里斯大道（Via Maris）上有用的導航工具。這條公路經過加利利的米吉多，通往夏瑣。他泊山有時與遠在北方的黑門山相比（</w:t>
+      </w:r>
+      <w:hyperlink r:id="rId14">
+        <w:r>
+          <w:rPr>
+            <w:lang w:val="zh_TW" w:bidi="zh_TW"/>
+          </w:rPr>
+          <w:rPr>
+            <w:color w:val="0000EE"/>
+            <w:u w:val="single"/>
+          </w:rPr>
+          <w:t>詩篇89:12</w:t>
+        </w:r>
+      </w:hyperlink>
+      <w:r>
+        <w:rPr>
+          <w:lang w:val="zh_TW" w:bidi="zh_TW"/>
+        </w:rPr>
+        <w:t>；比較</w:t>
+      </w:r>
+      <w:hyperlink r:id="rId15">
+        <w:r>
+          <w:rPr>
+            <w:lang w:val="zh_TW" w:bidi="zh_TW"/>
+          </w:rPr>
+          <w:rPr>
+            <w:color w:val="0000EE"/>
+            <w:u w:val="single"/>
+          </w:rPr>
+          <w:t>耶利米書46:18</w:t>
+        </w:r>
+      </w:hyperlink>
+      <w:r>
+        <w:rPr>
+          <w:lang w:val="zh_TW" w:bidi="zh_TW"/>
+        </w:rPr>
+        <w:t>）。</w:t>
+      </w:r>
+    </w:p>
+    <w:p>
+      <w:pPr>
+        <w:pStyle w:val="Heading3"/>
+      </w:pPr>
+      <w:r>
+        <w:rPr>
+          <w:lang w:val="zh_TW" w:bidi="zh_TW"/>
+        </w:rPr>
+        <w:t>在他泊山發生了哪些重要事件？</w:t>
+      </w:r>
+    </w:p>
+    <w:p>
+      <w:pPr/>
+      <w:r>
+        <w:rPr>
+          <w:lang w:val="zh_TW" w:bidi="zh_TW"/>
+        </w:rPr>
+      </w:r>
+      <w:r>
+        <w:rPr>
+          <w:lang w:val="zh_TW" w:bidi="zh_TW"/>
+        </w:rPr>
+        <w:t>在舊約聖經中，在士師記中，當底波拉和巴拉與迦南人的軍隊作戰時，提到了他泊山。來自夏瑣的迦南軍隊指揮官西西拉率領軍隊（</w:t>
+      </w:r>
+      <w:hyperlink r:id="rId16">
+        <w:r>
+          <w:rPr>
+            <w:lang w:val="zh_TW" w:bidi="zh_TW"/>
+          </w:rPr>
+          <w:rPr>
+            <w:color w:val="0000EE"/>
+            <w:u w:val="single"/>
+          </w:rPr>
+          <w:t>士師記4:1–24</w:t>
+        </w:r>
+      </w:hyperlink>
+      <w:r>
+        <w:rPr>
+          <w:lang w:val="zh_TW" w:bidi="zh_TW"/>
+        </w:rPr>
+        <w:t>）。巴拉的部隊來自附近的拿弗他利和西布倫支派，會合於他泊山。在底波拉的命令下，以色列人對西西拉發動了一場成功的戰役。基甸最終在他泊山面對殺害他兄弟的米甸王西巴和撒慕拿（</w:t>
+      </w:r>
+      <w:hyperlink r:id="rId17">
+        <w:r>
+          <w:rPr>
+            <w:lang w:val="zh_TW" w:bidi="zh_TW"/>
+          </w:rPr>
+          <w:rPr>
+            <w:color w:val="0000EE"/>
+            <w:u w:val="single"/>
+          </w:rPr>
+          <w:t>士師記8:18</w:t>
+        </w:r>
+      </w:hyperlink>
+      <w:r>
+        <w:rPr>
+          <w:lang w:val="zh_TW" w:bidi="zh_TW"/>
+        </w:rPr>
+        <w:t>）。</w:t>
+      </w:r>
+    </w:p>
+    <w:p>
+      <w:pPr/>
+      <w:r>
+        <w:rPr>
+          <w:lang w:val="zh_TW" w:bidi="zh_TW"/>
+        </w:rPr>
+      </w:r>
+      <w:r>
+        <w:rPr>
+          <w:lang w:val="zh_TW" w:bidi="zh_TW"/>
+        </w:rPr>
+        <w:t>他泊山的山頂面積為1.3平方公里（半平方英里）。它地理位置優越，易於設防。在舊約的王國時期，那裡可能有敬拜的神龕（見</w:t>
+      </w:r>
+      <w:hyperlink r:id="rId18">
+        <w:r>
+          <w:rPr>
+            <w:lang w:val="zh_TW" w:bidi="zh_TW"/>
+          </w:rPr>
+          <w:rPr>
+            <w:color w:val="0000EE"/>
+            <w:u w:val="single"/>
+          </w:rPr>
+          <w:t>何西阿書5:1</w:t>
+        </w:r>
+      </w:hyperlink>
+      <w:r>
+        <w:rPr>
+          <w:lang w:val="zh_TW" w:bidi="zh_TW"/>
+        </w:rPr>
+        <w:t>），但到了希臘時代，則有軍事防禦。托勒密王朝加強了它的防禦，到安條克三世時期（公元前218年），他泊可能已成為耶斯列谷的行政中心。在羅馬時代，許多衝突發生在他泊山。在公元66年重要的猶太戰爭中，約瑟夫用一堵大牆加固了這座山，至今仍可見。</w:t>
+      </w:r>
+    </w:p>
+    <w:p>
+      <w:pPr>
+        <w:pStyle w:val="Heading4"/>
+      </w:pPr>
+      <w:r>
+        <w:rPr>
+          <w:lang w:val="zh_TW" w:bidi="zh_TW"/>
+        </w:rPr>
+        <w:t>耶穌的變相是否發生在他泊山？</w:t>
+      </w:r>
+    </w:p>
+    <w:p>
+      <w:pPr/>
+      <w:r>
+        <w:rPr>
+          <w:lang w:val="zh_TW" w:bidi="zh_TW"/>
+        </w:rPr>
+      </w:r>
+      <w:r>
+        <w:rPr>
+          <w:lang w:val="zh_TW" w:bidi="zh_TW"/>
+        </w:rPr>
+        <w:t>自四世紀以來，人們相信他泊山是變相的神跡發生之處——當耶穌的形象突然改變並發光，充滿天上的光（</w:t>
+      </w:r>
+      <w:hyperlink r:id="rId19">
+        <w:r>
+          <w:rPr>
+            <w:lang w:val="zh_TW" w:bidi="zh_TW"/>
+          </w:rPr>
+          <w:rPr>
+            <w:color w:val="0000EE"/>
+            <w:u w:val="single"/>
+          </w:rPr>
+          <w:t>馬可福音9:2–13</w:t>
+        </w:r>
+      </w:hyperlink>
+      <w:r>
+        <w:rPr>
+          <w:lang w:val="zh_TW" w:bidi="zh_TW"/>
+        </w:rPr>
+        <w:t>）。這一點尚不確定，因為新約聖經並未提及他泊山的名字。康士坦丁大帝的母親海倫娜宣稱以色列和巴勒斯坦的許多地方為歷史遺址。她確信變相事件發生在他泊山，並於公元326年在該地建造了一座教堂。山上建立了祭壇、修道院和教堂，直到12世紀末亞阿拉伯征服者薩拉丁將其摧毀。今天，在山上可以看到一座19世紀的希臘東正教修道院和拉丁教堂。</w:t>
+      </w:r>
+      <w:r>
+        <w:rPr>
+          <w:lang w:val="zh_TW" w:bidi="zh_TW"/>
+        </w:rPr>
+      </w:r>
+      <w:r>
+        <w:rPr>
+          <w:lang w:val="zh_TW" w:bidi="zh_TW"/>
+        </w:rPr>
+      </w:r>
+    </w:p>
+    <w:p>
+      <w:pPr/>
+      <w:r>
+        <w:rPr>
+          <w:lang w:val="zh_TW" w:bidi="zh_TW"/>
+        </w:rPr>
+      </w:r>
+    </w:p>
+    <w:p>
+      <w:pPr>
+        <w:pStyle w:val="Heading2"/>
+      </w:pPr>
+      <w:r>
+        <w:rPr>
+          <w:lang w:val="zh_TW" w:bidi="zh_TW"/>
+        </w:rPr>
+        <w:t>他轄（Tahash）</w:t>
+      </w:r>
+      <w:r>
+        <w:rPr>
+          <w:lang w:val="zh_TW" w:bidi="zh_TW"/>
+        </w:rPr>
+      </w:r>
+    </w:p>
+    <w:p>
+      <w:pPr>
+        <w:pStyle w:val="Heading2"/>
+      </w:pPr>
+      <w:r>
+        <w:rPr>
+          <w:lang w:val="zh_TW" w:bidi="zh_TW"/>
+        </w:rPr>
+        <w:t>他轄</w:t>
+      </w:r>
+      <w:r>
+        <w:rPr>
+          <w:lang w:val="zh_TW" w:bidi="zh_TW"/>
+        </w:rPr>
+        <w:t>（Tahash）</w:t>
+      </w:r>
+    </w:p>
+    <w:p>
+      <w:pPr/>
+      <w:r>
+        <w:rPr>
+          <w:lang w:val="zh_TW" w:bidi="zh_TW"/>
+        </w:rPr>
+      </w:r>
+      <w:r>
+        <w:rPr>
+          <w:lang w:val="zh_TW" w:bidi="zh_TW"/>
+        </w:rPr>
+        <w:t>拿鶴和他的妾流瑪的兒子；亞伯拉罕的兄弟（</w:t>
+      </w:r>
+      <w:hyperlink r:id="rId20">
+        <w:r>
+          <w:rPr>
+            <w:lang w:val="zh_TW" w:bidi="zh_TW"/>
+          </w:rPr>
+          <w:rPr>
+            <w:color w:val="0000EE"/>
+            <w:u w:val="single"/>
+          </w:rPr>
+          <w:t>創22:24</w:t>
+        </w:r>
+      </w:hyperlink>
+      <w:r>
+        <w:rPr>
+          <w:lang w:val="zh_TW" w:bidi="zh_TW"/>
+        </w:rPr>
+        <w:t>）。</w:t>
+      </w:r>
+      <w:r>
+        <w:rPr>
+          <w:lang w:val="zh_TW" w:bidi="zh_TW"/>
+        </w:rPr>
+      </w:r>
+      <w:r>
+        <w:rPr>
+          <w:lang w:val="zh_TW" w:bidi="zh_TW"/>
+        </w:rPr>
+      </w:r>
+    </w:p>
+    <w:p>
+      <w:pPr/>
+      <w:r>
+        <w:rPr>
+          <w:lang w:val="zh_TW" w:bidi="zh_TW"/>
+        </w:rPr>
+      </w:r>
+    </w:p>
+    <w:p>
+      <w:pPr>
+        <w:pStyle w:val="Heading2"/>
+      </w:pPr>
+      <w:r>
+        <w:rPr>
+          <w:lang w:val="zh_TW" w:bidi="zh_TW"/>
+        </w:rPr>
+        <w:t>他轄（Thahash）</w:t>
+      </w:r>
+      <w:r>
+        <w:rPr>
+          <w:lang w:val="zh_TW" w:bidi="zh_TW"/>
+        </w:rPr>
+      </w:r>
+    </w:p>
+    <w:p>
+      <w:pPr/>
+      <w:r>
+        <w:rPr>
+          <w:lang w:val="zh_TW" w:bidi="zh_TW"/>
+        </w:rPr>
+      </w:r>
+      <w:hyperlink r:id="rId20">
+        <w:r>
+          <w:rPr>
+            <w:lang w:val="zh_TW" w:bidi="zh_TW"/>
+          </w:rPr>
+          <w:rPr>
+            <w:color w:val="0000EE"/>
+            <w:u w:val="single"/>
+          </w:rPr>
+          <w:t>創世記二十二章24節</w:t>
+        </w:r>
+      </w:hyperlink>
+      <w:r>
+        <w:rPr>
+          <w:lang w:val="zh_TW" w:bidi="zh_TW"/>
+        </w:rPr>
+        <w:t>中，流瑪的兒子他轄的另一種拼寫方式。</w:t>
+      </w:r>
+    </w:p>
+    <w:p>
+      <w:pPr/>
+      <w:r>
+        <w:rPr>
+          <w:lang w:val="zh_TW" w:bidi="zh_TW"/>
+        </w:rPr>
       </w:r>
       <w:r>
         <w:rPr>
           <w:i/>
           <w:lang w:val="zh_TW" w:bidi="zh_TW"/>
         </w:rPr>
-        <w:t>參</w:t>
-      </w:r>
-      <w:r>
-        <w:rPr>
-          <w:lang w:val="zh_TW" w:bidi="zh_TW"/>
-        </w:rPr>
-        <w:t xml:space="preserve">： </w:t>
-      </w:r>
-      <w:r>
-        <w:rPr>
-          <w:lang w:val="zh_TW" w:bidi="zh_TW"/>
-        </w:rPr>
-        <w:t>硬幣</w:t>
+        <w:t>見</w:t>
+      </w:r>
+      <w:r>
+        <w:rPr>
+          <w:lang w:val="zh_TW" w:bidi="zh_TW"/>
+        </w:rPr>
+        <w:t>他轄（Tahash）</w:t>
+      </w:r>
+      <w:r>
+        <w:rPr>
+          <w:lang w:val="zh_TW" w:bidi="zh_TW"/>
+        </w:rPr>
+        <w:t>。</w:t>
+      </w:r>
+      <w:r>
+        <w:rPr>
+          <w:lang w:val="zh_TW" w:bidi="zh_TW"/>
+        </w:rPr>
+      </w:r>
+      <w:r>
+        <w:rPr>
+          <w:lang w:val="zh_TW" w:bidi="zh_TW"/>
+        </w:rPr>
+      </w:r>
+    </w:p>
+    <w:p>
+      <w:pPr/>
+      <w:r>
+        <w:rPr>
+          <w:lang w:val="zh_TW" w:bidi="zh_TW"/>
+        </w:rPr>
+      </w:r>
+    </w:p>
+    <w:p>
+      <w:pPr>
+        <w:pStyle w:val="Heading2"/>
+      </w:pPr>
+      <w:r>
+        <w:rPr>
+          <w:lang w:val="zh_TW" w:bidi="zh_TW"/>
+        </w:rPr>
+        <w:t>塔木德</w:t>
+      </w:r>
+      <w:r>
+        <w:rPr>
+          <w:lang w:val="zh_TW" w:bidi="zh_TW"/>
+        </w:rPr>
+      </w:r>
+    </w:p>
+    <w:p>
+      <w:pPr/>
+      <w:r>
+        <w:rPr>
+          <w:lang w:val="zh_TW" w:bidi="zh_TW"/>
+        </w:rPr>
+      </w:r>
+      <w:r>
+        <w:rPr>
+          <w:lang w:val="zh_TW" w:bidi="zh_TW"/>
+        </w:rPr>
+        <w:t>「塔木德」一詞意為「學習」或「研讀」。塔木德是一部用希伯來文和亞蘭文寫成的文獻集。它包括對舊約聖經律法部分的解釋以及源自許多拉比來源的智慧言論。它涵蓋的時期始於以斯拉之後不久，約公元前400年，到約公元500年代。</w:t>
+      </w:r>
+    </w:p>
+    <w:p>
+      <w:pPr>
+        <w:pStyle w:val="Heading3"/>
+      </w:pPr>
+      <w:r>
+        <w:rPr>
+          <w:lang w:val="zh_TW" w:bidi="zh_TW"/>
+        </w:rPr>
+        <w:t>口傳律法的起源與發展</w:t>
+      </w:r>
+    </w:p>
+    <w:p>
+      <w:pPr/>
+      <w:r>
+        <w:rPr>
+          <w:lang w:val="zh_TW" w:bidi="zh_TW"/>
+        </w:rPr>
+      </w:r>
+      <w:r>
+        <w:rPr>
+          <w:lang w:val="zh_TW" w:bidi="zh_TW"/>
+        </w:rPr>
+        <w:t>傳統猶太人相信摩西除了書面律法外，還領受了一部口傳律法。這部口傳律法是歷世歷代流傳下來的。塔木德主張這部口傳律法有早期的起源，《先賢篇》（</w:t>
+      </w:r>
+      <w:r>
+        <w:rPr>
+          <w:i/>
+          <w:lang w:val="zh_TW" w:bidi="zh_TW"/>
+        </w:rPr>
+        <w:t>Pirke Aboth）一章</w:t>
+      </w:r>
+      <w:r>
+        <w:rPr>
+          <w:lang w:val="zh_TW" w:bidi="zh_TW"/>
+        </w:rPr>
+        <w:t>1節將其歸於摩西。然而，一些學者認為這部口傳律法是在以斯拉之後發展起來的。比如，生活在被擄時期前的先知，從未提到人們未能遵循口傳律法。然而，這些先知經常警告人們忽視摩西所賜的書面律法。這表明在巴比倫被擄之前，並不存在一套口傳傳統。</w:t>
+      </w:r>
+    </w:p>
+    <w:p>
+      <w:pPr/>
+      <w:r>
+        <w:rPr>
+          <w:lang w:val="zh_TW" w:bidi="zh_TW"/>
+        </w:rPr>
+      </w:r>
+      <w:r>
+        <w:rPr>
+          <w:lang w:val="zh_TW" w:bidi="zh_TW"/>
+        </w:rPr>
+        <w:t>在以斯拉（「通達摩西律法書的文士」</w:t>
+      </w:r>
+      <w:hyperlink r:id="rId21">
+        <w:r>
+          <w:rPr>
+            <w:lang w:val="zh_TW" w:bidi="zh_TW"/>
+          </w:rPr>
+          <w:rPr>
+            <w:color w:val="0000EE"/>
+            <w:u w:val="single"/>
+          </w:rPr>
+          <w:t>以斯拉記7:6</w:t>
+        </w:r>
+      </w:hyperlink>
+      <w:r>
+        <w:rPr>
+          <w:lang w:val="zh_TW" w:bidi="zh_TW"/>
+        </w:rPr>
+        <w:t>）之後，會堂和學校的教師教授舊約聖經，他們的教導被記憶下來。多年來，人們使用不同的方法來背誦和記憶不斷增多的教導和解釋。</w:t>
+      </w:r>
+    </w:p>
+    <w:p>
+      <w:pPr/>
+      <w:r>
+        <w:rPr>
+          <w:lang w:val="zh_TW" w:bidi="zh_TW"/>
+        </w:rPr>
+      </w:r>
+      <w:r>
+        <w:rPr>
+          <w:lang w:val="zh_TW" w:bidi="zh_TW"/>
+        </w:rPr>
+        <w:t>隨著更多的教導不斷增加，即使是最好的記憶也無法保留所有的材料。為了讓後代更容易獲得豐富的知識、宗教見解和智慧以獲得指導和啟發，有必要創建一個包含過去世代所有重要教導的總結。這個總結被稱為塔木德（Talmud），是口傳律法的主要合集。猶太人將其視為僅次於聖經的著作。塔木德被視為國家和宗教思想的非凡成就，深刻地塑造了猶太人的世界觀。</w:t>
+      </w:r>
+    </w:p>
+    <w:p>
+      <w:pPr>
+        <w:pStyle w:val="Heading3"/>
+      </w:pPr>
+      <w:r>
+        <w:rPr>
+          <w:lang w:val="zh_TW" w:bidi="zh_TW"/>
+        </w:rPr>
+        <w:t>口傳律法的理由</w:t>
+      </w:r>
+    </w:p>
+    <w:p>
+      <w:pPr/>
+      <w:r>
+        <w:rPr>
+          <w:lang w:val="zh_TW" w:bidi="zh_TW"/>
+        </w:rPr>
+      </w:r>
+      <w:r>
+        <w:rPr>
+          <w:lang w:val="zh_TW" w:bidi="zh_TW"/>
+        </w:rPr>
+        <w:t>在被擄歸回的先知停止預言之後，以色列的生命變得複雜。需要擴展摩西五經的律法。口傳律法最初是為了幫助人們遵守神的書面話語。</w:t>
+      </w:r>
+    </w:p>
+    <w:p>
+      <w:pPr/>
+      <w:r>
+        <w:rPr>
+          <w:lang w:val="zh_TW" w:bidi="zh_TW"/>
+        </w:rPr>
+      </w:r>
+      <w:r>
+        <w:rPr>
+          <w:lang w:val="zh_TW" w:bidi="zh_TW"/>
+        </w:rPr>
+        <w:t>口傳律法包含在塔木德中有兩個目的：</w:t>
+      </w:r>
+    </w:p>
+    <w:p>
+      <w:pPr>
+        <w:pStyle w:val="ListNumber"/>
+        <w:numPr>
+          <w:ilvl w:val="0"/>
+          <w:numId w:val="14"/>
+        </w:numPr>
+        <w:spacing w:line="240" w:lineRule="auto"/>
+        <w:ind w:left="720"/>
+      </w:pPr>
+      <w:r>
+        <w:rPr>
+          <w:lang w:val="zh_TW" w:bidi="zh_TW"/>
+        </w:rPr>
+      </w:r>
+      <w:r>
+        <w:rPr>
+          <w:lang w:val="zh_TW" w:bidi="zh_TW"/>
+        </w:rPr>
+        <w:t>它提供了對書面律法的解釋。根據拉比的說法，口傳律法使遵守書面律法成為可能。沒有口傳律法，就不可能遵守書面律法。這方面的一個好例子可以在聖經的安息日律法中找到。大家都知道人們不應該在安息日工作。然而，拉比們說需要口傳律法來解釋「工作」實際上是什麼意思。</w:t>
+      </w:r>
+    </w:p>
+    <w:p>
+      <w:pPr>
+        <w:pStyle w:val="ListNumber"/>
+        <w:spacing w:line="240" w:lineRule="auto"/>
+        <w:ind w:left="720"/>
+      </w:pPr>
+      <w:r>
+        <w:rPr>
+          <w:lang w:val="zh_TW" w:bidi="zh_TW"/>
+        </w:rPr>
+      </w:r>
+      <w:r>
+        <w:rPr>
+          <w:lang w:val="zh_TW" w:bidi="zh_TW"/>
+        </w:rPr>
+        <w:t>口傳律法的第二個目的在於更新和調整成文律法以適應新的情況。口傳律法旨在使成文律法適用於每一代人。沒有口傳律法，人們可能會認為成文律法已然過時。</w:t>
+      </w:r>
+    </w:p>
+    <w:p>
+      <w:pPr/>
+      <w:r>
+        <w:rPr>
+          <w:lang w:val="zh_TW" w:bidi="zh_TW"/>
+        </w:rPr>
+      </w:r>
+      <w:r>
+        <w:rPr>
+          <w:lang w:val="zh_TW" w:bidi="zh_TW"/>
+        </w:rPr>
+        <w:t>因此，口傳律法幫助人們理解什麼不應該做，以及良好的猶太教信仰應該是如何的樣貌。</w:t>
+      </w:r>
+    </w:p>
+    <w:p>
+      <w:pPr/>
+      <w:r>
+        <w:rPr>
+          <w:lang w:val="zh_TW" w:bidi="zh_TW"/>
+        </w:rPr>
+      </w:r>
+      <w:r>
+        <w:rPr>
+          <w:lang w:val="zh_TW" w:bidi="zh_TW"/>
+        </w:rPr>
+        <w:t>每一個世代都面臨新的社會、政治和經濟情況。這意味著神的話語需要以新的方式來應用。然而，神的話語本身不應該僅僅為了迎合人們的需求或解決新問題而改變。我們在公元一世紀看到了這個例子。耶穌批評猶太領袖將他們的口述傳統置於神的話語之上（</w:t>
+      </w:r>
+      <w:hyperlink r:id="rId22">
+        <w:r>
+          <w:rPr>
+            <w:lang w:val="zh_TW" w:bidi="zh_TW"/>
+          </w:rPr>
+          <w:rPr>
+            <w:color w:val="0000EE"/>
+            <w:u w:val="single"/>
+          </w:rPr>
+          <w:t>馬可福音7:9–13</w:t>
+        </w:r>
+      </w:hyperlink>
+      <w:r>
+        <w:rPr>
+          <w:lang w:val="zh_TW" w:bidi="zh_TW"/>
+        </w:rPr>
+        <w:t>）。</w:t>
+      </w:r>
+    </w:p>
+    <w:p>
+      <w:pPr>
+        <w:pStyle w:val="Heading3"/>
+      </w:pPr>
+      <w:r>
+        <w:rPr>
+          <w:lang w:val="zh_TW" w:bidi="zh_TW"/>
+        </w:rPr>
+        <w:t>塔木德的早期形式</w:t>
+      </w:r>
+    </w:p>
+    <w:p>
+      <w:pPr/>
+      <w:r>
+        <w:rPr>
+          <w:lang w:val="zh_TW" w:bidi="zh_TW"/>
+        </w:rPr>
+      </w:r>
+      <w:r>
+        <w:rPr>
+          <w:lang w:val="zh_TW" w:bidi="zh_TW"/>
+        </w:rPr>
+        <w:t>最早教授口傳律法的方法之一是透過米大示（Midrash），意思是「解釋」。米大示是一種對聖經經文的註釋（解釋或觀察）。米大示有兩種類型：</w:t>
+      </w:r>
+    </w:p>
+    <w:p>
+      <w:pPr>
+        <w:pStyle w:val="ListNumber"/>
+        <w:numPr>
+          <w:ilvl w:val="0"/>
+          <w:numId w:val="15"/>
+        </w:numPr>
+        <w:spacing w:line="240" w:lineRule="auto"/>
+        <w:ind w:left="720"/>
+      </w:pPr>
+      <w:r>
+        <w:rPr>
+          <w:lang w:val="zh_TW" w:bidi="zh_TW"/>
+        </w:rPr>
+      </w:r>
+      <w:r>
+        <w:rPr>
+          <w:b/>
+          <w:lang w:val="zh_TW" w:bidi="zh_TW"/>
+        </w:rPr>
+        <w:t>米大示哈拉卡：</w:t>
+      </w:r>
+      <w:r>
+        <w:rPr>
+          <w:lang w:val="zh_TW" w:bidi="zh_TW"/>
+        </w:rPr>
+        <w:t>解釋舊約聖經中的律法部分，著重於如何活。</w:t>
+      </w:r>
+    </w:p>
+    <w:p>
+      <w:pPr>
+        <w:pStyle w:val="ListNumber"/>
+        <w:spacing w:line="240" w:lineRule="auto"/>
+        <w:ind w:left="720"/>
+      </w:pPr>
+      <w:r>
+        <w:rPr>
+          <w:lang w:val="zh_TW" w:bidi="zh_TW"/>
+        </w:rPr>
+      </w:r>
+      <w:r>
+        <w:rPr>
+          <w:b/>
+          <w:lang w:val="zh_TW" w:bidi="zh_TW"/>
+        </w:rPr>
+        <w:t>米大示哈加達：</w:t>
+      </w:r>
+      <w:r>
+        <w:rPr>
+          <w:lang w:val="zh_TW" w:bidi="zh_TW"/>
+        </w:rPr>
+        <w:t>解釋非律法部分，如倫理和熱心所在，意思是「敘述」。</w:t>
+      </w:r>
+    </w:p>
+    <w:p>
+      <w:pPr/>
+      <w:r>
+        <w:rPr>
+          <w:lang w:val="zh_TW" w:bidi="zh_TW"/>
+        </w:rPr>
+      </w:r>
+      <w:r>
+        <w:rPr>
+          <w:lang w:val="zh_TW" w:bidi="zh_TW"/>
+        </w:rPr>
+        <w:t>以斯拉和接受教導的同伴在公元前444年在耶路撒冷城牆完成時，使用了米大示。他們「使百姓明白律法；百姓都站在自己的地方。他們清清楚楚地念神的律法書，講明意思，使百姓明白所念的」(</w:t>
+      </w:r>
+      <w:hyperlink r:id="rId23">
+        <w:r>
+          <w:rPr>
+            <w:lang w:val="zh_TW" w:bidi="zh_TW"/>
+          </w:rPr>
+          <w:rPr>
+            <w:color w:val="0000EE"/>
+            <w:u w:val="single"/>
+          </w:rPr>
+          <w:t>尼希米記8:7</w:t>
+        </w:r>
+      </w:hyperlink>
+      <w:r>
+        <w:rPr>
+          <w:lang w:val="zh_TW" w:bidi="zh_TW"/>
+        </w:rPr>
+        <w:t>–</w:t>
+      </w:r>
+      <w:hyperlink r:id="rId23">
+        <w:r>
+          <w:rPr>
+            <w:lang w:val="zh_TW" w:bidi="zh_TW"/>
+          </w:rPr>
+          <w:rPr>
+            <w:color w:val="0000EE"/>
+            <w:u w:val="single"/>
+          </w:rPr>
+          <w:t>8</w:t>
+        </w:r>
+      </w:hyperlink>
+      <w:r>
+        <w:rPr>
+          <w:lang w:val="zh_TW" w:bidi="zh_TW"/>
+        </w:rPr>
+        <w:t>)。</w:t>
+      </w:r>
+    </w:p>
+    <w:p>
+      <w:pPr/>
+      <w:r>
+        <w:rPr>
+          <w:lang w:val="zh_TW" w:bidi="zh_TW"/>
+        </w:rPr>
+      </w:r>
+      <w:r>
+        <w:rPr>
+          <w:lang w:val="zh_TW" w:bidi="zh_TW"/>
+        </w:rPr>
+        <w:t>在以斯拉之後，許多教師使用這種米大示的方法。這些宗教領袖被稱為經師（Soferim，「守書人」或「文士」），直到大約公元前200年。他們有時被稱為「大會堂」。他們教導以色列要避免崇拜假神或忘記神的律法。</w:t>
+      </w:r>
+    </w:p>
+    <w:p>
+      <w:pPr/>
+      <w:r>
+        <w:rPr>
+          <w:lang w:val="zh_TW" w:bidi="zh_TW"/>
+        </w:rPr>
+      </w:r>
+      <w:r>
+        <w:rPr>
+          <w:lang w:val="zh_TW" w:bidi="zh_TW"/>
+        </w:rPr>
+        <w:t>經師之後是哈西典（「虔誠者」），他們試圖鼓勵宗教委身。哈西典之後是公元前128年的法利賽人（「分離者」）。所有這些群體都對米大示方法有所貢獻。</w:t>
+      </w:r>
+    </w:p>
+    <w:p>
+      <w:pPr/>
+      <w:r>
+        <w:rPr>
+          <w:lang w:val="zh_TW" w:bidi="zh_TW"/>
+        </w:rPr>
+      </w:r>
+      <w:r>
+        <w:rPr>
+          <w:lang w:val="zh_TW" w:bidi="zh_TW"/>
+        </w:rPr>
+        <w:t>隨著時間的推移，需要記住的材料越來越多。人們通過不斷重複來學習。這種新方法被稱為米示拿（Mishnah），意思是「重複」。米示拿的教師被稱為他拿念（Tannaim），意思是「口頭傳授者」。</w:t>
+      </w:r>
+    </w:p>
+    <w:p>
+      <w:pPr/>
+      <w:r>
+        <w:rPr>
+          <w:lang w:val="zh_TW" w:bidi="zh_TW"/>
+        </w:rPr>
+      </w:r>
+      <w:r>
+        <w:rPr>
+          <w:lang w:val="zh_TW" w:bidi="zh_TW"/>
+        </w:rPr>
+        <w:t>米大示和米示拿都被使用了許多年。口傳律法最終發展龐大到人們難以學習和記憶的地步。因此，它被書寫記錄下來。後來的拉比對米示拿進行了詳細的討論和解釋。這些討論被稱為革馬拉（Gemara，意為「完成」）。與最初的口傳律法一樣，革馬拉也是先口述傳承，然後才文字記錄。革馬拉和米示拿一起組成了塔木德。</w:t>
+      </w:r>
+    </w:p>
+    <w:p>
+      <w:pPr/>
+      <w:r>
+        <w:rPr>
+          <w:lang w:val="zh_TW" w:bidi="zh_TW"/>
+        </w:rPr>
+      </w:r>
+      <w:r>
+        <w:rPr>
+          <w:i/>
+          <w:lang w:val="zh_TW" w:bidi="zh_TW"/>
+        </w:rPr>
+        <w:t>另見</w:t>
+      </w:r>
+      <w:r>
+        <w:rPr>
+          <w:lang w:val="zh_TW" w:bidi="zh_TW"/>
+        </w:rPr>
+        <w:t xml:space="preserve"> </w:t>
+      </w:r>
+      <w:r>
+        <w:rPr>
+          <w:lang w:val="zh_TW" w:bidi="zh_TW"/>
+        </w:rPr>
+        <w:t>革馬拉</w:t>
       </w:r>
       <w:r>
         <w:rPr>
@@ -300,7 +1086,103 @@
         <w:rPr>
           <w:lang w:val="zh_TW" w:bidi="zh_TW"/>
         </w:rPr>
-        <w:t>金錢</w:t>
+        <w:t>哈加達</w:t>
+      </w:r>
+      <w:r>
+        <w:rPr>
+          <w:lang w:val="zh_TW" w:bidi="zh_TW"/>
+        </w:rPr>
+        <w:t>；</w:t>
+      </w:r>
+      <w:r>
+        <w:rPr>
+          <w:lang w:val="zh_TW" w:bidi="zh_TW"/>
+        </w:rPr>
+        <w:t>哈拉卡</w:t>
+      </w:r>
+      <w:r>
+        <w:rPr>
+          <w:lang w:val="zh_TW" w:bidi="zh_TW"/>
+        </w:rPr>
+        <w:t>；</w:t>
+      </w:r>
+      <w:r>
+        <w:rPr>
+          <w:lang w:val="zh_TW" w:bidi="zh_TW"/>
+        </w:rPr>
+        <w:t>聖經中的法律概念</w:t>
+      </w:r>
+      <w:r>
+        <w:rPr>
+          <w:lang w:val="zh_TW" w:bidi="zh_TW"/>
+        </w:rPr>
+        <w:t>；</w:t>
+      </w:r>
+      <w:r>
+        <w:rPr>
+          <w:lang w:val="zh_TW" w:bidi="zh_TW"/>
+        </w:rPr>
+        <w:t>米大示</w:t>
+      </w:r>
+      <w:r>
+        <w:rPr>
+          <w:lang w:val="zh_TW" w:bidi="zh_TW"/>
+        </w:rPr>
+        <w:t>；</w:t>
+      </w:r>
+      <w:r>
+        <w:rPr>
+          <w:lang w:val="zh_TW" w:bidi="zh_TW"/>
+        </w:rPr>
+        <w:t>米示拿</w:t>
+      </w:r>
+      <w:r>
+        <w:rPr>
+          <w:lang w:val="zh_TW" w:bidi="zh_TW"/>
+        </w:rPr>
+        <w:t>；</w:t>
+      </w:r>
+      <w:r>
+        <w:rPr>
+          <w:lang w:val="zh_TW" w:bidi="zh_TW"/>
+        </w:rPr>
+        <w:t>法利賽人</w:t>
+      </w:r>
+      <w:r>
+        <w:rPr>
+          <w:lang w:val="zh_TW" w:bidi="zh_TW"/>
+        </w:rPr>
+        <w:t>；</w:t>
+      </w:r>
+      <w:r>
+        <w:rPr>
+          <w:lang w:val="zh_TW" w:bidi="zh_TW"/>
+        </w:rPr>
+        <w:t>妥拉</w:t>
+      </w:r>
+      <w:r>
+        <w:rPr>
+          <w:lang w:val="zh_TW" w:bidi="zh_TW"/>
+        </w:rPr>
+        <w:t>；</w:t>
+      </w:r>
+      <w:r>
+        <w:rPr>
+          <w:lang w:val="zh_TW" w:bidi="zh_TW"/>
+        </w:rPr>
+        <w:t>傳統</w:t>
+      </w:r>
+      <w:r>
+        <w:rPr>
+          <w:lang w:val="zh_TW" w:bidi="zh_TW"/>
+        </w:rPr>
+        <w:t>；</w:t>
+      </w:r>
+      <w:r>
+        <w:rPr>
+          <w:lang w:val="zh_TW" w:bidi="zh_TW"/>
+        </w:rPr>
+        <w:t>口頭傳統</w:t>
       </w:r>
       <w:r>
         <w:rPr>
@@ -2208,6 +3090,18 @@
   </w:num>
   <w:num w:numId="13" w16cid:durableId="592781308">
     <w:abstractNumId w:val="11"/>
+  </w:num>
+  <w:num w:numId="14">
+    <w:abstractNumId w:val="3"/>
+    <w:lvlOverride w:ilvl="0">
+      <w:startOverride w:val="1"/>
+    </w:lvlOverride>
+  </w:num>
+  <w:num w:numId="15">
+    <w:abstractNumId w:val="3"/>
+    <w:lvlOverride w:ilvl="0">
+      <w:startOverride w:val="1"/>
+    </w:lvlOverride>
   </w:num>
   <w:numIdMacAtCleanup w:val="10"/>
 </w:numbering>

--- a/zht/docx/126.content.docx
+++ b/zht/docx/126.content.docx
@@ -19,7 +19,7 @@
         <w:rPr>
           <w:lang w:val="zh_TW" w:bidi="zh_TW"/>
         </w:rPr>
-        <w:t>Resource: 聖經詞典 (Tyndale)</w:t>
+        <w:t>Resource: Tyndale Open Bible Dictionary</w:t>
       </w:r>
       <w:r>
         <w:rPr>
@@ -112,7 +112,7 @@
         <w:rPr>
           <w:lang w:val="zh_TW" w:bidi="zh_TW"/>
         </w:rPr>
-        <w:t>聖經詞典 (Tyndale)</w:t>
+        <w:t>Tyndale Open Bible Dictionary</w:t>
       </w:r>
     </w:p>
     <w:p>
@@ -149,7 +149,7 @@
         <w:rPr>
           <w:lang w:val="zh_TW" w:bidi="zh_TW"/>
         </w:rPr>
-        <w:t>ta</w:t>
+        <w:t>shou</w:t>
       </w:r>
       <w:r>
         <w:rPr>
@@ -212,7 +212,7 @@
         <w:rPr>
           <w:lang w:val="zh_TW" w:bidi="zh_TW"/>
         </w:rPr>
-        <w:t>他泊山</w:t>
+        <w:t>手</w:t>
       </w:r>
       <w:r>
         <w:rPr>
@@ -231,7 +231,7 @@
         <w:rPr>
           <w:lang w:val="zh_TW" w:bidi="zh_TW"/>
         </w:rPr>
-        <w:t>下加利利地區一座重要山崗，位於耶斯列谷的東北區域。他泊山位於拿撒勒以東約六英里（9.7公里），從周圍的平地突然升起。雖然他泊山在該地區不是最高的山，海拔只有587.9米（1,929英尺），但他泊山是一個重要的地標。</w:t>
+        <w:t>手是身體前肢的末端部份，具有抓握的能力。聖經中使用了「手」數百次來描述人體的一個部份，也經常用於隱喻或比喻中。</w:t>
       </w:r>
     </w:p>
     <w:p>
@@ -245,7 +245,7 @@
         <w:rPr>
           <w:lang w:val="zh_TW" w:bidi="zh_TW"/>
         </w:rPr>
-        <w:t>他泊山界定了以薩迦支派（Issachar）西部的邊界（</w:t>
+        <w:t>比喻上，手意味著權力（</w:t>
       </w:r>
       <w:hyperlink r:id="rId13">
         <w:r>
@@ -256,14 +256,14 @@
             <w:color w:val="0000EE"/>
             <w:u w:val="single"/>
           </w:rPr>
-          <w:t>約書亞記19:22</w:t>
-        </w:r>
-      </w:hyperlink>
-      <w:r>
-        <w:rPr>
-          <w:lang w:val="zh_TW" w:bidi="zh_TW"/>
-        </w:rPr>
-        <w:t>）。它是跨地區的海岸公路——馬里斯大道（Via Maris）上有用的導航工具。這條公路經過加利利的米吉多，通往夏瑣。他泊山有時與遠在北方的黑門山相比（</w:t>
+          <w:t>申2:15</w:t>
+        </w:r>
+      </w:hyperlink>
+      <w:r>
+        <w:rPr>
+          <w:lang w:val="zh_TW" w:bidi="zh_TW"/>
+        </w:rPr>
+        <w:t>；</w:t>
       </w:r>
       <w:hyperlink r:id="rId14">
         <w:r>
@@ -274,14 +274,14 @@
             <w:color w:val="0000EE"/>
             <w:u w:val="single"/>
           </w:rPr>
-          <w:t>詩篇89:12</w:t>
-        </w:r>
-      </w:hyperlink>
-      <w:r>
-        <w:rPr>
-          <w:lang w:val="zh_TW" w:bidi="zh_TW"/>
-        </w:rPr>
-        <w:t>；比較</w:t>
+          <w:t>詩31:5</w:t>
+        </w:r>
+      </w:hyperlink>
+      <w:r>
+        <w:rPr>
+          <w:lang w:val="zh_TW" w:bidi="zh_TW"/>
+        </w:rPr>
+        <w:t>；</w:t>
       </w:r>
       <w:hyperlink r:id="rId15">
         <w:r>
@@ -292,7 +292,307 @@
             <w:color w:val="0000EE"/>
             <w:u w:val="single"/>
           </w:rPr>
-          <w:t>耶利米書46:18</w:t>
+          <w:t>可14:62</w:t>
+        </w:r>
+      </w:hyperlink>
+      <w:r>
+        <w:rPr>
+          <w:lang w:val="zh_TW" w:bidi="zh_TW"/>
+        </w:rPr>
+        <w:t>）。在</w:t>
+      </w:r>
+      <w:hyperlink r:id="rId16">
+        <w:r>
+          <w:rPr>
+            <w:lang w:val="zh_TW" w:bidi="zh_TW"/>
+          </w:rPr>
+          <w:rPr>
+            <w:color w:val="0000EE"/>
+            <w:u w:val="single"/>
+          </w:rPr>
+          <w:t>約書亞記8:20</w:t>
+        </w:r>
+      </w:hyperlink>
+      <w:r>
+        <w:rPr>
+          <w:lang w:val="zh_TW" w:bidi="zh_TW"/>
+        </w:rPr>
+        <w:t>中「手的力量（原文）」被翻譯為「逃跑」（見</w:t>
+      </w:r>
+      <w:hyperlink r:id="rId17">
+        <w:r>
+          <w:rPr>
+            <w:lang w:val="zh_TW" w:bidi="zh_TW"/>
+          </w:rPr>
+          <w:rPr>
+            <w:color w:val="0000EE"/>
+            <w:u w:val="single"/>
+          </w:rPr>
+          <w:t>詩76:5</w:t>
+        </w:r>
+      </w:hyperlink>
+      <w:r>
+        <w:rPr>
+          <w:lang w:val="zh_TW" w:bidi="zh_TW"/>
+        </w:rPr>
+        <w:t>）。相反，無力的手象徵著優柔寡斷和軟弱（</w:t>
+      </w:r>
+      <w:hyperlink r:id="rId18">
+        <w:r>
+          <w:rPr>
+            <w:lang w:val="zh_TW" w:bidi="zh_TW"/>
+          </w:rPr>
+          <w:rPr>
+            <w:color w:val="0000EE"/>
+            <w:u w:val="single"/>
+          </w:rPr>
+          <w:t>賽35:3</w:t>
+        </w:r>
+      </w:hyperlink>
+      <w:r>
+        <w:rPr>
+          <w:lang w:val="zh_TW" w:bidi="zh_TW"/>
+        </w:rPr>
+        <w:t>）。握手表示友誼（</w:t>
+      </w:r>
+      <w:hyperlink r:id="rId19">
+        <w:r>
+          <w:rPr>
+            <w:lang w:val="zh_TW" w:bidi="zh_TW"/>
+          </w:rPr>
+          <w:rPr>
+            <w:color w:val="0000EE"/>
+            <w:u w:val="single"/>
+          </w:rPr>
+          <w:t>王下10:15</w:t>
+        </w:r>
+      </w:hyperlink>
+      <w:r>
+        <w:rPr>
+          <w:lang w:val="zh_TW" w:bidi="zh_TW"/>
+        </w:rPr>
+        <w:t>）。讓某人坐在右手邊，表示對他的偏愛（</w:t>
+      </w:r>
+      <w:hyperlink r:id="rId20">
+        <w:r>
+          <w:rPr>
+            <w:lang w:val="zh_TW" w:bidi="zh_TW"/>
+          </w:rPr>
+          <w:rPr>
+            <w:color w:val="0000EE"/>
+            <w:u w:val="single"/>
+          </w:rPr>
+          <w:t>詩16:11</w:t>
+        </w:r>
+      </w:hyperlink>
+      <w:r>
+        <w:rPr>
+          <w:lang w:val="zh_TW" w:bidi="zh_TW"/>
+        </w:rPr>
+        <w:t>，</w:t>
+      </w:r>
+      <w:hyperlink r:id="rId20">
+        <w:r>
+          <w:rPr>
+            <w:lang w:val="zh_TW" w:bidi="zh_TW"/>
+          </w:rPr>
+          <w:rPr>
+            <w:color w:val="0000EE"/>
+            <w:u w:val="single"/>
+          </w:rPr>
+          <w:t xml:space="preserve"> </w:t>
+        </w:r>
+      </w:hyperlink>
+      <w:hyperlink r:id="rId21">
+        <w:r>
+          <w:rPr>
+            <w:lang w:val="zh_TW" w:bidi="zh_TW"/>
+          </w:rPr>
+          <w:rPr>
+            <w:color w:val="0000EE"/>
+            <w:u w:val="single"/>
+          </w:rPr>
+          <w:t>77:10</w:t>
+        </w:r>
+      </w:hyperlink>
+      <w:r>
+        <w:rPr>
+          <w:lang w:val="zh_TW" w:bidi="zh_TW"/>
+        </w:rPr>
+        <w:t>，</w:t>
+      </w:r>
+      <w:hyperlink r:id="rId22">
+        <w:r>
+          <w:rPr>
+            <w:lang w:val="zh_TW" w:bidi="zh_TW"/>
+          </w:rPr>
+          <w:rPr>
+            <w:color w:val="0000EE"/>
+            <w:u w:val="single"/>
+          </w:rPr>
+          <w:t>110:1</w:t>
+        </w:r>
+      </w:hyperlink>
+      <w:r>
+        <w:rPr>
+          <w:lang w:val="zh_TW" w:bidi="zh_TW"/>
+        </w:rPr>
+        <w:t>）。潔淨的手象徵著清白無罪（</w:t>
+      </w:r>
+      <w:hyperlink r:id="rId23">
+        <w:r>
+          <w:rPr>
+            <w:lang w:val="zh_TW" w:bidi="zh_TW"/>
+          </w:rPr>
+          <w:rPr>
+            <w:color w:val="0000EE"/>
+            <w:u w:val="single"/>
+          </w:rPr>
+          <w:t>詩26:6</w:t>
+        </w:r>
+      </w:hyperlink>
+      <w:r>
+        <w:rPr>
+          <w:lang w:val="zh_TW" w:bidi="zh_TW"/>
+        </w:rPr>
+        <w:t>），而擊掌則表示達成協議（</w:t>
+      </w:r>
+      <w:hyperlink r:id="rId24">
+        <w:r>
+          <w:rPr>
+            <w:lang w:val="zh_TW" w:bidi="zh_TW"/>
+          </w:rPr>
+          <w:rPr>
+            <w:color w:val="0000EE"/>
+            <w:u w:val="single"/>
+          </w:rPr>
+          <w:t>箴6:1</w:t>
+        </w:r>
+      </w:hyperlink>
+      <w:r>
+        <w:rPr>
+          <w:lang w:val="zh_TW" w:bidi="zh_TW"/>
+        </w:rPr>
+        <w:t>）。舉手象徵暴力（</w:t>
+      </w:r>
+      <w:hyperlink r:id="rId25">
+        <w:r>
+          <w:rPr>
+            <w:lang w:val="zh_TW" w:bidi="zh_TW"/>
+          </w:rPr>
+          <w:rPr>
+            <w:color w:val="0000EE"/>
+            <w:u w:val="single"/>
+          </w:rPr>
+          <w:t>王上11:26</w:t>
+        </w:r>
+      </w:hyperlink>
+      <w:r>
+        <w:rPr>
+          <w:lang w:val="zh_TW" w:bidi="zh_TW"/>
+        </w:rPr>
+        <w:t>）。舉手又可用於懇求的禱告（</w:t>
+      </w:r>
+      <w:hyperlink r:id="rId26">
+        <w:r>
+          <w:rPr>
+            <w:lang w:val="zh_TW" w:bidi="zh_TW"/>
+          </w:rPr>
+          <w:rPr>
+            <w:color w:val="0000EE"/>
+            <w:u w:val="single"/>
+          </w:rPr>
+          <w:t>出17:11</w:t>
+        </w:r>
+      </w:hyperlink>
+      <w:r>
+        <w:rPr>
+          <w:lang w:val="zh_TW" w:bidi="zh_TW"/>
+        </w:rPr>
+        <w:t>；</w:t>
+      </w:r>
+      <w:hyperlink r:id="rId27">
+        <w:r>
+          <w:rPr>
+            <w:lang w:val="zh_TW" w:bidi="zh_TW"/>
+          </w:rPr>
+          <w:rPr>
+            <w:color w:val="0000EE"/>
+            <w:u w:val="single"/>
+          </w:rPr>
+          <w:t>利9:22</w:t>
+        </w:r>
+      </w:hyperlink>
+      <w:r>
+        <w:rPr>
+          <w:lang w:val="zh_TW" w:bidi="zh_TW"/>
+        </w:rPr>
+        <w:t>；</w:t>
+      </w:r>
+      <w:hyperlink r:id="rId28">
+        <w:r>
+          <w:rPr>
+            <w:lang w:val="zh_TW" w:bidi="zh_TW"/>
+          </w:rPr>
+          <w:rPr>
+            <w:color w:val="0000EE"/>
+            <w:u w:val="single"/>
+          </w:rPr>
+          <w:t>賽1:15</w:t>
+        </w:r>
+      </w:hyperlink>
+      <w:r>
+        <w:rPr>
+          <w:lang w:val="zh_TW" w:bidi="zh_TW"/>
+        </w:rPr>
+        <w:t>；</w:t>
+      </w:r>
+      <w:hyperlink r:id="rId29">
+        <w:r>
+          <w:rPr>
+            <w:lang w:val="zh_TW" w:bidi="zh_TW"/>
+          </w:rPr>
+          <w:rPr>
+            <w:color w:val="0000EE"/>
+            <w:u w:val="single"/>
+          </w:rPr>
+          <w:t>提前2:8</w:t>
+        </w:r>
+      </w:hyperlink>
+      <w:r>
+        <w:rPr>
+          <w:lang w:val="zh_TW" w:bidi="zh_TW"/>
+        </w:rPr>
+        <w:t>）和發誓（</w:t>
+      </w:r>
+      <w:hyperlink r:id="rId30">
+        <w:r>
+          <w:rPr>
+            <w:lang w:val="zh_TW" w:bidi="zh_TW"/>
+          </w:rPr>
+          <w:rPr>
+            <w:color w:val="0000EE"/>
+            <w:u w:val="single"/>
+          </w:rPr>
+          <w:t>創14:22</w:t>
+        </w:r>
+      </w:hyperlink>
+      <w:r>
+        <w:rPr>
+          <w:lang w:val="zh_TW" w:bidi="zh_TW"/>
+        </w:rPr>
+        <w:t>；</w:t>
+      </w:r>
+      <w:hyperlink r:id="rId31">
+        <w:r>
+          <w:rPr>
+            <w:lang w:val="zh_TW" w:bidi="zh_TW"/>
+          </w:rPr>
+          <w:rPr>
+            <w:color w:val="0000EE"/>
+            <w:u w:val="single"/>
+          </w:rPr>
+          <w:t>24:2</w:t>
         </w:r>
       </w:hyperlink>
       <w:r>
@@ -300,17 +600,6 @@
           <w:lang w:val="zh_TW" w:bidi="zh_TW"/>
         </w:rPr>
         <w:t>）。</w:t>
-      </w:r>
-    </w:p>
-    <w:p>
-      <w:pPr>
-        <w:pStyle w:val="Heading3"/>
-      </w:pPr>
-      <w:r>
-        <w:rPr>
-          <w:lang w:val="zh_TW" w:bidi="zh_TW"/>
-        </w:rPr>
-        <w:t>在他泊山發生了哪些重要事件？</w:t>
       </w:r>
     </w:p>
     <w:p>
@@ -324,43 +613,277 @@
         <w:rPr>
           <w:lang w:val="zh_TW" w:bidi="zh_TW"/>
         </w:rPr>
-        <w:t>在舊約聖經中，在士師記中，當底波拉和巴拉與迦南人的軍隊作戰時，提到了他泊山。來自夏瑣的迦南軍隊指揮官西西拉率領軍隊（</w:t>
-      </w:r>
-      <w:hyperlink r:id="rId16">
-        <w:r>
-          <w:rPr>
-            <w:lang w:val="zh_TW" w:bidi="zh_TW"/>
-          </w:rPr>
-          <w:rPr>
-            <w:color w:val="0000EE"/>
-            <w:u w:val="single"/>
-          </w:rPr>
-          <w:t>士師記4:1–24</w:t>
-        </w:r>
-      </w:hyperlink>
-      <w:r>
-        <w:rPr>
-          <w:lang w:val="zh_TW" w:bidi="zh_TW"/>
-        </w:rPr>
-        <w:t>）。巴拉的部隊來自附近的拿弗他利和西布倫支派，會合於他泊山。在底波拉的命令下，以色列人對西西拉發動了一場成功的戰役。基甸最終在他泊山面對殺害他兄弟的米甸王西巴和撒慕拿（</w:t>
-      </w:r>
-      <w:hyperlink r:id="rId17">
-        <w:r>
-          <w:rPr>
-            <w:lang w:val="zh_TW" w:bidi="zh_TW"/>
-          </w:rPr>
-          <w:rPr>
-            <w:color w:val="0000EE"/>
-            <w:u w:val="single"/>
-          </w:rPr>
-          <w:t>士師記8:18</w:t>
-        </w:r>
-      </w:hyperlink>
-      <w:r>
-        <w:rPr>
-          <w:lang w:val="zh_TW" w:bidi="zh_TW"/>
-        </w:rPr>
-        <w:t>）。</w:t>
+        <w:t>其它與手相關的片語表達了危及生命（</w:t>
+      </w:r>
+      <w:hyperlink r:id="rId32">
+        <w:r>
+          <w:rPr>
+            <w:lang w:val="zh_TW" w:bidi="zh_TW"/>
+          </w:rPr>
+          <w:rPr>
+            <w:color w:val="0000EE"/>
+            <w:u w:val="single"/>
+          </w:rPr>
+          <w:t>士12:3</w:t>
+        </w:r>
+      </w:hyperlink>
+      <w:r>
+        <w:rPr>
+          <w:lang w:val="zh_TW" w:bidi="zh_TW"/>
+        </w:rPr>
+        <w:t>）、喜悅（</w:t>
+      </w:r>
+      <w:hyperlink r:id="rId33">
+        <w:r>
+          <w:rPr>
+            <w:lang w:val="zh_TW" w:bidi="zh_TW"/>
+          </w:rPr>
+          <w:rPr>
+            <w:color w:val="0000EE"/>
+            <w:u w:val="single"/>
+          </w:rPr>
+          <w:t>王下11:12</w:t>
+        </w:r>
+      </w:hyperlink>
+      <w:r>
+        <w:rPr>
+          <w:lang w:val="zh_TW" w:bidi="zh_TW"/>
+        </w:rPr>
+        <w:t>）、慷慨（</w:t>
+      </w:r>
+      <w:hyperlink r:id="rId34">
+        <w:r>
+          <w:rPr>
+            <w:lang w:val="zh_TW" w:bidi="zh_TW"/>
+          </w:rPr>
+          <w:rPr>
+            <w:color w:val="0000EE"/>
+            <w:u w:val="single"/>
+          </w:rPr>
+          <w:t>申15:11</w:t>
+        </w:r>
+      </w:hyperlink>
+      <w:r>
+        <w:rPr>
+          <w:lang w:val="zh_TW" w:bidi="zh_TW"/>
+        </w:rPr>
+        <w:t>）、悲傷（</w:t>
+      </w:r>
+      <w:hyperlink r:id="rId35">
+        <w:r>
+          <w:rPr>
+            <w:lang w:val="zh_TW" w:bidi="zh_TW"/>
+          </w:rPr>
+          <w:rPr>
+            <w:color w:val="0000EE"/>
+            <w:u w:val="single"/>
+          </w:rPr>
+          <w:t>撒下13:19</w:t>
+        </w:r>
+      </w:hyperlink>
+      <w:r>
+        <w:rPr>
+          <w:lang w:val="zh_TW" w:bidi="zh_TW"/>
+        </w:rPr>
+        <w:t>）、謙卑（</w:t>
+      </w:r>
+      <w:hyperlink r:id="rId36">
+        <w:r>
+          <w:rPr>
+            <w:lang w:val="zh_TW" w:bidi="zh_TW"/>
+          </w:rPr>
+          <w:rPr>
+            <w:color w:val="0000EE"/>
+            <w:u w:val="single"/>
+          </w:rPr>
+          <w:t>箴30:32</w:t>
+        </w:r>
+      </w:hyperlink>
+      <w:r>
+        <w:rPr>
+          <w:lang w:val="zh_TW" w:bidi="zh_TW"/>
+        </w:rPr>
+        <w:t>）和承擔責任（</w:t>
+      </w:r>
+      <w:hyperlink r:id="rId37">
+        <w:r>
+          <w:rPr>
+            <w:lang w:val="zh_TW" w:bidi="zh_TW"/>
+          </w:rPr>
+          <w:rPr>
+            <w:color w:val="0000EE"/>
+            <w:u w:val="single"/>
+          </w:rPr>
+          <w:t>路9:62</w:t>
+        </w:r>
+      </w:hyperlink>
+      <w:r>
+        <w:rPr>
+          <w:lang w:val="zh_TW" w:bidi="zh_TW"/>
+        </w:rPr>
+        <w:t>）。體力勞動是人類尊嚴和責任的表現（</w:t>
+      </w:r>
+      <w:hyperlink r:id="rId38">
+        <w:r>
+          <w:rPr>
+            <w:lang w:val="zh_TW" w:bidi="zh_TW"/>
+          </w:rPr>
+          <w:rPr>
+            <w:color w:val="0000EE"/>
+            <w:u w:val="single"/>
+          </w:rPr>
+          <w:t>弗4:28</w:t>
+        </w:r>
+      </w:hyperlink>
+      <w:r>
+        <w:rPr>
+          <w:lang w:val="zh_TW" w:bidi="zh_TW"/>
+        </w:rPr>
+        <w:t>；</w:t>
+      </w:r>
+      <w:hyperlink r:id="rId39">
+        <w:r>
+          <w:rPr>
+            <w:lang w:val="zh_TW" w:bidi="zh_TW"/>
+          </w:rPr>
+          <w:rPr>
+            <w:color w:val="0000EE"/>
+            <w:u w:val="single"/>
+          </w:rPr>
+          <w:t>帖前4:11</w:t>
+        </w:r>
+      </w:hyperlink>
+      <w:r>
+        <w:rPr>
+          <w:lang w:val="zh_TW" w:bidi="zh_TW"/>
+        </w:rPr>
+        <w:t>），保羅並不以此標誌為恥，並明白的展示出來（</w:t>
+      </w:r>
+      <w:hyperlink r:id="rId40">
+        <w:r>
+          <w:rPr>
+            <w:lang w:val="zh_TW" w:bidi="zh_TW"/>
+          </w:rPr>
+          <w:rPr>
+            <w:color w:val="0000EE"/>
+            <w:u w:val="single"/>
+          </w:rPr>
+          <w:t>徒20:34</w:t>
+        </w:r>
+      </w:hyperlink>
+      <w:r>
+        <w:rPr>
+          <w:lang w:val="zh_TW" w:bidi="zh_TW"/>
+        </w:rPr>
+        <w:t>；</w:t>
+      </w:r>
+      <w:hyperlink r:id="rId41">
+        <w:r>
+          <w:rPr>
+            <w:lang w:val="zh_TW" w:bidi="zh_TW"/>
+          </w:rPr>
+          <w:rPr>
+            <w:color w:val="0000EE"/>
+            <w:u w:val="single"/>
+          </w:rPr>
+          <w:t>林前4:12</w:t>
+        </w:r>
+      </w:hyperlink>
+      <w:r>
+        <w:rPr>
+          <w:lang w:val="zh_TW" w:bidi="zh_TW"/>
+        </w:rPr>
+        <w:t>）。儀式、禮儀上的洗手是祭司在履行職責前的必要行為（</w:t>
+      </w:r>
+      <w:hyperlink r:id="rId42">
+        <w:r>
+          <w:rPr>
+            <w:lang w:val="zh_TW" w:bidi="zh_TW"/>
+          </w:rPr>
+          <w:rPr>
+            <w:color w:val="0000EE"/>
+            <w:u w:val="single"/>
+          </w:rPr>
+          <w:t>出30:19–21</w:t>
+        </w:r>
+      </w:hyperlink>
+      <w:r>
+        <w:rPr>
+          <w:lang w:val="zh_TW" w:bidi="zh_TW"/>
+        </w:rPr>
+        <w:t>；</w:t>
+      </w:r>
+      <w:hyperlink r:id="rId43">
+        <w:r>
+          <w:rPr>
+            <w:lang w:val="zh_TW" w:bidi="zh_TW"/>
+          </w:rPr>
+          <w:rPr>
+            <w:color w:val="0000EE"/>
+            <w:u w:val="single"/>
+          </w:rPr>
+          <w:t>40:30–32</w:t>
+        </w:r>
+      </w:hyperlink>
+      <w:r>
+        <w:rPr>
+          <w:lang w:val="zh_TW" w:bidi="zh_TW"/>
+        </w:rPr>
+        <w:t>）。文士和法利賽人誤用了這一點，以至於耶穌責罵只著重儀式性的洗手（</w:t>
+      </w:r>
+      <w:hyperlink r:id="rId44">
+        <w:r>
+          <w:rPr>
+            <w:lang w:val="zh_TW" w:bidi="zh_TW"/>
+          </w:rPr>
+          <w:rPr>
+            <w:color w:val="0000EE"/>
+            <w:u w:val="single"/>
+          </w:rPr>
+          <w:t>太15:1–20</w:t>
+        </w:r>
+      </w:hyperlink>
+      <w:r>
+        <w:rPr>
+          <w:lang w:val="zh_TW" w:bidi="zh_TW"/>
+        </w:rPr>
+        <w:t>；</w:t>
+      </w:r>
+      <w:hyperlink r:id="rId45">
+        <w:r>
+          <w:rPr>
+            <w:lang w:val="zh_TW" w:bidi="zh_TW"/>
+          </w:rPr>
+          <w:rPr>
+            <w:color w:val="0000EE"/>
+            <w:u w:val="single"/>
+          </w:rPr>
+          <w:t>路11:38</w:t>
+        </w:r>
+      </w:hyperlink>
+      <w:r>
+        <w:rPr>
+          <w:lang w:val="zh_TW" w:bidi="zh_TW"/>
+        </w:rPr>
+        <w:t>）。彼拉多的洗手（</w:t>
+      </w:r>
+      <w:hyperlink r:id="rId46">
+        <w:r>
+          <w:rPr>
+            <w:lang w:val="zh_TW" w:bidi="zh_TW"/>
+          </w:rPr>
+          <w:rPr>
+            <w:color w:val="0000EE"/>
+            <w:u w:val="single"/>
+          </w:rPr>
+          <w:t>太27:24</w:t>
+        </w:r>
+      </w:hyperlink>
+      <w:r>
+        <w:rPr>
+          <w:lang w:val="zh_TW" w:bidi="zh_TW"/>
+        </w:rPr>
+        <w:t>）是宣告祂對此判決的清白，因為他不想承擔責任，但沒有他的同意，這個錯誤的判決是無法完成的。</w:t>
       </w:r>
     </w:p>
     <w:p>
@@ -374,36 +897,163 @@
         <w:rPr>
           <w:lang w:val="zh_TW" w:bidi="zh_TW"/>
         </w:rPr>
-        <w:t>他泊山的山頂面積為1.3平方公里（半平方英里）。它地理位置優越，易於設防。在舊約的王國時期，那裡可能有敬拜的神龕（見</w:t>
-      </w:r>
-      <w:hyperlink r:id="rId18">
-        <w:r>
-          <w:rPr>
-            <w:lang w:val="zh_TW" w:bidi="zh_TW"/>
-          </w:rPr>
-          <w:rPr>
-            <w:color w:val="0000EE"/>
-            <w:u w:val="single"/>
-          </w:rPr>
-          <w:t>何西阿書5:1</w:t>
-        </w:r>
-      </w:hyperlink>
-      <w:r>
-        <w:rPr>
-          <w:lang w:val="zh_TW" w:bidi="zh_TW"/>
-        </w:rPr>
-        <w:t>），但到了希臘時代，則有軍事防禦。托勒密王朝加強了它的防禦，到安條克三世時期（公元前218年），他泊可能已成為耶斯列谷的行政中心。在羅馬時代，許多衝突發生在他泊山。在公元66年重要的猶太戰爭中，約瑟夫用一堵大牆加固了這座山，至今仍可見。</w:t>
-      </w:r>
-    </w:p>
-    <w:p>
-      <w:pPr>
-        <w:pStyle w:val="Heading4"/>
-      </w:pPr>
-      <w:r>
-        <w:rPr>
-          <w:lang w:val="zh_TW" w:bidi="zh_TW"/>
-        </w:rPr>
-        <w:t>耶穌的變相是否發生在他泊山？</w:t>
+        <w:t>當以色列「</w:t>
+      </w:r>
+      <w:r>
+        <w:rPr>
+          <w:lang w:val="zh_TW" w:bidi="zh_TW"/>
+        </w:rPr>
+        <w:t>昂然無懼地（有些譯本譯為：高舉</w:t>
+      </w:r>
+      <w:r>
+        <w:rPr>
+          <w:lang w:val="zh_TW" w:bidi="zh_TW"/>
+        </w:rPr>
+        <w:t>著手）」出埃及（</w:t>
+      </w:r>
+      <w:hyperlink r:id="rId47">
+        <w:r>
+          <w:rPr>
+            <w:lang w:val="zh_TW" w:bidi="zh_TW"/>
+          </w:rPr>
+          <w:rPr>
+            <w:color w:val="0000EE"/>
+            <w:u w:val="single"/>
+          </w:rPr>
+          <w:t>出14:8</w:t>
+        </w:r>
+      </w:hyperlink>
+      <w:r>
+        <w:rPr>
+          <w:lang w:val="zh_TW" w:bidi="zh_TW"/>
+        </w:rPr>
+        <w:t>）時，這是指耶和華的手或耶和華的幫助。耶和華的手代表神不可抗拒的力量（</w:t>
+      </w:r>
+      <w:hyperlink r:id="rId13">
+        <w:r>
+          <w:rPr>
+            <w:lang w:val="zh_TW" w:bidi="zh_TW"/>
+          </w:rPr>
+          <w:rPr>
+            <w:color w:val="0000EE"/>
+            <w:u w:val="single"/>
+          </w:rPr>
+          <w:t>申2:15</w:t>
+        </w:r>
+      </w:hyperlink>
+      <w:r>
+        <w:rPr>
+          <w:lang w:val="zh_TW" w:bidi="zh_TW"/>
+        </w:rPr>
+        <w:t>）、審判（</w:t>
+      </w:r>
+      <w:hyperlink r:id="rId48">
+        <w:r>
+          <w:rPr>
+            <w:lang w:val="zh_TW" w:bidi="zh_TW"/>
+          </w:rPr>
+          <w:rPr>
+            <w:color w:val="0000EE"/>
+            <w:u w:val="single"/>
+          </w:rPr>
+          <w:t>徒13:11</w:t>
+        </w:r>
+      </w:hyperlink>
+      <w:r>
+        <w:rPr>
+          <w:lang w:val="zh_TW" w:bidi="zh_TW"/>
+        </w:rPr>
+        <w:t>；</w:t>
+      </w:r>
+      <w:hyperlink r:id="rId49">
+        <w:r>
+          <w:rPr>
+            <w:lang w:val="zh_TW" w:bidi="zh_TW"/>
+          </w:rPr>
+          <w:rPr>
+            <w:color w:val="0000EE"/>
+            <w:u w:val="single"/>
+          </w:rPr>
+          <w:t>來10:31</w:t>
+        </w:r>
+      </w:hyperlink>
+      <w:r>
+        <w:rPr>
+          <w:lang w:val="zh_TW" w:bidi="zh_TW"/>
+        </w:rPr>
+        <w:t>）、神聖的啟示（</w:t>
+      </w:r>
+      <w:hyperlink r:id="rId50">
+        <w:r>
+          <w:rPr>
+            <w:lang w:val="zh_TW" w:bidi="zh_TW"/>
+          </w:rPr>
+          <w:rPr>
+            <w:color w:val="0000EE"/>
+            <w:u w:val="single"/>
+          </w:rPr>
+          <w:t>結8:1</w:t>
+        </w:r>
+      </w:hyperlink>
+      <w:r>
+        <w:rPr>
+          <w:lang w:val="zh_TW" w:bidi="zh_TW"/>
+        </w:rPr>
+        <w:t>；</w:t>
+      </w:r>
+      <w:hyperlink r:id="rId51">
+        <w:r>
+          <w:rPr>
+            <w:lang w:val="zh_TW" w:bidi="zh_TW"/>
+          </w:rPr>
+          <w:rPr>
+            <w:color w:val="0000EE"/>
+            <w:u w:val="single"/>
+          </w:rPr>
+          <w:t>37:1</w:t>
+        </w:r>
+      </w:hyperlink>
+      <w:r>
+        <w:rPr>
+          <w:lang w:val="zh_TW" w:bidi="zh_TW"/>
+        </w:rPr>
+        <w:t>），以及神的眷顧（</w:t>
+      </w:r>
+      <w:hyperlink r:id="rId52">
+        <w:r>
+          <w:rPr>
+            <w:lang w:val="zh_TW" w:bidi="zh_TW"/>
+          </w:rPr>
+          <w:rPr>
+            <w:color w:val="0000EE"/>
+            <w:u w:val="single"/>
+          </w:rPr>
+          <w:t>拉7:6</w:t>
+        </w:r>
+      </w:hyperlink>
+      <w:r>
+        <w:rPr>
+          <w:lang w:val="zh_TW" w:bidi="zh_TW"/>
+        </w:rPr>
+        <w:t>；</w:t>
+      </w:r>
+      <w:hyperlink r:id="rId53">
+        <w:r>
+          <w:rPr>
+            <w:lang w:val="zh_TW" w:bidi="zh_TW"/>
+          </w:rPr>
+          <w:rPr>
+            <w:color w:val="0000EE"/>
+            <w:u w:val="single"/>
+          </w:rPr>
+          <w:t>約10:28–29</w:t>
+        </w:r>
+      </w:hyperlink>
+      <w:r>
+        <w:rPr>
+          <w:lang w:val="zh_TW" w:bidi="zh_TW"/>
+        </w:rPr>
+        <w:t>）。</w:t>
       </w:r>
     </w:p>
     <w:p>
@@ -417,35 +1067,115 @@
         <w:rPr>
           <w:lang w:val="zh_TW" w:bidi="zh_TW"/>
         </w:rPr>
-        <w:t>自四世紀以來，人們相信他泊山是變相的神跡發生之處——當耶穌的形象突然改變並發光，充滿天上的光（</w:t>
-      </w:r>
-      <w:hyperlink r:id="rId19">
-        <w:r>
-          <w:rPr>
-            <w:lang w:val="zh_TW" w:bidi="zh_TW"/>
-          </w:rPr>
-          <w:rPr>
-            <w:color w:val="0000EE"/>
-            <w:u w:val="single"/>
-          </w:rPr>
-          <w:t>馬可福音9:2–13</w:t>
-        </w:r>
-      </w:hyperlink>
-      <w:r>
-        <w:rPr>
-          <w:lang w:val="zh_TW" w:bidi="zh_TW"/>
-        </w:rPr>
-        <w:t>）。這一點尚不確定，因為新約聖經並未提及他泊山的名字。康士坦丁大帝的母親海倫娜宣稱以色列和巴勒斯坦的許多地方為歷史遺址。她確信變相事件發生在他泊山，並於公元326年在該地建造了一座教堂。山上建立了祭壇、修道院和教堂，直到12世紀末亞阿拉伯征服者薩拉丁將其摧毀。今天，在山上可以看到一座19世紀的希臘東正教修道院和拉丁教堂。</w:t>
-      </w:r>
-      <w:r>
-        <w:rPr>
-          <w:lang w:val="zh_TW" w:bidi="zh_TW"/>
-        </w:rPr>
-      </w:r>
-      <w:r>
-        <w:rPr>
-          <w:lang w:val="zh_TW" w:bidi="zh_TW"/>
-        </w:rPr>
+        <w:t>按手具有深遠的意義，在聖經中經常出現。在獻祭之前，獻祭的人，而不是祭司，會按手在祭物上。這個行為表示將罪過轉移到祭物上，將自己的罪連接在祭物上（</w:t>
+      </w:r>
+      <w:hyperlink r:id="rId54">
+        <w:r>
+          <w:rPr>
+            <w:lang w:val="zh_TW" w:bidi="zh_TW"/>
+          </w:rPr>
+          <w:rPr>
+            <w:color w:val="0000EE"/>
+            <w:u w:val="single"/>
+          </w:rPr>
+          <w:t>利1:4</w:t>
+        </w:r>
+      </w:hyperlink>
+      <w:r>
+        <w:rPr>
+          <w:lang w:val="zh_TW" w:bidi="zh_TW"/>
+        </w:rPr>
+        <w:t>）。按手表示任命他人擔任要職，例如當摩西委任約書亞（</w:t>
+      </w:r>
+      <w:hyperlink r:id="rId55">
+        <w:r>
+          <w:rPr>
+            <w:lang w:val="zh_TW" w:bidi="zh_TW"/>
+          </w:rPr>
+          <w:rPr>
+            <w:color w:val="0000EE"/>
+            <w:u w:val="single"/>
+          </w:rPr>
+          <w:t>民27:12–23</w:t>
+        </w:r>
+      </w:hyperlink>
+      <w:r>
+        <w:rPr>
+          <w:lang w:val="zh_TW" w:bidi="zh_TW"/>
+        </w:rPr>
+        <w:t>），使徒讓七位門徒成為他們在事工中的同工或副手（</w:t>
+      </w:r>
+      <w:hyperlink r:id="rId56">
+        <w:r>
+          <w:rPr>
+            <w:lang w:val="zh_TW" w:bidi="zh_TW"/>
+          </w:rPr>
+          <w:rPr>
+            <w:color w:val="0000EE"/>
+            <w:u w:val="single"/>
+          </w:rPr>
+          <w:t>徒6:5–6</w:t>
+        </w:r>
+      </w:hyperlink>
+      <w:r>
+        <w:rPr>
+          <w:lang w:val="zh_TW" w:bidi="zh_TW"/>
+        </w:rPr>
+        <w:t>），以及保羅和巴拿巴被任命為安提阿教會的宣教士和代表（</w:t>
+      </w:r>
+      <w:hyperlink r:id="rId57">
+        <w:r>
+          <w:rPr>
+            <w:lang w:val="zh_TW" w:bidi="zh_TW"/>
+          </w:rPr>
+          <w:rPr>
+            <w:color w:val="0000EE"/>
+            <w:u w:val="single"/>
+          </w:rPr>
+          <w:t>13:3</w:t>
+        </w:r>
+      </w:hyperlink>
+      <w:r>
+        <w:rPr>
+          <w:lang w:val="zh_TW" w:bidi="zh_TW"/>
+        </w:rPr>
+        <w:t>）。通過按手，人被賦予事奉的職份，並獲得該職份成員的地位（</w:t>
+      </w:r>
+      <w:hyperlink r:id="rId58">
+        <w:r>
+          <w:rPr>
+            <w:lang w:val="zh_TW" w:bidi="zh_TW"/>
+          </w:rPr>
+          <w:rPr>
+            <w:color w:val="0000EE"/>
+            <w:u w:val="single"/>
+          </w:rPr>
+          <w:t>提前4:14</w:t>
+        </w:r>
+      </w:hyperlink>
+      <w:r>
+        <w:rPr>
+          <w:lang w:val="zh_TW" w:bidi="zh_TW"/>
+        </w:rPr>
+        <w:t>；</w:t>
+      </w:r>
+      <w:hyperlink r:id="rId59">
+        <w:r>
+          <w:rPr>
+            <w:lang w:val="zh_TW" w:bidi="zh_TW"/>
+          </w:rPr>
+          <w:rPr>
+            <w:color w:val="0000EE"/>
+            <w:u w:val="single"/>
+          </w:rPr>
+          <w:t>提後1:6</w:t>
+        </w:r>
+      </w:hyperlink>
+      <w:r>
+        <w:rPr>
+          <w:lang w:val="zh_TW" w:bidi="zh_TW"/>
+        </w:rPr>
+        <w:t>）。按手也伴隨著禱告，又或者說，按手本身就是一種禱告。正如奧古斯丁所言：「按手不就是一種禱告嗎？」</w:t>
       </w:r>
     </w:p>
     <w:p>
@@ -455,38 +1185,119 @@
           <w:lang w:val="zh_TW" w:bidi="zh_TW"/>
         </w:rPr>
       </w:r>
-    </w:p>
-    <w:p>
-      <w:pPr>
-        <w:pStyle w:val="Heading2"/>
-      </w:pPr>
-      <w:r>
-        <w:rPr>
-          <w:lang w:val="zh_TW" w:bidi="zh_TW"/>
-        </w:rPr>
-        <w:t>他轄（Tahash）</w:t>
-      </w:r>
-      <w:r>
-        <w:rPr>
-          <w:lang w:val="zh_TW" w:bidi="zh_TW"/>
-        </w:rPr>
-      </w:r>
-    </w:p>
-    <w:p>
-      <w:pPr>
-        <w:pStyle w:val="Heading2"/>
-      </w:pPr>
-      <w:r>
-        <w:rPr>
-          <w:lang w:val="zh_TW" w:bidi="zh_TW"/>
-        </w:rPr>
-        <w:t>他轄</w:t>
-      </w:r>
-      <w:r>
-        <w:rPr>
-          <w:lang w:val="zh_TW" w:bidi="zh_TW"/>
-        </w:rPr>
-        <w:t>（Tahash）</w:t>
+      <w:r>
+        <w:rPr>
+          <w:lang w:val="zh_TW" w:bidi="zh_TW"/>
+        </w:rPr>
+        <w:t>按手伴隨著耶穌事工中的醫治（</w:t>
+      </w:r>
+      <w:hyperlink r:id="rId60">
+        <w:r>
+          <w:rPr>
+            <w:lang w:val="zh_TW" w:bidi="zh_TW"/>
+          </w:rPr>
+          <w:rPr>
+            <w:color w:val="0000EE"/>
+            <w:u w:val="single"/>
+          </w:rPr>
+          <w:t>可6:5</w:t>
+        </w:r>
+      </w:hyperlink>
+      <w:r>
+        <w:rPr>
+          <w:lang w:val="zh_TW" w:bidi="zh_TW"/>
+        </w:rPr>
+        <w:t>；</w:t>
+      </w:r>
+      <w:hyperlink r:id="rId61">
+        <w:r>
+          <w:rPr>
+            <w:lang w:val="zh_TW" w:bidi="zh_TW"/>
+          </w:rPr>
+          <w:rPr>
+            <w:color w:val="0000EE"/>
+            <w:u w:val="single"/>
+          </w:rPr>
+          <w:t>路4:40</w:t>
+        </w:r>
+      </w:hyperlink>
+      <w:r>
+        <w:rPr>
+          <w:lang w:val="zh_TW" w:bidi="zh_TW"/>
+        </w:rPr>
+        <w:t>；</w:t>
+      </w:r>
+      <w:hyperlink r:id="rId62">
+        <w:r>
+          <w:rPr>
+            <w:lang w:val="zh_TW" w:bidi="zh_TW"/>
+          </w:rPr>
+          <w:rPr>
+            <w:color w:val="0000EE"/>
+            <w:u w:val="single"/>
+          </w:rPr>
+          <w:t>13:11–13</w:t>
+        </w:r>
+      </w:hyperlink>
+      <w:r>
+        <w:rPr>
+          <w:lang w:val="zh_TW" w:bidi="zh_TW"/>
+        </w:rPr>
+        <w:t>）和門徒的事工（</w:t>
+      </w:r>
+      <w:hyperlink r:id="rId63">
+        <w:r>
+          <w:rPr>
+            <w:lang w:val="zh_TW" w:bidi="zh_TW"/>
+          </w:rPr>
+          <w:rPr>
+            <w:color w:val="0000EE"/>
+            <w:u w:val="single"/>
+          </w:rPr>
+          <w:t>可16:18</w:t>
+        </w:r>
+      </w:hyperlink>
+      <w:r>
+        <w:rPr>
+          <w:lang w:val="zh_TW" w:bidi="zh_TW"/>
+        </w:rPr>
+        <w:t>；</w:t>
+      </w:r>
+      <w:hyperlink r:id="rId64">
+        <w:r>
+          <w:rPr>
+            <w:lang w:val="zh_TW" w:bidi="zh_TW"/>
+          </w:rPr>
+          <w:rPr>
+            <w:color w:val="0000EE"/>
+            <w:u w:val="single"/>
+          </w:rPr>
+          <w:t>徒9:12、17</w:t>
+        </w:r>
+      </w:hyperlink>
+      <w:r>
+        <w:rPr>
+          <w:lang w:val="zh_TW" w:bidi="zh_TW"/>
+        </w:rPr>
+        <w:t>，</w:t>
+      </w:r>
+      <w:hyperlink r:id="rId65">
+        <w:r>
+          <w:rPr>
+            <w:lang w:val="zh_TW" w:bidi="zh_TW"/>
+          </w:rPr>
+          <w:rPr>
+            <w:color w:val="0000EE"/>
+            <w:u w:val="single"/>
+          </w:rPr>
+          <w:t>28:8</w:t>
+        </w:r>
+      </w:hyperlink>
+      <w:r>
+        <w:rPr>
+          <w:lang w:val="zh_TW" w:bidi="zh_TW"/>
+        </w:rPr>
+        <w:t>），表達了醫治者對被醫治者的同情和緊密關係，被醫治者不單得到從神而來的醫治，更加強了他的信心。</w:t>
       </w:r>
     </w:p>
     <w:p>
@@ -498,27 +1309,28 @@
       </w:r>
       <w:r>
         <w:rPr>
-          <w:lang w:val="zh_TW" w:bidi="zh_TW"/>
-        </w:rPr>
-        <w:t>拿鶴和他的妾流瑪的兒子；亞伯拉罕的兄弟（</w:t>
-      </w:r>
-      <w:hyperlink r:id="rId20">
-        <w:r>
-          <w:rPr>
-            <w:lang w:val="zh_TW" w:bidi="zh_TW"/>
-          </w:rPr>
-          <w:rPr>
-            <w:color w:val="0000EE"/>
-            <w:u w:val="single"/>
-          </w:rPr>
-          <w:t>創22:24</w:t>
-        </w:r>
-      </w:hyperlink>
-      <w:r>
-        <w:rPr>
-          <w:lang w:val="zh_TW" w:bidi="zh_TW"/>
-        </w:rPr>
-        <w:t>）。</w:t>
+          <w:i/>
+          <w:lang w:val="zh_TW" w:bidi="zh_TW"/>
+        </w:rPr>
+        <w:t>另見</w:t>
+      </w:r>
+      <w:r>
+        <w:rPr>
+          <w:lang w:val="zh_TW" w:bidi="zh_TW"/>
+        </w:rPr>
+        <w:t xml:space="preserve"> </w:t>
+      </w:r>
+      <w:r>
+        <w:rPr>
+          <w:lang w:val="zh_TW" w:bidi="zh_TW"/>
+        </w:rPr>
+        <w:t>右手</w:t>
+      </w:r>
+      <w:r>
+        <w:rPr>
+          <w:lang w:val="zh_TW" w:bidi="zh_TW"/>
+        </w:rPr>
+        <w:t>。</w:t>
       </w:r>
       <w:r>
         <w:rPr>
@@ -547,7 +1359,7 @@
         <w:rPr>
           <w:lang w:val="zh_TW" w:bidi="zh_TW"/>
         </w:rPr>
-        <w:t>他轄（Thahash）</w:t>
+        <w:t>守望台</w:t>
       </w:r>
       <w:r>
         <w:rPr>
@@ -562,23 +1374,11 @@
           <w:lang w:val="zh_TW" w:bidi="zh_TW"/>
         </w:rPr>
       </w:r>
-      <w:hyperlink r:id="rId20">
-        <w:r>
-          <w:rPr>
-            <w:lang w:val="zh_TW" w:bidi="zh_TW"/>
-          </w:rPr>
-          <w:rPr>
-            <w:color w:val="0000EE"/>
-            <w:u w:val="single"/>
-          </w:rPr>
-          <w:t>創世記二十二章24節</w:t>
-        </w:r>
-      </w:hyperlink>
-      <w:r>
-        <w:rPr>
-          <w:lang w:val="zh_TW" w:bidi="zh_TW"/>
-        </w:rPr>
-        <w:t>中，流瑪的兒子他轄的另一種拼寫方式。</w:t>
+      <w:r>
+        <w:rPr>
+          <w:lang w:val="zh_TW" w:bidi="zh_TW"/>
+        </w:rPr>
+        <w:t>農民用高台來監視土地和動物。士兵也使用類似的塔樓或平台來監視他們的城市。巴勒斯坦的葡萄園中也建有瞭望樓。</w:t>
       </w:r>
     </w:p>
     <w:p>
@@ -590,32 +1390,63 @@
       </w:r>
       <w:r>
         <w:rPr>
-          <w:i/>
-          <w:lang w:val="zh_TW" w:bidi="zh_TW"/>
-        </w:rPr>
-        <w:t>見</w:t>
-      </w:r>
-      <w:r>
-        <w:rPr>
-          <w:lang w:val="zh_TW" w:bidi="zh_TW"/>
-        </w:rPr>
-        <w:t>他轄（Tahash）</w:t>
-      </w:r>
-      <w:r>
-        <w:rPr>
-          <w:lang w:val="zh_TW" w:bidi="zh_TW"/>
-        </w:rPr>
-        <w:t>。</w:t>
-      </w:r>
-      <w:r>
-        <w:rPr>
-          <w:lang w:val="zh_TW" w:bidi="zh_TW"/>
-        </w:rPr>
-      </w:r>
-      <w:r>
-        <w:rPr>
-          <w:lang w:val="zh_TW" w:bidi="zh_TW"/>
-        </w:rPr>
+          <w:lang w:val="zh_TW" w:bidi="zh_TW"/>
+        </w:rPr>
+        <w:t>被指派到瞭望樓的守望者監督葡萄園，保護它們免受野生動物和小偷的侵害（</w:t>
+      </w:r>
+      <w:hyperlink r:id="rId66">
+        <w:r>
+          <w:rPr>
+            <w:lang w:val="zh_TW" w:bidi="zh_TW"/>
+          </w:rPr>
+          <w:rPr>
+            <w:color w:val="0000EE"/>
+            <w:u w:val="single"/>
+          </w:rPr>
+          <w:t>賽5:2</w:t>
+        </w:r>
+      </w:hyperlink>
+      <w:r>
+        <w:rPr>
+          <w:lang w:val="zh_TW" w:bidi="zh_TW"/>
+        </w:rPr>
+        <w:t>；</w:t>
+      </w:r>
+      <w:hyperlink r:id="rId67">
+        <w:r>
+          <w:rPr>
+            <w:lang w:val="zh_TW" w:bidi="zh_TW"/>
+          </w:rPr>
+          <w:rPr>
+            <w:color w:val="0000EE"/>
+            <w:u w:val="single"/>
+          </w:rPr>
+          <w:t>太21:33</w:t>
+        </w:r>
+      </w:hyperlink>
+      <w:r>
+        <w:rPr>
+          <w:lang w:val="zh_TW" w:bidi="zh_TW"/>
+        </w:rPr>
+        <w:t>；</w:t>
+      </w:r>
+      <w:hyperlink r:id="rId68">
+        <w:r>
+          <w:rPr>
+            <w:lang w:val="zh_TW" w:bidi="zh_TW"/>
+          </w:rPr>
+          <w:rPr>
+            <w:color w:val="0000EE"/>
+            <w:u w:val="single"/>
+          </w:rPr>
+          <w:t>可12:1</w:t>
+        </w:r>
+      </w:hyperlink>
+      <w:r>
+        <w:rPr>
+          <w:lang w:val="zh_TW" w:bidi="zh_TW"/>
+        </w:rPr>
+        <w:t>）。在巴勒斯坦，瞭望樓的建築仍然被使用。一些瞭望樓的建築也作為葡萄園工人的住所。</w:t>
       </w:r>
     </w:p>
     <w:p>
@@ -625,16 +1456,88 @@
           <w:lang w:val="zh_TW" w:bidi="zh_TW"/>
         </w:rPr>
       </w:r>
-    </w:p>
-    <w:p>
-      <w:pPr>
-        <w:pStyle w:val="Heading2"/>
-      </w:pPr>
-      <w:r>
-        <w:rPr>
-          <w:lang w:val="zh_TW" w:bidi="zh_TW"/>
-        </w:rPr>
-        <w:t>塔木德</w:t>
+      <w:r>
+        <w:rPr>
+          <w:lang w:val="zh_TW" w:bidi="zh_TW"/>
+        </w:rPr>
+        <w:t>一些瞭望樓，如在</w:t>
+      </w:r>
+      <w:hyperlink r:id="rId69">
+        <w:r>
+          <w:rPr>
+            <w:lang w:val="zh_TW" w:bidi="zh_TW"/>
+          </w:rPr>
+          <w:rPr>
+            <w:color w:val="0000EE"/>
+            <w:u w:val="single"/>
+          </w:rPr>
+          <w:t>創世記三十五章21節</w:t>
+        </w:r>
+      </w:hyperlink>
+      <w:r>
+        <w:rPr>
+          <w:lang w:val="zh_TW" w:bidi="zh_TW"/>
+        </w:rPr>
+        <w:t>中的以得臺，是在曠野地區建造的。它們為牧羊人提供了一個受保護的庇護所，以便觀察羊群。一些塔樓是加固了的前哨站，守望者用來保護城市，防止小偷侵擾貿易和交通（</w:t>
+      </w:r>
+      <w:hyperlink r:id="rId70">
+        <w:r>
+          <w:rPr>
+            <w:lang w:val="zh_TW" w:bidi="zh_TW"/>
+          </w:rPr>
+          <w:rPr>
+            <w:color w:val="0000EE"/>
+            <w:u w:val="single"/>
+          </w:rPr>
+          <w:t>王下18:8</w:t>
+        </w:r>
+      </w:hyperlink>
+      <w:r>
+        <w:rPr>
+          <w:lang w:val="zh_TW" w:bidi="zh_TW"/>
+        </w:rPr>
+        <w:t>；</w:t>
+      </w:r>
+      <w:hyperlink r:id="rId71">
+        <w:r>
+          <w:rPr>
+            <w:lang w:val="zh_TW" w:bidi="zh_TW"/>
+          </w:rPr>
+          <w:rPr>
+            <w:color w:val="0000EE"/>
+            <w:u w:val="single"/>
+          </w:rPr>
+          <w:t>代下20:24</w:t>
+        </w:r>
+      </w:hyperlink>
+      <w:r>
+        <w:rPr>
+          <w:lang w:val="zh_TW" w:bidi="zh_TW"/>
+        </w:rPr>
+        <w:t>；</w:t>
+      </w:r>
+      <w:hyperlink r:id="rId72">
+        <w:r>
+          <w:rPr>
+            <w:lang w:val="zh_TW" w:bidi="zh_TW"/>
+          </w:rPr>
+          <w:rPr>
+            <w:color w:val="0000EE"/>
+            <w:u w:val="single"/>
+          </w:rPr>
+          <w:t>賽32:14</w:t>
+        </w:r>
+      </w:hyperlink>
+      <w:r>
+        <w:rPr>
+          <w:lang w:val="zh_TW" w:bidi="zh_TW"/>
+        </w:rPr>
+        <w:t>）。</w:t>
+      </w:r>
+      <w:r>
+        <w:rPr>
+          <w:lang w:val="zh_TW" w:bidi="zh_TW"/>
+        </w:rPr>
       </w:r>
       <w:r>
         <w:rPr>
@@ -649,22 +1552,21 @@
           <w:lang w:val="zh_TW" w:bidi="zh_TW"/>
         </w:rPr>
       </w:r>
-      <w:r>
-        <w:rPr>
-          <w:lang w:val="zh_TW" w:bidi="zh_TW"/>
-        </w:rPr>
-        <w:t>「塔木德」一詞意為「學習」或「研讀」。塔木德是一部用希伯來文和亞蘭文寫成的文獻集。它包括對舊約聖經律法部分的解釋以及源自許多拉比來源的智慧言論。它涵蓋的時期始於以斯拉之後不久，約公元前400年，到約公元500年代。</w:t>
-      </w:r>
     </w:p>
     <w:p>
       <w:pPr>
-        <w:pStyle w:val="Heading3"/>
-      </w:pPr>
-      <w:r>
-        <w:rPr>
-          <w:lang w:val="zh_TW" w:bidi="zh_TW"/>
-        </w:rPr>
-        <w:t>口傳律法的起源與發展</w:t>
+        <w:pStyle w:val="Heading2"/>
+      </w:pPr>
+      <w:r>
+        <w:rPr>
+          <w:lang w:val="zh_TW" w:bidi="zh_TW"/>
+        </w:rPr>
+        <w:t>首飾，寶石</w:t>
+      </w:r>
+      <w:r>
+        <w:rPr>
+          <w:lang w:val="zh_TW" w:bidi="zh_TW"/>
+        </w:rPr>
       </w:r>
     </w:p>
     <w:p>
@@ -678,20 +1580,144 @@
         <w:rPr>
           <w:lang w:val="zh_TW" w:bidi="zh_TW"/>
         </w:rPr>
-        <w:t>傳統猶太人相信摩西除了書面律法外，還領受了一部口傳律法。這部口傳律法是歷世歷代流傳下來的。塔木德主張這部口傳律法有早期的起源，《先賢篇》（</w:t>
-      </w:r>
-      <w:r>
-        <w:rPr>
-          <w:i/>
-          <w:lang w:val="zh_TW" w:bidi="zh_TW"/>
-        </w:rPr>
-        <w:t>Pirke Aboth）一章</w:t>
-      </w:r>
-      <w:r>
-        <w:rPr>
-          <w:lang w:val="zh_TW" w:bidi="zh_TW"/>
-        </w:rPr>
-        <w:t>1節將其歸於摩西。然而，一些學者認為這部口傳律法是在以斯拉之後發展起來的。比如，生活在被擄時期前的先知，從未提到人們未能遵循口傳律法。然而，這些先知經常警告人們忽視摩西所賜的書面律法。這表明在巴比倫被擄之前，並不存在一套口傳傳統。</w:t>
+        <w:t>裝飾性的配件。在聖經中，男女都會佩戴首飾（</w:t>
+      </w:r>
+      <w:hyperlink r:id="rId73">
+        <w:r>
+          <w:rPr>
+            <w:lang w:val="zh_TW" w:bidi="zh_TW"/>
+          </w:rPr>
+          <w:rPr>
+            <w:color w:val="0000EE"/>
+            <w:u w:val="single"/>
+          </w:rPr>
+          <w:t>出11:2</w:t>
+        </w:r>
+      </w:hyperlink>
+      <w:r>
+        <w:rPr>
+          <w:lang w:val="zh_TW" w:bidi="zh_TW"/>
+        </w:rPr>
+        <w:t>；</w:t>
+      </w:r>
+      <w:hyperlink r:id="rId74">
+        <w:r>
+          <w:rPr>
+            <w:lang w:val="zh_TW" w:bidi="zh_TW"/>
+          </w:rPr>
+          <w:rPr>
+            <w:color w:val="0000EE"/>
+            <w:u w:val="single"/>
+          </w:rPr>
+          <w:t>賽3:18</w:t>
+        </w:r>
+      </w:hyperlink>
+      <w:r>
+        <w:rPr>
+          <w:lang w:val="zh_TW" w:bidi="zh_TW"/>
+        </w:rPr>
+        <w:t>–</w:t>
+      </w:r>
+      <w:hyperlink r:id="rId74">
+        <w:r>
+          <w:rPr>
+            <w:lang w:val="zh_TW" w:bidi="zh_TW"/>
+          </w:rPr>
+          <w:rPr>
+            <w:color w:val="0000EE"/>
+            <w:u w:val="single"/>
+          </w:rPr>
+          <w:t>21</w:t>
+        </w:r>
+      </w:hyperlink>
+      <w:r>
+        <w:rPr>
+          <w:lang w:val="zh_TW" w:bidi="zh_TW"/>
+        </w:rPr>
+        <w:t>）。人們也會將首飾作為禮物贈送（</w:t>
+      </w:r>
+      <w:hyperlink r:id="rId75">
+        <w:r>
+          <w:rPr>
+            <w:lang w:val="zh_TW" w:bidi="zh_TW"/>
+          </w:rPr>
+          <w:rPr>
+            <w:color w:val="0000EE"/>
+            <w:u w:val="single"/>
+          </w:rPr>
+          <w:t>創24:22</w:t>
+        </w:r>
+      </w:hyperlink>
+      <w:r>
+        <w:rPr>
+          <w:lang w:val="zh_TW" w:bidi="zh_TW"/>
+        </w:rPr>
+        <w:t>、</w:t>
+      </w:r>
+      <w:hyperlink r:id="rId75">
+        <w:r>
+          <w:rPr>
+            <w:lang w:val="zh_TW" w:bidi="zh_TW"/>
+          </w:rPr>
+          <w:rPr>
+            <w:color w:val="0000EE"/>
+            <w:u w:val="single"/>
+          </w:rPr>
+          <w:t>53</w:t>
+        </w:r>
+      </w:hyperlink>
+      <w:r>
+        <w:rPr>
+          <w:lang w:val="zh_TW" w:bidi="zh_TW"/>
+        </w:rPr>
+        <w:t>）。在戰爭中，人們常掠奪首飾（</w:t>
+      </w:r>
+      <w:hyperlink r:id="rId76">
+        <w:r>
+          <w:rPr>
+            <w:lang w:val="zh_TW" w:bidi="zh_TW"/>
+          </w:rPr>
+          <w:rPr>
+            <w:color w:val="0000EE"/>
+            <w:u w:val="single"/>
+          </w:rPr>
+          <w:t>代下20:25</w:t>
+        </w:r>
+      </w:hyperlink>
+      <w:r>
+        <w:rPr>
+          <w:lang w:val="zh_TW" w:bidi="zh_TW"/>
+        </w:rPr>
+        <w:t>）。在貨幣尚未出現之前，金製首飾是財富的象徵（</w:t>
+      </w:r>
+      <w:hyperlink r:id="rId77">
+        <w:r>
+          <w:rPr>
+            <w:lang w:val="zh_TW" w:bidi="zh_TW"/>
+          </w:rPr>
+          <w:rPr>
+            <w:color w:val="0000EE"/>
+            <w:u w:val="single"/>
+          </w:rPr>
+          <w:t>代下21:3</w:t>
+        </w:r>
+      </w:hyperlink>
+      <w:r>
+        <w:rPr>
+          <w:lang w:val="zh_TW" w:bidi="zh_TW"/>
+        </w:rPr>
+        <w:t>）。</w:t>
+      </w:r>
+    </w:p>
+    <w:p>
+      <w:pPr>
+        <w:pStyle w:val="Heading3"/>
+      </w:pPr>
+      <w:r>
+        <w:rPr>
+          <w:lang w:val="zh_TW" w:bidi="zh_TW"/>
+        </w:rPr>
+        <w:t>舊約聖經中的首飾類型</w:t>
       </w:r>
     </w:p>
     <w:p>
@@ -705,25 +1731,331 @@
         <w:rPr>
           <w:lang w:val="zh_TW" w:bidi="zh_TW"/>
         </w:rPr>
-        <w:t>在以斯拉（「通達摩西律法書的文士」</w:t>
-      </w:r>
-      <w:hyperlink r:id="rId21">
-        <w:r>
-          <w:rPr>
-            <w:lang w:val="zh_TW" w:bidi="zh_TW"/>
-          </w:rPr>
-          <w:rPr>
-            <w:color w:val="0000EE"/>
-            <w:u w:val="single"/>
-          </w:rPr>
-          <w:t>以斯拉記7:6</w:t>
-        </w:r>
-      </w:hyperlink>
-      <w:r>
-        <w:rPr>
-          <w:lang w:val="zh_TW" w:bidi="zh_TW"/>
-        </w:rPr>
-        <w:t>）之後，會堂和學校的教師教授舊約聖經，他們的教導被記憶下來。多年來，人們使用不同的方法來背誦和記憶不斷增多的教導和解釋。</w:t>
+        <w:t>舊約聖經提到多種不同的首飾，包括：</w:t>
+      </w:r>
+    </w:p>
+    <w:p>
+      <w:pPr>
+        <w:pStyle w:val="ListBullet"/>
+        <w:spacing w:line="240" w:lineRule="auto"/>
+        <w:ind w:left="720"/>
+      </w:pPr>
+      <w:r>
+        <w:rPr>
+          <w:lang w:val="zh_TW" w:bidi="zh_TW"/>
+        </w:rPr>
+      </w:r>
+      <w:r>
+        <w:rPr>
+          <w:lang w:val="zh_TW" w:bidi="zh_TW"/>
+        </w:rPr>
+        <w:t>手臂鐲子（</w:t>
+      </w:r>
+      <w:hyperlink r:id="rId78">
+        <w:r>
+          <w:rPr>
+            <w:lang w:val="zh_TW" w:bidi="zh_TW"/>
+          </w:rPr>
+          <w:rPr>
+            <w:color w:val="0000EE"/>
+            <w:u w:val="single"/>
+          </w:rPr>
+          <w:t>創24:22</w:t>
+        </w:r>
+      </w:hyperlink>
+      <w:r>
+        <w:rPr>
+          <w:lang w:val="zh_TW" w:bidi="zh_TW"/>
+        </w:rPr>
+        <w:t>、</w:t>
+      </w:r>
+      <w:hyperlink r:id="rId78">
+        <w:r>
+          <w:rPr>
+            <w:lang w:val="zh_TW" w:bidi="zh_TW"/>
+          </w:rPr>
+          <w:rPr>
+            <w:color w:val="0000EE"/>
+            <w:u w:val="single"/>
+          </w:rPr>
+          <w:t>30</w:t>
+        </w:r>
+      </w:hyperlink>
+      <w:r>
+        <w:rPr>
+          <w:lang w:val="zh_TW" w:bidi="zh_TW"/>
+        </w:rPr>
+        <w:t>、</w:t>
+      </w:r>
+      <w:hyperlink r:id="rId78">
+        <w:r>
+          <w:rPr>
+            <w:lang w:val="zh_TW" w:bidi="zh_TW"/>
+          </w:rPr>
+          <w:rPr>
+            <w:color w:val="0000EE"/>
+            <w:u w:val="single"/>
+          </w:rPr>
+          <w:t>47</w:t>
+        </w:r>
+      </w:hyperlink>
+      <w:r>
+        <w:rPr>
+          <w:lang w:val="zh_TW" w:bidi="zh_TW"/>
+        </w:rPr>
+        <w:t>；</w:t>
+      </w:r>
+      <w:hyperlink r:id="rId79">
+        <w:r>
+          <w:rPr>
+            <w:lang w:val="zh_TW" w:bidi="zh_TW"/>
+          </w:rPr>
+          <w:rPr>
+            <w:color w:val="0000EE"/>
+            <w:u w:val="single"/>
+          </w:rPr>
+          <w:t>結16:11</w:t>
+        </w:r>
+      </w:hyperlink>
+      <w:r>
+        <w:rPr>
+          <w:lang w:val="zh_TW" w:bidi="zh_TW"/>
+        </w:rPr>
+        <w:t>）</w:t>
+      </w:r>
+    </w:p>
+    <w:p>
+      <w:pPr>
+        <w:pStyle w:val="ListBullet"/>
+        <w:spacing w:line="240" w:lineRule="auto"/>
+        <w:ind w:left="720"/>
+      </w:pPr>
+      <w:r>
+        <w:rPr>
+          <w:lang w:val="zh_TW" w:bidi="zh_TW"/>
+        </w:rPr>
+      </w:r>
+      <w:r>
+        <w:rPr>
+          <w:lang w:val="zh_TW" w:bidi="zh_TW"/>
+        </w:rPr>
+        <w:t>足鍊（</w:t>
+      </w:r>
+      <w:hyperlink r:id="rId80">
+        <w:r>
+          <w:rPr>
+            <w:lang w:val="zh_TW" w:bidi="zh_TW"/>
+          </w:rPr>
+          <w:rPr>
+            <w:color w:val="0000EE"/>
+            <w:u w:val="single"/>
+          </w:rPr>
+          <w:t>賽3:18–20</w:t>
+        </w:r>
+      </w:hyperlink>
+      <w:r>
+        <w:rPr>
+          <w:lang w:val="zh_TW" w:bidi="zh_TW"/>
+        </w:rPr>
+        <w:t>）</w:t>
+      </w:r>
+    </w:p>
+    <w:p>
+      <w:pPr>
+        <w:pStyle w:val="ListBullet"/>
+        <w:spacing w:line="240" w:lineRule="auto"/>
+        <w:ind w:left="720"/>
+      </w:pPr>
+      <w:r>
+        <w:rPr>
+          <w:lang w:val="zh_TW" w:bidi="zh_TW"/>
+        </w:rPr>
+      </w:r>
+      <w:r>
+        <w:rPr>
+          <w:lang w:val="zh_TW" w:bidi="zh_TW"/>
+        </w:rPr>
+        <w:t>項鍊（</w:t>
+      </w:r>
+      <w:hyperlink r:id="rId81">
+        <w:r>
+          <w:rPr>
+            <w:lang w:val="zh_TW" w:bidi="zh_TW"/>
+          </w:rPr>
+          <w:rPr>
+            <w:color w:val="0000EE"/>
+            <w:u w:val="single"/>
+          </w:rPr>
+          <w:t>創41:42</w:t>
+        </w:r>
+      </w:hyperlink>
+      <w:r>
+        <w:rPr>
+          <w:lang w:val="zh_TW" w:bidi="zh_TW"/>
+        </w:rPr>
+        <w:t>）</w:t>
+      </w:r>
+    </w:p>
+    <w:p>
+      <w:pPr>
+        <w:pStyle w:val="ListBullet"/>
+        <w:spacing w:line="240" w:lineRule="auto"/>
+        <w:ind w:left="720"/>
+      </w:pPr>
+      <w:r>
+        <w:rPr>
+          <w:lang w:val="zh_TW" w:bidi="zh_TW"/>
+        </w:rPr>
+      </w:r>
+      <w:r>
+        <w:rPr>
+          <w:lang w:val="zh_TW" w:bidi="zh_TW"/>
+        </w:rPr>
+        <w:t>冠冕（</w:t>
+      </w:r>
+      <w:hyperlink r:id="rId82">
+        <w:r>
+          <w:rPr>
+            <w:lang w:val="zh_TW" w:bidi="zh_TW"/>
+          </w:rPr>
+          <w:rPr>
+            <w:color w:val="0000EE"/>
+            <w:u w:val="single"/>
+          </w:rPr>
+          <w:t>亞9:16</w:t>
+        </w:r>
+      </w:hyperlink>
+      <w:r>
+        <w:rPr>
+          <w:lang w:val="zh_TW" w:bidi="zh_TW"/>
+        </w:rPr>
+        <w:t>）</w:t>
+      </w:r>
+    </w:p>
+    <w:p>
+      <w:pPr>
+        <w:pStyle w:val="ListBullet"/>
+        <w:spacing w:line="240" w:lineRule="auto"/>
+        <w:ind w:left="720"/>
+      </w:pPr>
+      <w:r>
+        <w:rPr>
+          <w:lang w:val="zh_TW" w:bidi="zh_TW"/>
+        </w:rPr>
+      </w:r>
+      <w:r>
+        <w:rPr>
+          <w:lang w:val="zh_TW" w:bidi="zh_TW"/>
+        </w:rPr>
+        <w:t>耳環（</w:t>
+      </w:r>
+      <w:hyperlink r:id="rId83">
+        <w:r>
+          <w:rPr>
+            <w:lang w:val="zh_TW" w:bidi="zh_TW"/>
+          </w:rPr>
+          <w:rPr>
+            <w:color w:val="0000EE"/>
+            <w:u w:val="single"/>
+          </w:rPr>
+          <w:t>創24:22</w:t>
+        </w:r>
+      </w:hyperlink>
+      <w:r>
+        <w:rPr>
+          <w:lang w:val="zh_TW" w:bidi="zh_TW"/>
+        </w:rPr>
+        <w:t>）</w:t>
+      </w:r>
+    </w:p>
+    <w:p>
+      <w:pPr>
+        <w:pStyle w:val="ListBullet"/>
+        <w:spacing w:line="240" w:lineRule="auto"/>
+        <w:ind w:left="720"/>
+      </w:pPr>
+      <w:r>
+        <w:rPr>
+          <w:lang w:val="zh_TW" w:bidi="zh_TW"/>
+        </w:rPr>
+      </w:r>
+      <w:r>
+        <w:rPr>
+          <w:lang w:val="zh_TW" w:bidi="zh_TW"/>
+        </w:rPr>
+        <w:t>鼻環（</w:t>
+      </w:r>
+      <w:hyperlink r:id="rId84">
+        <w:r>
+          <w:rPr>
+            <w:lang w:val="zh_TW" w:bidi="zh_TW"/>
+          </w:rPr>
+          <w:rPr>
+            <w:color w:val="0000EE"/>
+            <w:u w:val="single"/>
+          </w:rPr>
+          <w:t>賽3:21</w:t>
+        </w:r>
+      </w:hyperlink>
+      <w:r>
+        <w:rPr>
+          <w:lang w:val="zh_TW" w:bidi="zh_TW"/>
+        </w:rPr>
+        <w:t>）</w:t>
+      </w:r>
+    </w:p>
+    <w:p>
+      <w:pPr>
+        <w:pStyle w:val="ListBullet"/>
+        <w:spacing w:line="240" w:lineRule="auto"/>
+        <w:ind w:left="720"/>
+      </w:pPr>
+      <w:r>
+        <w:rPr>
+          <w:lang w:val="zh_TW" w:bidi="zh_TW"/>
+        </w:rPr>
+      </w:r>
+      <w:r>
+        <w:rPr>
+          <w:lang w:val="zh_TW" w:bidi="zh_TW"/>
+        </w:rPr>
+        <w:t>戒指（</w:t>
+      </w:r>
+      <w:hyperlink r:id="rId81">
+        <w:r>
+          <w:rPr>
+            <w:lang w:val="zh_TW" w:bidi="zh_TW"/>
+          </w:rPr>
+          <w:rPr>
+            <w:color w:val="0000EE"/>
+            <w:u w:val="single"/>
+          </w:rPr>
+          <w:t>創41:42</w:t>
+        </w:r>
+      </w:hyperlink>
+      <w:r>
+        <w:rPr>
+          <w:lang w:val="zh_TW" w:bidi="zh_TW"/>
+        </w:rPr>
+        <w:t>；</w:t>
+      </w:r>
+      <w:hyperlink r:id="rId85">
+        <w:r>
+          <w:rPr>
+            <w:lang w:val="zh_TW" w:bidi="zh_TW"/>
+          </w:rPr>
+          <w:rPr>
+            <w:color w:val="0000EE"/>
+            <w:u w:val="single"/>
+          </w:rPr>
+          <w:t>斯3:10</w:t>
+        </w:r>
+      </w:hyperlink>
+      <w:r>
+        <w:rPr>
+          <w:lang w:val="zh_TW" w:bidi="zh_TW"/>
+        </w:rPr>
+        <w:t>）</w:t>
       </w:r>
     </w:p>
     <w:p>
@@ -737,18 +2069,7 @@
         <w:rPr>
           <w:lang w:val="zh_TW" w:bidi="zh_TW"/>
         </w:rPr>
-        <w:t>隨著更多的教導不斷增加，即使是最好的記憶也無法保留所有的材料。為了讓後代更容易獲得豐富的知識、宗教見解和智慧以獲得指導和啟發，有必要創建一個包含過去世代所有重要教導的總結。這個總結被稱為塔木德（Talmud），是口傳律法的主要合集。猶太人將其視為僅次於聖經的著作。塔木德被視為國家和宗教思想的非凡成就，深刻地塑造了猶太人的世界觀。</w:t>
-      </w:r>
-    </w:p>
-    <w:p>
-      <w:pPr>
-        <w:pStyle w:val="Heading3"/>
-      </w:pPr>
-      <w:r>
-        <w:rPr>
-          <w:lang w:val="zh_TW" w:bidi="zh_TW"/>
-        </w:rPr>
-        <w:t>口傳律法的理由</w:t>
+        <w:t>這些首飾常用金或銀作為底座，用來鑲嵌寶石。人們把寶石磨成圓形並加以拋光，有時還會在其上雕刻（以鑿刻、蝕刻或刻寫的方式刻入材料）。許多在當時被視為寶貴的寶石，今天並不會被看作珍貴寶石，而是被歸類為半寶石（比珍貴寶石較不稀有、價值較低的石頭）。</w:t>
       </w:r>
     </w:p>
     <w:p>
@@ -762,7 +2083,43 @@
         <w:rPr>
           <w:lang w:val="zh_TW" w:bidi="zh_TW"/>
         </w:rPr>
-        <w:t>在被擄歸回的先知停止預言之後，以色列的生命變得複雜。需要擴展摩西五經的律法。口傳律法最初是為了幫助人們遵守神的書面話語。</w:t>
+        <w:t>人們把半寶石加在項鍊和其它首飾上。從吾珥墓葬中出土的古代王室頭飾，顯示出當時首飾匠的高超技藝。人們常用髮帶和髮針來裝飾頭髮，考古中也發現了不少這類器物。鑲有雕刻寶石的戒指極受歡迎，鼻環也是如此（見</w:t>
+      </w:r>
+      <w:hyperlink r:id="rId86">
+        <w:r>
+          <w:rPr>
+            <w:lang w:val="zh_TW" w:bidi="zh_TW"/>
+          </w:rPr>
+          <w:rPr>
+            <w:color w:val="0000EE"/>
+            <w:u w:val="single"/>
+          </w:rPr>
+          <w:t>創24:47</w:t>
+        </w:r>
+      </w:hyperlink>
+      <w:r>
+        <w:rPr>
+          <w:lang w:val="zh_TW" w:bidi="zh_TW"/>
+        </w:rPr>
+        <w:t>）。人們常佩戴精緻的金鍊。印戒和粗重的金鍊象徵官職與權柄（</w:t>
+      </w:r>
+      <w:hyperlink r:id="rId81">
+        <w:r>
+          <w:rPr>
+            <w:lang w:val="zh_TW" w:bidi="zh_TW"/>
+          </w:rPr>
+          <w:rPr>
+            <w:color w:val="0000EE"/>
+            <w:u w:val="single"/>
+          </w:rPr>
+          <w:t>創41:42</w:t>
+        </w:r>
+      </w:hyperlink>
+      <w:r>
+        <w:rPr>
+          <w:lang w:val="zh_TW" w:bidi="zh_TW"/>
+        </w:rPr>
+        <w:t>）。人們把手鐲和護符戴在手腕、上臂和頸項上。裝飾性的別針，類似現代的安全別針，常用來固定衣物。</w:t>
       </w:r>
     </w:p>
     <w:p>
@@ -772,11 +2129,104 @@
           <w:lang w:val="zh_TW" w:bidi="zh_TW"/>
         </w:rPr>
       </w:r>
-      <w:r>
-        <w:rPr>
-          <w:lang w:val="zh_TW" w:bidi="zh_TW"/>
-        </w:rPr>
-        <w:t>口傳律法包含在塔木德中有兩個目的：</w:t>
+      <w:hyperlink r:id="rId87">
+        <w:r>
+          <w:rPr>
+            <w:lang w:val="zh_TW" w:bidi="zh_TW"/>
+          </w:rPr>
+          <w:rPr>
+            <w:color w:val="0000EE"/>
+            <w:u w:val="single"/>
+          </w:rPr>
+          <w:t>以賽亞書三章18至23節</w:t>
+        </w:r>
+      </w:hyperlink>
+      <w:r>
+        <w:rPr>
+          <w:lang w:val="zh_TW" w:bidi="zh_TW"/>
+        </w:rPr>
+        <w:t>詳細描述婦女所佩戴的首飾與所穿的衣著。先知警告說：「到那日，主必除掉她們華美的腳釧、髮網、月牙圈、耳環、手鐲、蒙臉的帕子、華冠、足鍊、華帶、香盒、符囊、戒指、鼻環、吉服、外套、雲肩、荷包、手鏡、細麻衣、裹頭巾、蒙身的帕子。」</w:t>
+      </w:r>
+    </w:p>
+    <w:p>
+      <w:pPr/>
+      <w:r>
+        <w:rPr>
+          <w:lang w:val="zh_TW" w:bidi="zh_TW"/>
+        </w:rPr>
+      </w:r>
+      <w:r>
+        <w:rPr>
+          <w:i/>
+          <w:lang w:val="zh_TW" w:bidi="zh_TW"/>
+        </w:rPr>
+        <w:t xml:space="preserve">見 </w:t>
+      </w:r>
+      <w:r>
+        <w:rPr>
+          <w:lang w:val="zh_TW" w:bidi="zh_TW"/>
+        </w:rPr>
+        <w:t>礦物和金屬；</w:t>
+      </w:r>
+      <w:r>
+        <w:rPr>
+          <w:lang w:val="zh_TW" w:bidi="zh_TW"/>
+        </w:rPr>
+        <w:t>珍貴的寶石</w:t>
+      </w:r>
+      <w:r>
+        <w:rPr>
+          <w:lang w:val="zh_TW" w:bidi="zh_TW"/>
+        </w:rPr>
+        <w:t>。</w:t>
+      </w:r>
+      <w:r>
+        <w:rPr>
+          <w:lang w:val="zh_TW" w:bidi="zh_TW"/>
+        </w:rPr>
+      </w:r>
+      <w:r>
+        <w:rPr>
+          <w:lang w:val="zh_TW" w:bidi="zh_TW"/>
+        </w:rPr>
+      </w:r>
+    </w:p>
+    <w:p>
+      <w:pPr/>
+      <w:r>
+        <w:rPr>
+          <w:lang w:val="zh_TW" w:bidi="zh_TW"/>
+        </w:rPr>
+      </w:r>
+    </w:p>
+    <w:p>
+      <w:pPr>
+        <w:pStyle w:val="Heading2"/>
+      </w:pPr>
+      <w:r>
+        <w:rPr>
+          <w:lang w:val="zh_TW" w:bidi="zh_TW"/>
+        </w:rPr>
+        <w:t>獸</w:t>
+      </w:r>
+      <w:r>
+        <w:rPr>
+          <w:lang w:val="zh_TW" w:bidi="zh_TW"/>
+        </w:rPr>
+      </w:r>
+    </w:p>
+    <w:p>
+      <w:pPr/>
+      <w:r>
+        <w:rPr>
+          <w:lang w:val="zh_TW" w:bidi="zh_TW"/>
+        </w:rPr>
+      </w:r>
+      <w:r>
+        <w:rPr>
+          <w:lang w:val="zh_TW" w:bidi="zh_TW"/>
+        </w:rPr>
+        <w:t>「獸」是舊約與新約中的動物，有時則作為比喻。在舊約中，「獸」一詞多義。由於有幾個希伯來文的詞彙都可譯為「活物」和「獸」，因此在翻譯時有時被統一譯作「獸」。因此，在舊約中，「獸」可以指：</w:t>
       </w:r>
     </w:p>
     <w:p>
@@ -798,7 +2248,151 @@
         <w:rPr>
           <w:lang w:val="zh_TW" w:bidi="zh_TW"/>
         </w:rPr>
-        <w:t>它提供了對書面律法的解釋。根據拉比的說法，口傳律法使遵守書面律法成為可能。沒有口傳律法，就不可能遵守書面律法。這方面的一個好例子可以在聖經的安息日律法中找到。大家都知道人們不應該在安息日工作。然而，拉比們說需要口傳律法來解釋「工作」實際上是什麼意思。</w:t>
+        <w:t>一般的動物（例：</w:t>
+      </w:r>
+      <w:hyperlink r:id="rId88">
+        <w:r>
+          <w:rPr>
+            <w:lang w:val="zh_TW" w:bidi="zh_TW"/>
+          </w:rPr>
+          <w:rPr>
+            <w:color w:val="0000EE"/>
+            <w:u w:val="single"/>
+          </w:rPr>
+          <w:t>創1:24</w:t>
+        </w:r>
+      </w:hyperlink>
+      <w:r>
+        <w:rPr>
+          <w:lang w:val="zh_TW" w:bidi="zh_TW"/>
+        </w:rPr>
+        <w:t>；</w:t>
+      </w:r>
+      <w:hyperlink r:id="rId89">
+        <w:r>
+          <w:rPr>
+            <w:lang w:val="zh_TW" w:bidi="zh_TW"/>
+          </w:rPr>
+          <w:rPr>
+            <w:color w:val="0000EE"/>
+            <w:u w:val="single"/>
+          </w:rPr>
+          <w:t>詩36:6</w:t>
+        </w:r>
+      </w:hyperlink>
+      <w:r>
+        <w:rPr>
+          <w:lang w:val="zh_TW" w:bidi="zh_TW"/>
+        </w:rPr>
+        <w:t>），但不包括魚、鳥和昆蟲（例：</w:t>
+      </w:r>
+      <w:hyperlink r:id="rId90">
+        <w:r>
+          <w:rPr>
+            <w:lang w:val="zh_TW" w:bidi="zh_TW"/>
+          </w:rPr>
+          <w:rPr>
+            <w:color w:val="0000EE"/>
+            <w:u w:val="single"/>
+          </w:rPr>
+          <w:t>創6:7</w:t>
+        </w:r>
+      </w:hyperlink>
+      <w:r>
+        <w:rPr>
+          <w:lang w:val="zh_TW" w:bidi="zh_TW"/>
+        </w:rPr>
+        <w:t>；</w:t>
+      </w:r>
+      <w:hyperlink r:id="rId91">
+        <w:r>
+          <w:rPr>
+            <w:lang w:val="zh_TW" w:bidi="zh_TW"/>
+          </w:rPr>
+          <w:rPr>
+            <w:color w:val="0000EE"/>
+            <w:u w:val="single"/>
+          </w:rPr>
+          <w:t>利11:2</w:t>
+        </w:r>
+      </w:hyperlink>
+      <w:r>
+        <w:rPr>
+          <w:lang w:val="zh_TW" w:bidi="zh_TW"/>
+        </w:rPr>
+        <w:t>；</w:t>
+      </w:r>
+      <w:hyperlink r:id="rId92">
+        <w:r>
+          <w:rPr>
+            <w:lang w:val="zh_TW" w:bidi="zh_TW"/>
+          </w:rPr>
+          <w:rPr>
+            <w:color w:val="0000EE"/>
+            <w:u w:val="single"/>
+          </w:rPr>
+          <w:t>申4:17</w:t>
+        </w:r>
+      </w:hyperlink>
+      <w:r>
+        <w:rPr>
+          <w:lang w:val="zh_TW" w:bidi="zh_TW"/>
+        </w:rPr>
+        <w:t>；</w:t>
+      </w:r>
+      <w:hyperlink r:id="rId93">
+        <w:r>
+          <w:rPr>
+            <w:lang w:val="zh_TW" w:bidi="zh_TW"/>
+          </w:rPr>
+          <w:rPr>
+            <w:color w:val="0000EE"/>
+            <w:u w:val="single"/>
+          </w:rPr>
+          <w:t>伯12:7</w:t>
+        </w:r>
+      </w:hyperlink>
+      <w:r>
+        <w:rPr>
+          <w:lang w:val="zh_TW" w:bidi="zh_TW"/>
+        </w:rPr>
+        <w:t>，</w:t>
+      </w:r>
+      <w:hyperlink r:id="rId94">
+        <w:r>
+          <w:rPr>
+            <w:lang w:val="zh_TW" w:bidi="zh_TW"/>
+          </w:rPr>
+          <w:rPr>
+            <w:color w:val="0000EE"/>
+            <w:u w:val="single"/>
+          </w:rPr>
+          <w:t>35:11</w:t>
+        </w:r>
+      </w:hyperlink>
+      <w:r>
+        <w:rPr>
+          <w:lang w:val="zh_TW" w:bidi="zh_TW"/>
+        </w:rPr>
+        <w:t>；</w:t>
+      </w:r>
+      <w:hyperlink r:id="rId95">
+        <w:r>
+          <w:rPr>
+            <w:lang w:val="zh_TW" w:bidi="zh_TW"/>
+          </w:rPr>
+          <w:rPr>
+            <w:color w:val="0000EE"/>
+            <w:u w:val="single"/>
+          </w:rPr>
+          <w:t>番1:3</w:t>
+        </w:r>
+      </w:hyperlink>
+      <w:r>
+        <w:rPr>
+          <w:lang w:val="zh_TW" w:bidi="zh_TW"/>
+        </w:rPr>
+        <w:t>）。</w:t>
       </w:r>
     </w:p>
     <w:p>
@@ -816,7 +2410,379 @@
         <w:rPr>
           <w:lang w:val="zh_TW" w:bidi="zh_TW"/>
         </w:rPr>
-        <w:t>口傳律法的第二個目的在於更新和調整成文律法以適應新的情況。口傳律法旨在使成文律法適用於每一代人。沒有口傳律法，人們可能會認為成文律法已然過時。</w:t>
+        <w:t>家畜或被馴服的動物（例：</w:t>
+      </w:r>
+      <w:hyperlink r:id="rId96">
+        <w:r>
+          <w:rPr>
+            <w:lang w:val="zh_TW" w:bidi="zh_TW"/>
+          </w:rPr>
+          <w:rPr>
+            <w:color w:val="0000EE"/>
+            <w:u w:val="single"/>
+          </w:rPr>
+          <w:t>出19:13</w:t>
+        </w:r>
+      </w:hyperlink>
+      <w:r>
+        <w:rPr>
+          <w:lang w:val="zh_TW" w:bidi="zh_TW"/>
+        </w:rPr>
+        <w:t>，</w:t>
+      </w:r>
+      <w:hyperlink r:id="rId97">
+        <w:r>
+          <w:rPr>
+            <w:lang w:val="zh_TW" w:bidi="zh_TW"/>
+          </w:rPr>
+          <w:rPr>
+            <w:color w:val="0000EE"/>
+            <w:u w:val="single"/>
+          </w:rPr>
+          <w:t>22:10</w:t>
+        </w:r>
+      </w:hyperlink>
+      <w:r>
+        <w:rPr>
+          <w:lang w:val="zh_TW" w:bidi="zh_TW"/>
+        </w:rPr>
+        <w:t>；</w:t>
+      </w:r>
+      <w:hyperlink r:id="rId98">
+        <w:r>
+          <w:rPr>
+            <w:lang w:val="zh_TW" w:bidi="zh_TW"/>
+          </w:rPr>
+          <w:rPr>
+            <w:color w:val="0000EE"/>
+            <w:u w:val="single"/>
+          </w:rPr>
+          <w:t>民3:13</w:t>
+        </w:r>
+      </w:hyperlink>
+      <w:r>
+        <w:rPr>
+          <w:lang w:val="zh_TW" w:bidi="zh_TW"/>
+        </w:rPr>
+        <w:t>，</w:t>
+      </w:r>
+      <w:hyperlink r:id="rId99">
+        <w:r>
+          <w:rPr>
+            <w:lang w:val="zh_TW" w:bidi="zh_TW"/>
+          </w:rPr>
+          <w:rPr>
+            <w:color w:val="0000EE"/>
+            <w:u w:val="single"/>
+          </w:rPr>
+          <w:t>31:47</w:t>
+        </w:r>
+      </w:hyperlink>
+      <w:r>
+        <w:rPr>
+          <w:lang w:val="zh_TW" w:bidi="zh_TW"/>
+        </w:rPr>
+        <w:t>；</w:t>
+      </w:r>
+      <w:hyperlink r:id="rId100">
+        <w:r>
+          <w:rPr>
+            <w:lang w:val="zh_TW" w:bidi="zh_TW"/>
+          </w:rPr>
+          <w:rPr>
+            <w:color w:val="0000EE"/>
+            <w:u w:val="single"/>
+          </w:rPr>
+          <w:t>士20:48</w:t>
+        </w:r>
+      </w:hyperlink>
+      <w:r>
+        <w:rPr>
+          <w:lang w:val="zh_TW" w:bidi="zh_TW"/>
+        </w:rPr>
+        <w:t>；</w:t>
+      </w:r>
+      <w:hyperlink r:id="rId101">
+        <w:r>
+          <w:rPr>
+            <w:lang w:val="zh_TW" w:bidi="zh_TW"/>
+          </w:rPr>
+          <w:rPr>
+            <w:color w:val="0000EE"/>
+            <w:u w:val="single"/>
+          </w:rPr>
+          <w:t>箴12:10</w:t>
+        </w:r>
+      </w:hyperlink>
+      <w:r>
+        <w:rPr>
+          <w:lang w:val="zh_TW" w:bidi="zh_TW"/>
+        </w:rPr>
+        <w:t>；</w:t>
+      </w:r>
+      <w:hyperlink r:id="rId102">
+        <w:r>
+          <w:rPr>
+            <w:lang w:val="zh_TW" w:bidi="zh_TW"/>
+          </w:rPr>
+          <w:rPr>
+            <w:color w:val="0000EE"/>
+            <w:u w:val="single"/>
+          </w:rPr>
+          <w:t>耶21:6</w:t>
+        </w:r>
+      </w:hyperlink>
+      <w:r>
+        <w:rPr>
+          <w:lang w:val="zh_TW" w:bidi="zh_TW"/>
+        </w:rPr>
+        <w:t>；</w:t>
+      </w:r>
+      <w:hyperlink r:id="rId103">
+        <w:r>
+          <w:rPr>
+            <w:lang w:val="zh_TW" w:bidi="zh_TW"/>
+          </w:rPr>
+          <w:rPr>
+            <w:color w:val="0000EE"/>
+            <w:u w:val="single"/>
+          </w:rPr>
+          <w:t>亞8:10</w:t>
+        </w:r>
+      </w:hyperlink>
+      <w:r>
+        <w:rPr>
+          <w:lang w:val="zh_TW" w:bidi="zh_TW"/>
+        </w:rPr>
+        <w:t>）。</w:t>
+      </w:r>
+    </w:p>
+    <w:p>
+      <w:pPr>
+        <w:pStyle w:val="ListNumber"/>
+        <w:spacing w:line="240" w:lineRule="auto"/>
+        <w:ind w:left="720"/>
+      </w:pPr>
+      <w:r>
+        <w:rPr>
+          <w:lang w:val="zh_TW" w:bidi="zh_TW"/>
+        </w:rPr>
+      </w:r>
+      <w:r>
+        <w:rPr>
+          <w:lang w:val="zh_TW" w:bidi="zh_TW"/>
+        </w:rPr>
+        <w:t>野生或肉食性動物（例：</w:t>
+      </w:r>
+      <w:hyperlink r:id="rId104">
+        <w:r>
+          <w:rPr>
+            <w:lang w:val="zh_TW" w:bidi="zh_TW"/>
+          </w:rPr>
+          <w:rPr>
+            <w:color w:val="0000EE"/>
+            <w:u w:val="single"/>
+          </w:rPr>
+          <w:t>創37:20</w:t>
+        </w:r>
+      </w:hyperlink>
+      <w:r>
+        <w:rPr>
+          <w:lang w:val="zh_TW" w:bidi="zh_TW"/>
+        </w:rPr>
+        <w:t>；</w:t>
+      </w:r>
+      <w:hyperlink r:id="rId105">
+        <w:r>
+          <w:rPr>
+            <w:lang w:val="zh_TW" w:bidi="zh_TW"/>
+          </w:rPr>
+          <w:rPr>
+            <w:color w:val="0000EE"/>
+            <w:u w:val="single"/>
+          </w:rPr>
+          <w:t>出23:11</w:t>
+        </w:r>
+      </w:hyperlink>
+      <w:r>
+        <w:rPr>
+          <w:lang w:val="zh_TW" w:bidi="zh_TW"/>
+        </w:rPr>
+        <w:t>；</w:t>
+      </w:r>
+      <w:hyperlink r:id="rId106">
+        <w:r>
+          <w:rPr>
+            <w:lang w:val="zh_TW" w:bidi="zh_TW"/>
+          </w:rPr>
+          <w:rPr>
+            <w:color w:val="0000EE"/>
+            <w:u w:val="single"/>
+          </w:rPr>
+          <w:t>申28:26</w:t>
+        </w:r>
+      </w:hyperlink>
+      <w:r>
+        <w:rPr>
+          <w:lang w:val="zh_TW" w:bidi="zh_TW"/>
+        </w:rPr>
+        <w:t>；</w:t>
+      </w:r>
+      <w:hyperlink r:id="rId107">
+        <w:r>
+          <w:rPr>
+            <w:lang w:val="zh_TW" w:bidi="zh_TW"/>
+          </w:rPr>
+          <w:rPr>
+            <w:color w:val="0000EE"/>
+            <w:u w:val="single"/>
+          </w:rPr>
+          <w:t>撒上17:44</w:t>
+        </w:r>
+      </w:hyperlink>
+      <w:r>
+        <w:rPr>
+          <w:lang w:val="zh_TW" w:bidi="zh_TW"/>
+        </w:rPr>
+        <w:t>；</w:t>
+      </w:r>
+      <w:hyperlink r:id="rId108">
+        <w:r>
+          <w:rPr>
+            <w:lang w:val="zh_TW" w:bidi="zh_TW"/>
+          </w:rPr>
+          <w:rPr>
+            <w:color w:val="0000EE"/>
+            <w:u w:val="single"/>
+          </w:rPr>
+          <w:t>結14:15</w:t>
+        </w:r>
+      </w:hyperlink>
+      <w:r>
+        <w:rPr>
+          <w:lang w:val="zh_TW" w:bidi="zh_TW"/>
+        </w:rPr>
+        <w:t>）。</w:t>
+      </w:r>
+    </w:p>
+    <w:p>
+      <w:pPr>
+        <w:pStyle w:val="ListNumber"/>
+        <w:spacing w:line="240" w:lineRule="auto"/>
+        <w:ind w:left="720"/>
+      </w:pPr>
+      <w:r>
+        <w:rPr>
+          <w:lang w:val="zh_TW" w:bidi="zh_TW"/>
+        </w:rPr>
+      </w:r>
+      <w:r>
+        <w:rPr>
+          <w:lang w:val="zh_TW" w:bidi="zh_TW"/>
+        </w:rPr>
+        <w:t>當「獸」以比喻的情況出現時，主要出現在但以理書和啟示錄。在但以理書（特別是</w:t>
+      </w:r>
+      <w:hyperlink r:id="rId109">
+        <w:r>
+          <w:rPr>
+            <w:lang w:val="zh_TW" w:bidi="zh_TW"/>
+          </w:rPr>
+          <w:rPr>
+            <w:color w:val="0000EE"/>
+            <w:u w:val="single"/>
+          </w:rPr>
+          <w:t>第7章</w:t>
+        </w:r>
+      </w:hyperlink>
+      <w:r>
+        <w:rPr>
+          <w:lang w:val="zh_TW" w:bidi="zh_TW"/>
+        </w:rPr>
+        <w:t>），「獸」象徵一位迫害並壓迫神子民的世界君王。在啟示錄中，使徒約翰將這個概念延伸，用來描述歷史終末時期對神子民的最終逼迫。約翰所說的「獸」，與他在較早期的書信中提到的「敵基督」（</w:t>
+      </w:r>
+      <w:hyperlink r:id="rId110">
+        <w:r>
+          <w:rPr>
+            <w:lang w:val="zh_TW" w:bidi="zh_TW"/>
+          </w:rPr>
+          <w:rPr>
+            <w:color w:val="0000EE"/>
+            <w:u w:val="single"/>
+          </w:rPr>
+          <w:t>約一2:18、22</w:t>
+        </w:r>
+      </w:hyperlink>
+      <w:r>
+        <w:rPr>
+          <w:lang w:val="zh_TW" w:bidi="zh_TW"/>
+        </w:rPr>
+        <w:t>；</w:t>
+      </w:r>
+      <w:hyperlink r:id="rId111">
+        <w:r>
+          <w:rPr>
+            <w:lang w:val="zh_TW" w:bidi="zh_TW"/>
+          </w:rPr>
+          <w:rPr>
+            <w:color w:val="0000EE"/>
+            <w:u w:val="single"/>
+          </w:rPr>
+          <w:t>4:3</w:t>
+        </w:r>
+      </w:hyperlink>
+      <w:r>
+        <w:rPr>
+          <w:lang w:val="zh_TW" w:bidi="zh_TW"/>
+        </w:rPr>
+        <w:t>；</w:t>
+      </w:r>
+      <w:hyperlink r:id="rId112">
+        <w:r>
+          <w:rPr>
+            <w:lang w:val="zh_TW" w:bidi="zh_TW"/>
+          </w:rPr>
+          <w:rPr>
+            <w:color w:val="0000EE"/>
+            <w:u w:val="single"/>
+          </w:rPr>
+          <w:t>約二1:7</w:t>
+        </w:r>
+      </w:hyperlink>
+      <w:r>
+        <w:rPr>
+          <w:lang w:val="zh_TW" w:bidi="zh_TW"/>
+        </w:rPr>
+        <w:t>）以及保羅所說的「</w:t>
+      </w:r>
+      <w:r>
+        <w:rPr>
+          <w:lang w:val="zh_TW" w:bidi="zh_TW"/>
+        </w:rPr>
+        <w:t>那大罪人</w:t>
+      </w:r>
+      <w:r>
+        <w:rPr>
+          <w:lang w:val="zh_TW" w:bidi="zh_TW"/>
+        </w:rPr>
+        <w:t>」（</w:t>
+      </w:r>
+      <w:hyperlink r:id="rId113">
+        <w:r>
+          <w:rPr>
+            <w:lang w:val="zh_TW" w:bidi="zh_TW"/>
+          </w:rPr>
+          <w:rPr>
+            <w:color w:val="0000EE"/>
+            <w:u w:val="single"/>
+          </w:rPr>
+          <w:t>帖後2:3</w:t>
+        </w:r>
+      </w:hyperlink>
+      <w:r>
+        <w:rPr>
+          <w:lang w:val="zh_TW" w:bidi="zh_TW"/>
+        </w:rPr>
+        <w:t>）。許多解經家都認為，這三個稱呼是指向同一個人物。</w:t>
       </w:r>
     </w:p>
     <w:p>
@@ -828,361 +2794,52 @@
       </w:r>
       <w:r>
         <w:rPr>
-          <w:lang w:val="zh_TW" w:bidi="zh_TW"/>
-        </w:rPr>
-        <w:t>因此，口傳律法幫助人們理解什麼不應該做，以及良好的猶太教信仰應該是如何的樣貌。</w:t>
-      </w:r>
-    </w:p>
-    <w:p>
-      <w:pPr/>
-      <w:r>
-        <w:rPr>
-          <w:lang w:val="zh_TW" w:bidi="zh_TW"/>
-        </w:rPr>
-      </w:r>
-      <w:r>
-        <w:rPr>
-          <w:lang w:val="zh_TW" w:bidi="zh_TW"/>
-        </w:rPr>
-        <w:t>每一個世代都面臨新的社會、政治和經濟情況。這意味著神的話語需要以新的方式來應用。然而，神的話語本身不應該僅僅為了迎合人們的需求或解決新問題而改變。我們在公元一世紀看到了這個例子。耶穌批評猶太領袖將他們的口述傳統置於神的話語之上（</w:t>
-      </w:r>
-      <w:hyperlink r:id="rId22">
-        <w:r>
-          <w:rPr>
-            <w:lang w:val="zh_TW" w:bidi="zh_TW"/>
-          </w:rPr>
-          <w:rPr>
-            <w:color w:val="0000EE"/>
-            <w:u w:val="single"/>
-          </w:rPr>
-          <w:t>馬可福音7:9–13</w:t>
-        </w:r>
-      </w:hyperlink>
-      <w:r>
-        <w:rPr>
-          <w:lang w:val="zh_TW" w:bidi="zh_TW"/>
-        </w:rPr>
-        <w:t>）。</w:t>
-      </w:r>
-    </w:p>
-    <w:p>
-      <w:pPr>
-        <w:pStyle w:val="Heading3"/>
-      </w:pPr>
-      <w:r>
-        <w:rPr>
-          <w:lang w:val="zh_TW" w:bidi="zh_TW"/>
-        </w:rPr>
-        <w:t>塔木德的早期形式</w:t>
-      </w:r>
-    </w:p>
-    <w:p>
-      <w:pPr/>
-      <w:r>
-        <w:rPr>
-          <w:lang w:val="zh_TW" w:bidi="zh_TW"/>
-        </w:rPr>
-      </w:r>
-      <w:r>
-        <w:rPr>
-          <w:lang w:val="zh_TW" w:bidi="zh_TW"/>
-        </w:rPr>
-        <w:t>最早教授口傳律法的方法之一是透過米大示（Midrash），意思是「解釋」。米大示是一種對聖經經文的註釋（解釋或觀察）。米大示有兩種類型：</w:t>
-      </w:r>
-    </w:p>
-    <w:p>
-      <w:pPr>
-        <w:pStyle w:val="ListNumber"/>
-        <w:numPr>
-          <w:ilvl w:val="0"/>
-          <w:numId w:val="15"/>
-        </w:numPr>
-        <w:spacing w:line="240" w:lineRule="auto"/>
-        <w:ind w:left="720"/>
-      </w:pPr>
-      <w:r>
-        <w:rPr>
-          <w:lang w:val="zh_TW" w:bidi="zh_TW"/>
-        </w:rPr>
-      </w:r>
-      <w:r>
-        <w:rPr>
-          <w:b/>
-          <w:lang w:val="zh_TW" w:bidi="zh_TW"/>
-        </w:rPr>
-        <w:t>米大示哈拉卡：</w:t>
-      </w:r>
-      <w:r>
-        <w:rPr>
-          <w:lang w:val="zh_TW" w:bidi="zh_TW"/>
-        </w:rPr>
-        <w:t>解釋舊約聖經中的律法部分，著重於如何活。</w:t>
-      </w:r>
-    </w:p>
-    <w:p>
-      <w:pPr>
-        <w:pStyle w:val="ListNumber"/>
-        <w:spacing w:line="240" w:lineRule="auto"/>
-        <w:ind w:left="720"/>
-      </w:pPr>
-      <w:r>
-        <w:rPr>
-          <w:lang w:val="zh_TW" w:bidi="zh_TW"/>
-        </w:rPr>
-      </w:r>
-      <w:r>
-        <w:rPr>
-          <w:b/>
-          <w:lang w:val="zh_TW" w:bidi="zh_TW"/>
-        </w:rPr>
-        <w:t>米大示哈加達：</w:t>
-      </w:r>
-      <w:r>
-        <w:rPr>
-          <w:lang w:val="zh_TW" w:bidi="zh_TW"/>
-        </w:rPr>
-        <w:t>解釋非律法部分，如倫理和熱心所在，意思是「敘述」。</w:t>
-      </w:r>
-    </w:p>
-    <w:p>
-      <w:pPr/>
-      <w:r>
-        <w:rPr>
-          <w:lang w:val="zh_TW" w:bidi="zh_TW"/>
-        </w:rPr>
-      </w:r>
-      <w:r>
-        <w:rPr>
-          <w:lang w:val="zh_TW" w:bidi="zh_TW"/>
-        </w:rPr>
-        <w:t>以斯拉和接受教導的同伴在公元前444年在耶路撒冷城牆完成時，使用了米大示。他們「使百姓明白律法；百姓都站在自己的地方。他們清清楚楚地念神的律法書，講明意思，使百姓明白所念的」(</w:t>
-      </w:r>
-      <w:hyperlink r:id="rId23">
-        <w:r>
-          <w:rPr>
-            <w:lang w:val="zh_TW" w:bidi="zh_TW"/>
-          </w:rPr>
-          <w:rPr>
-            <w:color w:val="0000EE"/>
-            <w:u w:val="single"/>
-          </w:rPr>
-          <w:t>尼希米記8:7</w:t>
-        </w:r>
-      </w:hyperlink>
-      <w:r>
-        <w:rPr>
-          <w:lang w:val="zh_TW" w:bidi="zh_TW"/>
-        </w:rPr>
-        <w:t>–</w:t>
-      </w:r>
-      <w:hyperlink r:id="rId23">
-        <w:r>
-          <w:rPr>
-            <w:lang w:val="zh_TW" w:bidi="zh_TW"/>
-          </w:rPr>
-          <w:rPr>
-            <w:color w:val="0000EE"/>
-            <w:u w:val="single"/>
-          </w:rPr>
-          <w:t>8</w:t>
-        </w:r>
-      </w:hyperlink>
-      <w:r>
-        <w:rPr>
-          <w:lang w:val="zh_TW" w:bidi="zh_TW"/>
-        </w:rPr>
-        <w:t>)。</w:t>
-      </w:r>
-    </w:p>
-    <w:p>
-      <w:pPr/>
-      <w:r>
-        <w:rPr>
-          <w:lang w:val="zh_TW" w:bidi="zh_TW"/>
-        </w:rPr>
-      </w:r>
-      <w:r>
-        <w:rPr>
-          <w:lang w:val="zh_TW" w:bidi="zh_TW"/>
-        </w:rPr>
-        <w:t>在以斯拉之後，許多教師使用這種米大示的方法。這些宗教領袖被稱為經師（Soferim，「守書人」或「文士」），直到大約公元前200年。他們有時被稱為「大會堂」。他們教導以色列要避免崇拜假神或忘記神的律法。</w:t>
-      </w:r>
-    </w:p>
-    <w:p>
-      <w:pPr/>
-      <w:r>
-        <w:rPr>
-          <w:lang w:val="zh_TW" w:bidi="zh_TW"/>
-        </w:rPr>
-      </w:r>
-      <w:r>
-        <w:rPr>
-          <w:lang w:val="zh_TW" w:bidi="zh_TW"/>
-        </w:rPr>
-        <w:t>經師之後是哈西典（「虔誠者」），他們試圖鼓勵宗教委身。哈西典之後是公元前128年的法利賽人（「分離者」）。所有這些群體都對米大示方法有所貢獻。</w:t>
-      </w:r>
-    </w:p>
-    <w:p>
-      <w:pPr/>
-      <w:r>
-        <w:rPr>
-          <w:lang w:val="zh_TW" w:bidi="zh_TW"/>
-        </w:rPr>
-      </w:r>
-      <w:r>
-        <w:rPr>
-          <w:lang w:val="zh_TW" w:bidi="zh_TW"/>
-        </w:rPr>
-        <w:t>隨著時間的推移，需要記住的材料越來越多。人們通過不斷重複來學習。這種新方法被稱為米示拿（Mishnah），意思是「重複」。米示拿的教師被稱為他拿念（Tannaim），意思是「口頭傳授者」。</w:t>
-      </w:r>
-    </w:p>
-    <w:p>
-      <w:pPr/>
-      <w:r>
-        <w:rPr>
-          <w:lang w:val="zh_TW" w:bidi="zh_TW"/>
-        </w:rPr>
-      </w:r>
-      <w:r>
-        <w:rPr>
-          <w:lang w:val="zh_TW" w:bidi="zh_TW"/>
-        </w:rPr>
-        <w:t>米大示和米示拿都被使用了許多年。口傳律法最終發展龐大到人們難以學習和記憶的地步。因此，它被書寫記錄下來。後來的拉比對米示拿進行了詳細的討論和解釋。這些討論被稱為革馬拉（Gemara，意為「完成」）。與最初的口傳律法一樣，革馬拉也是先口述傳承，然後才文字記錄。革馬拉和米示拿一起組成了塔木德。</w:t>
-      </w:r>
-    </w:p>
-    <w:p>
-      <w:pPr/>
-      <w:r>
-        <w:rPr>
-          <w:lang w:val="zh_TW" w:bidi="zh_TW"/>
-        </w:rPr>
-      </w:r>
-      <w:r>
-        <w:rPr>
           <w:i/>
           <w:lang w:val="zh_TW" w:bidi="zh_TW"/>
         </w:rPr>
-        <w:t>另見</w:t>
-      </w:r>
-      <w:r>
-        <w:rPr>
-          <w:lang w:val="zh_TW" w:bidi="zh_TW"/>
-        </w:rPr>
-        <w:t xml:space="preserve"> </w:t>
-      </w:r>
-      <w:r>
-        <w:rPr>
-          <w:lang w:val="zh_TW" w:bidi="zh_TW"/>
-        </w:rPr>
-        <w:t>革馬拉</w:t>
-      </w:r>
-      <w:r>
-        <w:rPr>
-          <w:lang w:val="zh_TW" w:bidi="zh_TW"/>
-        </w:rPr>
-        <w:t>；</w:t>
-      </w:r>
-      <w:r>
-        <w:rPr>
-          <w:lang w:val="zh_TW" w:bidi="zh_TW"/>
-        </w:rPr>
-        <w:t>哈加達</w:t>
-      </w:r>
-      <w:r>
-        <w:rPr>
-          <w:lang w:val="zh_TW" w:bidi="zh_TW"/>
-        </w:rPr>
-        <w:t>；</w:t>
-      </w:r>
-      <w:r>
-        <w:rPr>
-          <w:lang w:val="zh_TW" w:bidi="zh_TW"/>
-        </w:rPr>
-        <w:t>哈拉卡</w:t>
-      </w:r>
-      <w:r>
-        <w:rPr>
-          <w:lang w:val="zh_TW" w:bidi="zh_TW"/>
-        </w:rPr>
-        <w:t>；</w:t>
-      </w:r>
-      <w:r>
-        <w:rPr>
-          <w:lang w:val="zh_TW" w:bidi="zh_TW"/>
-        </w:rPr>
-        <w:t>聖經中的法律概念</w:t>
-      </w:r>
-      <w:r>
-        <w:rPr>
-          <w:lang w:val="zh_TW" w:bidi="zh_TW"/>
-        </w:rPr>
-        <w:t>；</w:t>
-      </w:r>
-      <w:r>
-        <w:rPr>
-          <w:lang w:val="zh_TW" w:bidi="zh_TW"/>
-        </w:rPr>
-        <w:t>米大示</w:t>
-      </w:r>
-      <w:r>
-        <w:rPr>
-          <w:lang w:val="zh_TW" w:bidi="zh_TW"/>
-        </w:rPr>
-        <w:t>；</w:t>
-      </w:r>
-      <w:r>
-        <w:rPr>
-          <w:lang w:val="zh_TW" w:bidi="zh_TW"/>
-        </w:rPr>
-        <w:t>米示拿</w:t>
-      </w:r>
-      <w:r>
-        <w:rPr>
-          <w:lang w:val="zh_TW" w:bidi="zh_TW"/>
-        </w:rPr>
-        <w:t>；</w:t>
-      </w:r>
-      <w:r>
-        <w:rPr>
-          <w:lang w:val="zh_TW" w:bidi="zh_TW"/>
-        </w:rPr>
-        <w:t>法利賽人</w:t>
-      </w:r>
-      <w:r>
-        <w:rPr>
-          <w:lang w:val="zh_TW" w:bidi="zh_TW"/>
-        </w:rPr>
-        <w:t>；</w:t>
-      </w:r>
-      <w:r>
-        <w:rPr>
-          <w:lang w:val="zh_TW" w:bidi="zh_TW"/>
-        </w:rPr>
-        <w:t>妥拉</w:t>
-      </w:r>
-      <w:r>
-        <w:rPr>
-          <w:lang w:val="zh_TW" w:bidi="zh_TW"/>
-        </w:rPr>
-        <w:t>；</w:t>
-      </w:r>
-      <w:r>
-        <w:rPr>
-          <w:lang w:val="zh_TW" w:bidi="zh_TW"/>
-        </w:rPr>
-        <w:t>傳統</w:t>
-      </w:r>
-      <w:r>
-        <w:rPr>
-          <w:lang w:val="zh_TW" w:bidi="zh_TW"/>
-        </w:rPr>
-        <w:t>；</w:t>
-      </w:r>
-      <w:r>
-        <w:rPr>
-          <w:lang w:val="zh_TW" w:bidi="zh_TW"/>
-        </w:rPr>
-        <w:t>口頭傳統</w:t>
+        <w:t>見</w:t>
+      </w:r>
+      <w:r>
+        <w:rPr>
+          <w:lang w:val="zh_TW" w:bidi="zh_TW"/>
+        </w:rPr>
+        <w:t>敵基督</w:t>
+      </w:r>
+      <w:r>
+        <w:rPr>
+          <w:lang w:val="zh_TW" w:bidi="zh_TW"/>
+        </w:rPr>
+        <w:t>、</w:t>
+      </w:r>
+      <w:r>
+        <w:rPr>
+          <w:lang w:val="zh_TW" w:bidi="zh_TW"/>
+        </w:rPr>
+        <w:t>哈米吉多頓</w:t>
+      </w:r>
+      <w:r>
+        <w:rPr>
+          <w:lang w:val="zh_TW" w:bidi="zh_TW"/>
+        </w:rPr>
+        <w:t>、</w:t>
+      </w:r>
+      <w:r>
+        <w:rPr>
+          <w:lang w:val="zh_TW" w:bidi="zh_TW"/>
+        </w:rPr>
+        <w:t>獸印</w:t>
+      </w:r>
+      <w:r>
+        <w:rPr>
+          <w:lang w:val="zh_TW" w:bidi="zh_TW"/>
+        </w:rPr>
+        <w:t>及</w:t>
+      </w:r>
+      <w:r>
+        <w:rPr>
+          <w:lang w:val="zh_TW" w:bidi="zh_TW"/>
+        </w:rPr>
+        <w:t>啟示錄</w:t>
       </w:r>
       <w:r>
         <w:rPr>
@@ -3092,12 +4749,6 @@
     <w:abstractNumId w:val="11"/>
   </w:num>
   <w:num w:numId="14">
-    <w:abstractNumId w:val="3"/>
-    <w:lvlOverride w:ilvl="0">
-      <w:startOverride w:val="1"/>
-    </w:lvlOverride>
-  </w:num>
-  <w:num w:numId="15">
     <w:abstractNumId w:val="3"/>
     <w:lvlOverride w:ilvl="0">
       <w:startOverride w:val="1"/>

--- a/zht/docx/126.content.docx
+++ b/zht/docx/126.content.docx
@@ -149,7 +149,7 @@
         <w:rPr>
           <w:lang w:val="zh_TW" w:bidi="zh_TW"/>
         </w:rPr>
-        <w:t>shou</w:t>
+        <w:t>she</w:t>
       </w:r>
       <w:r>
         <w:rPr>
@@ -212,7 +212,7 @@
         <w:rPr>
           <w:lang w:val="zh_TW" w:bidi="zh_TW"/>
         </w:rPr>
-        <w:t>手</w:t>
+        <w:t>蛇</w:t>
       </w:r>
       <w:r>
         <w:rPr>
@@ -231,7 +231,97 @@
         <w:rPr>
           <w:lang w:val="zh_TW" w:bidi="zh_TW"/>
         </w:rPr>
-        <w:t>手是身體前肢的末端部份，具有抓握的能力。聖經中使用了「手」數百次來描述人體的一個部份，也經常用於隱喻或比喻中。</w:t>
+        <w:t>蛇或海怪。聖經中使用不同的詞語來描述蛇或蛇類。蛇或蛇類是爬行動物，是以牠們能夠咬人並注射毒液而為人熟知。聖經提及的特定蛇類包括虺蛇（</w:t>
+      </w:r>
+      <w:hyperlink r:id="rId13">
+        <w:r>
+          <w:rPr>
+            <w:lang w:val="zh_TW" w:bidi="zh_TW"/>
+          </w:rPr>
+          <w:rPr>
+            <w:color w:val="0000EE"/>
+            <w:u w:val="single"/>
+          </w:rPr>
+          <w:t>賽11:8</w:t>
+        </w:r>
+      </w:hyperlink>
+      <w:r>
+        <w:rPr>
+          <w:lang w:val="zh_TW" w:bidi="zh_TW"/>
+        </w:rPr>
+        <w:t>）和毒蛇（</w:t>
+      </w:r>
+      <w:hyperlink r:id="rId14">
+        <w:r>
+          <w:rPr>
+            <w:lang w:val="zh_TW" w:bidi="zh_TW"/>
+          </w:rPr>
+          <w:rPr>
+            <w:color w:val="0000EE"/>
+            <w:u w:val="single"/>
+          </w:rPr>
+          <w:t>徒28:3</w:t>
+        </w:r>
+      </w:hyperlink>
+      <w:r>
+        <w:rPr>
+          <w:lang w:val="zh_TW" w:bidi="zh_TW"/>
+        </w:rPr>
+        <w:t>）。「蛇」這個術語也可以用來描述在</w:t>
+      </w:r>
+      <w:hyperlink r:id="rId15">
+        <w:r>
+          <w:rPr>
+            <w:lang w:val="zh_TW" w:bidi="zh_TW"/>
+          </w:rPr>
+          <w:rPr>
+            <w:color w:val="0000EE"/>
+            <w:u w:val="single"/>
+          </w:rPr>
+          <w:t>約伯記二十六章13節</w:t>
+        </w:r>
+      </w:hyperlink>
+      <w:r>
+        <w:rPr>
+          <w:lang w:val="zh_TW" w:bidi="zh_TW"/>
+        </w:rPr>
+        <w:t>、</w:t>
+      </w:r>
+      <w:hyperlink r:id="rId16">
+        <w:r>
+          <w:rPr>
+            <w:lang w:val="zh_TW" w:bidi="zh_TW"/>
+          </w:rPr>
+          <w:rPr>
+            <w:color w:val="0000EE"/>
+            <w:u w:val="single"/>
+          </w:rPr>
+          <w:t>以賽亞書二十七章1節</w:t>
+        </w:r>
+      </w:hyperlink>
+      <w:r>
+        <w:rPr>
+          <w:lang w:val="zh_TW" w:bidi="zh_TW"/>
+        </w:rPr>
+        <w:t>和</w:t>
+      </w:r>
+      <w:hyperlink r:id="rId17">
+        <w:r>
+          <w:rPr>
+            <w:lang w:val="zh_TW" w:bidi="zh_TW"/>
+          </w:rPr>
+          <w:rPr>
+            <w:color w:val="0000EE"/>
+            <w:u w:val="single"/>
+          </w:rPr>
+          <w:t>阿摩司書九章3節</w:t>
+        </w:r>
+      </w:hyperlink>
+      <w:r>
+        <w:rPr>
+          <w:lang w:val="zh_TW" w:bidi="zh_TW"/>
+        </w:rPr>
+        <w:t>中提到的巨大海蛇。</w:t>
       </w:r>
     </w:p>
     <w:p>
@@ -245,9 +335,9 @@
         <w:rPr>
           <w:lang w:val="zh_TW" w:bidi="zh_TW"/>
         </w:rPr>
-        <w:t>比喻上，手意味著權力（</w:t>
-      </w:r>
-      <w:hyperlink r:id="rId13">
+        <w:t>在</w:t>
+      </w:r>
+      <w:hyperlink r:id="rId18">
         <w:r>
           <w:rPr>
             <w:lang w:val="zh_TW" w:bidi="zh_TW"/>
@@ -256,16 +346,16 @@
             <w:color w:val="0000EE"/>
             <w:u w:val="single"/>
           </w:rPr>
-          <w:t>申2:15</w:t>
+          <w:t>創世記三章1節</w:t>
         </w:r>
       </w:hyperlink>
       <w:r>
         <w:rPr>
           <w:lang w:val="zh_TW" w:bidi="zh_TW"/>
         </w:rPr>
-        <w:t>；</w:t>
-      </w:r>
-      <w:hyperlink r:id="rId14">
+        <w:t>，蛇引誘亞當和夏娃。牠是「耶和華神所造的，惟有蛇比田野一切的活物更狡猾」，因此，蛇被詛咒：「你必用肚子行走， 終身吃土」（</w:t>
+      </w:r>
+      <w:hyperlink r:id="rId19">
         <w:r>
           <w:rPr>
             <w:lang w:val="zh_TW" w:bidi="zh_TW"/>
@@ -274,16 +364,16 @@
             <w:color w:val="0000EE"/>
             <w:u w:val="single"/>
           </w:rPr>
-          <w:t>詩31:5</w:t>
+          <w:t>創3:14</w:t>
         </w:r>
       </w:hyperlink>
       <w:r>
         <w:rPr>
           <w:lang w:val="zh_TW" w:bidi="zh_TW"/>
         </w:rPr>
-        <w:t>；</w:t>
-      </w:r>
-      <w:hyperlink r:id="rId15">
+        <w:t>）。</w:t>
+      </w:r>
+      <w:hyperlink r:id="rId20">
         <w:r>
           <w:rPr>
             <w:lang w:val="zh_TW" w:bidi="zh_TW"/>
@@ -292,16 +382,16 @@
             <w:color w:val="0000EE"/>
             <w:u w:val="single"/>
           </w:rPr>
-          <w:t>可14:62</w:t>
+          <w:t>哥林多後書十一章3節</w:t>
         </w:r>
       </w:hyperlink>
       <w:r>
         <w:rPr>
           <w:lang w:val="zh_TW" w:bidi="zh_TW"/>
         </w:rPr>
-        <w:t>）。在</w:t>
-      </w:r>
-      <w:hyperlink r:id="rId16">
+        <w:t>說蛇用詭詐欺騙了夏娃。</w:t>
+      </w:r>
+      <w:hyperlink r:id="rId21">
         <w:r>
           <w:rPr>
             <w:lang w:val="zh_TW" w:bidi="zh_TW"/>
@@ -310,16 +400,16 @@
             <w:color w:val="0000EE"/>
             <w:u w:val="single"/>
           </w:rPr>
-          <w:t>約書亞記8:20</w:t>
+          <w:t>啟示錄十二章9節</w:t>
         </w:r>
       </w:hyperlink>
       <w:r>
         <w:rPr>
           <w:lang w:val="zh_TW" w:bidi="zh_TW"/>
         </w:rPr>
-        <w:t>中「手的力量（原文）」被翻譯為「逃跑」（見</w:t>
-      </w:r>
-      <w:hyperlink r:id="rId17">
+        <w:t>稱蛇為：「名叫魔鬼，又叫撒但，是迷惑普天下的」（另見</w:t>
+      </w:r>
+      <w:hyperlink r:id="rId22">
         <w:r>
           <w:rPr>
             <w:lang w:val="zh_TW" w:bidi="zh_TW"/>
@@ -328,16 +418,16 @@
             <w:color w:val="0000EE"/>
             <w:u w:val="single"/>
           </w:rPr>
-          <w:t>詩76:5</w:t>
+          <w:t>啟12:14–15</w:t>
         </w:r>
       </w:hyperlink>
       <w:r>
         <w:rPr>
           <w:lang w:val="zh_TW" w:bidi="zh_TW"/>
         </w:rPr>
-        <w:t>）。相反，無力的手象徵著優柔寡斷和軟弱（</w:t>
-      </w:r>
-      <w:hyperlink r:id="rId18">
+        <w:t>，</w:t>
+      </w:r>
+      <w:hyperlink r:id="rId23">
         <w:r>
           <w:rPr>
             <w:lang w:val="zh_TW" w:bidi="zh_TW"/>
@@ -346,253 +436,7 @@
             <w:color w:val="0000EE"/>
             <w:u w:val="single"/>
           </w:rPr>
-          <w:t>賽35:3</w:t>
-        </w:r>
-      </w:hyperlink>
-      <w:r>
-        <w:rPr>
-          <w:lang w:val="zh_TW" w:bidi="zh_TW"/>
-        </w:rPr>
-        <w:t>）。握手表示友誼（</w:t>
-      </w:r>
-      <w:hyperlink r:id="rId19">
-        <w:r>
-          <w:rPr>
-            <w:lang w:val="zh_TW" w:bidi="zh_TW"/>
-          </w:rPr>
-          <w:rPr>
-            <w:color w:val="0000EE"/>
-            <w:u w:val="single"/>
-          </w:rPr>
-          <w:t>王下10:15</w:t>
-        </w:r>
-      </w:hyperlink>
-      <w:r>
-        <w:rPr>
-          <w:lang w:val="zh_TW" w:bidi="zh_TW"/>
-        </w:rPr>
-        <w:t>）。讓某人坐在右手邊，表示對他的偏愛（</w:t>
-      </w:r>
-      <w:hyperlink r:id="rId20">
-        <w:r>
-          <w:rPr>
-            <w:lang w:val="zh_TW" w:bidi="zh_TW"/>
-          </w:rPr>
-          <w:rPr>
-            <w:color w:val="0000EE"/>
-            <w:u w:val="single"/>
-          </w:rPr>
-          <w:t>詩16:11</w:t>
-        </w:r>
-      </w:hyperlink>
-      <w:r>
-        <w:rPr>
-          <w:lang w:val="zh_TW" w:bidi="zh_TW"/>
-        </w:rPr>
-        <w:t>，</w:t>
-      </w:r>
-      <w:hyperlink r:id="rId20">
-        <w:r>
-          <w:rPr>
-            <w:lang w:val="zh_TW" w:bidi="zh_TW"/>
-          </w:rPr>
-          <w:rPr>
-            <w:color w:val="0000EE"/>
-            <w:u w:val="single"/>
-          </w:rPr>
-          <w:t xml:space="preserve"> </w:t>
-        </w:r>
-      </w:hyperlink>
-      <w:hyperlink r:id="rId21">
-        <w:r>
-          <w:rPr>
-            <w:lang w:val="zh_TW" w:bidi="zh_TW"/>
-          </w:rPr>
-          <w:rPr>
-            <w:color w:val="0000EE"/>
-            <w:u w:val="single"/>
-          </w:rPr>
-          <w:t>77:10</w:t>
-        </w:r>
-      </w:hyperlink>
-      <w:r>
-        <w:rPr>
-          <w:lang w:val="zh_TW" w:bidi="zh_TW"/>
-        </w:rPr>
-        <w:t>，</w:t>
-      </w:r>
-      <w:hyperlink r:id="rId22">
-        <w:r>
-          <w:rPr>
-            <w:lang w:val="zh_TW" w:bidi="zh_TW"/>
-          </w:rPr>
-          <w:rPr>
-            <w:color w:val="0000EE"/>
-            <w:u w:val="single"/>
-          </w:rPr>
-          <w:t>110:1</w:t>
-        </w:r>
-      </w:hyperlink>
-      <w:r>
-        <w:rPr>
-          <w:lang w:val="zh_TW" w:bidi="zh_TW"/>
-        </w:rPr>
-        <w:t>）。潔淨的手象徵著清白無罪（</w:t>
-      </w:r>
-      <w:hyperlink r:id="rId23">
-        <w:r>
-          <w:rPr>
-            <w:lang w:val="zh_TW" w:bidi="zh_TW"/>
-          </w:rPr>
-          <w:rPr>
-            <w:color w:val="0000EE"/>
-            <w:u w:val="single"/>
-          </w:rPr>
-          <w:t>詩26:6</w:t>
-        </w:r>
-      </w:hyperlink>
-      <w:r>
-        <w:rPr>
-          <w:lang w:val="zh_TW" w:bidi="zh_TW"/>
-        </w:rPr>
-        <w:t>），而擊掌則表示達成協議（</w:t>
-      </w:r>
-      <w:hyperlink r:id="rId24">
-        <w:r>
-          <w:rPr>
-            <w:lang w:val="zh_TW" w:bidi="zh_TW"/>
-          </w:rPr>
-          <w:rPr>
-            <w:color w:val="0000EE"/>
-            <w:u w:val="single"/>
-          </w:rPr>
-          <w:t>箴6:1</w:t>
-        </w:r>
-      </w:hyperlink>
-      <w:r>
-        <w:rPr>
-          <w:lang w:val="zh_TW" w:bidi="zh_TW"/>
-        </w:rPr>
-        <w:t>）。舉手象徵暴力（</w:t>
-      </w:r>
-      <w:hyperlink r:id="rId25">
-        <w:r>
-          <w:rPr>
-            <w:lang w:val="zh_TW" w:bidi="zh_TW"/>
-          </w:rPr>
-          <w:rPr>
-            <w:color w:val="0000EE"/>
-            <w:u w:val="single"/>
-          </w:rPr>
-          <w:t>王上11:26</w:t>
-        </w:r>
-      </w:hyperlink>
-      <w:r>
-        <w:rPr>
-          <w:lang w:val="zh_TW" w:bidi="zh_TW"/>
-        </w:rPr>
-        <w:t>）。舉手又可用於懇求的禱告（</w:t>
-      </w:r>
-      <w:hyperlink r:id="rId26">
-        <w:r>
-          <w:rPr>
-            <w:lang w:val="zh_TW" w:bidi="zh_TW"/>
-          </w:rPr>
-          <w:rPr>
-            <w:color w:val="0000EE"/>
-            <w:u w:val="single"/>
-          </w:rPr>
-          <w:t>出17:11</w:t>
-        </w:r>
-      </w:hyperlink>
-      <w:r>
-        <w:rPr>
-          <w:lang w:val="zh_TW" w:bidi="zh_TW"/>
-        </w:rPr>
-        <w:t>；</w:t>
-      </w:r>
-      <w:hyperlink r:id="rId27">
-        <w:r>
-          <w:rPr>
-            <w:lang w:val="zh_TW" w:bidi="zh_TW"/>
-          </w:rPr>
-          <w:rPr>
-            <w:color w:val="0000EE"/>
-            <w:u w:val="single"/>
-          </w:rPr>
-          <w:t>利9:22</w:t>
-        </w:r>
-      </w:hyperlink>
-      <w:r>
-        <w:rPr>
-          <w:lang w:val="zh_TW" w:bidi="zh_TW"/>
-        </w:rPr>
-        <w:t>；</w:t>
-      </w:r>
-      <w:hyperlink r:id="rId28">
-        <w:r>
-          <w:rPr>
-            <w:lang w:val="zh_TW" w:bidi="zh_TW"/>
-          </w:rPr>
-          <w:rPr>
-            <w:color w:val="0000EE"/>
-            <w:u w:val="single"/>
-          </w:rPr>
-          <w:t>賽1:15</w:t>
-        </w:r>
-      </w:hyperlink>
-      <w:r>
-        <w:rPr>
-          <w:lang w:val="zh_TW" w:bidi="zh_TW"/>
-        </w:rPr>
-        <w:t>；</w:t>
-      </w:r>
-      <w:hyperlink r:id="rId29">
-        <w:r>
-          <w:rPr>
-            <w:lang w:val="zh_TW" w:bidi="zh_TW"/>
-          </w:rPr>
-          <w:rPr>
-            <w:color w:val="0000EE"/>
-            <w:u w:val="single"/>
-          </w:rPr>
-          <w:t>提前2:8</w:t>
-        </w:r>
-      </w:hyperlink>
-      <w:r>
-        <w:rPr>
-          <w:lang w:val="zh_TW" w:bidi="zh_TW"/>
-        </w:rPr>
-        <w:t>）和發誓（</w:t>
-      </w:r>
-      <w:hyperlink r:id="rId30">
-        <w:r>
-          <w:rPr>
-            <w:lang w:val="zh_TW" w:bidi="zh_TW"/>
-          </w:rPr>
-          <w:rPr>
-            <w:color w:val="0000EE"/>
-            <w:u w:val="single"/>
-          </w:rPr>
-          <w:t>創14:22</w:t>
-        </w:r>
-      </w:hyperlink>
-      <w:r>
-        <w:rPr>
-          <w:lang w:val="zh_TW" w:bidi="zh_TW"/>
-        </w:rPr>
-        <w:t>；</w:t>
-      </w:r>
-      <w:hyperlink r:id="rId31">
-        <w:r>
-          <w:rPr>
-            <w:lang w:val="zh_TW" w:bidi="zh_TW"/>
-          </w:rPr>
-          <w:rPr>
-            <w:color w:val="0000EE"/>
-            <w:u w:val="single"/>
-          </w:rPr>
-          <w:t>24:2</w:t>
+          <w:t>20:2</w:t>
         </w:r>
       </w:hyperlink>
       <w:r>
@@ -613,7 +457,169 @@
         <w:rPr>
           <w:lang w:val="zh_TW" w:bidi="zh_TW"/>
         </w:rPr>
-        <w:t>其它與手相關的片語表達了危及生命（</w:t>
+        <w:t>聖經中對蛇的描述通常是比喻性的。牠們代表能以毒害人的能力（例如，</w:t>
+      </w:r>
+      <w:hyperlink r:id="rId24">
+        <w:r>
+          <w:rPr>
+            <w:lang w:val="zh_TW" w:bidi="zh_TW"/>
+          </w:rPr>
+          <w:rPr>
+            <w:color w:val="0000EE"/>
+            <w:u w:val="single"/>
+          </w:rPr>
+          <w:t>創49:17</w:t>
+        </w:r>
+      </w:hyperlink>
+      <w:r>
+        <w:rPr>
+          <w:lang w:val="zh_TW" w:bidi="zh_TW"/>
+        </w:rPr>
+        <w:t>；</w:t>
+      </w:r>
+      <w:hyperlink r:id="rId25">
+        <w:r>
+          <w:rPr>
+            <w:lang w:val="zh_TW" w:bidi="zh_TW"/>
+          </w:rPr>
+          <w:rPr>
+            <w:color w:val="0000EE"/>
+            <w:u w:val="single"/>
+          </w:rPr>
+          <w:t>傳10:8</w:t>
+        </w:r>
+      </w:hyperlink>
+      <w:r>
+        <w:rPr>
+          <w:lang w:val="zh_TW" w:bidi="zh_TW"/>
+        </w:rPr>
+        <w:t>、</w:t>
+      </w:r>
+      <w:hyperlink r:id="rId25">
+        <w:r>
+          <w:rPr>
+            <w:lang w:val="zh_TW" w:bidi="zh_TW"/>
+          </w:rPr>
+          <w:rPr>
+            <w:color w:val="0000EE"/>
+            <w:u w:val="single"/>
+          </w:rPr>
+          <w:t>11</w:t>
+        </w:r>
+      </w:hyperlink>
+      <w:r>
+        <w:rPr>
+          <w:lang w:val="zh_TW" w:bidi="zh_TW"/>
+        </w:rPr>
+        <w:t>；</w:t>
+      </w:r>
+      <w:hyperlink r:id="rId26">
+        <w:r>
+          <w:rPr>
+            <w:lang w:val="zh_TW" w:bidi="zh_TW"/>
+          </w:rPr>
+          <w:rPr>
+            <w:color w:val="0000EE"/>
+            <w:u w:val="single"/>
+          </w:rPr>
+          <w:t>賽14:29</w:t>
+        </w:r>
+      </w:hyperlink>
+      <w:r>
+        <w:rPr>
+          <w:lang w:val="zh_TW" w:bidi="zh_TW"/>
+        </w:rPr>
+        <w:t>；</w:t>
+      </w:r>
+      <w:hyperlink r:id="rId27">
+        <w:r>
+          <w:rPr>
+            <w:lang w:val="zh_TW" w:bidi="zh_TW"/>
+          </w:rPr>
+          <w:rPr>
+            <w:color w:val="0000EE"/>
+            <w:u w:val="single"/>
+          </w:rPr>
+          <w:t>摩5:19</w:t>
+        </w:r>
+      </w:hyperlink>
+      <w:r>
+        <w:rPr>
+          <w:lang w:val="zh_TW" w:bidi="zh_TW"/>
+        </w:rPr>
+        <w:t>；</w:t>
+      </w:r>
+      <w:hyperlink r:id="rId28">
+        <w:r>
+          <w:rPr>
+            <w:lang w:val="zh_TW" w:bidi="zh_TW"/>
+          </w:rPr>
+          <w:rPr>
+            <w:color w:val="0000EE"/>
+            <w:u w:val="single"/>
+          </w:rPr>
+          <w:t>啟9:19</w:t>
+        </w:r>
+      </w:hyperlink>
+      <w:r>
+        <w:rPr>
+          <w:lang w:val="zh_TW" w:bidi="zh_TW"/>
+        </w:rPr>
+        <w:t>）。在</w:t>
+      </w:r>
+      <w:hyperlink r:id="rId29">
+        <w:r>
+          <w:rPr>
+            <w:lang w:val="zh_TW" w:bidi="zh_TW"/>
+          </w:rPr>
+          <w:rPr>
+            <w:color w:val="0000EE"/>
+            <w:u w:val="single"/>
+          </w:rPr>
+          <w:t>詩篇五十八篇4至5節</w:t>
+        </w:r>
+      </w:hyperlink>
+      <w:r>
+        <w:rPr>
+          <w:lang w:val="zh_TW" w:bidi="zh_TW"/>
+        </w:rPr>
+        <w:t>中，惡人被比作蛇。</w:t>
+      </w:r>
+      <w:hyperlink r:id="rId30">
+        <w:r>
+          <w:rPr>
+            <w:lang w:val="zh_TW" w:bidi="zh_TW"/>
+          </w:rPr>
+          <w:rPr>
+            <w:color w:val="0000EE"/>
+            <w:u w:val="single"/>
+          </w:rPr>
+          <w:t>詩篇一四〇篇3節</w:t>
+        </w:r>
+      </w:hyperlink>
+      <w:r>
+        <w:rPr>
+          <w:lang w:val="zh_TW" w:bidi="zh_TW"/>
+        </w:rPr>
+        <w:t>描述人們的舌頭像蛇一樣尖利，他們的嘴唇有虺蛇的毒氣。</w:t>
+      </w:r>
+      <w:hyperlink r:id="rId31">
+        <w:r>
+          <w:rPr>
+            <w:lang w:val="zh_TW" w:bidi="zh_TW"/>
+          </w:rPr>
+          <w:rPr>
+            <w:color w:val="0000EE"/>
+            <w:u w:val="single"/>
+          </w:rPr>
+          <w:t>箴言二十三章32節</w:t>
+        </w:r>
+      </w:hyperlink>
+      <w:r>
+        <w:rPr>
+          <w:lang w:val="zh_TW" w:bidi="zh_TW"/>
+        </w:rPr>
+        <w:t>將烈酒比作蛇的咬傷，說它「咬你如蛇，刺你如毒蛇」。</w:t>
       </w:r>
       <w:hyperlink r:id="rId32">
         <w:r>
@@ -624,266 +630,14 @@
             <w:color w:val="0000EE"/>
             <w:u w:val="single"/>
           </w:rPr>
-          <w:t>士12:3</w:t>
+          <w:t>耶利米書八章17節</w:t>
         </w:r>
       </w:hyperlink>
       <w:r>
         <w:rPr>
           <w:lang w:val="zh_TW" w:bidi="zh_TW"/>
         </w:rPr>
-        <w:t>）、喜悅（</w:t>
-      </w:r>
-      <w:hyperlink r:id="rId33">
-        <w:r>
-          <w:rPr>
-            <w:lang w:val="zh_TW" w:bidi="zh_TW"/>
-          </w:rPr>
-          <w:rPr>
-            <w:color w:val="0000EE"/>
-            <w:u w:val="single"/>
-          </w:rPr>
-          <w:t>王下11:12</w:t>
-        </w:r>
-      </w:hyperlink>
-      <w:r>
-        <w:rPr>
-          <w:lang w:val="zh_TW" w:bidi="zh_TW"/>
-        </w:rPr>
-        <w:t>）、慷慨（</w:t>
-      </w:r>
-      <w:hyperlink r:id="rId34">
-        <w:r>
-          <w:rPr>
-            <w:lang w:val="zh_TW" w:bidi="zh_TW"/>
-          </w:rPr>
-          <w:rPr>
-            <w:color w:val="0000EE"/>
-            <w:u w:val="single"/>
-          </w:rPr>
-          <w:t>申15:11</w:t>
-        </w:r>
-      </w:hyperlink>
-      <w:r>
-        <w:rPr>
-          <w:lang w:val="zh_TW" w:bidi="zh_TW"/>
-        </w:rPr>
-        <w:t>）、悲傷（</w:t>
-      </w:r>
-      <w:hyperlink r:id="rId35">
-        <w:r>
-          <w:rPr>
-            <w:lang w:val="zh_TW" w:bidi="zh_TW"/>
-          </w:rPr>
-          <w:rPr>
-            <w:color w:val="0000EE"/>
-            <w:u w:val="single"/>
-          </w:rPr>
-          <w:t>撒下13:19</w:t>
-        </w:r>
-      </w:hyperlink>
-      <w:r>
-        <w:rPr>
-          <w:lang w:val="zh_TW" w:bidi="zh_TW"/>
-        </w:rPr>
-        <w:t>）、謙卑（</w:t>
-      </w:r>
-      <w:hyperlink r:id="rId36">
-        <w:r>
-          <w:rPr>
-            <w:lang w:val="zh_TW" w:bidi="zh_TW"/>
-          </w:rPr>
-          <w:rPr>
-            <w:color w:val="0000EE"/>
-            <w:u w:val="single"/>
-          </w:rPr>
-          <w:t>箴30:32</w:t>
-        </w:r>
-      </w:hyperlink>
-      <w:r>
-        <w:rPr>
-          <w:lang w:val="zh_TW" w:bidi="zh_TW"/>
-        </w:rPr>
-        <w:t>）和承擔責任（</w:t>
-      </w:r>
-      <w:hyperlink r:id="rId37">
-        <w:r>
-          <w:rPr>
-            <w:lang w:val="zh_TW" w:bidi="zh_TW"/>
-          </w:rPr>
-          <w:rPr>
-            <w:color w:val="0000EE"/>
-            <w:u w:val="single"/>
-          </w:rPr>
-          <w:t>路9:62</w:t>
-        </w:r>
-      </w:hyperlink>
-      <w:r>
-        <w:rPr>
-          <w:lang w:val="zh_TW" w:bidi="zh_TW"/>
-        </w:rPr>
-        <w:t>）。體力勞動是人類尊嚴和責任的表現（</w:t>
-      </w:r>
-      <w:hyperlink r:id="rId38">
-        <w:r>
-          <w:rPr>
-            <w:lang w:val="zh_TW" w:bidi="zh_TW"/>
-          </w:rPr>
-          <w:rPr>
-            <w:color w:val="0000EE"/>
-            <w:u w:val="single"/>
-          </w:rPr>
-          <w:t>弗4:28</w:t>
-        </w:r>
-      </w:hyperlink>
-      <w:r>
-        <w:rPr>
-          <w:lang w:val="zh_TW" w:bidi="zh_TW"/>
-        </w:rPr>
-        <w:t>；</w:t>
-      </w:r>
-      <w:hyperlink r:id="rId39">
-        <w:r>
-          <w:rPr>
-            <w:lang w:val="zh_TW" w:bidi="zh_TW"/>
-          </w:rPr>
-          <w:rPr>
-            <w:color w:val="0000EE"/>
-            <w:u w:val="single"/>
-          </w:rPr>
-          <w:t>帖前4:11</w:t>
-        </w:r>
-      </w:hyperlink>
-      <w:r>
-        <w:rPr>
-          <w:lang w:val="zh_TW" w:bidi="zh_TW"/>
-        </w:rPr>
-        <w:t>），保羅並不以此標誌為恥，並明白的展示出來（</w:t>
-      </w:r>
-      <w:hyperlink r:id="rId40">
-        <w:r>
-          <w:rPr>
-            <w:lang w:val="zh_TW" w:bidi="zh_TW"/>
-          </w:rPr>
-          <w:rPr>
-            <w:color w:val="0000EE"/>
-            <w:u w:val="single"/>
-          </w:rPr>
-          <w:t>徒20:34</w:t>
-        </w:r>
-      </w:hyperlink>
-      <w:r>
-        <w:rPr>
-          <w:lang w:val="zh_TW" w:bidi="zh_TW"/>
-        </w:rPr>
-        <w:t>；</w:t>
-      </w:r>
-      <w:hyperlink r:id="rId41">
-        <w:r>
-          <w:rPr>
-            <w:lang w:val="zh_TW" w:bidi="zh_TW"/>
-          </w:rPr>
-          <w:rPr>
-            <w:color w:val="0000EE"/>
-            <w:u w:val="single"/>
-          </w:rPr>
-          <w:t>林前4:12</w:t>
-        </w:r>
-      </w:hyperlink>
-      <w:r>
-        <w:rPr>
-          <w:lang w:val="zh_TW" w:bidi="zh_TW"/>
-        </w:rPr>
-        <w:t>）。儀式、禮儀上的洗手是祭司在履行職責前的必要行為（</w:t>
-      </w:r>
-      <w:hyperlink r:id="rId42">
-        <w:r>
-          <w:rPr>
-            <w:lang w:val="zh_TW" w:bidi="zh_TW"/>
-          </w:rPr>
-          <w:rPr>
-            <w:color w:val="0000EE"/>
-            <w:u w:val="single"/>
-          </w:rPr>
-          <w:t>出30:19–21</w:t>
-        </w:r>
-      </w:hyperlink>
-      <w:r>
-        <w:rPr>
-          <w:lang w:val="zh_TW" w:bidi="zh_TW"/>
-        </w:rPr>
-        <w:t>；</w:t>
-      </w:r>
-      <w:hyperlink r:id="rId43">
-        <w:r>
-          <w:rPr>
-            <w:lang w:val="zh_TW" w:bidi="zh_TW"/>
-          </w:rPr>
-          <w:rPr>
-            <w:color w:val="0000EE"/>
-            <w:u w:val="single"/>
-          </w:rPr>
-          <w:t>40:30–32</w:t>
-        </w:r>
-      </w:hyperlink>
-      <w:r>
-        <w:rPr>
-          <w:lang w:val="zh_TW" w:bidi="zh_TW"/>
-        </w:rPr>
-        <w:t>）。文士和法利賽人誤用了這一點，以至於耶穌責罵只著重儀式性的洗手（</w:t>
-      </w:r>
-      <w:hyperlink r:id="rId44">
-        <w:r>
-          <w:rPr>
-            <w:lang w:val="zh_TW" w:bidi="zh_TW"/>
-          </w:rPr>
-          <w:rPr>
-            <w:color w:val="0000EE"/>
-            <w:u w:val="single"/>
-          </w:rPr>
-          <w:t>太15:1–20</w:t>
-        </w:r>
-      </w:hyperlink>
-      <w:r>
-        <w:rPr>
-          <w:lang w:val="zh_TW" w:bidi="zh_TW"/>
-        </w:rPr>
-        <w:t>；</w:t>
-      </w:r>
-      <w:hyperlink r:id="rId45">
-        <w:r>
-          <w:rPr>
-            <w:lang w:val="zh_TW" w:bidi="zh_TW"/>
-          </w:rPr>
-          <w:rPr>
-            <w:color w:val="0000EE"/>
-            <w:u w:val="single"/>
-          </w:rPr>
-          <w:t>路11:38</w:t>
-        </w:r>
-      </w:hyperlink>
-      <w:r>
-        <w:rPr>
-          <w:lang w:val="zh_TW" w:bidi="zh_TW"/>
-        </w:rPr>
-        <w:t>）。彼拉多的洗手（</w:t>
-      </w:r>
-      <w:hyperlink r:id="rId46">
-        <w:r>
-          <w:rPr>
-            <w:lang w:val="zh_TW" w:bidi="zh_TW"/>
-          </w:rPr>
-          <w:rPr>
-            <w:color w:val="0000EE"/>
-            <w:u w:val="single"/>
-          </w:rPr>
-          <w:t>太27:24</w:t>
-        </w:r>
-      </w:hyperlink>
-      <w:r>
-        <w:rPr>
-          <w:lang w:val="zh_TW" w:bidi="zh_TW"/>
-        </w:rPr>
-        <w:t>）是宣告祂對此判決的清白，因為他不想承擔責任，但沒有他的同意，這個錯誤的判決是無法完成的。</w:t>
+        <w:t>描述以色列的敵人為「不服法術的， 必咬你們」。</w:t>
       </w:r>
     </w:p>
     <w:p>
@@ -897,21 +651,9 @@
         <w:rPr>
           <w:lang w:val="zh_TW" w:bidi="zh_TW"/>
         </w:rPr>
-        <w:t>當以色列「</w:t>
-      </w:r>
-      <w:r>
-        <w:rPr>
-          <w:lang w:val="zh_TW" w:bidi="zh_TW"/>
-        </w:rPr>
-        <w:t>昂然無懼地（有些譯本譯為：高舉</w:t>
-      </w:r>
-      <w:r>
-        <w:rPr>
-          <w:lang w:val="zh_TW" w:bidi="zh_TW"/>
-        </w:rPr>
-        <w:t>著手）」出埃及（</w:t>
-      </w:r>
-      <w:hyperlink r:id="rId47">
+        <w:t>正面來說，蛇以其智慧著稱。耶穌勸告祂的門徒：「靈巧像蛇，馴良像鴿子」（</w:t>
+      </w:r>
+      <w:hyperlink r:id="rId33">
         <w:r>
           <w:rPr>
             <w:lang w:val="zh_TW" w:bidi="zh_TW"/>
@@ -920,16 +662,16 @@
             <w:color w:val="0000EE"/>
             <w:u w:val="single"/>
           </w:rPr>
-          <w:t>出14:8</w:t>
+          <w:t>太10:16</w:t>
         </w:r>
       </w:hyperlink>
       <w:r>
         <w:rPr>
           <w:lang w:val="zh_TW" w:bidi="zh_TW"/>
         </w:rPr>
-        <w:t>）時，這是指耶和華的手或耶和華的幫助。耶和華的手代表神不可抗拒的力量（</w:t>
-      </w:r>
-      <w:hyperlink r:id="rId13">
+        <w:t>）。然而，蛇的主要意象是負面的。它象徵欺騙。耶穌稱文士和法利賽人為：「蛇類、毒蛇之種」（</w:t>
+      </w:r>
+      <w:hyperlink r:id="rId34">
         <w:r>
           <w:rPr>
             <w:lang w:val="zh_TW" w:bidi="zh_TW"/>
@@ -938,16 +680,16 @@
             <w:color w:val="0000EE"/>
             <w:u w:val="single"/>
           </w:rPr>
-          <w:t>申2:15</w:t>
+          <w:t>太23:33</w:t>
         </w:r>
       </w:hyperlink>
       <w:r>
         <w:rPr>
           <w:lang w:val="zh_TW" w:bidi="zh_TW"/>
         </w:rPr>
-        <w:t>）、審判（</w:t>
-      </w:r>
-      <w:hyperlink r:id="rId48">
+        <w:t>）。施洗約翰也稱法利賽人和撒都該人為「毒蛇的種類」（</w:t>
+      </w:r>
+      <w:hyperlink r:id="rId35">
         <w:r>
           <w:rPr>
             <w:lang w:val="zh_TW" w:bidi="zh_TW"/>
@@ -956,97 +698,7 @@
             <w:color w:val="0000EE"/>
             <w:u w:val="single"/>
           </w:rPr>
-          <w:t>徒13:11</w:t>
-        </w:r>
-      </w:hyperlink>
-      <w:r>
-        <w:rPr>
-          <w:lang w:val="zh_TW" w:bidi="zh_TW"/>
-        </w:rPr>
-        <w:t>；</w:t>
-      </w:r>
-      <w:hyperlink r:id="rId49">
-        <w:r>
-          <w:rPr>
-            <w:lang w:val="zh_TW" w:bidi="zh_TW"/>
-          </w:rPr>
-          <w:rPr>
-            <w:color w:val="0000EE"/>
-            <w:u w:val="single"/>
-          </w:rPr>
-          <w:t>來10:31</w:t>
-        </w:r>
-      </w:hyperlink>
-      <w:r>
-        <w:rPr>
-          <w:lang w:val="zh_TW" w:bidi="zh_TW"/>
-        </w:rPr>
-        <w:t>）、神聖的啟示（</w:t>
-      </w:r>
-      <w:hyperlink r:id="rId50">
-        <w:r>
-          <w:rPr>
-            <w:lang w:val="zh_TW" w:bidi="zh_TW"/>
-          </w:rPr>
-          <w:rPr>
-            <w:color w:val="0000EE"/>
-            <w:u w:val="single"/>
-          </w:rPr>
-          <w:t>結8:1</w:t>
-        </w:r>
-      </w:hyperlink>
-      <w:r>
-        <w:rPr>
-          <w:lang w:val="zh_TW" w:bidi="zh_TW"/>
-        </w:rPr>
-        <w:t>；</w:t>
-      </w:r>
-      <w:hyperlink r:id="rId51">
-        <w:r>
-          <w:rPr>
-            <w:lang w:val="zh_TW" w:bidi="zh_TW"/>
-          </w:rPr>
-          <w:rPr>
-            <w:color w:val="0000EE"/>
-            <w:u w:val="single"/>
-          </w:rPr>
-          <w:t>37:1</w:t>
-        </w:r>
-      </w:hyperlink>
-      <w:r>
-        <w:rPr>
-          <w:lang w:val="zh_TW" w:bidi="zh_TW"/>
-        </w:rPr>
-        <w:t>），以及神的眷顧（</w:t>
-      </w:r>
-      <w:hyperlink r:id="rId52">
-        <w:r>
-          <w:rPr>
-            <w:lang w:val="zh_TW" w:bidi="zh_TW"/>
-          </w:rPr>
-          <w:rPr>
-            <w:color w:val="0000EE"/>
-            <w:u w:val="single"/>
-          </w:rPr>
-          <w:t>拉7:6</w:t>
-        </w:r>
-      </w:hyperlink>
-      <w:r>
-        <w:rPr>
-          <w:lang w:val="zh_TW" w:bidi="zh_TW"/>
-        </w:rPr>
-        <w:t>；</w:t>
-      </w:r>
-      <w:hyperlink r:id="rId53">
-        <w:r>
-          <w:rPr>
-            <w:lang w:val="zh_TW" w:bidi="zh_TW"/>
-          </w:rPr>
-          <w:rPr>
-            <w:color w:val="0000EE"/>
-            <w:u w:val="single"/>
-          </w:rPr>
-          <w:t>約10:28–29</w:t>
+          <w:t>太3:7</w:t>
         </w:r>
       </w:hyperlink>
       <w:r>
@@ -1065,117 +717,32 @@
       </w:r>
       <w:r>
         <w:rPr>
-          <w:lang w:val="zh_TW" w:bidi="zh_TW"/>
-        </w:rPr>
-        <w:t>按手具有深遠的意義，在聖經中經常出現。在獻祭之前，獻祭的人，而不是祭司，會按手在祭物上。這個行為表示將罪過轉移到祭物上，將自己的罪連接在祭物上（</w:t>
-      </w:r>
-      <w:hyperlink r:id="rId54">
-        <w:r>
-          <w:rPr>
-            <w:lang w:val="zh_TW" w:bidi="zh_TW"/>
-          </w:rPr>
-          <w:rPr>
-            <w:color w:val="0000EE"/>
-            <w:u w:val="single"/>
-          </w:rPr>
-          <w:t>利1:4</w:t>
-        </w:r>
-      </w:hyperlink>
-      <w:r>
-        <w:rPr>
-          <w:lang w:val="zh_TW" w:bidi="zh_TW"/>
-        </w:rPr>
-        <w:t>）。按手表示任命他人擔任要職，例如當摩西委任約書亞（</w:t>
-      </w:r>
-      <w:hyperlink r:id="rId55">
-        <w:r>
-          <w:rPr>
-            <w:lang w:val="zh_TW" w:bidi="zh_TW"/>
-          </w:rPr>
-          <w:rPr>
-            <w:color w:val="0000EE"/>
-            <w:u w:val="single"/>
-          </w:rPr>
-          <w:t>民27:12–23</w:t>
-        </w:r>
-      </w:hyperlink>
-      <w:r>
-        <w:rPr>
-          <w:lang w:val="zh_TW" w:bidi="zh_TW"/>
-        </w:rPr>
-        <w:t>），使徒讓七位門徒成為他們在事工中的同工或副手（</w:t>
-      </w:r>
-      <w:hyperlink r:id="rId56">
-        <w:r>
-          <w:rPr>
-            <w:lang w:val="zh_TW" w:bidi="zh_TW"/>
-          </w:rPr>
-          <w:rPr>
-            <w:color w:val="0000EE"/>
-            <w:u w:val="single"/>
-          </w:rPr>
-          <w:t>徒6:5–6</w:t>
-        </w:r>
-      </w:hyperlink>
-      <w:r>
-        <w:rPr>
-          <w:lang w:val="zh_TW" w:bidi="zh_TW"/>
-        </w:rPr>
-        <w:t>），以及保羅和巴拿巴被任命為安提阿教會的宣教士和代表（</w:t>
-      </w:r>
-      <w:hyperlink r:id="rId57">
-        <w:r>
-          <w:rPr>
-            <w:lang w:val="zh_TW" w:bidi="zh_TW"/>
-          </w:rPr>
-          <w:rPr>
-            <w:color w:val="0000EE"/>
-            <w:u w:val="single"/>
-          </w:rPr>
-          <w:t>13:3</w:t>
-        </w:r>
-      </w:hyperlink>
-      <w:r>
-        <w:rPr>
-          <w:lang w:val="zh_TW" w:bidi="zh_TW"/>
-        </w:rPr>
-        <w:t>）。通過按手，人被賦予事奉的職份，並獲得該職份成員的地位（</w:t>
-      </w:r>
-      <w:hyperlink r:id="rId58">
-        <w:r>
-          <w:rPr>
-            <w:lang w:val="zh_TW" w:bidi="zh_TW"/>
-          </w:rPr>
-          <w:rPr>
-            <w:color w:val="0000EE"/>
-            <w:u w:val="single"/>
-          </w:rPr>
-          <w:t>提前4:14</w:t>
-        </w:r>
-      </w:hyperlink>
-      <w:r>
-        <w:rPr>
-          <w:lang w:val="zh_TW" w:bidi="zh_TW"/>
-        </w:rPr>
-        <w:t>；</w:t>
-      </w:r>
-      <w:hyperlink r:id="rId59">
-        <w:r>
-          <w:rPr>
-            <w:lang w:val="zh_TW" w:bidi="zh_TW"/>
-          </w:rPr>
-          <w:rPr>
-            <w:color w:val="0000EE"/>
-            <w:u w:val="single"/>
-          </w:rPr>
-          <w:t>提後1:6</w:t>
-        </w:r>
-      </w:hyperlink>
-      <w:r>
-        <w:rPr>
-          <w:lang w:val="zh_TW" w:bidi="zh_TW"/>
-        </w:rPr>
-        <w:t>）。按手也伴隨著禱告，又或者說，按手本身就是一種禱告。正如奧古斯丁所言：「按手不就是一種禱告嗎？」</w:t>
+          <w:i/>
+          <w:lang w:val="zh_TW" w:bidi="zh_TW"/>
+        </w:rPr>
+        <w:t>見</w:t>
+      </w:r>
+      <w:r>
+        <w:rPr>
+          <w:lang w:val="zh_TW" w:bidi="zh_TW"/>
+        </w:rPr>
+        <w:t>動物</w:t>
+      </w:r>
+      <w:r>
+        <w:rPr>
+          <w:lang w:val="zh_TW" w:bidi="zh_TW"/>
+        </w:rPr>
+        <w:t>。</w:t>
+      </w:r>
+      <w:r>
+        <w:rPr>
+          <w:lang w:val="zh_TW" w:bidi="zh_TW"/>
+        </w:rPr>
+      </w:r>
+      <w:r>
+        <w:rPr>
+          <w:lang w:val="zh_TW" w:bidi="zh_TW"/>
+        </w:rPr>
       </w:r>
     </w:p>
     <w:p>
@@ -1185,119 +752,21 @@
           <w:lang w:val="zh_TW" w:bidi="zh_TW"/>
         </w:rPr>
       </w:r>
-      <w:r>
-        <w:rPr>
-          <w:lang w:val="zh_TW" w:bidi="zh_TW"/>
-        </w:rPr>
-        <w:t>按手伴隨著耶穌事工中的醫治（</w:t>
-      </w:r>
-      <w:hyperlink r:id="rId60">
-        <w:r>
-          <w:rPr>
-            <w:lang w:val="zh_TW" w:bidi="zh_TW"/>
-          </w:rPr>
-          <w:rPr>
-            <w:color w:val="0000EE"/>
-            <w:u w:val="single"/>
-          </w:rPr>
-          <w:t>可6:5</w:t>
-        </w:r>
-      </w:hyperlink>
-      <w:r>
-        <w:rPr>
-          <w:lang w:val="zh_TW" w:bidi="zh_TW"/>
-        </w:rPr>
-        <w:t>；</w:t>
-      </w:r>
-      <w:hyperlink r:id="rId61">
-        <w:r>
-          <w:rPr>
-            <w:lang w:val="zh_TW" w:bidi="zh_TW"/>
-          </w:rPr>
-          <w:rPr>
-            <w:color w:val="0000EE"/>
-            <w:u w:val="single"/>
-          </w:rPr>
-          <w:t>路4:40</w:t>
-        </w:r>
-      </w:hyperlink>
-      <w:r>
-        <w:rPr>
-          <w:lang w:val="zh_TW" w:bidi="zh_TW"/>
-        </w:rPr>
-        <w:t>；</w:t>
-      </w:r>
-      <w:hyperlink r:id="rId62">
-        <w:r>
-          <w:rPr>
-            <w:lang w:val="zh_TW" w:bidi="zh_TW"/>
-          </w:rPr>
-          <w:rPr>
-            <w:color w:val="0000EE"/>
-            <w:u w:val="single"/>
-          </w:rPr>
-          <w:t>13:11–13</w:t>
-        </w:r>
-      </w:hyperlink>
-      <w:r>
-        <w:rPr>
-          <w:lang w:val="zh_TW" w:bidi="zh_TW"/>
-        </w:rPr>
-        <w:t>）和門徒的事工（</w:t>
-      </w:r>
-      <w:hyperlink r:id="rId63">
-        <w:r>
-          <w:rPr>
-            <w:lang w:val="zh_TW" w:bidi="zh_TW"/>
-          </w:rPr>
-          <w:rPr>
-            <w:color w:val="0000EE"/>
-            <w:u w:val="single"/>
-          </w:rPr>
-          <w:t>可16:18</w:t>
-        </w:r>
-      </w:hyperlink>
-      <w:r>
-        <w:rPr>
-          <w:lang w:val="zh_TW" w:bidi="zh_TW"/>
-        </w:rPr>
-        <w:t>；</w:t>
-      </w:r>
-      <w:hyperlink r:id="rId64">
-        <w:r>
-          <w:rPr>
-            <w:lang w:val="zh_TW" w:bidi="zh_TW"/>
-          </w:rPr>
-          <w:rPr>
-            <w:color w:val="0000EE"/>
-            <w:u w:val="single"/>
-          </w:rPr>
-          <w:t>徒9:12、17</w:t>
-        </w:r>
-      </w:hyperlink>
-      <w:r>
-        <w:rPr>
-          <w:lang w:val="zh_TW" w:bidi="zh_TW"/>
-        </w:rPr>
-        <w:t>，</w:t>
-      </w:r>
-      <w:hyperlink r:id="rId65">
-        <w:r>
-          <w:rPr>
-            <w:lang w:val="zh_TW" w:bidi="zh_TW"/>
-          </w:rPr>
-          <w:rPr>
-            <w:color w:val="0000EE"/>
-            <w:u w:val="single"/>
-          </w:rPr>
-          <w:t>28:8</w:t>
-        </w:r>
-      </w:hyperlink>
-      <w:r>
-        <w:rPr>
-          <w:lang w:val="zh_TW" w:bidi="zh_TW"/>
-        </w:rPr>
-        <w:t>），表達了醫治者對被醫治者的同情和緊密關係，被醫治者不單得到從神而來的醫治，更加強了他的信心。</w:t>
+    </w:p>
+    <w:p>
+      <w:pPr>
+        <w:pStyle w:val="Heading2"/>
+      </w:pPr>
+      <w:r>
+        <w:rPr>
+          <w:lang w:val="zh_TW" w:bidi="zh_TW"/>
+        </w:rPr>
+        <w:t>赦罪</w:t>
+      </w:r>
+      <w:r>
+        <w:rPr>
+          <w:lang w:val="zh_TW" w:bidi="zh_TW"/>
+        </w:rPr>
       </w:r>
     </w:p>
     <w:p>
@@ -1309,38 +778,237 @@
       </w:r>
       <w:r>
         <w:rPr>
-          <w:i/>
-          <w:lang w:val="zh_TW" w:bidi="zh_TW"/>
-        </w:rPr>
-        <w:t>另見</w:t>
-      </w:r>
-      <w:r>
-        <w:rPr>
-          <w:lang w:val="zh_TW" w:bidi="zh_TW"/>
-        </w:rPr>
-        <w:t xml:space="preserve"> </w:t>
-      </w:r>
-      <w:r>
-        <w:rPr>
-          <w:lang w:val="zh_TW" w:bidi="zh_TW"/>
-        </w:rPr>
-        <w:t>右手</w:t>
-      </w:r>
-      <w:r>
-        <w:rPr>
-          <w:lang w:val="zh_TW" w:bidi="zh_TW"/>
-        </w:rPr>
-        <w:t>。</w:t>
-      </w:r>
-      <w:r>
-        <w:rPr>
-          <w:lang w:val="zh_TW" w:bidi="zh_TW"/>
-        </w:rPr>
-      </w:r>
-      <w:r>
-        <w:rPr>
-          <w:lang w:val="zh_TW" w:bidi="zh_TW"/>
-        </w:rPr>
+          <w:lang w:val="zh_TW" w:bidi="zh_TW"/>
+        </w:rPr>
+        <w:t>此短語在一些英譯本中與「罪得赦免（forgiveness of sins）」同義。新約中使用多種詞語來表達同一個真理。對於罪得赦免的概念，有多種表達方式（「寬容（passing over）」，</w:t>
+      </w:r>
+      <w:hyperlink r:id="rId36">
+        <w:r>
+          <w:rPr>
+            <w:lang w:val="zh_TW" w:bidi="zh_TW"/>
+          </w:rPr>
+          <w:rPr>
+            <w:color w:val="0000EE"/>
+            <w:u w:val="single"/>
+          </w:rPr>
+          <w:t>羅3:25</w:t>
+        </w:r>
+      </w:hyperlink>
+      <w:r>
+        <w:rPr>
+          <w:lang w:val="zh_TW" w:bidi="zh_TW"/>
+        </w:rPr>
+        <w:t>；「遮蓋」，</w:t>
+      </w:r>
+      <w:hyperlink r:id="rId37">
+        <w:r>
+          <w:rPr>
+            <w:lang w:val="zh_TW" w:bidi="zh_TW"/>
+          </w:rPr>
+          <w:rPr>
+            <w:color w:val="0000EE"/>
+            <w:u w:val="single"/>
+          </w:rPr>
+          <w:t>羅4:7</w:t>
+        </w:r>
+      </w:hyperlink>
+      <w:r>
+        <w:rPr>
+          <w:lang w:val="zh_TW" w:bidi="zh_TW"/>
+        </w:rPr>
+        <w:t>；「不算為有罪」，</w:t>
+      </w:r>
+      <w:hyperlink r:id="rId38">
+        <w:r>
+          <w:rPr>
+            <w:lang w:val="zh_TW" w:bidi="zh_TW"/>
+          </w:rPr>
+          <w:rPr>
+            <w:color w:val="0000EE"/>
+            <w:u w:val="single"/>
+          </w:rPr>
+          <w:t>羅4:8</w:t>
+        </w:r>
+      </w:hyperlink>
+      <w:r>
+        <w:rPr>
+          <w:lang w:val="zh_TW" w:bidi="zh_TW"/>
+        </w:rPr>
+        <w:t>；「不再記念」，</w:t>
+      </w:r>
+      <w:hyperlink r:id="rId39">
+        <w:r>
+          <w:rPr>
+            <w:lang w:val="zh_TW" w:bidi="zh_TW"/>
+          </w:rPr>
+          <w:rPr>
+            <w:color w:val="0000EE"/>
+            <w:u w:val="single"/>
+          </w:rPr>
+          <w:t>來10:17</w:t>
+        </w:r>
+      </w:hyperlink>
+      <w:r>
+        <w:rPr>
+          <w:lang w:val="zh_TW" w:bidi="zh_TW"/>
+        </w:rPr>
+        <w:t>）。其中一個最重要的是譯為「赦免（remission）」的詞（</w:t>
+      </w:r>
+      <w:hyperlink r:id="rId40">
+        <w:r>
+          <w:rPr>
+            <w:lang w:val="zh_TW" w:bidi="zh_TW"/>
+          </w:rPr>
+          <w:rPr>
+            <w:color w:val="0000EE"/>
+            <w:u w:val="single"/>
+          </w:rPr>
+          <w:t>太26:28</w:t>
+        </w:r>
+      </w:hyperlink>
+      <w:r>
+        <w:rPr>
+          <w:lang w:val="zh_TW" w:bidi="zh_TW"/>
+        </w:rPr>
+        <w:t>；</w:t>
+      </w:r>
+      <w:hyperlink r:id="rId41">
+        <w:r>
+          <w:rPr>
+            <w:lang w:val="zh_TW" w:bidi="zh_TW"/>
+          </w:rPr>
+          <w:rPr>
+            <w:color w:val="0000EE"/>
+            <w:u w:val="single"/>
+          </w:rPr>
+          <w:t>可1:4</w:t>
+        </w:r>
+      </w:hyperlink>
+      <w:r>
+        <w:rPr>
+          <w:lang w:val="zh_TW" w:bidi="zh_TW"/>
+        </w:rPr>
+        <w:t>；</w:t>
+      </w:r>
+      <w:hyperlink r:id="rId42">
+        <w:r>
+          <w:rPr>
+            <w:lang w:val="zh_TW" w:bidi="zh_TW"/>
+          </w:rPr>
+          <w:rPr>
+            <w:color w:val="0000EE"/>
+            <w:u w:val="single"/>
+          </w:rPr>
+          <w:t>路1:77</w:t>
+        </w:r>
+      </w:hyperlink>
+      <w:r>
+        <w:rPr>
+          <w:lang w:val="zh_TW" w:bidi="zh_TW"/>
+        </w:rPr>
+        <w:t>，</w:t>
+      </w:r>
+      <w:hyperlink r:id="rId43">
+        <w:r>
+          <w:rPr>
+            <w:lang w:val="zh_TW" w:bidi="zh_TW"/>
+          </w:rPr>
+          <w:rPr>
+            <w:color w:val="0000EE"/>
+            <w:u w:val="single"/>
+          </w:rPr>
+          <w:t>3:3</w:t>
+        </w:r>
+      </w:hyperlink>
+      <w:r>
+        <w:rPr>
+          <w:lang w:val="zh_TW" w:bidi="zh_TW"/>
+        </w:rPr>
+        <w:t>，</w:t>
+      </w:r>
+      <w:hyperlink r:id="rId44">
+        <w:r>
+          <w:rPr>
+            <w:lang w:val="zh_TW" w:bidi="zh_TW"/>
+          </w:rPr>
+          <w:rPr>
+            <w:color w:val="0000EE"/>
+            <w:u w:val="single"/>
+          </w:rPr>
+          <w:t>24:47</w:t>
+        </w:r>
+      </w:hyperlink>
+      <w:r>
+        <w:rPr>
+          <w:lang w:val="zh_TW" w:bidi="zh_TW"/>
+        </w:rPr>
+        <w:t>；</w:t>
+      </w:r>
+      <w:hyperlink r:id="rId45">
+        <w:r>
+          <w:rPr>
+            <w:lang w:val="zh_TW" w:bidi="zh_TW"/>
+          </w:rPr>
+          <w:rPr>
+            <w:color w:val="0000EE"/>
+            <w:u w:val="single"/>
+          </w:rPr>
+          <w:t>徒2:38，</w:t>
+        </w:r>
+      </w:hyperlink>
+      <w:hyperlink r:id="rId46">
+        <w:r>
+          <w:rPr>
+            <w:lang w:val="zh_TW" w:bidi="zh_TW"/>
+          </w:rPr>
+          <w:rPr>
+            <w:color w:val="0000EE"/>
+            <w:u w:val="single"/>
+          </w:rPr>
+          <w:t>10:43</w:t>
+        </w:r>
+      </w:hyperlink>
+      <w:r>
+        <w:rPr>
+          <w:lang w:val="zh_TW" w:bidi="zh_TW"/>
+        </w:rPr>
+        <w:t>；</w:t>
+      </w:r>
+      <w:hyperlink r:id="rId47">
+        <w:r>
+          <w:rPr>
+            <w:lang w:val="zh_TW" w:bidi="zh_TW"/>
+          </w:rPr>
+          <w:rPr>
+            <w:color w:val="0000EE"/>
+            <w:u w:val="single"/>
+          </w:rPr>
+          <w:t>來9:22</w:t>
+        </w:r>
+      </w:hyperlink>
+      <w:r>
+        <w:rPr>
+          <w:lang w:val="zh_TW" w:bidi="zh_TW"/>
+        </w:rPr>
+        <w:t>，</w:t>
+      </w:r>
+      <w:hyperlink r:id="rId48">
+        <w:r>
+          <w:rPr>
+            <w:lang w:val="zh_TW" w:bidi="zh_TW"/>
+          </w:rPr>
+          <w:rPr>
+            <w:color w:val="0000EE"/>
+            <w:u w:val="single"/>
+          </w:rPr>
+          <w:t>10:18</w:t>
+        </w:r>
+      </w:hyperlink>
+      <w:r>
+        <w:rPr>
+          <w:lang w:val="zh_TW" w:bidi="zh_TW"/>
+        </w:rPr>
+        <w:t>）。</w:t>
       </w:r>
     </w:p>
     <w:p>
@@ -1350,21 +1018,137 @@
           <w:lang w:val="zh_TW" w:bidi="zh_TW"/>
         </w:rPr>
       </w:r>
-    </w:p>
-    <w:p>
-      <w:pPr>
-        <w:pStyle w:val="Heading2"/>
-      </w:pPr>
-      <w:r>
-        <w:rPr>
-          <w:lang w:val="zh_TW" w:bidi="zh_TW"/>
-        </w:rPr>
-        <w:t>守望台</w:t>
-      </w:r>
-      <w:r>
-        <w:rPr>
-          <w:lang w:val="zh_TW" w:bidi="zh_TW"/>
-        </w:rPr>
+      <w:r>
+        <w:rPr>
+          <w:lang w:val="zh_TW" w:bidi="zh_TW"/>
+        </w:rPr>
+        <w:t>這個詞在希臘文中有一個有趣的傳統。在法律上，它被用來表示解除職務、免除責任、豁免債務或懲罰。後來，它也指特赦或免稅。在新約的用法中，該動詞意為「釋放」、「留下」或「送走」。因此，這個名詞可以（而且經常）被翻譯為「饒恕」以及「赦免」（</w:t>
+      </w:r>
+      <w:hyperlink r:id="rId49">
+        <w:r>
+          <w:rPr>
+            <w:lang w:val="zh_TW" w:bidi="zh_TW"/>
+          </w:rPr>
+          <w:rPr>
+            <w:color w:val="0000EE"/>
+            <w:u w:val="single"/>
+          </w:rPr>
+          <w:t>徒5:31</w:t>
+        </w:r>
+      </w:hyperlink>
+      <w:r>
+        <w:rPr>
+          <w:lang w:val="zh_TW" w:bidi="zh_TW"/>
+        </w:rPr>
+        <w:t>，</w:t>
+      </w:r>
+      <w:hyperlink r:id="rId50">
+        <w:r>
+          <w:rPr>
+            <w:lang w:val="zh_TW" w:bidi="zh_TW"/>
+          </w:rPr>
+          <w:rPr>
+            <w:color w:val="0000EE"/>
+            <w:u w:val="single"/>
+          </w:rPr>
+          <w:t>13:38</w:t>
+        </w:r>
+      </w:hyperlink>
+      <w:r>
+        <w:rPr>
+          <w:lang w:val="zh_TW" w:bidi="zh_TW"/>
+        </w:rPr>
+        <w:t>，</w:t>
+      </w:r>
+      <w:hyperlink r:id="rId51">
+        <w:r>
+          <w:rPr>
+            <w:lang w:val="zh_TW" w:bidi="zh_TW"/>
+          </w:rPr>
+          <w:rPr>
+            <w:color w:val="0000EE"/>
+            <w:u w:val="single"/>
+          </w:rPr>
+          <w:t>26:18</w:t>
+        </w:r>
+      </w:hyperlink>
+      <w:r>
+        <w:rPr>
+          <w:lang w:val="zh_TW" w:bidi="zh_TW"/>
+        </w:rPr>
+        <w:t>；</w:t>
+      </w:r>
+      <w:hyperlink r:id="rId52">
+        <w:r>
+          <w:rPr>
+            <w:lang w:val="zh_TW" w:bidi="zh_TW"/>
+          </w:rPr>
+          <w:rPr>
+            <w:color w:val="0000EE"/>
+            <w:u w:val="single"/>
+          </w:rPr>
+          <w:t>弗1:7</w:t>
+        </w:r>
+      </w:hyperlink>
+      <w:r>
+        <w:rPr>
+          <w:lang w:val="zh_TW" w:bidi="zh_TW"/>
+        </w:rPr>
+        <w:t>；</w:t>
+      </w:r>
+      <w:hyperlink r:id="rId53">
+        <w:r>
+          <w:rPr>
+            <w:lang w:val="zh_TW" w:bidi="zh_TW"/>
+          </w:rPr>
+          <w:rPr>
+            <w:color w:val="0000EE"/>
+            <w:u w:val="single"/>
+          </w:rPr>
+          <w:t>西1:14</w:t>
+        </w:r>
+      </w:hyperlink>
+      <w:r>
+        <w:rPr>
+          <w:lang w:val="zh_TW" w:bidi="zh_TW"/>
+        </w:rPr>
+        <w:t>）。雖然饒恕可以在人與人之間以及神與人之間發生，但「赦免」這個詞所指的饒恕幾乎總是指神的赦免（</w:t>
+      </w:r>
+      <w:hyperlink r:id="rId40">
+        <w:r>
+          <w:rPr>
+            <w:lang w:val="zh_TW" w:bidi="zh_TW"/>
+          </w:rPr>
+          <w:rPr>
+            <w:color w:val="0000EE"/>
+            <w:u w:val="single"/>
+          </w:rPr>
+          <w:t>太26:28</w:t>
+        </w:r>
+      </w:hyperlink>
+      <w:r>
+        <w:rPr>
+          <w:lang w:val="zh_TW" w:bidi="zh_TW"/>
+        </w:rPr>
+        <w:t>；</w:t>
+      </w:r>
+      <w:hyperlink r:id="rId46">
+        <w:r>
+          <w:rPr>
+            <w:lang w:val="zh_TW" w:bidi="zh_TW"/>
+          </w:rPr>
+          <w:rPr>
+            <w:color w:val="0000EE"/>
+            <w:u w:val="single"/>
+          </w:rPr>
+          <w:t>徒10:43</w:t>
+        </w:r>
+      </w:hyperlink>
+      <w:r>
+        <w:rPr>
+          <w:lang w:val="zh_TW" w:bidi="zh_TW"/>
+        </w:rPr>
+        <w:t>）。</w:t>
       </w:r>
     </w:p>
     <w:p>
@@ -1376,9 +1160,38 @@
       </w:r>
       <w:r>
         <w:rPr>
-          <w:lang w:val="zh_TW" w:bidi="zh_TW"/>
-        </w:rPr>
-        <w:t>農民用高台來監視土地和動物。士兵也使用類似的塔樓或平台來監視他們的城市。巴勒斯坦的葡萄園中也建有瞭望樓。</w:t>
+          <w:i/>
+          <w:lang w:val="zh_TW" w:bidi="zh_TW"/>
+        </w:rPr>
+        <w:t>另見</w:t>
+      </w:r>
+      <w:r>
+        <w:rPr>
+          <w:lang w:val="zh_TW" w:bidi="zh_TW"/>
+        </w:rPr>
+        <w:t xml:space="preserve"> </w:t>
+      </w:r>
+      <w:r>
+        <w:rPr>
+          <w:lang w:val="zh_TW" w:bidi="zh_TW"/>
+        </w:rPr>
+        <w:t>饒恕</w:t>
+      </w:r>
+      <w:r>
+        <w:rPr>
+          <w:lang w:val="zh_TW" w:bidi="zh_TW"/>
+        </w:rPr>
+        <w:t>。</w:t>
+      </w:r>
+      <w:r>
+        <w:rPr>
+          <w:lang w:val="zh_TW" w:bidi="zh_TW"/>
+        </w:rPr>
+      </w:r>
+      <w:r>
+        <w:rPr>
+          <w:lang w:val="zh_TW" w:bidi="zh_TW"/>
+        </w:rPr>
       </w:r>
     </w:p>
     <w:p>
@@ -1388,65 +1201,21 @@
           <w:lang w:val="zh_TW" w:bidi="zh_TW"/>
         </w:rPr>
       </w:r>
-      <w:r>
-        <w:rPr>
-          <w:lang w:val="zh_TW" w:bidi="zh_TW"/>
-        </w:rPr>
-        <w:t>被指派到瞭望樓的守望者監督葡萄園，保護它們免受野生動物和小偷的侵害（</w:t>
-      </w:r>
-      <w:hyperlink r:id="rId66">
-        <w:r>
-          <w:rPr>
-            <w:lang w:val="zh_TW" w:bidi="zh_TW"/>
-          </w:rPr>
-          <w:rPr>
-            <w:color w:val="0000EE"/>
-            <w:u w:val="single"/>
-          </w:rPr>
-          <w:t>賽5:2</w:t>
-        </w:r>
-      </w:hyperlink>
-      <w:r>
-        <w:rPr>
-          <w:lang w:val="zh_TW" w:bidi="zh_TW"/>
-        </w:rPr>
-        <w:t>；</w:t>
-      </w:r>
-      <w:hyperlink r:id="rId67">
-        <w:r>
-          <w:rPr>
-            <w:lang w:val="zh_TW" w:bidi="zh_TW"/>
-          </w:rPr>
-          <w:rPr>
-            <w:color w:val="0000EE"/>
-            <w:u w:val="single"/>
-          </w:rPr>
-          <w:t>太21:33</w:t>
-        </w:r>
-      </w:hyperlink>
-      <w:r>
-        <w:rPr>
-          <w:lang w:val="zh_TW" w:bidi="zh_TW"/>
-        </w:rPr>
-        <w:t>；</w:t>
-      </w:r>
-      <w:hyperlink r:id="rId68">
-        <w:r>
-          <w:rPr>
-            <w:lang w:val="zh_TW" w:bidi="zh_TW"/>
-          </w:rPr>
-          <w:rPr>
-            <w:color w:val="0000EE"/>
-            <w:u w:val="single"/>
-          </w:rPr>
-          <w:t>可12:1</w:t>
-        </w:r>
-      </w:hyperlink>
-      <w:r>
-        <w:rPr>
-          <w:lang w:val="zh_TW" w:bidi="zh_TW"/>
-        </w:rPr>
-        <w:t>）。在巴勒斯坦，瞭望樓的建築仍然被使用。一些瞭望樓的建築也作為葡萄園工人的住所。</w:t>
+    </w:p>
+    <w:p>
+      <w:pPr>
+        <w:pStyle w:val="Heading2"/>
+      </w:pPr>
+      <w:r>
+        <w:rPr>
+          <w:lang w:val="zh_TW" w:bidi="zh_TW"/>
+        </w:rPr>
+        <w:t>攝理</w:t>
+      </w:r>
+      <w:r>
+        <w:rPr>
+          <w:lang w:val="zh_TW" w:bidi="zh_TW"/>
+        </w:rPr>
       </w:r>
     </w:p>
     <w:p>
@@ -1460,89 +1229,18 @@
         <w:rPr>
           <w:lang w:val="zh_TW" w:bidi="zh_TW"/>
         </w:rPr>
-        <w:t>一些瞭望樓，如在</w:t>
-      </w:r>
-      <w:hyperlink r:id="rId69">
-        <w:r>
-          <w:rPr>
-            <w:lang w:val="zh_TW" w:bidi="zh_TW"/>
-          </w:rPr>
-          <w:rPr>
-            <w:color w:val="0000EE"/>
-            <w:u w:val="single"/>
-          </w:rPr>
-          <w:t>創世記三十五章21節</w:t>
-        </w:r>
-      </w:hyperlink>
-      <w:r>
-        <w:rPr>
-          <w:lang w:val="zh_TW" w:bidi="zh_TW"/>
-        </w:rPr>
-        <w:t>中的以得臺，是在曠野地區建造的。它們為牧羊人提供了一個受保護的庇護所，以便觀察羊群。一些塔樓是加固了的前哨站，守望者用來保護城市，防止小偷侵擾貿易和交通（</w:t>
-      </w:r>
-      <w:hyperlink r:id="rId70">
-        <w:r>
-          <w:rPr>
-            <w:lang w:val="zh_TW" w:bidi="zh_TW"/>
-          </w:rPr>
-          <w:rPr>
-            <w:color w:val="0000EE"/>
-            <w:u w:val="single"/>
-          </w:rPr>
-          <w:t>王下18:8</w:t>
-        </w:r>
-      </w:hyperlink>
-      <w:r>
-        <w:rPr>
-          <w:lang w:val="zh_TW" w:bidi="zh_TW"/>
-        </w:rPr>
-        <w:t>；</w:t>
-      </w:r>
-      <w:hyperlink r:id="rId71">
-        <w:r>
-          <w:rPr>
-            <w:lang w:val="zh_TW" w:bidi="zh_TW"/>
-          </w:rPr>
-          <w:rPr>
-            <w:color w:val="0000EE"/>
-            <w:u w:val="single"/>
-          </w:rPr>
-          <w:t>代下20:24</w:t>
-        </w:r>
-      </w:hyperlink>
-      <w:r>
-        <w:rPr>
-          <w:lang w:val="zh_TW" w:bidi="zh_TW"/>
-        </w:rPr>
-        <w:t>；</w:t>
-      </w:r>
-      <w:hyperlink r:id="rId72">
-        <w:r>
-          <w:rPr>
-            <w:lang w:val="zh_TW" w:bidi="zh_TW"/>
-          </w:rPr>
-          <w:rPr>
-            <w:color w:val="0000EE"/>
-            <w:u w:val="single"/>
-          </w:rPr>
-          <w:t>賽32:14</w:t>
-        </w:r>
-      </w:hyperlink>
-      <w:r>
-        <w:rPr>
-          <w:lang w:val="zh_TW" w:bidi="zh_TW"/>
-        </w:rPr>
-        <w:t>）。</w:t>
-      </w:r>
-      <w:r>
-        <w:rPr>
-          <w:lang w:val="zh_TW" w:bidi="zh_TW"/>
-        </w:rPr>
-      </w:r>
-      <w:r>
-        <w:rPr>
-          <w:lang w:val="zh_TW" w:bidi="zh_TW"/>
-        </w:rPr>
+        <w:t>神在歷史中扶助人類的作為，特別是扶助那些信靠祂的人。</w:t>
+      </w:r>
+    </w:p>
+    <w:p>
+      <w:pPr>
+        <w:pStyle w:val="Heading3"/>
+      </w:pPr>
+      <w:r>
+        <w:rPr>
+          <w:lang w:val="zh_TW" w:bidi="zh_TW"/>
+        </w:rPr>
+        <w:t>攝理的重要性</w:t>
       </w:r>
     </w:p>
     <w:p>
@@ -1552,21 +1250,22 @@
           <w:lang w:val="zh_TW" w:bidi="zh_TW"/>
         </w:rPr>
       </w:r>
+      <w:r>
+        <w:rPr>
+          <w:lang w:val="zh_TW" w:bidi="zh_TW"/>
+        </w:rPr>
+        <w:t>歷世歷代，許多人都在神的看顧裡得著安慰。神沒有將地球留在宇宙中自生自滅，也沒有片刻忘記人。神臨到人當中、與人相交、掌權管理，也介入我們的生命、供應我們的需要。神攝理我們，因此我們要感謝祂。</w:t>
+      </w:r>
     </w:p>
     <w:p>
       <w:pPr>
-        <w:pStyle w:val="Heading2"/>
-      </w:pPr>
-      <w:r>
-        <w:rPr>
-          <w:lang w:val="zh_TW" w:bidi="zh_TW"/>
-        </w:rPr>
-        <w:t>首飾，寶石</w:t>
-      </w:r>
-      <w:r>
-        <w:rPr>
-          <w:lang w:val="zh_TW" w:bidi="zh_TW"/>
-        </w:rPr>
+        <w:pStyle w:val="Heading3"/>
+      </w:pPr>
+      <w:r>
+        <w:rPr>
+          <w:lang w:val="zh_TW" w:bidi="zh_TW"/>
+        </w:rPr>
+        <w:t>關於攝理的錯誤觀念</w:t>
       </w:r>
     </w:p>
     <w:p>
@@ -1580,653 +1279,7 @@
         <w:rPr>
           <w:lang w:val="zh_TW" w:bidi="zh_TW"/>
         </w:rPr>
-        <w:t>裝飾性的配件。在聖經中，男女都會佩戴首飾（</w:t>
-      </w:r>
-      <w:hyperlink r:id="rId73">
-        <w:r>
-          <w:rPr>
-            <w:lang w:val="zh_TW" w:bidi="zh_TW"/>
-          </w:rPr>
-          <w:rPr>
-            <w:color w:val="0000EE"/>
-            <w:u w:val="single"/>
-          </w:rPr>
-          <w:t>出11:2</w:t>
-        </w:r>
-      </w:hyperlink>
-      <w:r>
-        <w:rPr>
-          <w:lang w:val="zh_TW" w:bidi="zh_TW"/>
-        </w:rPr>
-        <w:t>；</w:t>
-      </w:r>
-      <w:hyperlink r:id="rId74">
-        <w:r>
-          <w:rPr>
-            <w:lang w:val="zh_TW" w:bidi="zh_TW"/>
-          </w:rPr>
-          <w:rPr>
-            <w:color w:val="0000EE"/>
-            <w:u w:val="single"/>
-          </w:rPr>
-          <w:t>賽3:18</w:t>
-        </w:r>
-      </w:hyperlink>
-      <w:r>
-        <w:rPr>
-          <w:lang w:val="zh_TW" w:bidi="zh_TW"/>
-        </w:rPr>
-        <w:t>–</w:t>
-      </w:r>
-      <w:hyperlink r:id="rId74">
-        <w:r>
-          <w:rPr>
-            <w:lang w:val="zh_TW" w:bidi="zh_TW"/>
-          </w:rPr>
-          <w:rPr>
-            <w:color w:val="0000EE"/>
-            <w:u w:val="single"/>
-          </w:rPr>
-          <w:t>21</w:t>
-        </w:r>
-      </w:hyperlink>
-      <w:r>
-        <w:rPr>
-          <w:lang w:val="zh_TW" w:bidi="zh_TW"/>
-        </w:rPr>
-        <w:t>）。人們也會將首飾作為禮物贈送（</w:t>
-      </w:r>
-      <w:hyperlink r:id="rId75">
-        <w:r>
-          <w:rPr>
-            <w:lang w:val="zh_TW" w:bidi="zh_TW"/>
-          </w:rPr>
-          <w:rPr>
-            <w:color w:val="0000EE"/>
-            <w:u w:val="single"/>
-          </w:rPr>
-          <w:t>創24:22</w:t>
-        </w:r>
-      </w:hyperlink>
-      <w:r>
-        <w:rPr>
-          <w:lang w:val="zh_TW" w:bidi="zh_TW"/>
-        </w:rPr>
-        <w:t>、</w:t>
-      </w:r>
-      <w:hyperlink r:id="rId75">
-        <w:r>
-          <w:rPr>
-            <w:lang w:val="zh_TW" w:bidi="zh_TW"/>
-          </w:rPr>
-          <w:rPr>
-            <w:color w:val="0000EE"/>
-            <w:u w:val="single"/>
-          </w:rPr>
-          <w:t>53</w:t>
-        </w:r>
-      </w:hyperlink>
-      <w:r>
-        <w:rPr>
-          <w:lang w:val="zh_TW" w:bidi="zh_TW"/>
-        </w:rPr>
-        <w:t>）。在戰爭中，人們常掠奪首飾（</w:t>
-      </w:r>
-      <w:hyperlink r:id="rId76">
-        <w:r>
-          <w:rPr>
-            <w:lang w:val="zh_TW" w:bidi="zh_TW"/>
-          </w:rPr>
-          <w:rPr>
-            <w:color w:val="0000EE"/>
-            <w:u w:val="single"/>
-          </w:rPr>
-          <w:t>代下20:25</w:t>
-        </w:r>
-      </w:hyperlink>
-      <w:r>
-        <w:rPr>
-          <w:lang w:val="zh_TW" w:bidi="zh_TW"/>
-        </w:rPr>
-        <w:t>）。在貨幣尚未出現之前，金製首飾是財富的象徵（</w:t>
-      </w:r>
-      <w:hyperlink r:id="rId77">
-        <w:r>
-          <w:rPr>
-            <w:lang w:val="zh_TW" w:bidi="zh_TW"/>
-          </w:rPr>
-          <w:rPr>
-            <w:color w:val="0000EE"/>
-            <w:u w:val="single"/>
-          </w:rPr>
-          <w:t>代下21:3</w:t>
-        </w:r>
-      </w:hyperlink>
-      <w:r>
-        <w:rPr>
-          <w:lang w:val="zh_TW" w:bidi="zh_TW"/>
-        </w:rPr>
-        <w:t>）。</w:t>
-      </w:r>
-    </w:p>
-    <w:p>
-      <w:pPr>
-        <w:pStyle w:val="Heading3"/>
-      </w:pPr>
-      <w:r>
-        <w:rPr>
-          <w:lang w:val="zh_TW" w:bidi="zh_TW"/>
-        </w:rPr>
-        <w:t>舊約聖經中的首飾類型</w:t>
-      </w:r>
-    </w:p>
-    <w:p>
-      <w:pPr/>
-      <w:r>
-        <w:rPr>
-          <w:lang w:val="zh_TW" w:bidi="zh_TW"/>
-        </w:rPr>
-      </w:r>
-      <w:r>
-        <w:rPr>
-          <w:lang w:val="zh_TW" w:bidi="zh_TW"/>
-        </w:rPr>
-        <w:t>舊約聖經提到多種不同的首飾，包括：</w:t>
-      </w:r>
-    </w:p>
-    <w:p>
-      <w:pPr>
-        <w:pStyle w:val="ListBullet"/>
-        <w:spacing w:line="240" w:lineRule="auto"/>
-        <w:ind w:left="720"/>
-      </w:pPr>
-      <w:r>
-        <w:rPr>
-          <w:lang w:val="zh_TW" w:bidi="zh_TW"/>
-        </w:rPr>
-      </w:r>
-      <w:r>
-        <w:rPr>
-          <w:lang w:val="zh_TW" w:bidi="zh_TW"/>
-        </w:rPr>
-        <w:t>手臂鐲子（</w:t>
-      </w:r>
-      <w:hyperlink r:id="rId78">
-        <w:r>
-          <w:rPr>
-            <w:lang w:val="zh_TW" w:bidi="zh_TW"/>
-          </w:rPr>
-          <w:rPr>
-            <w:color w:val="0000EE"/>
-            <w:u w:val="single"/>
-          </w:rPr>
-          <w:t>創24:22</w:t>
-        </w:r>
-      </w:hyperlink>
-      <w:r>
-        <w:rPr>
-          <w:lang w:val="zh_TW" w:bidi="zh_TW"/>
-        </w:rPr>
-        <w:t>、</w:t>
-      </w:r>
-      <w:hyperlink r:id="rId78">
-        <w:r>
-          <w:rPr>
-            <w:lang w:val="zh_TW" w:bidi="zh_TW"/>
-          </w:rPr>
-          <w:rPr>
-            <w:color w:val="0000EE"/>
-            <w:u w:val="single"/>
-          </w:rPr>
-          <w:t>30</w:t>
-        </w:r>
-      </w:hyperlink>
-      <w:r>
-        <w:rPr>
-          <w:lang w:val="zh_TW" w:bidi="zh_TW"/>
-        </w:rPr>
-        <w:t>、</w:t>
-      </w:r>
-      <w:hyperlink r:id="rId78">
-        <w:r>
-          <w:rPr>
-            <w:lang w:val="zh_TW" w:bidi="zh_TW"/>
-          </w:rPr>
-          <w:rPr>
-            <w:color w:val="0000EE"/>
-            <w:u w:val="single"/>
-          </w:rPr>
-          <w:t>47</w:t>
-        </w:r>
-      </w:hyperlink>
-      <w:r>
-        <w:rPr>
-          <w:lang w:val="zh_TW" w:bidi="zh_TW"/>
-        </w:rPr>
-        <w:t>；</w:t>
-      </w:r>
-      <w:hyperlink r:id="rId79">
-        <w:r>
-          <w:rPr>
-            <w:lang w:val="zh_TW" w:bidi="zh_TW"/>
-          </w:rPr>
-          <w:rPr>
-            <w:color w:val="0000EE"/>
-            <w:u w:val="single"/>
-          </w:rPr>
-          <w:t>結16:11</w:t>
-        </w:r>
-      </w:hyperlink>
-      <w:r>
-        <w:rPr>
-          <w:lang w:val="zh_TW" w:bidi="zh_TW"/>
-        </w:rPr>
-        <w:t>）</w:t>
-      </w:r>
-    </w:p>
-    <w:p>
-      <w:pPr>
-        <w:pStyle w:val="ListBullet"/>
-        <w:spacing w:line="240" w:lineRule="auto"/>
-        <w:ind w:left="720"/>
-      </w:pPr>
-      <w:r>
-        <w:rPr>
-          <w:lang w:val="zh_TW" w:bidi="zh_TW"/>
-        </w:rPr>
-      </w:r>
-      <w:r>
-        <w:rPr>
-          <w:lang w:val="zh_TW" w:bidi="zh_TW"/>
-        </w:rPr>
-        <w:t>足鍊（</w:t>
-      </w:r>
-      <w:hyperlink r:id="rId80">
-        <w:r>
-          <w:rPr>
-            <w:lang w:val="zh_TW" w:bidi="zh_TW"/>
-          </w:rPr>
-          <w:rPr>
-            <w:color w:val="0000EE"/>
-            <w:u w:val="single"/>
-          </w:rPr>
-          <w:t>賽3:18–20</w:t>
-        </w:r>
-      </w:hyperlink>
-      <w:r>
-        <w:rPr>
-          <w:lang w:val="zh_TW" w:bidi="zh_TW"/>
-        </w:rPr>
-        <w:t>）</w:t>
-      </w:r>
-    </w:p>
-    <w:p>
-      <w:pPr>
-        <w:pStyle w:val="ListBullet"/>
-        <w:spacing w:line="240" w:lineRule="auto"/>
-        <w:ind w:left="720"/>
-      </w:pPr>
-      <w:r>
-        <w:rPr>
-          <w:lang w:val="zh_TW" w:bidi="zh_TW"/>
-        </w:rPr>
-      </w:r>
-      <w:r>
-        <w:rPr>
-          <w:lang w:val="zh_TW" w:bidi="zh_TW"/>
-        </w:rPr>
-        <w:t>項鍊（</w:t>
-      </w:r>
-      <w:hyperlink r:id="rId81">
-        <w:r>
-          <w:rPr>
-            <w:lang w:val="zh_TW" w:bidi="zh_TW"/>
-          </w:rPr>
-          <w:rPr>
-            <w:color w:val="0000EE"/>
-            <w:u w:val="single"/>
-          </w:rPr>
-          <w:t>創41:42</w:t>
-        </w:r>
-      </w:hyperlink>
-      <w:r>
-        <w:rPr>
-          <w:lang w:val="zh_TW" w:bidi="zh_TW"/>
-        </w:rPr>
-        <w:t>）</w:t>
-      </w:r>
-    </w:p>
-    <w:p>
-      <w:pPr>
-        <w:pStyle w:val="ListBullet"/>
-        <w:spacing w:line="240" w:lineRule="auto"/>
-        <w:ind w:left="720"/>
-      </w:pPr>
-      <w:r>
-        <w:rPr>
-          <w:lang w:val="zh_TW" w:bidi="zh_TW"/>
-        </w:rPr>
-      </w:r>
-      <w:r>
-        <w:rPr>
-          <w:lang w:val="zh_TW" w:bidi="zh_TW"/>
-        </w:rPr>
-        <w:t>冠冕（</w:t>
-      </w:r>
-      <w:hyperlink r:id="rId82">
-        <w:r>
-          <w:rPr>
-            <w:lang w:val="zh_TW" w:bidi="zh_TW"/>
-          </w:rPr>
-          <w:rPr>
-            <w:color w:val="0000EE"/>
-            <w:u w:val="single"/>
-          </w:rPr>
-          <w:t>亞9:16</w:t>
-        </w:r>
-      </w:hyperlink>
-      <w:r>
-        <w:rPr>
-          <w:lang w:val="zh_TW" w:bidi="zh_TW"/>
-        </w:rPr>
-        <w:t>）</w:t>
-      </w:r>
-    </w:p>
-    <w:p>
-      <w:pPr>
-        <w:pStyle w:val="ListBullet"/>
-        <w:spacing w:line="240" w:lineRule="auto"/>
-        <w:ind w:left="720"/>
-      </w:pPr>
-      <w:r>
-        <w:rPr>
-          <w:lang w:val="zh_TW" w:bidi="zh_TW"/>
-        </w:rPr>
-      </w:r>
-      <w:r>
-        <w:rPr>
-          <w:lang w:val="zh_TW" w:bidi="zh_TW"/>
-        </w:rPr>
-        <w:t>耳環（</w:t>
-      </w:r>
-      <w:hyperlink r:id="rId83">
-        <w:r>
-          <w:rPr>
-            <w:lang w:val="zh_TW" w:bidi="zh_TW"/>
-          </w:rPr>
-          <w:rPr>
-            <w:color w:val="0000EE"/>
-            <w:u w:val="single"/>
-          </w:rPr>
-          <w:t>創24:22</w:t>
-        </w:r>
-      </w:hyperlink>
-      <w:r>
-        <w:rPr>
-          <w:lang w:val="zh_TW" w:bidi="zh_TW"/>
-        </w:rPr>
-        <w:t>）</w:t>
-      </w:r>
-    </w:p>
-    <w:p>
-      <w:pPr>
-        <w:pStyle w:val="ListBullet"/>
-        <w:spacing w:line="240" w:lineRule="auto"/>
-        <w:ind w:left="720"/>
-      </w:pPr>
-      <w:r>
-        <w:rPr>
-          <w:lang w:val="zh_TW" w:bidi="zh_TW"/>
-        </w:rPr>
-      </w:r>
-      <w:r>
-        <w:rPr>
-          <w:lang w:val="zh_TW" w:bidi="zh_TW"/>
-        </w:rPr>
-        <w:t>鼻環（</w:t>
-      </w:r>
-      <w:hyperlink r:id="rId84">
-        <w:r>
-          <w:rPr>
-            <w:lang w:val="zh_TW" w:bidi="zh_TW"/>
-          </w:rPr>
-          <w:rPr>
-            <w:color w:val="0000EE"/>
-            <w:u w:val="single"/>
-          </w:rPr>
-          <w:t>賽3:21</w:t>
-        </w:r>
-      </w:hyperlink>
-      <w:r>
-        <w:rPr>
-          <w:lang w:val="zh_TW" w:bidi="zh_TW"/>
-        </w:rPr>
-        <w:t>）</w:t>
-      </w:r>
-    </w:p>
-    <w:p>
-      <w:pPr>
-        <w:pStyle w:val="ListBullet"/>
-        <w:spacing w:line="240" w:lineRule="auto"/>
-        <w:ind w:left="720"/>
-      </w:pPr>
-      <w:r>
-        <w:rPr>
-          <w:lang w:val="zh_TW" w:bidi="zh_TW"/>
-        </w:rPr>
-      </w:r>
-      <w:r>
-        <w:rPr>
-          <w:lang w:val="zh_TW" w:bidi="zh_TW"/>
-        </w:rPr>
-        <w:t>戒指（</w:t>
-      </w:r>
-      <w:hyperlink r:id="rId81">
-        <w:r>
-          <w:rPr>
-            <w:lang w:val="zh_TW" w:bidi="zh_TW"/>
-          </w:rPr>
-          <w:rPr>
-            <w:color w:val="0000EE"/>
-            <w:u w:val="single"/>
-          </w:rPr>
-          <w:t>創41:42</w:t>
-        </w:r>
-      </w:hyperlink>
-      <w:r>
-        <w:rPr>
-          <w:lang w:val="zh_TW" w:bidi="zh_TW"/>
-        </w:rPr>
-        <w:t>；</w:t>
-      </w:r>
-      <w:hyperlink r:id="rId85">
-        <w:r>
-          <w:rPr>
-            <w:lang w:val="zh_TW" w:bidi="zh_TW"/>
-          </w:rPr>
-          <w:rPr>
-            <w:color w:val="0000EE"/>
-            <w:u w:val="single"/>
-          </w:rPr>
-          <w:t>斯3:10</w:t>
-        </w:r>
-      </w:hyperlink>
-      <w:r>
-        <w:rPr>
-          <w:lang w:val="zh_TW" w:bidi="zh_TW"/>
-        </w:rPr>
-        <w:t>）</w:t>
-      </w:r>
-    </w:p>
-    <w:p>
-      <w:pPr/>
-      <w:r>
-        <w:rPr>
-          <w:lang w:val="zh_TW" w:bidi="zh_TW"/>
-        </w:rPr>
-      </w:r>
-      <w:r>
-        <w:rPr>
-          <w:lang w:val="zh_TW" w:bidi="zh_TW"/>
-        </w:rPr>
-        <w:t>這些首飾常用金或銀作為底座，用來鑲嵌寶石。人們把寶石磨成圓形並加以拋光，有時還會在其上雕刻（以鑿刻、蝕刻或刻寫的方式刻入材料）。許多在當時被視為寶貴的寶石，今天並不會被看作珍貴寶石，而是被歸類為半寶石（比珍貴寶石較不稀有、價值較低的石頭）。</w:t>
-      </w:r>
-    </w:p>
-    <w:p>
-      <w:pPr/>
-      <w:r>
-        <w:rPr>
-          <w:lang w:val="zh_TW" w:bidi="zh_TW"/>
-        </w:rPr>
-      </w:r>
-      <w:r>
-        <w:rPr>
-          <w:lang w:val="zh_TW" w:bidi="zh_TW"/>
-        </w:rPr>
-        <w:t>人們把半寶石加在項鍊和其它首飾上。從吾珥墓葬中出土的古代王室頭飾，顯示出當時首飾匠的高超技藝。人們常用髮帶和髮針來裝飾頭髮，考古中也發現了不少這類器物。鑲有雕刻寶石的戒指極受歡迎，鼻環也是如此（見</w:t>
-      </w:r>
-      <w:hyperlink r:id="rId86">
-        <w:r>
-          <w:rPr>
-            <w:lang w:val="zh_TW" w:bidi="zh_TW"/>
-          </w:rPr>
-          <w:rPr>
-            <w:color w:val="0000EE"/>
-            <w:u w:val="single"/>
-          </w:rPr>
-          <w:t>創24:47</w:t>
-        </w:r>
-      </w:hyperlink>
-      <w:r>
-        <w:rPr>
-          <w:lang w:val="zh_TW" w:bidi="zh_TW"/>
-        </w:rPr>
-        <w:t>）。人們常佩戴精緻的金鍊。印戒和粗重的金鍊象徵官職與權柄（</w:t>
-      </w:r>
-      <w:hyperlink r:id="rId81">
-        <w:r>
-          <w:rPr>
-            <w:lang w:val="zh_TW" w:bidi="zh_TW"/>
-          </w:rPr>
-          <w:rPr>
-            <w:color w:val="0000EE"/>
-            <w:u w:val="single"/>
-          </w:rPr>
-          <w:t>創41:42</w:t>
-        </w:r>
-      </w:hyperlink>
-      <w:r>
-        <w:rPr>
-          <w:lang w:val="zh_TW" w:bidi="zh_TW"/>
-        </w:rPr>
-        <w:t>）。人們把手鐲和護符戴在手腕、上臂和頸項上。裝飾性的別針，類似現代的安全別針，常用來固定衣物。</w:t>
-      </w:r>
-    </w:p>
-    <w:p>
-      <w:pPr/>
-      <w:r>
-        <w:rPr>
-          <w:lang w:val="zh_TW" w:bidi="zh_TW"/>
-        </w:rPr>
-      </w:r>
-      <w:hyperlink r:id="rId87">
-        <w:r>
-          <w:rPr>
-            <w:lang w:val="zh_TW" w:bidi="zh_TW"/>
-          </w:rPr>
-          <w:rPr>
-            <w:color w:val="0000EE"/>
-            <w:u w:val="single"/>
-          </w:rPr>
-          <w:t>以賽亞書三章18至23節</w:t>
-        </w:r>
-      </w:hyperlink>
-      <w:r>
-        <w:rPr>
-          <w:lang w:val="zh_TW" w:bidi="zh_TW"/>
-        </w:rPr>
-        <w:t>詳細描述婦女所佩戴的首飾與所穿的衣著。先知警告說：「到那日，主必除掉她們華美的腳釧、髮網、月牙圈、耳環、手鐲、蒙臉的帕子、華冠、足鍊、華帶、香盒、符囊、戒指、鼻環、吉服、外套、雲肩、荷包、手鏡、細麻衣、裹頭巾、蒙身的帕子。」</w:t>
-      </w:r>
-    </w:p>
-    <w:p>
-      <w:pPr/>
-      <w:r>
-        <w:rPr>
-          <w:lang w:val="zh_TW" w:bidi="zh_TW"/>
-        </w:rPr>
-      </w:r>
-      <w:r>
-        <w:rPr>
-          <w:i/>
-          <w:lang w:val="zh_TW" w:bidi="zh_TW"/>
-        </w:rPr>
-        <w:t xml:space="preserve">見 </w:t>
-      </w:r>
-      <w:r>
-        <w:rPr>
-          <w:lang w:val="zh_TW" w:bidi="zh_TW"/>
-        </w:rPr>
-        <w:t>礦物和金屬；</w:t>
-      </w:r>
-      <w:r>
-        <w:rPr>
-          <w:lang w:val="zh_TW" w:bidi="zh_TW"/>
-        </w:rPr>
-        <w:t>珍貴的寶石</w:t>
-      </w:r>
-      <w:r>
-        <w:rPr>
-          <w:lang w:val="zh_TW" w:bidi="zh_TW"/>
-        </w:rPr>
-        <w:t>。</w:t>
-      </w:r>
-      <w:r>
-        <w:rPr>
-          <w:lang w:val="zh_TW" w:bidi="zh_TW"/>
-        </w:rPr>
-      </w:r>
-      <w:r>
-        <w:rPr>
-          <w:lang w:val="zh_TW" w:bidi="zh_TW"/>
-        </w:rPr>
-      </w:r>
-    </w:p>
-    <w:p>
-      <w:pPr/>
-      <w:r>
-        <w:rPr>
-          <w:lang w:val="zh_TW" w:bidi="zh_TW"/>
-        </w:rPr>
-      </w:r>
-    </w:p>
-    <w:p>
-      <w:pPr>
-        <w:pStyle w:val="Heading2"/>
-      </w:pPr>
-      <w:r>
-        <w:rPr>
-          <w:lang w:val="zh_TW" w:bidi="zh_TW"/>
-        </w:rPr>
-        <w:t>獸</w:t>
-      </w:r>
-      <w:r>
-        <w:rPr>
-          <w:lang w:val="zh_TW" w:bidi="zh_TW"/>
-        </w:rPr>
-      </w:r>
-    </w:p>
-    <w:p>
-      <w:pPr/>
-      <w:r>
-        <w:rPr>
-          <w:lang w:val="zh_TW" w:bidi="zh_TW"/>
-        </w:rPr>
-      </w:r>
-      <w:r>
-        <w:rPr>
-          <w:lang w:val="zh_TW" w:bidi="zh_TW"/>
-        </w:rPr>
-        <w:t>「獸」是舊約與新約中的動物，有時則作為比喻。在舊約中，「獸」一詞多義。由於有幾個希伯來文的詞彙都可譯為「活物」和「獸」，因此在翻譯時有時被統一譯作「獸」。因此，在舊約中，「獸」可以指：</w:t>
+        <w:t>關於攝理有許多錯誤觀念，這顯出它是一個重要的議題。當人否認神有位格，而他們對攝理的理解又不根據聖經的教導時，就會產生錯誤。如此一來，人只能將萬事看作有一股不相宜的力量在支配。在這些錯誤觀念中存在許多矛盾，包括：</w:t>
       </w:r>
     </w:p>
     <w:p>
@@ -2246,153 +1299,16 @@
       </w:r>
       <w:r>
         <w:rPr>
-          <w:lang w:val="zh_TW" w:bidi="zh_TW"/>
-        </w:rPr>
-        <w:t>一般的動物（例：</w:t>
-      </w:r>
-      <w:hyperlink r:id="rId88">
-        <w:r>
-          <w:rPr>
-            <w:lang w:val="zh_TW" w:bidi="zh_TW"/>
-          </w:rPr>
-          <w:rPr>
-            <w:color w:val="0000EE"/>
-            <w:u w:val="single"/>
-          </w:rPr>
-          <w:t>創1:24</w:t>
-        </w:r>
-      </w:hyperlink>
-      <w:r>
-        <w:rPr>
-          <w:lang w:val="zh_TW" w:bidi="zh_TW"/>
-        </w:rPr>
-        <w:t>；</w:t>
-      </w:r>
-      <w:hyperlink r:id="rId89">
-        <w:r>
-          <w:rPr>
-            <w:lang w:val="zh_TW" w:bidi="zh_TW"/>
-          </w:rPr>
-          <w:rPr>
-            <w:color w:val="0000EE"/>
-            <w:u w:val="single"/>
-          </w:rPr>
-          <w:t>詩36:6</w:t>
-        </w:r>
-      </w:hyperlink>
-      <w:r>
-        <w:rPr>
-          <w:lang w:val="zh_TW" w:bidi="zh_TW"/>
-        </w:rPr>
-        <w:t>），但不包括魚、鳥和昆蟲（例：</w:t>
-      </w:r>
-      <w:hyperlink r:id="rId90">
-        <w:r>
-          <w:rPr>
-            <w:lang w:val="zh_TW" w:bidi="zh_TW"/>
-          </w:rPr>
-          <w:rPr>
-            <w:color w:val="0000EE"/>
-            <w:u w:val="single"/>
-          </w:rPr>
-          <w:t>創6:7</w:t>
-        </w:r>
-      </w:hyperlink>
-      <w:r>
-        <w:rPr>
-          <w:lang w:val="zh_TW" w:bidi="zh_TW"/>
-        </w:rPr>
-        <w:t>；</w:t>
-      </w:r>
-      <w:hyperlink r:id="rId91">
-        <w:r>
-          <w:rPr>
-            <w:lang w:val="zh_TW" w:bidi="zh_TW"/>
-          </w:rPr>
-          <w:rPr>
-            <w:color w:val="0000EE"/>
-            <w:u w:val="single"/>
-          </w:rPr>
-          <w:t>利11:2</w:t>
-        </w:r>
-      </w:hyperlink>
-      <w:r>
-        <w:rPr>
-          <w:lang w:val="zh_TW" w:bidi="zh_TW"/>
-        </w:rPr>
-        <w:t>；</w:t>
-      </w:r>
-      <w:hyperlink r:id="rId92">
-        <w:r>
-          <w:rPr>
-            <w:lang w:val="zh_TW" w:bidi="zh_TW"/>
-          </w:rPr>
-          <w:rPr>
-            <w:color w:val="0000EE"/>
-            <w:u w:val="single"/>
-          </w:rPr>
-          <w:t>申4:17</w:t>
-        </w:r>
-      </w:hyperlink>
-      <w:r>
-        <w:rPr>
-          <w:lang w:val="zh_TW" w:bidi="zh_TW"/>
-        </w:rPr>
-        <w:t>；</w:t>
-      </w:r>
-      <w:hyperlink r:id="rId93">
-        <w:r>
-          <w:rPr>
-            <w:lang w:val="zh_TW" w:bidi="zh_TW"/>
-          </w:rPr>
-          <w:rPr>
-            <w:color w:val="0000EE"/>
-            <w:u w:val="single"/>
-          </w:rPr>
-          <w:t>伯12:7</w:t>
-        </w:r>
-      </w:hyperlink>
-      <w:r>
-        <w:rPr>
-          <w:lang w:val="zh_TW" w:bidi="zh_TW"/>
-        </w:rPr>
-        <w:t>，</w:t>
-      </w:r>
-      <w:hyperlink r:id="rId94">
-        <w:r>
-          <w:rPr>
-            <w:lang w:val="zh_TW" w:bidi="zh_TW"/>
-          </w:rPr>
-          <w:rPr>
-            <w:color w:val="0000EE"/>
-            <w:u w:val="single"/>
-          </w:rPr>
-          <w:t>35:11</w:t>
-        </w:r>
-      </w:hyperlink>
-      <w:r>
-        <w:rPr>
-          <w:lang w:val="zh_TW" w:bidi="zh_TW"/>
-        </w:rPr>
-        <w:t>；</w:t>
-      </w:r>
-      <w:hyperlink r:id="rId95">
-        <w:r>
-          <w:rPr>
-            <w:lang w:val="zh_TW" w:bidi="zh_TW"/>
-          </w:rPr>
-          <w:rPr>
-            <w:color w:val="0000EE"/>
-            <w:u w:val="single"/>
-          </w:rPr>
-          <w:t>番1:3</w:t>
-        </w:r>
-      </w:hyperlink>
-      <w:r>
-        <w:rPr>
-          <w:lang w:val="zh_TW" w:bidi="zh_TW"/>
-        </w:rPr>
-        <w:t>）。</w:t>
+          <w:b/>
+          <w:lang w:val="zh_TW" w:bidi="zh_TW"/>
+        </w:rPr>
+        <w:t>命運</w:t>
+      </w:r>
+      <w:r>
+        <w:rPr>
+          <w:lang w:val="zh_TW" w:bidi="zh_TW"/>
+        </w:rPr>
+        <w:t>：有些人認為人生受一種不可預測的命運控制，他們會說像「命運使然」這類的話。</w:t>
       </w:r>
     </w:p>
     <w:p>
@@ -2408,153 +1324,16 @@
       </w:r>
       <w:r>
         <w:rPr>
-          <w:lang w:val="zh_TW" w:bidi="zh_TW"/>
-        </w:rPr>
-        <w:t>家畜或被馴服的動物（例：</w:t>
-      </w:r>
-      <w:hyperlink r:id="rId96">
-        <w:r>
-          <w:rPr>
-            <w:lang w:val="zh_TW" w:bidi="zh_TW"/>
-          </w:rPr>
-          <w:rPr>
-            <w:color w:val="0000EE"/>
-            <w:u w:val="single"/>
-          </w:rPr>
-          <w:t>出19:13</w:t>
-        </w:r>
-      </w:hyperlink>
-      <w:r>
-        <w:rPr>
-          <w:lang w:val="zh_TW" w:bidi="zh_TW"/>
-        </w:rPr>
-        <w:t>，</w:t>
-      </w:r>
-      <w:hyperlink r:id="rId97">
-        <w:r>
-          <w:rPr>
-            <w:lang w:val="zh_TW" w:bidi="zh_TW"/>
-          </w:rPr>
-          <w:rPr>
-            <w:color w:val="0000EE"/>
-            <w:u w:val="single"/>
-          </w:rPr>
-          <w:t>22:10</w:t>
-        </w:r>
-      </w:hyperlink>
-      <w:r>
-        <w:rPr>
-          <w:lang w:val="zh_TW" w:bidi="zh_TW"/>
-        </w:rPr>
-        <w:t>；</w:t>
-      </w:r>
-      <w:hyperlink r:id="rId98">
-        <w:r>
-          <w:rPr>
-            <w:lang w:val="zh_TW" w:bidi="zh_TW"/>
-          </w:rPr>
-          <w:rPr>
-            <w:color w:val="0000EE"/>
-            <w:u w:val="single"/>
-          </w:rPr>
-          <w:t>民3:13</w:t>
-        </w:r>
-      </w:hyperlink>
-      <w:r>
-        <w:rPr>
-          <w:lang w:val="zh_TW" w:bidi="zh_TW"/>
-        </w:rPr>
-        <w:t>，</w:t>
-      </w:r>
-      <w:hyperlink r:id="rId99">
-        <w:r>
-          <w:rPr>
-            <w:lang w:val="zh_TW" w:bidi="zh_TW"/>
-          </w:rPr>
-          <w:rPr>
-            <w:color w:val="0000EE"/>
-            <w:u w:val="single"/>
-          </w:rPr>
-          <w:t>31:47</w:t>
-        </w:r>
-      </w:hyperlink>
-      <w:r>
-        <w:rPr>
-          <w:lang w:val="zh_TW" w:bidi="zh_TW"/>
-        </w:rPr>
-        <w:t>；</w:t>
-      </w:r>
-      <w:hyperlink r:id="rId100">
-        <w:r>
-          <w:rPr>
-            <w:lang w:val="zh_TW" w:bidi="zh_TW"/>
-          </w:rPr>
-          <w:rPr>
-            <w:color w:val="0000EE"/>
-            <w:u w:val="single"/>
-          </w:rPr>
-          <w:t>士20:48</w:t>
-        </w:r>
-      </w:hyperlink>
-      <w:r>
-        <w:rPr>
-          <w:lang w:val="zh_TW" w:bidi="zh_TW"/>
-        </w:rPr>
-        <w:t>；</w:t>
-      </w:r>
-      <w:hyperlink r:id="rId101">
-        <w:r>
-          <w:rPr>
-            <w:lang w:val="zh_TW" w:bidi="zh_TW"/>
-          </w:rPr>
-          <w:rPr>
-            <w:color w:val="0000EE"/>
-            <w:u w:val="single"/>
-          </w:rPr>
-          <w:t>箴12:10</w:t>
-        </w:r>
-      </w:hyperlink>
-      <w:r>
-        <w:rPr>
-          <w:lang w:val="zh_TW" w:bidi="zh_TW"/>
-        </w:rPr>
-        <w:t>；</w:t>
-      </w:r>
-      <w:hyperlink r:id="rId102">
-        <w:r>
-          <w:rPr>
-            <w:lang w:val="zh_TW" w:bidi="zh_TW"/>
-          </w:rPr>
-          <w:rPr>
-            <w:color w:val="0000EE"/>
-            <w:u w:val="single"/>
-          </w:rPr>
-          <w:t>耶21:6</w:t>
-        </w:r>
-      </w:hyperlink>
-      <w:r>
-        <w:rPr>
-          <w:lang w:val="zh_TW" w:bidi="zh_TW"/>
-        </w:rPr>
-        <w:t>；</w:t>
-      </w:r>
-      <w:hyperlink r:id="rId103">
-        <w:r>
-          <w:rPr>
-            <w:lang w:val="zh_TW" w:bidi="zh_TW"/>
-          </w:rPr>
-          <w:rPr>
-            <w:color w:val="0000EE"/>
-            <w:u w:val="single"/>
-          </w:rPr>
-          <w:t>亞8:10</w:t>
-        </w:r>
-      </w:hyperlink>
-      <w:r>
-        <w:rPr>
-          <w:lang w:val="zh_TW" w:bidi="zh_TW"/>
-        </w:rPr>
-        <w:t>）。</w:t>
+          <w:b/>
+          <w:lang w:val="zh_TW" w:bidi="zh_TW"/>
+        </w:rPr>
+        <w:t>運氣</w:t>
+      </w:r>
+      <w:r>
+        <w:rPr>
+          <w:lang w:val="zh_TW" w:bidi="zh_TW"/>
+        </w:rPr>
+        <w:t>：也有人相信有「福氣」或「運氣」。但運氣不是一個有位格的存有，所以算命的人試圖去理解它，有些人甚至造出「幸運女神（lady luck）」之類的觀念（把運氣想成一位用法術掌控事件的女子）。</w:t>
       </w:r>
     </w:p>
     <w:p>
@@ -2570,99 +1349,16 @@
       </w:r>
       <w:r>
         <w:rPr>
-          <w:lang w:val="zh_TW" w:bidi="zh_TW"/>
-        </w:rPr>
-        <w:t>野生或肉食性動物（例：</w:t>
-      </w:r>
-      <w:hyperlink r:id="rId104">
-        <w:r>
-          <w:rPr>
-            <w:lang w:val="zh_TW" w:bidi="zh_TW"/>
-          </w:rPr>
-          <w:rPr>
-            <w:color w:val="0000EE"/>
-            <w:u w:val="single"/>
-          </w:rPr>
-          <w:t>創37:20</w:t>
-        </w:r>
-      </w:hyperlink>
-      <w:r>
-        <w:rPr>
-          <w:lang w:val="zh_TW" w:bidi="zh_TW"/>
-        </w:rPr>
-        <w:t>；</w:t>
-      </w:r>
-      <w:hyperlink r:id="rId105">
-        <w:r>
-          <w:rPr>
-            <w:lang w:val="zh_TW" w:bidi="zh_TW"/>
-          </w:rPr>
-          <w:rPr>
-            <w:color w:val="0000EE"/>
-            <w:u w:val="single"/>
-          </w:rPr>
-          <w:t>出23:11</w:t>
-        </w:r>
-      </w:hyperlink>
-      <w:r>
-        <w:rPr>
-          <w:lang w:val="zh_TW" w:bidi="zh_TW"/>
-        </w:rPr>
-        <w:t>；</w:t>
-      </w:r>
-      <w:hyperlink r:id="rId106">
-        <w:r>
-          <w:rPr>
-            <w:lang w:val="zh_TW" w:bidi="zh_TW"/>
-          </w:rPr>
-          <w:rPr>
-            <w:color w:val="0000EE"/>
-            <w:u w:val="single"/>
-          </w:rPr>
-          <w:t>申28:26</w:t>
-        </w:r>
-      </w:hyperlink>
-      <w:r>
-        <w:rPr>
-          <w:lang w:val="zh_TW" w:bidi="zh_TW"/>
-        </w:rPr>
-        <w:t>；</w:t>
-      </w:r>
-      <w:hyperlink r:id="rId107">
-        <w:r>
-          <w:rPr>
-            <w:lang w:val="zh_TW" w:bidi="zh_TW"/>
-          </w:rPr>
-          <w:rPr>
-            <w:color w:val="0000EE"/>
-            <w:u w:val="single"/>
-          </w:rPr>
-          <w:t>撒上17:44</w:t>
-        </w:r>
-      </w:hyperlink>
-      <w:r>
-        <w:rPr>
-          <w:lang w:val="zh_TW" w:bidi="zh_TW"/>
-        </w:rPr>
-        <w:t>；</w:t>
-      </w:r>
-      <w:hyperlink r:id="rId108">
-        <w:r>
-          <w:rPr>
-            <w:lang w:val="zh_TW" w:bidi="zh_TW"/>
-          </w:rPr>
-          <w:rPr>
-            <w:color w:val="0000EE"/>
-            <w:u w:val="single"/>
-          </w:rPr>
-          <w:t>結14:15</w:t>
-        </w:r>
-      </w:hyperlink>
-      <w:r>
-        <w:rPr>
-          <w:lang w:val="zh_TW" w:bidi="zh_TW"/>
-        </w:rPr>
-        <w:t>）。</w:t>
+          <w:b/>
+          <w:lang w:val="zh_TW" w:bidi="zh_TW"/>
+        </w:rPr>
+        <w:t>巧合</w:t>
+      </w:r>
+      <w:r>
+        <w:rPr>
+          <w:lang w:val="zh_TW" w:bidi="zh_TW"/>
+        </w:rPr>
+        <w:t>：有人把偶然發現好事的功勞歸給自己。這忽略了神的作為，也沒有獻上感謝。</w:t>
       </w:r>
     </w:p>
     <w:p>
@@ -2678,111 +1374,144 @@
       </w:r>
       <w:r>
         <w:rPr>
-          <w:lang w:val="zh_TW" w:bidi="zh_TW"/>
-        </w:rPr>
-        <w:t>當「獸」以比喻的情況出現時，主要出現在但以理書和啟示錄。在但以理書（特別是</w:t>
-      </w:r>
-      <w:hyperlink r:id="rId109">
-        <w:r>
-          <w:rPr>
-            <w:lang w:val="zh_TW" w:bidi="zh_TW"/>
-          </w:rPr>
-          <w:rPr>
-            <w:color w:val="0000EE"/>
-            <w:u w:val="single"/>
-          </w:rPr>
-          <w:t>第7章</w:t>
-        </w:r>
-      </w:hyperlink>
-      <w:r>
-        <w:rPr>
-          <w:lang w:val="zh_TW" w:bidi="zh_TW"/>
-        </w:rPr>
-        <w:t>），「獸」象徵一位迫害並壓迫神子民的世界君王。在啟示錄中，使徒約翰將這個概念延伸，用來描述歷史終末時期對神子民的最終逼迫。約翰所說的「獸」，與他在較早期的書信中提到的「敵基督」（</w:t>
-      </w:r>
-      <w:hyperlink r:id="rId110">
-        <w:r>
-          <w:rPr>
-            <w:lang w:val="zh_TW" w:bidi="zh_TW"/>
-          </w:rPr>
-          <w:rPr>
-            <w:color w:val="0000EE"/>
-            <w:u w:val="single"/>
-          </w:rPr>
-          <w:t>約一2:18、22</w:t>
-        </w:r>
-      </w:hyperlink>
-      <w:r>
-        <w:rPr>
-          <w:lang w:val="zh_TW" w:bidi="zh_TW"/>
-        </w:rPr>
-        <w:t>；</w:t>
-      </w:r>
-      <w:hyperlink r:id="rId111">
-        <w:r>
-          <w:rPr>
-            <w:lang w:val="zh_TW" w:bidi="zh_TW"/>
-          </w:rPr>
-          <w:rPr>
-            <w:color w:val="0000EE"/>
-            <w:u w:val="single"/>
-          </w:rPr>
-          <w:t>4:3</w:t>
-        </w:r>
-      </w:hyperlink>
-      <w:r>
-        <w:rPr>
-          <w:lang w:val="zh_TW" w:bidi="zh_TW"/>
-        </w:rPr>
-        <w:t>；</w:t>
-      </w:r>
-      <w:hyperlink r:id="rId112">
-        <w:r>
-          <w:rPr>
-            <w:lang w:val="zh_TW" w:bidi="zh_TW"/>
-          </w:rPr>
-          <w:rPr>
-            <w:color w:val="0000EE"/>
-            <w:u w:val="single"/>
-          </w:rPr>
-          <w:t>約二1:7</w:t>
-        </w:r>
-      </w:hyperlink>
-      <w:r>
-        <w:rPr>
-          <w:lang w:val="zh_TW" w:bidi="zh_TW"/>
-        </w:rPr>
-        <w:t>）以及保羅所說的「</w:t>
-      </w:r>
-      <w:r>
-        <w:rPr>
-          <w:lang w:val="zh_TW" w:bidi="zh_TW"/>
-        </w:rPr>
-        <w:t>那大罪人</w:t>
-      </w:r>
-      <w:r>
-        <w:rPr>
-          <w:lang w:val="zh_TW" w:bidi="zh_TW"/>
-        </w:rPr>
-        <w:t>」（</w:t>
-      </w:r>
-      <w:hyperlink r:id="rId113">
-        <w:r>
-          <w:rPr>
-            <w:lang w:val="zh_TW" w:bidi="zh_TW"/>
-          </w:rPr>
-          <w:rPr>
-            <w:color w:val="0000EE"/>
-            <w:u w:val="single"/>
-          </w:rPr>
-          <w:t>帖後2:3</w:t>
-        </w:r>
-      </w:hyperlink>
-      <w:r>
-        <w:rPr>
-          <w:lang w:val="zh_TW" w:bidi="zh_TW"/>
-        </w:rPr>
-        <w:t>）。許多解經家都認為，這三個稱呼是指向同一個人物。</w:t>
+          <w:b/>
+          <w:lang w:val="zh_TW" w:bidi="zh_TW"/>
+        </w:rPr>
+        <w:t>歷史</w:t>
+      </w:r>
+      <w:r>
+        <w:rPr>
+          <w:lang w:val="zh_TW" w:bidi="zh_TW"/>
+        </w:rPr>
+        <w:t>：有些群體相信歷史支持他們的觀念。例如：</w:t>
+      </w:r>
+    </w:p>
+    <w:p>
+      <w:pPr>
+        <w:pStyle w:val="ListBullet"/>
+        <w:spacing w:line="240" w:lineRule="auto"/>
+        <w:ind w:left="1440"/>
+      </w:pPr>
+      <w:r>
+        <w:rPr>
+          <w:lang w:val="zh_TW" w:bidi="zh_TW"/>
+        </w:rPr>
+      </w:r>
+      <w:r>
+        <w:rPr>
+          <w:lang w:val="zh_TW" w:bidi="zh_TW"/>
+        </w:rPr>
+        <w:t>馬克思主義的支持者（跟從馬克思〔Karl Marx〕思想的人）曾說：「歷史站在我們這邊。」他們相信未來的事件必然會導向一個由共產主義統治的世界。</w:t>
+      </w:r>
+    </w:p>
+    <w:p>
+      <w:pPr>
+        <w:pStyle w:val="ListBullet"/>
+        <w:spacing w:line="240" w:lineRule="auto"/>
+        <w:ind w:left="1440"/>
+      </w:pPr>
+      <w:r>
+        <w:rPr>
+          <w:lang w:val="zh_TW" w:bidi="zh_TW"/>
+        </w:rPr>
+      </w:r>
+      <w:r>
+        <w:rPr>
+          <w:lang w:val="zh_TW" w:bidi="zh_TW"/>
+        </w:rPr>
+        <w:t>一些美國領袖相信「昭昭天命（Manifest Destiny）」。這種觀念宣稱，美國注定要在其所在的地區，甚至在全世界成為最強大的國家。</w:t>
+      </w:r>
+    </w:p>
+    <w:p>
+      <w:pPr>
+        <w:pStyle w:val="ListNumber"/>
+        <w:numPr>
+          <w:ilvl w:val="0"/>
+          <w:numId w:val="15"/>
+        </w:numPr>
+        <w:spacing w:line="240" w:lineRule="auto"/>
+        <w:ind w:left="720"/>
+      </w:pPr>
+      <w:r>
+        <w:rPr>
+          <w:lang w:val="zh_TW" w:bidi="zh_TW"/>
+        </w:rPr>
+      </w:r>
+      <w:r>
+        <w:rPr>
+          <w:b/>
+          <w:lang w:val="zh_TW" w:bidi="zh_TW"/>
+        </w:rPr>
+        <w:t>進步</w:t>
+      </w:r>
+      <w:r>
+        <w:rPr>
+          <w:lang w:val="zh_TW" w:bidi="zh_TW"/>
+        </w:rPr>
+        <w:t>：科學、技術、教育、社會的發展，使有些人將「進步」看作一股偉大的力量。某種程度上，這等於將攝理看成進步本身，卻把榮耀從神那裡奪去。</w:t>
+      </w:r>
+    </w:p>
+    <w:p>
+      <w:pPr>
+        <w:pStyle w:val="ListNumber"/>
+        <w:spacing w:line="240" w:lineRule="auto"/>
+        <w:ind w:left="720"/>
+      </w:pPr>
+      <w:r>
+        <w:rPr>
+          <w:lang w:val="zh_TW" w:bidi="zh_TW"/>
+        </w:rPr>
+      </w:r>
+      <w:r>
+        <w:rPr>
+          <w:b/>
+          <w:lang w:val="zh_TW" w:bidi="zh_TW"/>
+        </w:rPr>
+        <w:t>自然</w:t>
+      </w:r>
+      <w:r>
+        <w:rPr>
+          <w:lang w:val="zh_TW" w:bidi="zh_TW"/>
+        </w:rPr>
+        <w:t>：有些人物，例如愛默生（Ralph Waldo Emerson）和梭羅（Henry David Thoreau），將攝理歸於自然。但自然本身並不看顧人。</w:t>
+      </w:r>
+    </w:p>
+    <w:p>
+      <w:pPr>
+        <w:pStyle w:val="ListNumber"/>
+        <w:spacing w:line="240" w:lineRule="auto"/>
+        <w:ind w:left="720"/>
+      </w:pPr>
+      <w:r>
+        <w:rPr>
+          <w:lang w:val="zh_TW" w:bidi="zh_TW"/>
+        </w:rPr>
+      </w:r>
+      <w:r>
+        <w:rPr>
+          <w:b/>
+          <w:lang w:val="zh_TW" w:bidi="zh_TW"/>
+        </w:rPr>
+        <w:t>自然選擇</w:t>
+      </w:r>
+      <w:r>
+        <w:rPr>
+          <w:lang w:val="zh_TW" w:bidi="zh_TW"/>
+        </w:rPr>
+        <w:t>：達爾文那本關於生物進化的經典著作</w:t>
+      </w:r>
+      <w:r>
+        <w:rPr>
+          <w:i/>
+          <w:lang w:val="zh_TW" w:bidi="zh_TW"/>
+        </w:rPr>
+        <w:t>物種起源（The Origin of the Species）</w:t>
+      </w:r>
+      <w:r>
+        <w:rPr>
+          <w:lang w:val="zh_TW" w:bidi="zh_TW"/>
+        </w:rPr>
+        <w:t>，使「自然選擇」這個觀念普及起來。有些人認為，「自然選擇」背後的那股力量變得比神的攝理更重要。「適者生存」的想法使人變得不再需要攝理。</w:t>
       </w:r>
     </w:p>
     <w:p>
@@ -2794,52 +1523,224 @@
       </w:r>
       <w:r>
         <w:rPr>
+          <w:lang w:val="zh_TW" w:bidi="zh_TW"/>
+        </w:rPr>
+        <w:t>這些觀點不可能同時都是真的。它們也不能滿足那些尋求一種能回應自己獨特需要之攝理的人。只有基督教關於攝理的教義能做到這一點。</w:t>
+      </w:r>
+    </w:p>
+    <w:p>
+      <w:pPr>
+        <w:pStyle w:val="Heading3"/>
+      </w:pPr>
+      <w:r>
+        <w:rPr>
+          <w:lang w:val="zh_TW" w:bidi="zh_TW"/>
+        </w:rPr>
+        <w:t>攝理的聖經意義</w:t>
+      </w:r>
+    </w:p>
+    <w:p>
+      <w:pPr/>
+      <w:r>
+        <w:rPr>
+          <w:lang w:val="zh_TW" w:bidi="zh_TW"/>
+        </w:rPr>
+      </w:r>
+      <w:r>
+        <w:rPr>
+          <w:lang w:val="zh_TW" w:bidi="zh_TW"/>
+        </w:rPr>
+        <w:t>攝理是神為人的需要所施行的幫助。</w:t>
+      </w:r>
+    </w:p>
+    <w:p>
+      <w:pPr/>
+      <w:r>
+        <w:rPr>
+          <w:lang w:val="zh_TW" w:bidi="zh_TW"/>
+        </w:rPr>
+      </w:r>
+      <w:r>
+        <w:rPr>
+          <w:lang w:val="zh_TW" w:bidi="zh_TW"/>
+        </w:rPr>
+        <w:t>亞伯拉罕在信心上的考驗是一個經典例子。神吩咐他將兒子獻上為祭——但那是他不能失去的禮物。亞伯拉罕十分掙扎去做這個決定，他不想失去兒子，也不想失去與神的情誼。當以撒問到獻祭的羊羔在哪裡時，亞伯拉罕回答說：「我兒，神必自己預備作燔祭的羊羔。」（</w:t>
+      </w:r>
+      <w:hyperlink r:id="rId54">
+        <w:r>
+          <w:rPr>
+            <w:lang w:val="zh_TW" w:bidi="zh_TW"/>
+          </w:rPr>
+          <w:rPr>
+            <w:color w:val="0000EE"/>
+            <w:u w:val="single"/>
+          </w:rPr>
+          <w:t>創22:8</w:t>
+        </w:r>
+      </w:hyperlink>
+      <w:r>
+        <w:rPr>
+          <w:lang w:val="zh_TW" w:bidi="zh_TW"/>
+        </w:rPr>
+        <w:t>）。神果然預備了合宜的祭物，就是「兩角扣在稠密的小樹中」的一隻公羊（</w:t>
+      </w:r>
+      <w:hyperlink r:id="rId55">
+        <w:r>
+          <w:rPr>
+            <w:lang w:val="zh_TW" w:bidi="zh_TW"/>
+          </w:rPr>
+          <w:rPr>
+            <w:color w:val="0000EE"/>
+            <w:u w:val="single"/>
+          </w:rPr>
+          <w:t>創22:13</w:t>
+        </w:r>
+      </w:hyperlink>
+      <w:r>
+        <w:rPr>
+          <w:lang w:val="zh_TW" w:bidi="zh_TW"/>
+        </w:rPr>
+        <w:t>）。</w:t>
+      </w:r>
+    </w:p>
+    <w:p>
+      <w:pPr/>
+      <w:r>
+        <w:rPr>
+          <w:lang w:val="zh_TW" w:bidi="zh_TW"/>
+        </w:rPr>
+      </w:r>
+      <w:r>
+        <w:rPr>
+          <w:lang w:val="zh_TW" w:bidi="zh_TW"/>
+        </w:rPr>
+        <w:t>「攝理」這個詞語的意思是「預先看見」，並且為那處境採取行動。所以亞伯拉罕相信，神特意在獻祭的地方預備了那隻公羊，讓他可以拿來獻上。「供應」和「攝理」都與「預備」這個詞語有關。不過，「攝理」後來就用來表示神的供應。</w:t>
+      </w:r>
+    </w:p>
+    <w:p>
+      <w:pPr/>
+      <w:r>
+        <w:rPr>
+          <w:lang w:val="zh_TW" w:bidi="zh_TW"/>
+        </w:rPr>
+      </w:r>
+      <w:r>
+        <w:rPr>
+          <w:lang w:val="zh_TW" w:bidi="zh_TW"/>
+        </w:rPr>
+        <w:t>在新約聖經裡，保羅稱讚腓立比信徒支持他的宣教工作。他深信神的攝理也必扶助他們：「我的神必照他榮耀的豐富，在基督耶穌裡，使你們一切所需用的都充足。」（</w:t>
+      </w:r>
+      <w:hyperlink r:id="rId56">
+        <w:r>
+          <w:rPr>
+            <w:lang w:val="zh_TW" w:bidi="zh_TW"/>
+          </w:rPr>
+          <w:rPr>
+            <w:color w:val="0000EE"/>
+            <w:u w:val="single"/>
+          </w:rPr>
+          <w:t>腓4:19</w:t>
+        </w:r>
+      </w:hyperlink>
+      <w:r>
+        <w:rPr>
+          <w:lang w:val="zh_TW" w:bidi="zh_TW"/>
+        </w:rPr>
+        <w:t>）。耶穌的獻祭也證實神的攝理。神曾要亞伯拉罕獻上兒子，卻沒有收下那祭。二千年之後，祂將自己的兒子獻為祭。神的性情就是預先看見人的需要，並且為人預備。</w:t>
+      </w:r>
+    </w:p>
+    <w:p>
+      <w:pPr>
+        <w:pStyle w:val="Heading3"/>
+      </w:pPr>
+      <w:r>
+        <w:rPr>
+          <w:lang w:val="zh_TW" w:bidi="zh_TW"/>
+        </w:rPr>
+        <w:t>攝理與神的本質</w:t>
+      </w:r>
+    </w:p>
+    <w:p>
+      <w:pPr/>
+      <w:r>
+        <w:rPr>
+          <w:lang w:val="zh_TW" w:bidi="zh_TW"/>
+        </w:rPr>
+      </w:r>
+      <w:r>
+        <w:rPr>
+          <w:lang w:val="zh_TW" w:bidi="zh_TW"/>
+        </w:rPr>
+        <w:t>保羅對腓立比信徒說完那句話之後（「我的神必照他榮耀的豐富」——</w:t>
+      </w:r>
+      <w:hyperlink r:id="rId56">
+        <w:r>
+          <w:rPr>
+            <w:lang w:val="zh_TW" w:bidi="zh_TW"/>
+          </w:rPr>
+          <w:rPr>
+            <w:color w:val="0000EE"/>
+            <w:u w:val="single"/>
+          </w:rPr>
+          <w:t>腓4:19</w:t>
+        </w:r>
+      </w:hyperlink>
+      <w:r>
+        <w:rPr>
+          <w:lang w:val="zh_TW" w:bidi="zh_TW"/>
+        </w:rPr>
+        <w:t>），他就向「我們的父神」獻上頌讚（</w:t>
+      </w:r>
+      <w:hyperlink r:id="rId57">
+        <w:r>
+          <w:rPr>
+            <w:lang w:val="zh_TW" w:bidi="zh_TW"/>
+          </w:rPr>
+          <w:rPr>
+            <w:color w:val="0000EE"/>
+            <w:u w:val="single"/>
+          </w:rPr>
+          <w:t>20</w:t>
+        </w:r>
+      </w:hyperlink>
+      <w:r>
+        <w:rPr>
+          <w:lang w:val="zh_TW" w:bidi="zh_TW"/>
+        </w:rPr>
+        <w:t>節）。攝理就像是父親的供應與引導。神是我們的父，而祂的攝理就是這父親身分的表現。父親會給兒女機會，卻不奪去他們的自由；父親也藉著看顧來帶領兒女。攝理自然地出於神慈父的性情。</w:t>
+      </w:r>
+    </w:p>
+    <w:p>
+      <w:pPr/>
+      <w:r>
+        <w:rPr>
+          <w:lang w:val="zh_TW" w:bidi="zh_TW"/>
+        </w:rPr>
+      </w:r>
+      <w:r>
+        <w:rPr>
           <w:i/>
           <w:lang w:val="zh_TW" w:bidi="zh_TW"/>
         </w:rPr>
-        <w:t>見</w:t>
-      </w:r>
-      <w:r>
-        <w:rPr>
-          <w:lang w:val="zh_TW" w:bidi="zh_TW"/>
-        </w:rPr>
-        <w:t>敵基督</w:t>
-      </w:r>
-      <w:r>
-        <w:rPr>
-          <w:lang w:val="zh_TW" w:bidi="zh_TW"/>
-        </w:rPr>
-        <w:t>、</w:t>
-      </w:r>
-      <w:r>
-        <w:rPr>
-          <w:lang w:val="zh_TW" w:bidi="zh_TW"/>
-        </w:rPr>
-        <w:t>哈米吉多頓</w:t>
-      </w:r>
-      <w:r>
-        <w:rPr>
-          <w:lang w:val="zh_TW" w:bidi="zh_TW"/>
-        </w:rPr>
-        <w:t>、</w:t>
-      </w:r>
-      <w:r>
-        <w:rPr>
-          <w:lang w:val="zh_TW" w:bidi="zh_TW"/>
-        </w:rPr>
-        <w:t>獸印</w:t>
-      </w:r>
-      <w:r>
-        <w:rPr>
-          <w:lang w:val="zh_TW" w:bidi="zh_TW"/>
-        </w:rPr>
-        <w:t>及</w:t>
-      </w:r>
-      <w:r>
-        <w:rPr>
-          <w:lang w:val="zh_TW" w:bidi="zh_TW"/>
-        </w:rPr>
-        <w:t>啟示錄</w:t>
+        <w:t xml:space="preserve">另見 </w:t>
+      </w:r>
+      <w:r>
+        <w:rPr>
+          <w:lang w:val="zh_TW" w:bidi="zh_TW"/>
+        </w:rPr>
+        <w:t>預定</w:t>
+      </w:r>
+      <w:r>
+        <w:rPr>
+          <w:lang w:val="zh_TW" w:bidi="zh_TW"/>
+        </w:rPr>
+        <w:t>；</w:t>
+      </w:r>
+      <w:r>
+        <w:rPr>
+          <w:lang w:val="zh_TW" w:bidi="zh_TW"/>
+        </w:rPr>
+        <w:t>神的存在與屬性</w:t>
       </w:r>
       <w:r>
         <w:rPr>
@@ -4749,6 +3650,12 @@
     <w:abstractNumId w:val="11"/>
   </w:num>
   <w:num w:numId="14">
+    <w:abstractNumId w:val="3"/>
+    <w:lvlOverride w:ilvl="0">
+      <w:startOverride w:val="1"/>
+    </w:lvlOverride>
+  </w:num>
+  <w:num w:numId="15">
     <w:abstractNumId w:val="3"/>
     <w:lvlOverride w:ilvl="0">
       <w:startOverride w:val="1"/>

--- a/zht/docx/126.content.docx
+++ b/zht/docx/126.content.docx
@@ -149,7 +149,7 @@
         <w:rPr>
           <w:lang w:val="zh_TW" w:bidi="zh_TW"/>
         </w:rPr>
-        <w:t>she</w:t>
+        <w:t>ran</w:t>
       </w:r>
       <w:r>
         <w:rPr>
@@ -212,7 +212,7 @@
         <w:rPr>
           <w:lang w:val="zh_TW" w:bidi="zh_TW"/>
         </w:rPr>
-        <w:t>蛇</w:t>
+        <w:t>燃燒的荊棘</w:t>
       </w:r>
       <w:r>
         <w:rPr>
@@ -231,7 +231,7 @@
         <w:rPr>
           <w:lang w:val="zh_TW" w:bidi="zh_TW"/>
         </w:rPr>
-        <w:t>蛇或海怪。聖經中使用不同的詞語來描述蛇或蛇類。蛇或蛇類是爬行動物，是以牠們能夠咬人並注射毒液而為人熟知。聖經提及的特定蛇類包括虺蛇（</w:t>
+        <w:t>摩西在何烈山的荊棘火焰中遇見神，並被差派帶領以色列的百姓出埃及（</w:t>
       </w:r>
       <w:hyperlink r:id="rId13">
         <w:r>
@@ -242,14 +242,32 @@
             <w:color w:val="0000EE"/>
             <w:u w:val="single"/>
           </w:rPr>
-          <w:t>賽11:8</w:t>
+          <w:t>出3:1</w:t>
         </w:r>
       </w:hyperlink>
       <w:r>
         <w:rPr>
           <w:lang w:val="zh_TW" w:bidi="zh_TW"/>
         </w:rPr>
-        <w:t>）和毒蛇（</w:t>
+        <w:t>–</w:t>
+      </w:r>
+      <w:hyperlink r:id="rId13">
+        <w:r>
+          <w:rPr>
+            <w:lang w:val="zh_TW" w:bidi="zh_TW"/>
+          </w:rPr>
+          <w:rPr>
+            <w:color w:val="0000EE"/>
+            <w:u w:val="single"/>
+          </w:rPr>
+          <w:t>15</w:t>
+        </w:r>
+      </w:hyperlink>
+      <w:r>
+        <w:rPr>
+          <w:lang w:val="zh_TW" w:bidi="zh_TW"/>
+        </w:rPr>
+        <w:t>；</w:t>
       </w:r>
       <w:hyperlink r:id="rId14">
         <w:r>
@@ -260,14 +278,14 @@
             <w:color w:val="0000EE"/>
             <w:u w:val="single"/>
           </w:rPr>
-          <w:t>徒28:3</w:t>
+          <w:t>可12:26</w:t>
         </w:r>
       </w:hyperlink>
       <w:r>
         <w:rPr>
           <w:lang w:val="zh_TW" w:bidi="zh_TW"/>
         </w:rPr>
-        <w:t>）。「蛇」這個術語也可以用來描述在</w:t>
+        <w:t>；</w:t>
       </w:r>
       <w:hyperlink r:id="rId15">
         <w:r>
@@ -278,14 +296,14 @@
             <w:color w:val="0000EE"/>
             <w:u w:val="single"/>
           </w:rPr>
-          <w:t>約伯記二十六章13節</w:t>
+          <w:t>路20:37</w:t>
         </w:r>
       </w:hyperlink>
       <w:r>
         <w:rPr>
           <w:lang w:val="zh_TW" w:bidi="zh_TW"/>
         </w:rPr>
-        <w:t>、</w:t>
+        <w:t>；</w:t>
       </w:r>
       <w:hyperlink r:id="rId16">
         <w:r>
@@ -296,14 +314,32 @@
             <w:color w:val="0000EE"/>
             <w:u w:val="single"/>
           </w:rPr>
-          <w:t>以賽亞書二十七章1節</w:t>
+          <w:t>徒7:30</w:t>
         </w:r>
       </w:hyperlink>
       <w:r>
         <w:rPr>
           <w:lang w:val="zh_TW" w:bidi="zh_TW"/>
         </w:rPr>
-        <w:t>和</w:t>
+        <w:t>–</w:t>
+      </w:r>
+      <w:hyperlink r:id="rId16">
+        <w:r>
+          <w:rPr>
+            <w:lang w:val="zh_TW" w:bidi="zh_TW"/>
+          </w:rPr>
+          <w:rPr>
+            <w:color w:val="0000EE"/>
+            <w:u w:val="single"/>
+          </w:rPr>
+          <w:t>34</w:t>
+        </w:r>
+      </w:hyperlink>
+      <w:r>
+        <w:rPr>
+          <w:lang w:val="zh_TW" w:bidi="zh_TW"/>
+        </w:rPr>
+        <w:t>）。荊棘燃燒卻不被燒毀的奧秘，使神向摩西啟示了祂的名：「我是自有永有的。」燃燒的荊棘是神顯現，是神同在的可見神蹟。在聖經中，神的榮耀經常與雲、火和煙相聯繫（見</w:t>
       </w:r>
       <w:hyperlink r:id="rId17">
         <w:r>
@@ -314,29 +350,9 @@
             <w:color w:val="0000EE"/>
             <w:u w:val="single"/>
           </w:rPr>
-          <w:t>阿摩司書九章3節</w:t>
+          <w:t>出13:21，</w:t>
         </w:r>
       </w:hyperlink>
-      <w:r>
-        <w:rPr>
-          <w:lang w:val="zh_TW" w:bidi="zh_TW"/>
-        </w:rPr>
-        <w:t>中提到的巨大海蛇。</w:t>
-      </w:r>
-    </w:p>
-    <w:p>
-      <w:pPr/>
-      <w:r>
-        <w:rPr>
-          <w:lang w:val="zh_TW" w:bidi="zh_TW"/>
-        </w:rPr>
-      </w:r>
-      <w:r>
-        <w:rPr>
-          <w:lang w:val="zh_TW" w:bidi="zh_TW"/>
-        </w:rPr>
-        <w:t>在</w:t>
-      </w:r>
       <w:hyperlink r:id="rId18">
         <w:r>
           <w:rPr>
@@ -346,14 +362,14 @@
             <w:color w:val="0000EE"/>
             <w:u w:val="single"/>
           </w:rPr>
-          <w:t>創世記三章1節</w:t>
+          <w:t>19:18</w:t>
         </w:r>
       </w:hyperlink>
       <w:r>
         <w:rPr>
           <w:lang w:val="zh_TW" w:bidi="zh_TW"/>
         </w:rPr>
-        <w:t>，蛇引誘亞當和夏娃。牠是「耶和華神所造的，惟有蛇比田野一切的活物更狡猾」，因此，蛇被詛咒：「你必用肚子行走， 終身吃土」（</w:t>
+        <w:t>；</w:t>
       </w:r>
       <w:hyperlink r:id="rId19">
         <w:r>
@@ -364,138 +380,16 @@
             <w:color w:val="0000EE"/>
             <w:u w:val="single"/>
           </w:rPr>
-          <w:t>創3:14</w:t>
+          <w:t>王上8:10</w:t>
         </w:r>
       </w:hyperlink>
       <w:r>
         <w:rPr>
           <w:lang w:val="zh_TW" w:bidi="zh_TW"/>
         </w:rPr>
-        <w:t>）。</w:t>
-      </w:r>
-      <w:hyperlink r:id="rId20">
-        <w:r>
-          <w:rPr>
-            <w:lang w:val="zh_TW" w:bidi="zh_TW"/>
-          </w:rPr>
-          <w:rPr>
-            <w:color w:val="0000EE"/>
-            <w:u w:val="single"/>
-          </w:rPr>
-          <w:t>哥林多後書十一章3節</w:t>
-        </w:r>
-      </w:hyperlink>
-      <w:r>
-        <w:rPr>
-          <w:lang w:val="zh_TW" w:bidi="zh_TW"/>
-        </w:rPr>
-        <w:t>說蛇用詭詐欺騙了夏娃。</w:t>
-      </w:r>
-      <w:hyperlink r:id="rId21">
-        <w:r>
-          <w:rPr>
-            <w:lang w:val="zh_TW" w:bidi="zh_TW"/>
-          </w:rPr>
-          <w:rPr>
-            <w:color w:val="0000EE"/>
-            <w:u w:val="single"/>
-          </w:rPr>
-          <w:t>啟示錄十二章9節</w:t>
-        </w:r>
-      </w:hyperlink>
-      <w:r>
-        <w:rPr>
-          <w:lang w:val="zh_TW" w:bidi="zh_TW"/>
-        </w:rPr>
-        <w:t>稱蛇為：「名叫魔鬼，又叫撒但，是迷惑普天下的」（另見</w:t>
-      </w:r>
-      <w:hyperlink r:id="rId22">
-        <w:r>
-          <w:rPr>
-            <w:lang w:val="zh_TW" w:bidi="zh_TW"/>
-          </w:rPr>
-          <w:rPr>
-            <w:color w:val="0000EE"/>
-            <w:u w:val="single"/>
-          </w:rPr>
-          <w:t>啟12:14–15</w:t>
-        </w:r>
-      </w:hyperlink>
-      <w:r>
-        <w:rPr>
-          <w:lang w:val="zh_TW" w:bidi="zh_TW"/>
-        </w:rPr>
-        <w:t>，</w:t>
-      </w:r>
-      <w:hyperlink r:id="rId23">
-        <w:r>
-          <w:rPr>
-            <w:lang w:val="zh_TW" w:bidi="zh_TW"/>
-          </w:rPr>
-          <w:rPr>
-            <w:color w:val="0000EE"/>
-            <w:u w:val="single"/>
-          </w:rPr>
-          <w:t>20:2</w:t>
-        </w:r>
-      </w:hyperlink>
-      <w:r>
-        <w:rPr>
-          <w:lang w:val="zh_TW" w:bidi="zh_TW"/>
-        </w:rPr>
-        <w:t>）。</w:t>
-      </w:r>
-    </w:p>
-    <w:p>
-      <w:pPr/>
-      <w:r>
-        <w:rPr>
-          <w:lang w:val="zh_TW" w:bidi="zh_TW"/>
-        </w:rPr>
-      </w:r>
-      <w:r>
-        <w:rPr>
-          <w:lang w:val="zh_TW" w:bidi="zh_TW"/>
-        </w:rPr>
-        <w:t>聖經中對蛇的描述通常是比喻性的。牠們代表能以毒害人的能力（例如，</w:t>
-      </w:r>
-      <w:hyperlink r:id="rId24">
-        <w:r>
-          <w:rPr>
-            <w:lang w:val="zh_TW" w:bidi="zh_TW"/>
-          </w:rPr>
-          <w:rPr>
-            <w:color w:val="0000EE"/>
-            <w:u w:val="single"/>
-          </w:rPr>
-          <w:t>創49:17</w:t>
-        </w:r>
-      </w:hyperlink>
-      <w:r>
-        <w:rPr>
-          <w:lang w:val="zh_TW" w:bidi="zh_TW"/>
-        </w:rPr>
-        <w:t>；</w:t>
-      </w:r>
-      <w:hyperlink r:id="rId25">
-        <w:r>
-          <w:rPr>
-            <w:lang w:val="zh_TW" w:bidi="zh_TW"/>
-          </w:rPr>
-          <w:rPr>
-            <w:color w:val="0000EE"/>
-            <w:u w:val="single"/>
-          </w:rPr>
-          <w:t>傳10:8</w:t>
-        </w:r>
-      </w:hyperlink>
-      <w:r>
-        <w:rPr>
-          <w:lang w:val="zh_TW" w:bidi="zh_TW"/>
-        </w:rPr>
-        <w:t>、</w:t>
-      </w:r>
-      <w:hyperlink r:id="rId25">
+        <w:t>–</w:t>
+      </w:r>
+      <w:hyperlink r:id="rId19">
         <w:r>
           <w:rPr>
             <w:lang w:val="zh_TW" w:bidi="zh_TW"/>
@@ -513,6 +407,134 @@
         </w:rPr>
         <w:t>；</w:t>
       </w:r>
+      <w:hyperlink r:id="rId20">
+        <w:r>
+          <w:rPr>
+            <w:lang w:val="zh_TW" w:bidi="zh_TW"/>
+          </w:rPr>
+          <w:rPr>
+            <w:color w:val="0000EE"/>
+            <w:u w:val="single"/>
+          </w:rPr>
+          <w:t>王下1:12，</w:t>
+        </w:r>
+      </w:hyperlink>
+      <w:hyperlink r:id="rId21">
+        <w:r>
+          <w:rPr>
+            <w:lang w:val="zh_TW" w:bidi="zh_TW"/>
+          </w:rPr>
+          <w:rPr>
+            <w:color w:val="0000EE"/>
+            <w:u w:val="single"/>
+          </w:rPr>
+          <w:t>2:11</w:t>
+        </w:r>
+      </w:hyperlink>
+      <w:r>
+        <w:rPr>
+          <w:lang w:val="zh_TW" w:bidi="zh_TW"/>
+        </w:rPr>
+        <w:t>；</w:t>
+      </w:r>
+      <w:hyperlink r:id="rId22">
+        <w:r>
+          <w:rPr>
+            <w:lang w:val="zh_TW" w:bidi="zh_TW"/>
+          </w:rPr>
+          <w:rPr>
+            <w:color w:val="0000EE"/>
+            <w:u w:val="single"/>
+          </w:rPr>
+          <w:t>賽6:1</w:t>
+        </w:r>
+      </w:hyperlink>
+      <w:r>
+        <w:rPr>
+          <w:lang w:val="zh_TW" w:bidi="zh_TW"/>
+        </w:rPr>
+        <w:t>–</w:t>
+      </w:r>
+      <w:hyperlink r:id="rId22">
+        <w:r>
+          <w:rPr>
+            <w:lang w:val="zh_TW" w:bidi="zh_TW"/>
+          </w:rPr>
+          <w:rPr>
+            <w:color w:val="0000EE"/>
+            <w:u w:val="single"/>
+          </w:rPr>
+          <w:t>6</w:t>
+        </w:r>
+      </w:hyperlink>
+      <w:r>
+        <w:rPr>
+          <w:lang w:val="zh_TW" w:bidi="zh_TW"/>
+        </w:rPr>
+        <w:t>；</w:t>
+      </w:r>
+      <w:hyperlink r:id="rId23">
+        <w:r>
+          <w:rPr>
+            <w:lang w:val="zh_TW" w:bidi="zh_TW"/>
+          </w:rPr>
+          <w:rPr>
+            <w:color w:val="0000EE"/>
+            <w:u w:val="single"/>
+          </w:rPr>
+          <w:t>帖後1:7</w:t>
+        </w:r>
+      </w:hyperlink>
+      <w:r>
+        <w:rPr>
+          <w:lang w:val="zh_TW" w:bidi="zh_TW"/>
+        </w:rPr>
+        <w:t>；</w:t>
+      </w:r>
+      <w:hyperlink r:id="rId24">
+        <w:r>
+          <w:rPr>
+            <w:lang w:val="zh_TW" w:bidi="zh_TW"/>
+          </w:rPr>
+          <w:rPr>
+            <w:color w:val="0000EE"/>
+            <w:u w:val="single"/>
+          </w:rPr>
+          <w:t>啟1:14，</w:t>
+        </w:r>
+      </w:hyperlink>
+      <w:hyperlink r:id="rId25">
+        <w:r>
+          <w:rPr>
+            <w:lang w:val="zh_TW" w:bidi="zh_TW"/>
+          </w:rPr>
+          <w:rPr>
+            <w:color w:val="0000EE"/>
+            <w:u w:val="single"/>
+          </w:rPr>
+          <w:t>19:12</w:t>
+        </w:r>
+      </w:hyperlink>
+      <w:r>
+        <w:rPr>
+          <w:lang w:val="zh_TW" w:bidi="zh_TW"/>
+        </w:rPr>
+        <w:t>）。</w:t>
+      </w:r>
+    </w:p>
+    <w:p>
+      <w:pPr/>
+      <w:r>
+        <w:rPr>
+          <w:lang w:val="zh_TW" w:bidi="zh_TW"/>
+        </w:rPr>
+      </w:r>
+      <w:r>
+        <w:rPr>
+          <w:lang w:val="zh_TW" w:bidi="zh_TW"/>
+        </w:rPr>
+        <w:t>燃燒的荊棘象徵神的聖潔。摩西被吩咐脫鞋，因為他所站之地是聖地（</w:t>
+      </w:r>
       <w:hyperlink r:id="rId26">
         <w:r>
           <w:rPr>
@@ -522,14 +544,14 @@
             <w:color w:val="0000EE"/>
             <w:u w:val="single"/>
           </w:rPr>
-          <w:t>賽14:29</w:t>
+          <w:t>出3:5</w:t>
         </w:r>
       </w:hyperlink>
       <w:r>
         <w:rPr>
           <w:lang w:val="zh_TW" w:bidi="zh_TW"/>
         </w:rPr>
-        <w:t>；</w:t>
+        <w:t>）。埃及的神常被認為居於幽暗之中，但以色列的神卻居於人不能接近的光中（</w:t>
       </w:r>
       <w:hyperlink r:id="rId27">
         <w:r>
@@ -540,104 +562,14 @@
             <w:color w:val="0000EE"/>
             <w:u w:val="single"/>
           </w:rPr>
-          <w:t>摩5:19</w:t>
+          <w:t>提前6:16</w:t>
         </w:r>
       </w:hyperlink>
       <w:r>
         <w:rPr>
           <w:lang w:val="zh_TW" w:bidi="zh_TW"/>
         </w:rPr>
-        <w:t>；</w:t>
-      </w:r>
-      <w:hyperlink r:id="rId28">
-        <w:r>
-          <w:rPr>
-            <w:lang w:val="zh_TW" w:bidi="zh_TW"/>
-          </w:rPr>
-          <w:rPr>
-            <w:color w:val="0000EE"/>
-            <w:u w:val="single"/>
-          </w:rPr>
-          <w:t>啟9:19</w:t>
-        </w:r>
-      </w:hyperlink>
-      <w:r>
-        <w:rPr>
-          <w:lang w:val="zh_TW" w:bidi="zh_TW"/>
-        </w:rPr>
-        <w:t>）。在</w:t>
-      </w:r>
-      <w:hyperlink r:id="rId29">
-        <w:r>
-          <w:rPr>
-            <w:lang w:val="zh_TW" w:bidi="zh_TW"/>
-          </w:rPr>
-          <w:rPr>
-            <w:color w:val="0000EE"/>
-            <w:u w:val="single"/>
-          </w:rPr>
-          <w:t>詩篇五十八篇4至5節</w:t>
-        </w:r>
-      </w:hyperlink>
-      <w:r>
-        <w:rPr>
-          <w:lang w:val="zh_TW" w:bidi="zh_TW"/>
-        </w:rPr>
-        <w:t>中，惡人被比作蛇。</w:t>
-      </w:r>
-      <w:hyperlink r:id="rId30">
-        <w:r>
-          <w:rPr>
-            <w:lang w:val="zh_TW" w:bidi="zh_TW"/>
-          </w:rPr>
-          <w:rPr>
-            <w:color w:val="0000EE"/>
-            <w:u w:val="single"/>
-          </w:rPr>
-          <w:t>詩篇一四〇篇3節</w:t>
-        </w:r>
-      </w:hyperlink>
-      <w:r>
-        <w:rPr>
-          <w:lang w:val="zh_TW" w:bidi="zh_TW"/>
-        </w:rPr>
-        <w:t>描述人們的舌頭像蛇一樣尖利，他們的嘴唇有虺蛇的毒氣。</w:t>
-      </w:r>
-      <w:hyperlink r:id="rId31">
-        <w:r>
-          <w:rPr>
-            <w:lang w:val="zh_TW" w:bidi="zh_TW"/>
-          </w:rPr>
-          <w:rPr>
-            <w:color w:val="0000EE"/>
-            <w:u w:val="single"/>
-          </w:rPr>
-          <w:t>箴言二十三章32節</w:t>
-        </w:r>
-      </w:hyperlink>
-      <w:r>
-        <w:rPr>
-          <w:lang w:val="zh_TW" w:bidi="zh_TW"/>
-        </w:rPr>
-        <w:t>將烈酒比作蛇的咬傷，說它「咬你如蛇，刺你如毒蛇」。</w:t>
-      </w:r>
-      <w:hyperlink r:id="rId32">
-        <w:r>
-          <w:rPr>
-            <w:lang w:val="zh_TW" w:bidi="zh_TW"/>
-          </w:rPr>
-          <w:rPr>
-            <w:color w:val="0000EE"/>
-            <w:u w:val="single"/>
-          </w:rPr>
-          <w:t>耶利米書八章17節</w:t>
-        </w:r>
-      </w:hyperlink>
-      <w:r>
-        <w:rPr>
-          <w:lang w:val="zh_TW" w:bidi="zh_TW"/>
-        </w:rPr>
-        <w:t>描述以色列的敵人為「不服法術的， 必咬你們」。</w:t>
+        <w:t>）。燃燒的荊棘象徵著神的旨意不是要毀滅祂的子民，而是要拯救他們，帶領他們脫離埃及的奴役，進入應許之地。</w:t>
       </w:r>
     </w:p>
     <w:p>
@@ -649,520 +581,9 @@
       </w:r>
       <w:r>
         <w:rPr>
-          <w:lang w:val="zh_TW" w:bidi="zh_TW"/>
-        </w:rPr>
-        <w:t>正面來說，蛇以其智慧著稱。耶穌勸告祂的門徒：「靈巧像蛇，馴良像鴿子」（</w:t>
-      </w:r>
-      <w:hyperlink r:id="rId33">
-        <w:r>
-          <w:rPr>
-            <w:lang w:val="zh_TW" w:bidi="zh_TW"/>
-          </w:rPr>
-          <w:rPr>
-            <w:color w:val="0000EE"/>
-            <w:u w:val="single"/>
-          </w:rPr>
-          <w:t>太10:16</w:t>
-        </w:r>
-      </w:hyperlink>
-      <w:r>
-        <w:rPr>
-          <w:lang w:val="zh_TW" w:bidi="zh_TW"/>
-        </w:rPr>
-        <w:t>）。然而，蛇的主要意象是負面的。它象徵欺騙。耶穌稱文士和法利賽人為：「蛇類、毒蛇之種」（</w:t>
-      </w:r>
-      <w:hyperlink r:id="rId34">
-        <w:r>
-          <w:rPr>
-            <w:lang w:val="zh_TW" w:bidi="zh_TW"/>
-          </w:rPr>
-          <w:rPr>
-            <w:color w:val="0000EE"/>
-            <w:u w:val="single"/>
-          </w:rPr>
-          <w:t>太23:33</w:t>
-        </w:r>
-      </w:hyperlink>
-      <w:r>
-        <w:rPr>
-          <w:lang w:val="zh_TW" w:bidi="zh_TW"/>
-        </w:rPr>
-        <w:t>）。施洗約翰也稱法利賽人和撒都該人為「毒蛇的種類」（</w:t>
-      </w:r>
-      <w:hyperlink r:id="rId35">
-        <w:r>
-          <w:rPr>
-            <w:lang w:val="zh_TW" w:bidi="zh_TW"/>
-          </w:rPr>
-          <w:rPr>
-            <w:color w:val="0000EE"/>
-            <w:u w:val="single"/>
-          </w:rPr>
-          <w:t>太3:7</w:t>
-        </w:r>
-      </w:hyperlink>
-      <w:r>
-        <w:rPr>
-          <w:lang w:val="zh_TW" w:bidi="zh_TW"/>
-        </w:rPr>
-        <w:t>）。</w:t>
-      </w:r>
-    </w:p>
-    <w:p>
-      <w:pPr/>
-      <w:r>
-        <w:rPr>
-          <w:lang w:val="zh_TW" w:bidi="zh_TW"/>
-        </w:rPr>
-      </w:r>
-      <w:r>
-        <w:rPr>
           <w:i/>
           <w:lang w:val="zh_TW" w:bidi="zh_TW"/>
         </w:rPr>
-        <w:t>見</w:t>
-      </w:r>
-      <w:r>
-        <w:rPr>
-          <w:lang w:val="zh_TW" w:bidi="zh_TW"/>
-        </w:rPr>
-        <w:t>動物</w:t>
-      </w:r>
-      <w:r>
-        <w:rPr>
-          <w:lang w:val="zh_TW" w:bidi="zh_TW"/>
-        </w:rPr>
-        <w:t>。</w:t>
-      </w:r>
-      <w:r>
-        <w:rPr>
-          <w:lang w:val="zh_TW" w:bidi="zh_TW"/>
-        </w:rPr>
-      </w:r>
-      <w:r>
-        <w:rPr>
-          <w:lang w:val="zh_TW" w:bidi="zh_TW"/>
-        </w:rPr>
-      </w:r>
-    </w:p>
-    <w:p>
-      <w:pPr/>
-      <w:r>
-        <w:rPr>
-          <w:lang w:val="zh_TW" w:bidi="zh_TW"/>
-        </w:rPr>
-      </w:r>
-    </w:p>
-    <w:p>
-      <w:pPr>
-        <w:pStyle w:val="Heading2"/>
-      </w:pPr>
-      <w:r>
-        <w:rPr>
-          <w:lang w:val="zh_TW" w:bidi="zh_TW"/>
-        </w:rPr>
-        <w:t>赦罪</w:t>
-      </w:r>
-      <w:r>
-        <w:rPr>
-          <w:lang w:val="zh_TW" w:bidi="zh_TW"/>
-        </w:rPr>
-      </w:r>
-    </w:p>
-    <w:p>
-      <w:pPr/>
-      <w:r>
-        <w:rPr>
-          <w:lang w:val="zh_TW" w:bidi="zh_TW"/>
-        </w:rPr>
-      </w:r>
-      <w:r>
-        <w:rPr>
-          <w:lang w:val="zh_TW" w:bidi="zh_TW"/>
-        </w:rPr>
-        <w:t>此短語在一些英譯本中與「罪得赦免（forgiveness of sins）」同義。新約中使用多種詞語來表達同一個真理。對於罪得赦免的概念，有多種表達方式（「寬容（passing over）」，</w:t>
-      </w:r>
-      <w:hyperlink r:id="rId36">
-        <w:r>
-          <w:rPr>
-            <w:lang w:val="zh_TW" w:bidi="zh_TW"/>
-          </w:rPr>
-          <w:rPr>
-            <w:color w:val="0000EE"/>
-            <w:u w:val="single"/>
-          </w:rPr>
-          <w:t>羅3:25</w:t>
-        </w:r>
-      </w:hyperlink>
-      <w:r>
-        <w:rPr>
-          <w:lang w:val="zh_TW" w:bidi="zh_TW"/>
-        </w:rPr>
-        <w:t>；「遮蓋」，</w:t>
-      </w:r>
-      <w:hyperlink r:id="rId37">
-        <w:r>
-          <w:rPr>
-            <w:lang w:val="zh_TW" w:bidi="zh_TW"/>
-          </w:rPr>
-          <w:rPr>
-            <w:color w:val="0000EE"/>
-            <w:u w:val="single"/>
-          </w:rPr>
-          <w:t>羅4:7</w:t>
-        </w:r>
-      </w:hyperlink>
-      <w:r>
-        <w:rPr>
-          <w:lang w:val="zh_TW" w:bidi="zh_TW"/>
-        </w:rPr>
-        <w:t>；「不算為有罪」，</w:t>
-      </w:r>
-      <w:hyperlink r:id="rId38">
-        <w:r>
-          <w:rPr>
-            <w:lang w:val="zh_TW" w:bidi="zh_TW"/>
-          </w:rPr>
-          <w:rPr>
-            <w:color w:val="0000EE"/>
-            <w:u w:val="single"/>
-          </w:rPr>
-          <w:t>羅4:8</w:t>
-        </w:r>
-      </w:hyperlink>
-      <w:r>
-        <w:rPr>
-          <w:lang w:val="zh_TW" w:bidi="zh_TW"/>
-        </w:rPr>
-        <w:t>；「不再記念」，</w:t>
-      </w:r>
-      <w:hyperlink r:id="rId39">
-        <w:r>
-          <w:rPr>
-            <w:lang w:val="zh_TW" w:bidi="zh_TW"/>
-          </w:rPr>
-          <w:rPr>
-            <w:color w:val="0000EE"/>
-            <w:u w:val="single"/>
-          </w:rPr>
-          <w:t>來10:17</w:t>
-        </w:r>
-      </w:hyperlink>
-      <w:r>
-        <w:rPr>
-          <w:lang w:val="zh_TW" w:bidi="zh_TW"/>
-        </w:rPr>
-        <w:t>）。其中一個最重要的是譯為「赦免（remission）」的詞（</w:t>
-      </w:r>
-      <w:hyperlink r:id="rId40">
-        <w:r>
-          <w:rPr>
-            <w:lang w:val="zh_TW" w:bidi="zh_TW"/>
-          </w:rPr>
-          <w:rPr>
-            <w:color w:val="0000EE"/>
-            <w:u w:val="single"/>
-          </w:rPr>
-          <w:t>太26:28</w:t>
-        </w:r>
-      </w:hyperlink>
-      <w:r>
-        <w:rPr>
-          <w:lang w:val="zh_TW" w:bidi="zh_TW"/>
-        </w:rPr>
-        <w:t>；</w:t>
-      </w:r>
-      <w:hyperlink r:id="rId41">
-        <w:r>
-          <w:rPr>
-            <w:lang w:val="zh_TW" w:bidi="zh_TW"/>
-          </w:rPr>
-          <w:rPr>
-            <w:color w:val="0000EE"/>
-            <w:u w:val="single"/>
-          </w:rPr>
-          <w:t>可1:4</w:t>
-        </w:r>
-      </w:hyperlink>
-      <w:r>
-        <w:rPr>
-          <w:lang w:val="zh_TW" w:bidi="zh_TW"/>
-        </w:rPr>
-        <w:t>；</w:t>
-      </w:r>
-      <w:hyperlink r:id="rId42">
-        <w:r>
-          <w:rPr>
-            <w:lang w:val="zh_TW" w:bidi="zh_TW"/>
-          </w:rPr>
-          <w:rPr>
-            <w:color w:val="0000EE"/>
-            <w:u w:val="single"/>
-          </w:rPr>
-          <w:t>路1:77</w:t>
-        </w:r>
-      </w:hyperlink>
-      <w:r>
-        <w:rPr>
-          <w:lang w:val="zh_TW" w:bidi="zh_TW"/>
-        </w:rPr>
-        <w:t>，</w:t>
-      </w:r>
-      <w:hyperlink r:id="rId43">
-        <w:r>
-          <w:rPr>
-            <w:lang w:val="zh_TW" w:bidi="zh_TW"/>
-          </w:rPr>
-          <w:rPr>
-            <w:color w:val="0000EE"/>
-            <w:u w:val="single"/>
-          </w:rPr>
-          <w:t>3:3</w:t>
-        </w:r>
-      </w:hyperlink>
-      <w:r>
-        <w:rPr>
-          <w:lang w:val="zh_TW" w:bidi="zh_TW"/>
-        </w:rPr>
-        <w:t>，</w:t>
-      </w:r>
-      <w:hyperlink r:id="rId44">
-        <w:r>
-          <w:rPr>
-            <w:lang w:val="zh_TW" w:bidi="zh_TW"/>
-          </w:rPr>
-          <w:rPr>
-            <w:color w:val="0000EE"/>
-            <w:u w:val="single"/>
-          </w:rPr>
-          <w:t>24:47</w:t>
-        </w:r>
-      </w:hyperlink>
-      <w:r>
-        <w:rPr>
-          <w:lang w:val="zh_TW" w:bidi="zh_TW"/>
-        </w:rPr>
-        <w:t>；</w:t>
-      </w:r>
-      <w:hyperlink r:id="rId45">
-        <w:r>
-          <w:rPr>
-            <w:lang w:val="zh_TW" w:bidi="zh_TW"/>
-          </w:rPr>
-          <w:rPr>
-            <w:color w:val="0000EE"/>
-            <w:u w:val="single"/>
-          </w:rPr>
-          <w:t>徒2:38，</w:t>
-        </w:r>
-      </w:hyperlink>
-      <w:hyperlink r:id="rId46">
-        <w:r>
-          <w:rPr>
-            <w:lang w:val="zh_TW" w:bidi="zh_TW"/>
-          </w:rPr>
-          <w:rPr>
-            <w:color w:val="0000EE"/>
-            <w:u w:val="single"/>
-          </w:rPr>
-          <w:t>10:43</w:t>
-        </w:r>
-      </w:hyperlink>
-      <w:r>
-        <w:rPr>
-          <w:lang w:val="zh_TW" w:bidi="zh_TW"/>
-        </w:rPr>
-        <w:t>；</w:t>
-      </w:r>
-      <w:hyperlink r:id="rId47">
-        <w:r>
-          <w:rPr>
-            <w:lang w:val="zh_TW" w:bidi="zh_TW"/>
-          </w:rPr>
-          <w:rPr>
-            <w:color w:val="0000EE"/>
-            <w:u w:val="single"/>
-          </w:rPr>
-          <w:t>來9:22</w:t>
-        </w:r>
-      </w:hyperlink>
-      <w:r>
-        <w:rPr>
-          <w:lang w:val="zh_TW" w:bidi="zh_TW"/>
-        </w:rPr>
-        <w:t>，</w:t>
-      </w:r>
-      <w:hyperlink r:id="rId48">
-        <w:r>
-          <w:rPr>
-            <w:lang w:val="zh_TW" w:bidi="zh_TW"/>
-          </w:rPr>
-          <w:rPr>
-            <w:color w:val="0000EE"/>
-            <w:u w:val="single"/>
-          </w:rPr>
-          <w:t>10:18</w:t>
-        </w:r>
-      </w:hyperlink>
-      <w:r>
-        <w:rPr>
-          <w:lang w:val="zh_TW" w:bidi="zh_TW"/>
-        </w:rPr>
-        <w:t>）。</w:t>
-      </w:r>
-    </w:p>
-    <w:p>
-      <w:pPr/>
-      <w:r>
-        <w:rPr>
-          <w:lang w:val="zh_TW" w:bidi="zh_TW"/>
-        </w:rPr>
-      </w:r>
-      <w:r>
-        <w:rPr>
-          <w:lang w:val="zh_TW" w:bidi="zh_TW"/>
-        </w:rPr>
-        <w:t>這個詞在希臘文中有一個有趣的傳統。在法律上，它被用來表示解除職務、免除責任、豁免債務或懲罰。後來，它也指特赦或免稅。在新約的用法中，該動詞意為「釋放」、「留下」或「送走」。因此，這個名詞可以（而且經常）被翻譯為「饒恕」以及「赦免」（</w:t>
-      </w:r>
-      <w:hyperlink r:id="rId49">
-        <w:r>
-          <w:rPr>
-            <w:lang w:val="zh_TW" w:bidi="zh_TW"/>
-          </w:rPr>
-          <w:rPr>
-            <w:color w:val="0000EE"/>
-            <w:u w:val="single"/>
-          </w:rPr>
-          <w:t>徒5:31</w:t>
-        </w:r>
-      </w:hyperlink>
-      <w:r>
-        <w:rPr>
-          <w:lang w:val="zh_TW" w:bidi="zh_TW"/>
-        </w:rPr>
-        <w:t>，</w:t>
-      </w:r>
-      <w:hyperlink r:id="rId50">
-        <w:r>
-          <w:rPr>
-            <w:lang w:val="zh_TW" w:bidi="zh_TW"/>
-          </w:rPr>
-          <w:rPr>
-            <w:color w:val="0000EE"/>
-            <w:u w:val="single"/>
-          </w:rPr>
-          <w:t>13:38</w:t>
-        </w:r>
-      </w:hyperlink>
-      <w:r>
-        <w:rPr>
-          <w:lang w:val="zh_TW" w:bidi="zh_TW"/>
-        </w:rPr>
-        <w:t>，</w:t>
-      </w:r>
-      <w:hyperlink r:id="rId51">
-        <w:r>
-          <w:rPr>
-            <w:lang w:val="zh_TW" w:bidi="zh_TW"/>
-          </w:rPr>
-          <w:rPr>
-            <w:color w:val="0000EE"/>
-            <w:u w:val="single"/>
-          </w:rPr>
-          <w:t>26:18</w:t>
-        </w:r>
-      </w:hyperlink>
-      <w:r>
-        <w:rPr>
-          <w:lang w:val="zh_TW" w:bidi="zh_TW"/>
-        </w:rPr>
-        <w:t>；</w:t>
-      </w:r>
-      <w:hyperlink r:id="rId52">
-        <w:r>
-          <w:rPr>
-            <w:lang w:val="zh_TW" w:bidi="zh_TW"/>
-          </w:rPr>
-          <w:rPr>
-            <w:color w:val="0000EE"/>
-            <w:u w:val="single"/>
-          </w:rPr>
-          <w:t>弗1:7</w:t>
-        </w:r>
-      </w:hyperlink>
-      <w:r>
-        <w:rPr>
-          <w:lang w:val="zh_TW" w:bidi="zh_TW"/>
-        </w:rPr>
-        <w:t>；</w:t>
-      </w:r>
-      <w:hyperlink r:id="rId53">
-        <w:r>
-          <w:rPr>
-            <w:lang w:val="zh_TW" w:bidi="zh_TW"/>
-          </w:rPr>
-          <w:rPr>
-            <w:color w:val="0000EE"/>
-            <w:u w:val="single"/>
-          </w:rPr>
-          <w:t>西1:14</w:t>
-        </w:r>
-      </w:hyperlink>
-      <w:r>
-        <w:rPr>
-          <w:lang w:val="zh_TW" w:bidi="zh_TW"/>
-        </w:rPr>
-        <w:t>）。雖然饒恕可以在人與人之間以及神與人之間發生，但「赦免」這個詞所指的饒恕幾乎總是指神的赦免（</w:t>
-      </w:r>
-      <w:hyperlink r:id="rId40">
-        <w:r>
-          <w:rPr>
-            <w:lang w:val="zh_TW" w:bidi="zh_TW"/>
-          </w:rPr>
-          <w:rPr>
-            <w:color w:val="0000EE"/>
-            <w:u w:val="single"/>
-          </w:rPr>
-          <w:t>太26:28</w:t>
-        </w:r>
-      </w:hyperlink>
-      <w:r>
-        <w:rPr>
-          <w:lang w:val="zh_TW" w:bidi="zh_TW"/>
-        </w:rPr>
-        <w:t>；</w:t>
-      </w:r>
-      <w:hyperlink r:id="rId46">
-        <w:r>
-          <w:rPr>
-            <w:lang w:val="zh_TW" w:bidi="zh_TW"/>
-          </w:rPr>
-          <w:rPr>
-            <w:color w:val="0000EE"/>
-            <w:u w:val="single"/>
-          </w:rPr>
-          <w:t>徒10:43</w:t>
-        </w:r>
-      </w:hyperlink>
-      <w:r>
-        <w:rPr>
-          <w:lang w:val="zh_TW" w:bidi="zh_TW"/>
-        </w:rPr>
-        <w:t>）。</w:t>
-      </w:r>
-    </w:p>
-    <w:p>
-      <w:pPr/>
-      <w:r>
-        <w:rPr>
-          <w:lang w:val="zh_TW" w:bidi="zh_TW"/>
-        </w:rPr>
-      </w:r>
-      <w:r>
-        <w:rPr>
-          <w:i/>
-          <w:lang w:val="zh_TW" w:bidi="zh_TW"/>
-        </w:rPr>
         <w:t>另見</w:t>
       </w:r>
       <w:r>
@@ -1175,572 +596,25 @@
         <w:rPr>
           <w:lang w:val="zh_TW" w:bidi="zh_TW"/>
         </w:rPr>
-        <w:t>饒恕</w:t>
-      </w:r>
-      <w:r>
-        <w:rPr>
-          <w:lang w:val="zh_TW" w:bidi="zh_TW"/>
-        </w:rPr>
-        <w:t>。</w:t>
-      </w:r>
-      <w:r>
-        <w:rPr>
-          <w:lang w:val="zh_TW" w:bidi="zh_TW"/>
-        </w:rPr>
-      </w:r>
-      <w:r>
-        <w:rPr>
-          <w:lang w:val="zh_TW" w:bidi="zh_TW"/>
-        </w:rPr>
-      </w:r>
-    </w:p>
-    <w:p>
-      <w:pPr/>
-      <w:r>
-        <w:rPr>
-          <w:lang w:val="zh_TW" w:bidi="zh_TW"/>
-        </w:rPr>
-      </w:r>
-    </w:p>
-    <w:p>
-      <w:pPr>
-        <w:pStyle w:val="Heading2"/>
-      </w:pPr>
-      <w:r>
-        <w:rPr>
-          <w:lang w:val="zh_TW" w:bidi="zh_TW"/>
-        </w:rPr>
-        <w:t>攝理</w:t>
-      </w:r>
-      <w:r>
-        <w:rPr>
-          <w:lang w:val="zh_TW" w:bidi="zh_TW"/>
-        </w:rPr>
-      </w:r>
-    </w:p>
-    <w:p>
-      <w:pPr/>
-      <w:r>
-        <w:rPr>
-          <w:lang w:val="zh_TW" w:bidi="zh_TW"/>
-        </w:rPr>
-      </w:r>
-      <w:r>
-        <w:rPr>
-          <w:lang w:val="zh_TW" w:bidi="zh_TW"/>
-        </w:rPr>
-        <w:t>神在歷史中扶助人類的作為，特別是扶助那些信靠祂的人。</w:t>
-      </w:r>
-    </w:p>
-    <w:p>
-      <w:pPr>
-        <w:pStyle w:val="Heading3"/>
-      </w:pPr>
-      <w:r>
-        <w:rPr>
-          <w:lang w:val="zh_TW" w:bidi="zh_TW"/>
-        </w:rPr>
-        <w:t>攝理的重要性</w:t>
-      </w:r>
-    </w:p>
-    <w:p>
-      <w:pPr/>
-      <w:r>
-        <w:rPr>
-          <w:lang w:val="zh_TW" w:bidi="zh_TW"/>
-        </w:rPr>
-      </w:r>
-      <w:r>
-        <w:rPr>
-          <w:lang w:val="zh_TW" w:bidi="zh_TW"/>
-        </w:rPr>
-        <w:t>歷世歷代，許多人都在神的看顧裡得著安慰。神沒有將地球留在宇宙中自生自滅，也沒有片刻忘記人。神臨到人當中、與人相交、掌權管理，也介入我們的生命、供應我們的需要。神攝理我們，因此我們要感謝祂。</w:t>
-      </w:r>
-    </w:p>
-    <w:p>
-      <w:pPr>
-        <w:pStyle w:val="Heading3"/>
-      </w:pPr>
-      <w:r>
-        <w:rPr>
-          <w:lang w:val="zh_TW" w:bidi="zh_TW"/>
-        </w:rPr>
-        <w:t>關於攝理的錯誤觀念</w:t>
-      </w:r>
-    </w:p>
-    <w:p>
-      <w:pPr/>
-      <w:r>
-        <w:rPr>
-          <w:lang w:val="zh_TW" w:bidi="zh_TW"/>
-        </w:rPr>
-      </w:r>
-      <w:r>
-        <w:rPr>
-          <w:lang w:val="zh_TW" w:bidi="zh_TW"/>
-        </w:rPr>
-        <w:t>關於攝理有許多錯誤觀念，這顯出它是一個重要的議題。當人否認神有位格，而他們對攝理的理解又不根據聖經的教導時，就會產生錯誤。如此一來，人只能將萬事看作有一股不相宜的力量在支配。在這些錯誤觀念中存在許多矛盾，包括：</w:t>
-      </w:r>
-    </w:p>
-    <w:p>
-      <w:pPr>
-        <w:pStyle w:val="ListNumber"/>
-        <w:numPr>
-          <w:ilvl w:val="0"/>
-          <w:numId w:val="14"/>
-        </w:numPr>
-        <w:spacing w:line="240" w:lineRule="auto"/>
-        <w:ind w:left="720"/>
-      </w:pPr>
-      <w:r>
-        <w:rPr>
-          <w:lang w:val="zh_TW" w:bidi="zh_TW"/>
-        </w:rPr>
-      </w:r>
-      <w:r>
-        <w:rPr>
-          <w:b/>
-          <w:lang w:val="zh_TW" w:bidi="zh_TW"/>
-        </w:rPr>
-        <w:t>命運</w:t>
-      </w:r>
-      <w:r>
-        <w:rPr>
-          <w:lang w:val="zh_TW" w:bidi="zh_TW"/>
-        </w:rPr>
-        <w:t>：有些人認為人生受一種不可預測的命運控制，他們會說像「命運使然」這類的話。</w:t>
-      </w:r>
-    </w:p>
-    <w:p>
-      <w:pPr>
-        <w:pStyle w:val="ListNumber"/>
-        <w:spacing w:line="240" w:lineRule="auto"/>
-        <w:ind w:left="720"/>
-      </w:pPr>
-      <w:r>
-        <w:rPr>
-          <w:lang w:val="zh_TW" w:bidi="zh_TW"/>
-        </w:rPr>
-      </w:r>
-      <w:r>
-        <w:rPr>
-          <w:b/>
-          <w:lang w:val="zh_TW" w:bidi="zh_TW"/>
-        </w:rPr>
-        <w:t>運氣</w:t>
-      </w:r>
-      <w:r>
-        <w:rPr>
-          <w:lang w:val="zh_TW" w:bidi="zh_TW"/>
-        </w:rPr>
-        <w:t>：也有人相信有「福氣」或「運氣」。但運氣不是一個有位格的存有，所以算命的人試圖去理解它，有些人甚至造出「幸運女神（lady luck）」之類的觀念（把運氣想成一位用法術掌控事件的女子）。</w:t>
-      </w:r>
-    </w:p>
-    <w:p>
-      <w:pPr>
-        <w:pStyle w:val="ListNumber"/>
-        <w:spacing w:line="240" w:lineRule="auto"/>
-        <w:ind w:left="720"/>
-      </w:pPr>
-      <w:r>
-        <w:rPr>
-          <w:lang w:val="zh_TW" w:bidi="zh_TW"/>
-        </w:rPr>
-      </w:r>
-      <w:r>
-        <w:rPr>
-          <w:b/>
-          <w:lang w:val="zh_TW" w:bidi="zh_TW"/>
-        </w:rPr>
-        <w:t>巧合</w:t>
-      </w:r>
-      <w:r>
-        <w:rPr>
-          <w:lang w:val="zh_TW" w:bidi="zh_TW"/>
-        </w:rPr>
-        <w:t>：有人把偶然發現好事的功勞歸給自己。這忽略了神的作為，也沒有獻上感謝。</w:t>
-      </w:r>
-    </w:p>
-    <w:p>
-      <w:pPr>
-        <w:pStyle w:val="ListNumber"/>
-        <w:spacing w:line="240" w:lineRule="auto"/>
-        <w:ind w:left="720"/>
-      </w:pPr>
-      <w:r>
-        <w:rPr>
-          <w:lang w:val="zh_TW" w:bidi="zh_TW"/>
-        </w:rPr>
-      </w:r>
-      <w:r>
-        <w:rPr>
-          <w:b/>
-          <w:lang w:val="zh_TW" w:bidi="zh_TW"/>
-        </w:rPr>
-        <w:t>歷史</w:t>
-      </w:r>
-      <w:r>
-        <w:rPr>
-          <w:lang w:val="zh_TW" w:bidi="zh_TW"/>
-        </w:rPr>
-        <w:t>：有些群體相信歷史支持他們的觀念。例如：</w:t>
-      </w:r>
-    </w:p>
-    <w:p>
-      <w:pPr>
-        <w:pStyle w:val="ListBullet"/>
-        <w:spacing w:line="240" w:lineRule="auto"/>
-        <w:ind w:left="1440"/>
-      </w:pPr>
-      <w:r>
-        <w:rPr>
-          <w:lang w:val="zh_TW" w:bidi="zh_TW"/>
-        </w:rPr>
-      </w:r>
-      <w:r>
-        <w:rPr>
-          <w:lang w:val="zh_TW" w:bidi="zh_TW"/>
-        </w:rPr>
-        <w:t>馬克思主義的支持者（跟從馬克思〔Karl Marx〕思想的人）曾說：「歷史站在我們這邊。」他們相信未來的事件必然會導向一個由共產主義統治的世界。</w:t>
-      </w:r>
-    </w:p>
-    <w:p>
-      <w:pPr>
-        <w:pStyle w:val="ListBullet"/>
-        <w:spacing w:line="240" w:lineRule="auto"/>
-        <w:ind w:left="1440"/>
-      </w:pPr>
-      <w:r>
-        <w:rPr>
-          <w:lang w:val="zh_TW" w:bidi="zh_TW"/>
-        </w:rPr>
-      </w:r>
-      <w:r>
-        <w:rPr>
-          <w:lang w:val="zh_TW" w:bidi="zh_TW"/>
-        </w:rPr>
-        <w:t>一些美國領袖相信「昭昭天命（Manifest Destiny）」。這種觀念宣稱，美國注定要在其所在的地區，甚至在全世界成為最強大的國家。</w:t>
-      </w:r>
-    </w:p>
-    <w:p>
-      <w:pPr>
-        <w:pStyle w:val="ListNumber"/>
-        <w:numPr>
-          <w:ilvl w:val="0"/>
-          <w:numId w:val="15"/>
-        </w:numPr>
-        <w:spacing w:line="240" w:lineRule="auto"/>
-        <w:ind w:left="720"/>
-      </w:pPr>
-      <w:r>
-        <w:rPr>
-          <w:lang w:val="zh_TW" w:bidi="zh_TW"/>
-        </w:rPr>
-      </w:r>
-      <w:r>
-        <w:rPr>
-          <w:b/>
-          <w:lang w:val="zh_TW" w:bidi="zh_TW"/>
-        </w:rPr>
-        <w:t>進步</w:t>
-      </w:r>
-      <w:r>
-        <w:rPr>
-          <w:lang w:val="zh_TW" w:bidi="zh_TW"/>
-        </w:rPr>
-        <w:t>：科學、技術、教育、社會的發展，使有些人將「進步」看作一股偉大的力量。某種程度上，這等於將攝理看成進步本身，卻把榮耀從神那裡奪去。</w:t>
-      </w:r>
-    </w:p>
-    <w:p>
-      <w:pPr>
-        <w:pStyle w:val="ListNumber"/>
-        <w:spacing w:line="240" w:lineRule="auto"/>
-        <w:ind w:left="720"/>
-      </w:pPr>
-      <w:r>
-        <w:rPr>
-          <w:lang w:val="zh_TW" w:bidi="zh_TW"/>
-        </w:rPr>
-      </w:r>
-      <w:r>
-        <w:rPr>
-          <w:b/>
-          <w:lang w:val="zh_TW" w:bidi="zh_TW"/>
-        </w:rPr>
-        <w:t>自然</w:t>
-      </w:r>
-      <w:r>
-        <w:rPr>
-          <w:lang w:val="zh_TW" w:bidi="zh_TW"/>
-        </w:rPr>
-        <w:t>：有些人物，例如愛默生（Ralph Waldo Emerson）和梭羅（Henry David Thoreau），將攝理歸於自然。但自然本身並不看顧人。</w:t>
-      </w:r>
-    </w:p>
-    <w:p>
-      <w:pPr>
-        <w:pStyle w:val="ListNumber"/>
-        <w:spacing w:line="240" w:lineRule="auto"/>
-        <w:ind w:left="720"/>
-      </w:pPr>
-      <w:r>
-        <w:rPr>
-          <w:lang w:val="zh_TW" w:bidi="zh_TW"/>
-        </w:rPr>
-      </w:r>
-      <w:r>
-        <w:rPr>
-          <w:b/>
-          <w:lang w:val="zh_TW" w:bidi="zh_TW"/>
-        </w:rPr>
-        <w:t>自然選擇</w:t>
-      </w:r>
-      <w:r>
-        <w:rPr>
-          <w:lang w:val="zh_TW" w:bidi="zh_TW"/>
-        </w:rPr>
-        <w:t>：達爾文那本關於生物進化的經典著作</w:t>
-      </w:r>
-      <w:r>
-        <w:rPr>
-          <w:i/>
-          <w:lang w:val="zh_TW" w:bidi="zh_TW"/>
-        </w:rPr>
-        <w:t>物種起源（The Origin of the Species）</w:t>
-      </w:r>
-      <w:r>
-        <w:rPr>
-          <w:lang w:val="zh_TW" w:bidi="zh_TW"/>
-        </w:rPr>
-        <w:t>，使「自然選擇」這個觀念普及起來。有些人認為，「自然選擇」背後的那股力量變得比神的攝理更重要。「適者生存」的想法使人變得不再需要攝理。</w:t>
-      </w:r>
-    </w:p>
-    <w:p>
-      <w:pPr/>
-      <w:r>
-        <w:rPr>
-          <w:lang w:val="zh_TW" w:bidi="zh_TW"/>
-        </w:rPr>
-      </w:r>
-      <w:r>
-        <w:rPr>
-          <w:lang w:val="zh_TW" w:bidi="zh_TW"/>
-        </w:rPr>
-        <w:t>這些觀點不可能同時都是真的。它們也不能滿足那些尋求一種能回應自己獨特需要之攝理的人。只有基督教關於攝理的教義能做到這一點。</w:t>
-      </w:r>
-    </w:p>
-    <w:p>
-      <w:pPr>
-        <w:pStyle w:val="Heading3"/>
-      </w:pPr>
-      <w:r>
-        <w:rPr>
-          <w:lang w:val="zh_TW" w:bidi="zh_TW"/>
-        </w:rPr>
-        <w:t>攝理的聖經意義</w:t>
-      </w:r>
-    </w:p>
-    <w:p>
-      <w:pPr/>
-      <w:r>
-        <w:rPr>
-          <w:lang w:val="zh_TW" w:bidi="zh_TW"/>
-        </w:rPr>
-      </w:r>
-      <w:r>
-        <w:rPr>
-          <w:lang w:val="zh_TW" w:bidi="zh_TW"/>
-        </w:rPr>
-        <w:t>攝理是神為人的需要所施行的幫助。</w:t>
-      </w:r>
-    </w:p>
-    <w:p>
-      <w:pPr/>
-      <w:r>
-        <w:rPr>
-          <w:lang w:val="zh_TW" w:bidi="zh_TW"/>
-        </w:rPr>
-      </w:r>
-      <w:r>
-        <w:rPr>
-          <w:lang w:val="zh_TW" w:bidi="zh_TW"/>
-        </w:rPr>
-        <w:t>亞伯拉罕在信心上的考驗是一個經典例子。神吩咐他將兒子獻上為祭——但那是他不能失去的禮物。亞伯拉罕十分掙扎去做這個決定，他不想失去兒子，也不想失去與神的情誼。當以撒問到獻祭的羊羔在哪裡時，亞伯拉罕回答說：「我兒，神必自己預備作燔祭的羊羔。」（</w:t>
-      </w:r>
-      <w:hyperlink r:id="rId54">
-        <w:r>
-          <w:rPr>
-            <w:lang w:val="zh_TW" w:bidi="zh_TW"/>
-          </w:rPr>
-          <w:rPr>
-            <w:color w:val="0000EE"/>
-            <w:u w:val="single"/>
-          </w:rPr>
-          <w:t>創22:8</w:t>
-        </w:r>
-      </w:hyperlink>
-      <w:r>
-        <w:rPr>
-          <w:lang w:val="zh_TW" w:bidi="zh_TW"/>
-        </w:rPr>
-        <w:t>）。神果然預備了合宜的祭物，就是「兩角扣在稠密的小樹中」的一隻公羊（</w:t>
-      </w:r>
-      <w:hyperlink r:id="rId55">
-        <w:r>
-          <w:rPr>
-            <w:lang w:val="zh_TW" w:bidi="zh_TW"/>
-          </w:rPr>
-          <w:rPr>
-            <w:color w:val="0000EE"/>
-            <w:u w:val="single"/>
-          </w:rPr>
-          <w:t>創22:13</w:t>
-        </w:r>
-      </w:hyperlink>
-      <w:r>
-        <w:rPr>
-          <w:lang w:val="zh_TW" w:bidi="zh_TW"/>
-        </w:rPr>
-        <w:t>）。</w:t>
-      </w:r>
-    </w:p>
-    <w:p>
-      <w:pPr/>
-      <w:r>
-        <w:rPr>
-          <w:lang w:val="zh_TW" w:bidi="zh_TW"/>
-        </w:rPr>
-      </w:r>
-      <w:r>
-        <w:rPr>
-          <w:lang w:val="zh_TW" w:bidi="zh_TW"/>
-        </w:rPr>
-        <w:t>「攝理」這個詞語的意思是「預先看見」，並且為那處境採取行動。所以亞伯拉罕相信，神特意在獻祭的地方預備了那隻公羊，讓他可以拿來獻上。「供應」和「攝理」都與「預備」這個詞語有關。不過，「攝理」後來就用來表示神的供應。</w:t>
-      </w:r>
-    </w:p>
-    <w:p>
-      <w:pPr/>
-      <w:r>
-        <w:rPr>
-          <w:lang w:val="zh_TW" w:bidi="zh_TW"/>
-        </w:rPr>
-      </w:r>
-      <w:r>
-        <w:rPr>
-          <w:lang w:val="zh_TW" w:bidi="zh_TW"/>
-        </w:rPr>
-        <w:t>在新約聖經裡，保羅稱讚腓立比信徒支持他的宣教工作。他深信神的攝理也必扶助他們：「我的神必照他榮耀的豐富，在基督耶穌裡，使你們一切所需用的都充足。」（</w:t>
-      </w:r>
-      <w:hyperlink r:id="rId56">
-        <w:r>
-          <w:rPr>
-            <w:lang w:val="zh_TW" w:bidi="zh_TW"/>
-          </w:rPr>
-          <w:rPr>
-            <w:color w:val="0000EE"/>
-            <w:u w:val="single"/>
-          </w:rPr>
-          <w:t>腓4:19</w:t>
-        </w:r>
-      </w:hyperlink>
-      <w:r>
-        <w:rPr>
-          <w:lang w:val="zh_TW" w:bidi="zh_TW"/>
-        </w:rPr>
-        <w:t>）。耶穌的獻祭也證實神的攝理。神曾要亞伯拉罕獻上兒子，卻沒有收下那祭。二千年之後，祂將自己的兒子獻為祭。神的性情就是預先看見人的需要，並且為人預備。</w:t>
-      </w:r>
-    </w:p>
-    <w:p>
-      <w:pPr>
-        <w:pStyle w:val="Heading3"/>
-      </w:pPr>
-      <w:r>
-        <w:rPr>
-          <w:lang w:val="zh_TW" w:bidi="zh_TW"/>
-        </w:rPr>
-        <w:t>攝理與神的本質</w:t>
-      </w:r>
-    </w:p>
-    <w:p>
-      <w:pPr/>
-      <w:r>
-        <w:rPr>
-          <w:lang w:val="zh_TW" w:bidi="zh_TW"/>
-        </w:rPr>
-      </w:r>
-      <w:r>
-        <w:rPr>
-          <w:lang w:val="zh_TW" w:bidi="zh_TW"/>
-        </w:rPr>
-        <w:t>保羅對腓立比信徒說完那句話之後（「我的神必照他榮耀的豐富」——</w:t>
-      </w:r>
-      <w:hyperlink r:id="rId56">
-        <w:r>
-          <w:rPr>
-            <w:lang w:val="zh_TW" w:bidi="zh_TW"/>
-          </w:rPr>
-          <w:rPr>
-            <w:color w:val="0000EE"/>
-            <w:u w:val="single"/>
-          </w:rPr>
-          <w:t>腓4:19</w:t>
-        </w:r>
-      </w:hyperlink>
-      <w:r>
-        <w:rPr>
-          <w:lang w:val="zh_TW" w:bidi="zh_TW"/>
-        </w:rPr>
-        <w:t>），他就向「我們的父神」獻上頌讚（</w:t>
-      </w:r>
-      <w:hyperlink r:id="rId57">
-        <w:r>
-          <w:rPr>
-            <w:lang w:val="zh_TW" w:bidi="zh_TW"/>
-          </w:rPr>
-          <w:rPr>
-            <w:color w:val="0000EE"/>
-            <w:u w:val="single"/>
-          </w:rPr>
-          <w:t>20</w:t>
-        </w:r>
-      </w:hyperlink>
-      <w:r>
-        <w:rPr>
-          <w:lang w:val="zh_TW" w:bidi="zh_TW"/>
-        </w:rPr>
-        <w:t>節）。攝理就像是父親的供應與引導。神是我們的父，而祂的攝理就是這父親身分的表現。父親會給兒女機會，卻不奪去他們的自由；父親也藉著看顧來帶領兒女。攝理自然地出於神慈父的性情。</w:t>
-      </w:r>
-    </w:p>
-    <w:p>
-      <w:pPr/>
-      <w:r>
-        <w:rPr>
-          <w:lang w:val="zh_TW" w:bidi="zh_TW"/>
-        </w:rPr>
-      </w:r>
-      <w:r>
-        <w:rPr>
-          <w:i/>
-          <w:lang w:val="zh_TW" w:bidi="zh_TW"/>
-        </w:rPr>
-        <w:t xml:space="preserve">另見 </w:t>
-      </w:r>
-      <w:r>
-        <w:rPr>
-          <w:lang w:val="zh_TW" w:bidi="zh_TW"/>
-        </w:rPr>
-        <w:t>預定</w:t>
-      </w:r>
-      <w:r>
-        <w:rPr>
-          <w:lang w:val="zh_TW" w:bidi="zh_TW"/>
-        </w:rPr>
-        <w:t>；</w:t>
-      </w:r>
-      <w:r>
-        <w:rPr>
-          <w:lang w:val="zh_TW" w:bidi="zh_TW"/>
-        </w:rPr>
-        <w:t>神的存在與屬性</w:t>
+        <w:t>出埃及記；</w:t>
+      </w:r>
+      <w:r>
+        <w:rPr>
+          <w:lang w:val="zh_TW" w:bidi="zh_TW"/>
+        </w:rPr>
+        <w:t>摩西；</w:t>
+      </w:r>
+      <w:r>
+        <w:rPr>
+          <w:lang w:val="zh_TW" w:bidi="zh_TW"/>
+        </w:rPr>
+        <w:t>神顯現；</w:t>
+      </w:r>
+      <w:r>
+        <w:rPr>
+          <w:lang w:val="zh_TW" w:bidi="zh_TW"/>
+        </w:rPr>
+        <w:t>神的名字</w:t>
       </w:r>
       <w:r>
         <w:rPr>
@@ -3648,18 +2522,6 @@
   </w:num>
   <w:num w:numId="13" w16cid:durableId="592781308">
     <w:abstractNumId w:val="11"/>
-  </w:num>
-  <w:num w:numId="14">
-    <w:abstractNumId w:val="3"/>
-    <w:lvlOverride w:ilvl="0">
-      <w:startOverride w:val="1"/>
-    </w:lvlOverride>
-  </w:num>
-  <w:num w:numId="15">
-    <w:abstractNumId w:val="3"/>
-    <w:lvlOverride w:ilvl="0">
-      <w:startOverride w:val="1"/>
-    </w:lvlOverride>
   </w:num>
   <w:numIdMacAtCleanup w:val="10"/>
 </w:numbering>

--- a/zht/docx/126.content.docx
+++ b/zht/docx/126.content.docx
@@ -19,7 +19,7 @@
         <w:rPr>
           <w:lang w:val="zh_TW" w:bidi="zh_TW"/>
         </w:rPr>
-        <w:t>Resource: Tyndale Open Bible Dictionary</w:t>
+        <w:t>Resource: Aquifer Open Bible Dictionary</w:t>
       </w:r>
       <w:r>
         <w:rPr>
@@ -112,7 +112,7 @@
         <w:rPr>
           <w:lang w:val="zh_TW" w:bidi="zh_TW"/>
         </w:rPr>
-        <w:t>Tyndale Open Bible Dictionary</w:t>
+        <w:t>Aquifer Open Bible Dictionary</w:t>
       </w:r>
     </w:p>
     <w:p>

--- a/zht/docx/126.content.docx
+++ b/zht/docx/126.content.docx
@@ -149,7 +149,7 @@
         <w:rPr>
           <w:lang w:val="zh_TW" w:bidi="zh_TW"/>
         </w:rPr>
-        <w:t>ran</w:t>
+        <w:t>qie</w:t>
       </w:r>
       <w:r>
         <w:rPr>
@@ -212,7 +212,7 @@
         <w:rPr>
           <w:lang w:val="zh_TW" w:bidi="zh_TW"/>
         </w:rPr>
-        <w:t>燃燒的荊棘</w:t>
+        <w:t>妾制、妾</w:t>
       </w:r>
       <w:r>
         <w:rPr>
@@ -231,7 +231,7 @@
         <w:rPr>
           <w:lang w:val="zh_TW" w:bidi="zh_TW"/>
         </w:rPr>
-        <w:t>摩西在何烈山的荊棘火焰中遇見神，並被差派帶領以色列的百姓出埃及（</w:t>
+        <w:t>妾制是指一名男子與一名女子同居，而該女子（稱爲「妾」）被視為其性伴侶或次要妻子，但其地位低於正妻。妾制在許多古代文化中相當普遍，尤其是在美索不達米亞地區。在那裡，君王往往擁有後宮；即使是一般平民，也可能在正妻之外另有一至兩名妾。聖經中亦提及這兩種類型的妾制。妾通常是奴隸或戰爭中被擄的女子（</w:t>
       </w:r>
       <w:hyperlink r:id="rId13">
         <w:r>
@@ -242,32 +242,42 @@
             <w:color w:val="0000EE"/>
             <w:u w:val="single"/>
           </w:rPr>
-          <w:t>出3:1</w:t>
+          <w:t>士5:30</w:t>
         </w:r>
       </w:hyperlink>
       <w:r>
         <w:rPr>
           <w:lang w:val="zh_TW" w:bidi="zh_TW"/>
         </w:rPr>
-        <w:t>–</w:t>
-      </w:r>
-      <w:hyperlink r:id="rId13">
-        <w:r>
-          <w:rPr>
-            <w:lang w:val="zh_TW" w:bidi="zh_TW"/>
-          </w:rPr>
-          <w:rPr>
-            <w:color w:val="0000EE"/>
-            <w:u w:val="single"/>
-          </w:rPr>
-          <w:t>15</w:t>
-        </w:r>
-      </w:hyperlink>
-      <w:r>
-        <w:rPr>
-          <w:lang w:val="zh_TW" w:bidi="zh_TW"/>
-        </w:rPr>
-        <w:t>；</w:t>
+        <w:t>）。</w:t>
+      </w:r>
+    </w:p>
+    <w:p>
+      <w:pPr/>
+      <w:r>
+        <w:rPr>
+          <w:lang w:val="zh_TW" w:bidi="zh_TW"/>
+        </w:rPr>
+      </w:r>
+      <w:r>
+        <w:rPr>
+          <w:lang w:val="zh_TW" w:bidi="zh_TW"/>
+        </w:rPr>
+        <w:t>男子選擇納妾，部分原因在於其成本較低，通常不需要支付聘禮或嫁妝。此外，納妾也能藉由增加子嗣來提升男子的社會地位。妾所生的兒女，往往在被呈交給正妻認可之後，便成為家族的一分子。妾的存在，同時也增加了家庭中的勞動力。</w:t>
+      </w:r>
+    </w:p>
+    <w:p>
+      <w:pPr/>
+      <w:r>
+        <w:rPr>
+          <w:lang w:val="zh_TW" w:bidi="zh_TW"/>
+        </w:rPr>
+      </w:r>
+      <w:r>
+        <w:rPr>
+          <w:lang w:val="zh_TW" w:bidi="zh_TW"/>
+        </w:rPr>
+        <w:t>在族長時期，納妾是一種常見的社會現象（</w:t>
       </w:r>
       <w:hyperlink r:id="rId14">
         <w:r>
@@ -278,14 +288,14 @@
             <w:color w:val="0000EE"/>
             <w:u w:val="single"/>
           </w:rPr>
-          <w:t>可12:26</w:t>
+          <w:t>創22:24</w:t>
         </w:r>
       </w:hyperlink>
       <w:r>
         <w:rPr>
           <w:lang w:val="zh_TW" w:bidi="zh_TW"/>
         </w:rPr>
-        <w:t>；</w:t>
+        <w:t>，</w:t>
       </w:r>
       <w:hyperlink r:id="rId15">
         <w:r>
@@ -296,14 +306,14 @@
             <w:color w:val="0000EE"/>
             <w:u w:val="single"/>
           </w:rPr>
-          <w:t>路20:37</w:t>
+          <w:t>35:22</w:t>
         </w:r>
       </w:hyperlink>
       <w:r>
         <w:rPr>
           <w:lang w:val="zh_TW" w:bidi="zh_TW"/>
         </w:rPr>
-        <w:t>；</w:t>
+        <w:t>，</w:t>
       </w:r>
       <w:hyperlink r:id="rId16">
         <w:r>
@@ -314,32 +324,14 @@
             <w:color w:val="0000EE"/>
             <w:u w:val="single"/>
           </w:rPr>
-          <w:t>徒7:30</w:t>
+          <w:t>36:12</w:t>
         </w:r>
       </w:hyperlink>
       <w:r>
         <w:rPr>
           <w:lang w:val="zh_TW" w:bidi="zh_TW"/>
         </w:rPr>
-        <w:t>–</w:t>
-      </w:r>
-      <w:hyperlink r:id="rId16">
-        <w:r>
-          <w:rPr>
-            <w:lang w:val="zh_TW" w:bidi="zh_TW"/>
-          </w:rPr>
-          <w:rPr>
-            <w:color w:val="0000EE"/>
-            <w:u w:val="single"/>
-          </w:rPr>
-          <w:t>34</w:t>
-        </w:r>
-      </w:hyperlink>
-      <w:r>
-        <w:rPr>
-          <w:lang w:val="zh_TW" w:bidi="zh_TW"/>
-        </w:rPr>
-        <w:t>）。荊棘燃燒卻不被燒毀的奧秘，使神向摩西啟示了祂的名：「我是自有永有的。」燃燒的荊棘是神顯現，是神同在的可見神蹟。在聖經中，神的榮耀經常與雲、火和煙相聯繫（見</w:t>
+        <w:t>），尤其在正妻無法生育的情況下更為普遍（</w:t>
       </w:r>
       <w:hyperlink r:id="rId17">
         <w:r>
@@ -350,9 +342,15 @@
             <w:color w:val="0000EE"/>
             <w:u w:val="single"/>
           </w:rPr>
-          <w:t>出13:21，</w:t>
+          <w:t>創16:1–3</w:t>
         </w:r>
       </w:hyperlink>
+      <w:r>
+        <w:rPr>
+          <w:lang w:val="zh_TW" w:bidi="zh_TW"/>
+        </w:rPr>
+        <w:t>，</w:t>
+      </w:r>
       <w:hyperlink r:id="rId18">
         <w:r>
           <w:rPr>
@@ -362,7 +360,7 @@
             <w:color w:val="0000EE"/>
             <w:u w:val="single"/>
           </w:rPr>
-          <w:t>19:18</w:t>
+          <w:t>25:5–6</w:t>
         </w:r>
       </w:hyperlink>
       <w:r>
@@ -380,32 +378,14 @@
             <w:color w:val="0000EE"/>
             <w:u w:val="single"/>
           </w:rPr>
-          <w:t>王上8:10</w:t>
+          <w:t>歷代志上1:32</w:t>
         </w:r>
       </w:hyperlink>
       <w:r>
         <w:rPr>
           <w:lang w:val="zh_TW" w:bidi="zh_TW"/>
         </w:rPr>
-        <w:t>–</w:t>
-      </w:r>
-      <w:hyperlink r:id="rId19">
-        <w:r>
-          <w:rPr>
-            <w:lang w:val="zh_TW" w:bidi="zh_TW"/>
-          </w:rPr>
-          <w:rPr>
-            <w:color w:val="0000EE"/>
-            <w:u w:val="single"/>
-          </w:rPr>
-          <w:t>11</w:t>
-        </w:r>
-      </w:hyperlink>
-      <w:r>
-        <w:rPr>
-          <w:lang w:val="zh_TW" w:bidi="zh_TW"/>
-        </w:rPr>
-        <w:t>；</w:t>
+        <w:t>）。妾享有一定的權利，她的子女可以被承認為家族成員，並且有繼承財產的資格。（例如，</w:t>
       </w:r>
       <w:hyperlink r:id="rId20">
         <w:r>
@@ -416,9 +396,15 @@
             <w:color w:val="0000EE"/>
             <w:u w:val="single"/>
           </w:rPr>
-          <w:t>王下1:12，</w:t>
+          <w:t>創49:1–28</w:t>
         </w:r>
       </w:hyperlink>
+      <w:r>
+        <w:rPr>
+          <w:lang w:val="zh_TW" w:bidi="zh_TW"/>
+        </w:rPr>
+        <w:t>中將妾所生的兒子與正妻所生的兒子一同列入以色列十二支派之中；另見</w:t>
+      </w:r>
       <w:hyperlink r:id="rId21">
         <w:r>
           <w:rPr>
@@ -428,14 +414,14 @@
             <w:color w:val="0000EE"/>
             <w:u w:val="single"/>
           </w:rPr>
-          <w:t>2:11</w:t>
+          <w:t>創35:22–26</w:t>
         </w:r>
       </w:hyperlink>
       <w:r>
         <w:rPr>
           <w:lang w:val="zh_TW" w:bidi="zh_TW"/>
         </w:rPr>
-        <w:t>；</w:t>
+        <w:t>）。摩西律法並未禁止妾制，反而在關於多妻的規定中提及妾的地位（</w:t>
       </w:r>
       <w:hyperlink r:id="rId22">
         <w:r>
@@ -446,32 +432,14 @@
             <w:color w:val="0000EE"/>
             <w:u w:val="single"/>
           </w:rPr>
-          <w:t>賽6:1</w:t>
+          <w:t>申17:17</w:t>
         </w:r>
       </w:hyperlink>
       <w:r>
         <w:rPr>
           <w:lang w:val="zh_TW" w:bidi="zh_TW"/>
         </w:rPr>
-        <w:t>–</w:t>
-      </w:r>
-      <w:hyperlink r:id="rId22">
-        <w:r>
-          <w:rPr>
-            <w:lang w:val="zh_TW" w:bidi="zh_TW"/>
-          </w:rPr>
-          <w:rPr>
-            <w:color w:val="0000EE"/>
-            <w:u w:val="single"/>
-          </w:rPr>
-          <w:t>6</w:t>
-        </w:r>
-      </w:hyperlink>
-      <w:r>
-        <w:rPr>
-          <w:lang w:val="zh_TW" w:bidi="zh_TW"/>
-        </w:rPr>
-        <w:t>；</w:t>
+        <w:t>，</w:t>
       </w:r>
       <w:hyperlink r:id="rId23">
         <w:r>
@@ -482,14 +450,28 @@
             <w:color w:val="0000EE"/>
             <w:u w:val="single"/>
           </w:rPr>
-          <w:t>帖後1:7</w:t>
+          <w:t>21:15–17</w:t>
         </w:r>
       </w:hyperlink>
       <w:r>
         <w:rPr>
           <w:lang w:val="zh_TW" w:bidi="zh_TW"/>
         </w:rPr>
-        <w:t>；</w:t>
+        <w:t>）。</w:t>
+      </w:r>
+    </w:p>
+    <w:p>
+      <w:pPr/>
+      <w:r>
+        <w:rPr>
+          <w:lang w:val="zh_TW" w:bidi="zh_TW"/>
+        </w:rPr>
+      </w:r>
+      <w:r>
+        <w:rPr>
+          <w:lang w:val="zh_TW" w:bidi="zh_TW"/>
+        </w:rPr>
+        <w:t>到了士師時代，妾制仍然持續存在。基甸有一名妾（</w:t>
       </w:r>
       <w:hyperlink r:id="rId24">
         <w:r>
@@ -500,9 +482,15 @@
             <w:color w:val="0000EE"/>
             <w:u w:val="single"/>
           </w:rPr>
-          <w:t>啟1:14，</w:t>
+          <w:t>士8:31</w:t>
         </w:r>
       </w:hyperlink>
+      <w:r>
+        <w:rPr>
+          <w:lang w:val="zh_TW" w:bidi="zh_TW"/>
+        </w:rPr>
+        <w:t>），一位利未人也有妾（</w:t>
+      </w:r>
       <w:hyperlink r:id="rId25">
         <w:r>
           <w:rPr>
@@ -512,28 +500,14 @@
             <w:color w:val="0000EE"/>
             <w:u w:val="single"/>
           </w:rPr>
-          <w:t>19:12</w:t>
+          <w:t>士19章</w:t>
         </w:r>
       </w:hyperlink>
       <w:r>
         <w:rPr>
           <w:lang w:val="zh_TW" w:bidi="zh_TW"/>
         </w:rPr>
-        <w:t>）。</w:t>
-      </w:r>
-    </w:p>
-    <w:p>
-      <w:pPr/>
-      <w:r>
-        <w:rPr>
-          <w:lang w:val="zh_TW" w:bidi="zh_TW"/>
-        </w:rPr>
-      </w:r>
-      <w:r>
-        <w:rPr>
-          <w:lang w:val="zh_TW" w:bidi="zh_TW"/>
-        </w:rPr>
-        <w:t>燃燒的荊棘象徵神的聖潔。摩西被吩咐脫鞋，因為他所站之地是聖地（</w:t>
+        <w:t>）。這名利未人的妾因遭便雅憫支派的人凌辱，引發了一場血腥的內戰（</w:t>
       </w:r>
       <w:hyperlink r:id="rId26">
         <w:r>
@@ -544,14 +518,32 @@
             <w:color w:val="0000EE"/>
             <w:u w:val="single"/>
           </w:rPr>
-          <w:t>出3:5</w:t>
+          <w:t>士20–21章</w:t>
         </w:r>
       </w:hyperlink>
       <w:r>
         <w:rPr>
           <w:lang w:val="zh_TW" w:bidi="zh_TW"/>
         </w:rPr>
-        <w:t>）。埃及的神常被認為居於幽暗之中，但以色列的神卻居於人不能接近的光中（</w:t>
+        <w:t>）。在以色列的君主時期，只有君王才負擔得起納妾的生活，例如：</w:t>
+      </w:r>
+    </w:p>
+    <w:p>
+      <w:pPr>
+        <w:pStyle w:val="ListBullet"/>
+        <w:spacing w:line="240" w:lineRule="auto"/>
+        <w:ind w:left="720"/>
+      </w:pPr>
+      <w:r>
+        <w:rPr>
+          <w:lang w:val="zh_TW" w:bidi="zh_TW"/>
+        </w:rPr>
+      </w:r>
+      <w:r>
+        <w:rPr>
+          <w:lang w:val="zh_TW" w:bidi="zh_TW"/>
+        </w:rPr>
+        <w:t>掃羅（</w:t>
       </w:r>
       <w:hyperlink r:id="rId27">
         <w:r>
@@ -562,14 +554,140 @@
             <w:color w:val="0000EE"/>
             <w:u w:val="single"/>
           </w:rPr>
-          <w:t>提前6:16</w:t>
+          <w:t>撒下3:7</w:t>
         </w:r>
       </w:hyperlink>
       <w:r>
         <w:rPr>
           <w:lang w:val="zh_TW" w:bidi="zh_TW"/>
         </w:rPr>
-        <w:t>）。燃燒的荊棘象徵著神的旨意不是要毀滅祂的子民，而是要拯救他們，帶領他們脫離埃及的奴役，進入應許之地。</w:t>
+        <w:t>）</w:t>
+      </w:r>
+    </w:p>
+    <w:p>
+      <w:pPr>
+        <w:pStyle w:val="ListBullet"/>
+        <w:spacing w:line="240" w:lineRule="auto"/>
+        <w:ind w:left="720"/>
+      </w:pPr>
+      <w:r>
+        <w:rPr>
+          <w:lang w:val="zh_TW" w:bidi="zh_TW"/>
+        </w:rPr>
+      </w:r>
+      <w:r>
+        <w:rPr>
+          <w:lang w:val="zh_TW" w:bidi="zh_TW"/>
+        </w:rPr>
+        <w:t>大衛（</w:t>
+      </w:r>
+      <w:hyperlink r:id="rId28">
+        <w:r>
+          <w:rPr>
+            <w:lang w:val="zh_TW" w:bidi="zh_TW"/>
+          </w:rPr>
+          <w:rPr>
+            <w:color w:val="0000EE"/>
+            <w:u w:val="single"/>
+          </w:rPr>
+          <w:t>撒下5:13</w:t>
+        </w:r>
+      </w:hyperlink>
+      <w:r>
+        <w:rPr>
+          <w:lang w:val="zh_TW" w:bidi="zh_TW"/>
+        </w:rPr>
+        <w:t>，</w:t>
+      </w:r>
+      <w:hyperlink r:id="rId29">
+        <w:r>
+          <w:rPr>
+            <w:lang w:val="zh_TW" w:bidi="zh_TW"/>
+          </w:rPr>
+          <w:rPr>
+            <w:color w:val="0000EE"/>
+            <w:u w:val="single"/>
+          </w:rPr>
+          <w:t>15:16</w:t>
+        </w:r>
+      </w:hyperlink>
+      <w:r>
+        <w:rPr>
+          <w:lang w:val="zh_TW" w:bidi="zh_TW"/>
+        </w:rPr>
+        <w:t>）</w:t>
+      </w:r>
+    </w:p>
+    <w:p>
+      <w:pPr>
+        <w:pStyle w:val="ListBullet"/>
+        <w:spacing w:line="240" w:lineRule="auto"/>
+        <w:ind w:left="720"/>
+      </w:pPr>
+      <w:r>
+        <w:rPr>
+          <w:lang w:val="zh_TW" w:bidi="zh_TW"/>
+        </w:rPr>
+      </w:r>
+      <w:r>
+        <w:rPr>
+          <w:lang w:val="zh_TW" w:bidi="zh_TW"/>
+        </w:rPr>
+        <w:t>所羅門（</w:t>
+      </w:r>
+      <w:hyperlink r:id="rId30">
+        <w:r>
+          <w:rPr>
+            <w:lang w:val="zh_TW" w:bidi="zh_TW"/>
+          </w:rPr>
+          <w:rPr>
+            <w:color w:val="0000EE"/>
+            <w:u w:val="single"/>
+          </w:rPr>
+          <w:t>王上11:3</w:t>
+        </w:r>
+      </w:hyperlink>
+      <w:r>
+        <w:rPr>
+          <w:lang w:val="zh_TW" w:bidi="zh_TW"/>
+        </w:rPr>
+        <w:t>）</w:t>
+      </w:r>
+    </w:p>
+    <w:p>
+      <w:pPr>
+        <w:pStyle w:val="ListBullet"/>
+        <w:spacing w:line="240" w:lineRule="auto"/>
+        <w:ind w:left="720"/>
+      </w:pPr>
+      <w:r>
+        <w:rPr>
+          <w:lang w:val="zh_TW" w:bidi="zh_TW"/>
+        </w:rPr>
+      </w:r>
+      <w:r>
+        <w:rPr>
+          <w:lang w:val="zh_TW" w:bidi="zh_TW"/>
+        </w:rPr>
+        <w:t>羅波安（</w:t>
+      </w:r>
+      <w:hyperlink r:id="rId31">
+        <w:r>
+          <w:rPr>
+            <w:lang w:val="zh_TW" w:bidi="zh_TW"/>
+          </w:rPr>
+          <w:rPr>
+            <w:color w:val="0000EE"/>
+            <w:u w:val="single"/>
+          </w:rPr>
+          <w:t>代下11:21</w:t>
+        </w:r>
+      </w:hyperlink>
+      <w:r>
+        <w:rPr>
+          <w:lang w:val="zh_TW" w:bidi="zh_TW"/>
+        </w:rPr>
+        <w:t>）</w:t>
       </w:r>
     </w:p>
     <w:p>
@@ -581,6 +699,178 @@
       </w:r>
       <w:r>
         <w:rPr>
+          <w:lang w:val="zh_TW" w:bidi="zh_TW"/>
+        </w:rPr>
+        <w:t>在同一時期的其它文化中，王室後宮也十分常見，包括：</w:t>
+      </w:r>
+    </w:p>
+    <w:p>
+      <w:pPr>
+        <w:pStyle w:val="ListBullet"/>
+        <w:spacing w:line="240" w:lineRule="auto"/>
+        <w:ind w:left="720"/>
+      </w:pPr>
+      <w:r>
+        <w:rPr>
+          <w:lang w:val="zh_TW" w:bidi="zh_TW"/>
+        </w:rPr>
+      </w:r>
+      <w:r>
+        <w:rPr>
+          <w:lang w:val="zh_TW" w:bidi="zh_TW"/>
+        </w:rPr>
+        <w:t>埃及</w:t>
+      </w:r>
+    </w:p>
+    <w:p>
+      <w:pPr>
+        <w:pStyle w:val="ListBullet"/>
+        <w:spacing w:line="240" w:lineRule="auto"/>
+        <w:ind w:left="720"/>
+      </w:pPr>
+      <w:r>
+        <w:rPr>
+          <w:lang w:val="zh_TW" w:bidi="zh_TW"/>
+        </w:rPr>
+      </w:r>
+      <w:r>
+        <w:rPr>
+          <w:lang w:val="zh_TW" w:bidi="zh_TW"/>
+        </w:rPr>
+        <w:t>波斯（</w:t>
+      </w:r>
+      <w:hyperlink r:id="rId32">
+        <w:r>
+          <w:rPr>
+            <w:lang w:val="zh_TW" w:bidi="zh_TW"/>
+          </w:rPr>
+          <w:rPr>
+            <w:color w:val="0000EE"/>
+            <w:u w:val="single"/>
+          </w:rPr>
+          <w:t>斯2:14</w:t>
+        </w:r>
+      </w:hyperlink>
+      <w:r>
+        <w:rPr>
+          <w:lang w:val="zh_TW" w:bidi="zh_TW"/>
+        </w:rPr>
+        <w:t>）</w:t>
+      </w:r>
+    </w:p>
+    <w:p>
+      <w:pPr>
+        <w:pStyle w:val="ListBullet"/>
+        <w:spacing w:line="240" w:lineRule="auto"/>
+        <w:ind w:left="720"/>
+      </w:pPr>
+      <w:r>
+        <w:rPr>
+          <w:lang w:val="zh_TW" w:bidi="zh_TW"/>
+        </w:rPr>
+      </w:r>
+      <w:r>
+        <w:rPr>
+          <w:lang w:val="zh_TW" w:bidi="zh_TW"/>
+        </w:rPr>
+        <w:t>巴比倫 （</w:t>
+      </w:r>
+      <w:hyperlink r:id="rId33">
+        <w:r>
+          <w:rPr>
+            <w:lang w:val="zh_TW" w:bidi="zh_TW"/>
+          </w:rPr>
+          <w:rPr>
+            <w:color w:val="0000EE"/>
+            <w:u w:val="single"/>
+          </w:rPr>
+          <w:t>但5:2–3</w:t>
+        </w:r>
+      </w:hyperlink>
+      <w:r>
+        <w:rPr>
+          <w:lang w:val="zh_TW" w:bidi="zh_TW"/>
+        </w:rPr>
+        <w:t>、</w:t>
+      </w:r>
+      <w:hyperlink r:id="rId33">
+        <w:r>
+          <w:rPr>
+            <w:lang w:val="zh_TW" w:bidi="zh_TW"/>
+          </w:rPr>
+          <w:rPr>
+            <w:color w:val="0000EE"/>
+            <w:u w:val="single"/>
+          </w:rPr>
+          <w:t>23</w:t>
+        </w:r>
+      </w:hyperlink>
+      <w:r>
+        <w:rPr>
+          <w:lang w:val="zh_TW" w:bidi="zh_TW"/>
+        </w:rPr>
+        <w:t>）</w:t>
+      </w:r>
+    </w:p>
+    <w:p>
+      <w:pPr/>
+      <w:r>
+        <w:rPr>
+          <w:lang w:val="zh_TW" w:bidi="zh_TW"/>
+        </w:rPr>
+      </w:r>
+      <w:r>
+        <w:rPr>
+          <w:lang w:val="zh_TW" w:bidi="zh_TW"/>
+        </w:rPr>
+        <w:t>儘管妾制在古代社會被廣泛接受，但兩人之間的婚姻仍被視為更理想的婚姻。妾制的出現多與追求聲望和生育更多子嗣有關，但有時也可能導致性自由（</w:t>
+      </w:r>
+      <w:hyperlink r:id="rId34">
+        <w:r>
+          <w:rPr>
+            <w:lang w:val="zh_TW" w:bidi="zh_TW"/>
+          </w:rPr>
+          <w:rPr>
+            <w:color w:val="0000EE"/>
+            <w:u w:val="single"/>
+          </w:rPr>
+          <w:t>傳2:8</w:t>
+        </w:r>
+      </w:hyperlink>
+      <w:r>
+        <w:rPr>
+          <w:lang w:val="zh_TW" w:bidi="zh_TW"/>
+        </w:rPr>
+        <w:t>）。雖然妾制在希臘與羅馬文化中普遍存在，但這種制度並不符合耶穌對婚姻的教導（</w:t>
+      </w:r>
+      <w:hyperlink r:id="rId35">
+        <w:r>
+          <w:rPr>
+            <w:lang w:val="zh_TW" w:bidi="zh_TW"/>
+          </w:rPr>
+          <w:rPr>
+            <w:color w:val="0000EE"/>
+            <w:u w:val="single"/>
+          </w:rPr>
+          <w:t>太19:1–9</w:t>
+        </w:r>
+      </w:hyperlink>
+      <w:r>
+        <w:rPr>
+          <w:lang w:val="zh_TW" w:bidi="zh_TW"/>
+        </w:rPr>
+        <w:t>）。</w:t>
+      </w:r>
+    </w:p>
+    <w:p>
+      <w:pPr/>
+      <w:r>
+        <w:rPr>
+          <w:lang w:val="zh_TW" w:bidi="zh_TW"/>
+        </w:rPr>
+      </w:r>
+      <w:r>
+        <w:rPr>
           <w:i/>
           <w:lang w:val="zh_TW" w:bidi="zh_TW"/>
         </w:rPr>
@@ -596,25 +886,31 @@
         <w:rPr>
           <w:lang w:val="zh_TW" w:bidi="zh_TW"/>
         </w:rPr>
-        <w:t>出埃及記；</w:t>
-      </w:r>
-      <w:r>
-        <w:rPr>
-          <w:lang w:val="zh_TW" w:bidi="zh_TW"/>
-        </w:rPr>
-        <w:t>摩西；</w:t>
-      </w:r>
-      <w:r>
-        <w:rPr>
-          <w:lang w:val="zh_TW" w:bidi="zh_TW"/>
-        </w:rPr>
-        <w:t>神顯現；</w:t>
-      </w:r>
-      <w:r>
-        <w:rPr>
-          <w:lang w:val="zh_TW" w:bidi="zh_TW"/>
-        </w:rPr>
-        <w:t>神的名字</w:t>
+        <w:t>民事法律和司法</w:t>
+      </w:r>
+      <w:r>
+        <w:rPr>
+          <w:lang w:val="zh_TW" w:bidi="zh_TW"/>
+        </w:rPr>
+        <w:t>；</w:t>
+      </w:r>
+      <w:r>
+        <w:rPr>
+          <w:lang w:val="zh_TW" w:bidi="zh_TW"/>
+        </w:rPr>
+        <w:t>家庭生活和關係</w:t>
+      </w:r>
+      <w:r>
+        <w:rPr>
+          <w:lang w:val="zh_TW" w:bidi="zh_TW"/>
+        </w:rPr>
+        <w:t>；</w:t>
+      </w:r>
+      <w:r>
+        <w:rPr>
+          <w:lang w:val="zh_TW" w:bidi="zh_TW"/>
+        </w:rPr>
+        <w:t>婚姻、婚姻習俗</w:t>
       </w:r>
       <w:r>
         <w:rPr>

--- a/zht/docx/126.content.docx
+++ b/zht/docx/126.content.docx
@@ -149,7 +149,7 @@
         <w:rPr>
           <w:lang w:val="zh_TW" w:bidi="zh_TW"/>
         </w:rPr>
-        <w:t>qie</w:t>
+        <w:t>qi</w:t>
       </w:r>
       <w:r>
         <w:rPr>
@@ -212,7 +212,7 @@
         <w:rPr>
           <w:lang w:val="zh_TW" w:bidi="zh_TW"/>
         </w:rPr>
-        <w:t>妾制、妾</w:t>
+        <w:t>乞丐</w:t>
       </w:r>
       <w:r>
         <w:rPr>
@@ -231,7 +231,49 @@
         <w:rPr>
           <w:lang w:val="zh_TW" w:bidi="zh_TW"/>
         </w:rPr>
-        <w:t>妾制是指一名男子與一名女子同居，而該女子（稱爲「妾」）被視為其性伴侶或次要妻子，但其地位低於正妻。妾制在許多古代文化中相當普遍，尤其是在美索不達米亞地區。在那裡，君王往往擁有後宮；即使是一般平民，也可能在正妻之外另有一至兩名妾。聖經中亦提及這兩種類型的妾制。妾通常是奴隸或戰爭中被擄的女子（</w:t>
+        <w:t>一個尋求幫助的人，通常是金錢或食物，且通常依靠他人的施捨為生。</w:t>
+      </w:r>
+    </w:p>
+    <w:p>
+      <w:pPr/>
+      <w:r>
+        <w:rPr>
+          <w:lang w:val="zh_TW" w:bidi="zh_TW"/>
+        </w:rPr>
+      </w:r>
+      <w:r>
+        <w:rPr>
+          <w:lang w:val="zh_TW" w:bidi="zh_TW"/>
+        </w:rPr>
+        <w:t>聖經中很少使用「乞丐」這個詞。在舊約聖經中，希伯來文用「尋求」或「乞求」的詞語，或指「貧窮和需要幫助的人」。在新約聖經中，希臘文的詞語則描述那些「貧窮」或「悲慘」的人，以及那些「乞求更多」的人。</w:t>
+      </w:r>
+    </w:p>
+    <w:p>
+      <w:pPr/>
+      <w:r>
+        <w:rPr>
+          <w:lang w:val="zh_TW" w:bidi="zh_TW"/>
+        </w:rPr>
+      </w:r>
+      <w:r>
+        <w:rPr>
+          <w:lang w:val="zh_TW" w:bidi="zh_TW"/>
+        </w:rPr>
+        <w:t>在摩西時代，沒有人以乞討為生，這是因為律法確保窮人得到照顧。</w:t>
+      </w:r>
+    </w:p>
+    <w:p>
+      <w:pPr/>
+      <w:r>
+        <w:rPr>
+          <w:lang w:val="zh_TW" w:bidi="zh_TW"/>
+        </w:rPr>
+      </w:r>
+      <w:r>
+        <w:rPr>
+          <w:lang w:val="zh_TW" w:bidi="zh_TW"/>
+        </w:rPr>
+        <w:t>最早的律法要求要照顧窮人（</w:t>
       </w:r>
       <w:hyperlink r:id="rId13">
         <w:r>
@@ -242,290 +284,14 @@
             <w:color w:val="0000EE"/>
             <w:u w:val="single"/>
           </w:rPr>
-          <w:t>士5:30</w:t>
-        </w:r>
-      </w:hyperlink>
-      <w:r>
-        <w:rPr>
-          <w:lang w:val="zh_TW" w:bidi="zh_TW"/>
-        </w:rPr>
-        <w:t>）。</w:t>
-      </w:r>
-    </w:p>
-    <w:p>
-      <w:pPr/>
-      <w:r>
-        <w:rPr>
-          <w:lang w:val="zh_TW" w:bidi="zh_TW"/>
-        </w:rPr>
-      </w:r>
-      <w:r>
-        <w:rPr>
-          <w:lang w:val="zh_TW" w:bidi="zh_TW"/>
-        </w:rPr>
-        <w:t>男子選擇納妾，部分原因在於其成本較低，通常不需要支付聘禮或嫁妝。此外，納妾也能藉由增加子嗣來提升男子的社會地位。妾所生的兒女，往往在被呈交給正妻認可之後，便成為家族的一分子。妾的存在，同時也增加了家庭中的勞動力。</w:t>
-      </w:r>
-    </w:p>
-    <w:p>
-      <w:pPr/>
-      <w:r>
-        <w:rPr>
-          <w:lang w:val="zh_TW" w:bidi="zh_TW"/>
-        </w:rPr>
-      </w:r>
-      <w:r>
-        <w:rPr>
-          <w:lang w:val="zh_TW" w:bidi="zh_TW"/>
-        </w:rPr>
-        <w:t>在族長時期，納妾是一種常見的社會現象（</w:t>
-      </w:r>
-      <w:hyperlink r:id="rId14">
-        <w:r>
-          <w:rPr>
-            <w:lang w:val="zh_TW" w:bidi="zh_TW"/>
-          </w:rPr>
-          <w:rPr>
-            <w:color w:val="0000EE"/>
-            <w:u w:val="single"/>
-          </w:rPr>
-          <w:t>創22:24</w:t>
-        </w:r>
-      </w:hyperlink>
-      <w:r>
-        <w:rPr>
-          <w:lang w:val="zh_TW" w:bidi="zh_TW"/>
-        </w:rPr>
-        <w:t>，</w:t>
-      </w:r>
-      <w:hyperlink r:id="rId15">
-        <w:r>
-          <w:rPr>
-            <w:lang w:val="zh_TW" w:bidi="zh_TW"/>
-          </w:rPr>
-          <w:rPr>
-            <w:color w:val="0000EE"/>
-            <w:u w:val="single"/>
-          </w:rPr>
-          <w:t>35:22</w:t>
-        </w:r>
-      </w:hyperlink>
-      <w:r>
-        <w:rPr>
-          <w:lang w:val="zh_TW" w:bidi="zh_TW"/>
-        </w:rPr>
-        <w:t>，</w:t>
-      </w:r>
-      <w:hyperlink r:id="rId16">
-        <w:r>
-          <w:rPr>
-            <w:lang w:val="zh_TW" w:bidi="zh_TW"/>
-          </w:rPr>
-          <w:rPr>
-            <w:color w:val="0000EE"/>
-            <w:u w:val="single"/>
-          </w:rPr>
-          <w:t>36:12</w:t>
-        </w:r>
-      </w:hyperlink>
-      <w:r>
-        <w:rPr>
-          <w:lang w:val="zh_TW" w:bidi="zh_TW"/>
-        </w:rPr>
-        <w:t>），尤其在正妻無法生育的情況下更為普遍（</w:t>
-      </w:r>
-      <w:hyperlink r:id="rId17">
-        <w:r>
-          <w:rPr>
-            <w:lang w:val="zh_TW" w:bidi="zh_TW"/>
-          </w:rPr>
-          <w:rPr>
-            <w:color w:val="0000EE"/>
-            <w:u w:val="single"/>
-          </w:rPr>
-          <w:t>創16:1–3</w:t>
-        </w:r>
-      </w:hyperlink>
-      <w:r>
-        <w:rPr>
-          <w:lang w:val="zh_TW" w:bidi="zh_TW"/>
-        </w:rPr>
-        <w:t>，</w:t>
-      </w:r>
-      <w:hyperlink r:id="rId18">
-        <w:r>
-          <w:rPr>
-            <w:lang w:val="zh_TW" w:bidi="zh_TW"/>
-          </w:rPr>
-          <w:rPr>
-            <w:color w:val="0000EE"/>
-            <w:u w:val="single"/>
-          </w:rPr>
-          <w:t>25:5–6</w:t>
-        </w:r>
-      </w:hyperlink>
-      <w:r>
-        <w:rPr>
-          <w:lang w:val="zh_TW" w:bidi="zh_TW"/>
-        </w:rPr>
-        <w:t>；</w:t>
-      </w:r>
-      <w:hyperlink r:id="rId19">
-        <w:r>
-          <w:rPr>
-            <w:lang w:val="zh_TW" w:bidi="zh_TW"/>
-          </w:rPr>
-          <w:rPr>
-            <w:color w:val="0000EE"/>
-            <w:u w:val="single"/>
-          </w:rPr>
-          <w:t>歷代志上1:32</w:t>
-        </w:r>
-      </w:hyperlink>
-      <w:r>
-        <w:rPr>
-          <w:lang w:val="zh_TW" w:bidi="zh_TW"/>
-        </w:rPr>
-        <w:t>）。妾享有一定的權利，她的子女可以被承認為家族成員，並且有繼承財產的資格。（例如，</w:t>
-      </w:r>
-      <w:hyperlink r:id="rId20">
-        <w:r>
-          <w:rPr>
-            <w:lang w:val="zh_TW" w:bidi="zh_TW"/>
-          </w:rPr>
-          <w:rPr>
-            <w:color w:val="0000EE"/>
-            <w:u w:val="single"/>
-          </w:rPr>
-          <w:t>創49:1–28</w:t>
-        </w:r>
-      </w:hyperlink>
-      <w:r>
-        <w:rPr>
-          <w:lang w:val="zh_TW" w:bidi="zh_TW"/>
-        </w:rPr>
-        <w:t>中將妾所生的兒子與正妻所生的兒子一同列入以色列十二支派之中；另見</w:t>
-      </w:r>
-      <w:hyperlink r:id="rId21">
-        <w:r>
-          <w:rPr>
-            <w:lang w:val="zh_TW" w:bidi="zh_TW"/>
-          </w:rPr>
-          <w:rPr>
-            <w:color w:val="0000EE"/>
-            <w:u w:val="single"/>
-          </w:rPr>
-          <w:t>創35:22–26</w:t>
-        </w:r>
-      </w:hyperlink>
-      <w:r>
-        <w:rPr>
-          <w:lang w:val="zh_TW" w:bidi="zh_TW"/>
-        </w:rPr>
-        <w:t>）。摩西律法並未禁止妾制，反而在關於多妻的規定中提及妾的地位（</w:t>
-      </w:r>
-      <w:hyperlink r:id="rId22">
-        <w:r>
-          <w:rPr>
-            <w:lang w:val="zh_TW" w:bidi="zh_TW"/>
-          </w:rPr>
-          <w:rPr>
-            <w:color w:val="0000EE"/>
-            <w:u w:val="single"/>
-          </w:rPr>
-          <w:t>申17:17</w:t>
-        </w:r>
-      </w:hyperlink>
-      <w:r>
-        <w:rPr>
-          <w:lang w:val="zh_TW" w:bidi="zh_TW"/>
-        </w:rPr>
-        <w:t>，</w:t>
-      </w:r>
-      <w:hyperlink r:id="rId23">
-        <w:r>
-          <w:rPr>
-            <w:lang w:val="zh_TW" w:bidi="zh_TW"/>
-          </w:rPr>
-          <w:rPr>
-            <w:color w:val="0000EE"/>
-            <w:u w:val="single"/>
-          </w:rPr>
-          <w:t>21:15–17</w:t>
-        </w:r>
-      </w:hyperlink>
-      <w:r>
-        <w:rPr>
-          <w:lang w:val="zh_TW" w:bidi="zh_TW"/>
-        </w:rPr>
-        <w:t>）。</w:t>
-      </w:r>
-    </w:p>
-    <w:p>
-      <w:pPr/>
-      <w:r>
-        <w:rPr>
-          <w:lang w:val="zh_TW" w:bidi="zh_TW"/>
-        </w:rPr>
-      </w:r>
-      <w:r>
-        <w:rPr>
-          <w:lang w:val="zh_TW" w:bidi="zh_TW"/>
-        </w:rPr>
-        <w:t>到了士師時代，妾制仍然持續存在。基甸有一名妾（</w:t>
-      </w:r>
-      <w:hyperlink r:id="rId24">
-        <w:r>
-          <w:rPr>
-            <w:lang w:val="zh_TW" w:bidi="zh_TW"/>
-          </w:rPr>
-          <w:rPr>
-            <w:color w:val="0000EE"/>
-            <w:u w:val="single"/>
-          </w:rPr>
-          <w:t>士8:31</w:t>
-        </w:r>
-      </w:hyperlink>
-      <w:r>
-        <w:rPr>
-          <w:lang w:val="zh_TW" w:bidi="zh_TW"/>
-        </w:rPr>
-        <w:t>），一位利未人也有妾（</w:t>
-      </w:r>
-      <w:hyperlink r:id="rId25">
-        <w:r>
-          <w:rPr>
-            <w:lang w:val="zh_TW" w:bidi="zh_TW"/>
-          </w:rPr>
-          <w:rPr>
-            <w:color w:val="0000EE"/>
-            <w:u w:val="single"/>
-          </w:rPr>
-          <w:t>士19章</w:t>
-        </w:r>
-      </w:hyperlink>
-      <w:r>
-        <w:rPr>
-          <w:lang w:val="zh_TW" w:bidi="zh_TW"/>
-        </w:rPr>
-        <w:t>）。這名利未人的妾因遭便雅憫支派的人凌辱，引發了一場血腥的內戰（</w:t>
-      </w:r>
-      <w:hyperlink r:id="rId26">
-        <w:r>
-          <w:rPr>
-            <w:lang w:val="zh_TW" w:bidi="zh_TW"/>
-          </w:rPr>
-          <w:rPr>
-            <w:color w:val="0000EE"/>
-            <w:u w:val="single"/>
-          </w:rPr>
-          <w:t>士20–21章</w:t>
-        </w:r>
-      </w:hyperlink>
-      <w:r>
-        <w:rPr>
-          <w:lang w:val="zh_TW" w:bidi="zh_TW"/>
-        </w:rPr>
-        <w:t>）。在以色列的君主時期，只有君王才負擔得起納妾的生活，例如：</w:t>
+          <w:t>申15:11</w:t>
+        </w:r>
+      </w:hyperlink>
+      <w:r>
+        <w:rPr>
+          <w:lang w:val="zh_TW" w:bidi="zh_TW"/>
+        </w:rPr>
+        <w:t>）：</w:t>
       </w:r>
     </w:p>
     <w:p>
@@ -543,25 +309,49 @@
         <w:rPr>
           <w:lang w:val="zh_TW" w:bidi="zh_TW"/>
         </w:rPr>
-        <w:t>掃羅（</w:t>
-      </w:r>
-      <w:hyperlink r:id="rId27">
-        <w:r>
-          <w:rPr>
-            <w:lang w:val="zh_TW" w:bidi="zh_TW"/>
-          </w:rPr>
-          <w:rPr>
-            <w:color w:val="0000EE"/>
-            <w:u w:val="single"/>
-          </w:rPr>
-          <w:t>撒下3:7</w:t>
-        </w:r>
-      </w:hyperlink>
-      <w:r>
-        <w:rPr>
-          <w:lang w:val="zh_TW" w:bidi="zh_TW"/>
-        </w:rPr>
-        <w:t>）</w:t>
+        <w:t>在安息年（每七年），田地的出產要留給窮人，所有的債務被取消（</w:t>
+      </w:r>
+      <w:hyperlink r:id="rId14">
+        <w:r>
+          <w:rPr>
+            <w:lang w:val="zh_TW" w:bidi="zh_TW"/>
+          </w:rPr>
+          <w:rPr>
+            <w:color w:val="0000EE"/>
+            <w:u w:val="single"/>
+          </w:rPr>
+          <w:t>利25章；</w:t>
+        </w:r>
+      </w:hyperlink>
+      <w:hyperlink r:id="rId15">
+        <w:r>
+          <w:rPr>
+            <w:lang w:val="zh_TW" w:bidi="zh_TW"/>
+          </w:rPr>
+          <w:rPr>
+            <w:color w:val="0000EE"/>
+            <w:u w:val="single"/>
+          </w:rPr>
+          <w:t>出23:11；</w:t>
+        </w:r>
+      </w:hyperlink>
+      <w:hyperlink r:id="rId16">
+        <w:r>
+          <w:rPr>
+            <w:lang w:val="zh_TW" w:bidi="zh_TW"/>
+          </w:rPr>
+          <w:rPr>
+            <w:color w:val="0000EE"/>
+            <w:u w:val="single"/>
+          </w:rPr>
+          <w:t>申15:1</w:t>
+        </w:r>
+      </w:hyperlink>
+      <w:r>
+        <w:rPr>
+          <w:lang w:val="zh_TW" w:bidi="zh_TW"/>
+        </w:rPr>
+        <w:t>）。</w:t>
       </w:r>
     </w:p>
     <w:p>
@@ -579,43 +369,43 @@
         <w:rPr>
           <w:lang w:val="zh_TW" w:bidi="zh_TW"/>
         </w:rPr>
-        <w:t>大衛（</w:t>
-      </w:r>
-      <w:hyperlink r:id="rId28">
-        <w:r>
-          <w:rPr>
-            <w:lang w:val="zh_TW" w:bidi="zh_TW"/>
-          </w:rPr>
-          <w:rPr>
-            <w:color w:val="0000EE"/>
-            <w:u w:val="single"/>
-          </w:rPr>
-          <w:t>撒下5:13</w:t>
-        </w:r>
-      </w:hyperlink>
-      <w:r>
-        <w:rPr>
-          <w:lang w:val="zh_TW" w:bidi="zh_TW"/>
-        </w:rPr>
-        <w:t>，</w:t>
-      </w:r>
-      <w:hyperlink r:id="rId29">
-        <w:r>
-          <w:rPr>
-            <w:lang w:val="zh_TW" w:bidi="zh_TW"/>
-          </w:rPr>
-          <w:rPr>
-            <w:color w:val="0000EE"/>
-            <w:u w:val="single"/>
-          </w:rPr>
-          <w:t>15:16</w:t>
-        </w:r>
-      </w:hyperlink>
-      <w:r>
-        <w:rPr>
-          <w:lang w:val="zh_TW" w:bidi="zh_TW"/>
-        </w:rPr>
-        <w:t>）</w:t>
+        <w:t>鼓勵慷慨借貸給窮人（</w:t>
+      </w:r>
+      <w:hyperlink r:id="rId17">
+        <w:r>
+          <w:rPr>
+            <w:lang w:val="zh_TW" w:bidi="zh_TW"/>
+          </w:rPr>
+          <w:rPr>
+            <w:color w:val="0000EE"/>
+            <w:u w:val="single"/>
+          </w:rPr>
+          <w:t>申15:7</w:t>
+        </w:r>
+      </w:hyperlink>
+      <w:r>
+        <w:rPr>
+          <w:lang w:val="zh_TW" w:bidi="zh_TW"/>
+        </w:rPr>
+        <w:t>–</w:t>
+      </w:r>
+      <w:hyperlink r:id="rId17">
+        <w:r>
+          <w:rPr>
+            <w:lang w:val="zh_TW" w:bidi="zh_TW"/>
+          </w:rPr>
+          <w:rPr>
+            <w:color w:val="0000EE"/>
+            <w:u w:val="single"/>
+          </w:rPr>
+          <w:t>11</w:t>
+        </w:r>
+      </w:hyperlink>
+      <w:r>
+        <w:rPr>
+          <w:lang w:val="zh_TW" w:bidi="zh_TW"/>
+        </w:rPr>
+        <w:t>）。</w:t>
       </w:r>
     </w:p>
     <w:p>
@@ -633,25 +423,265 @@
         <w:rPr>
           <w:lang w:val="zh_TW" w:bidi="zh_TW"/>
         </w:rPr>
-        <w:t>所羅門（</w:t>
-      </w:r>
-      <w:hyperlink r:id="rId30">
-        <w:r>
-          <w:rPr>
-            <w:lang w:val="zh_TW" w:bidi="zh_TW"/>
-          </w:rPr>
-          <w:rPr>
-            <w:color w:val="0000EE"/>
-            <w:u w:val="single"/>
-          </w:rPr>
-          <w:t>王上11:3</w:t>
-        </w:r>
-      </w:hyperlink>
+        <w:t>雇工應受保護（</w:t>
+      </w:r>
+      <w:hyperlink r:id="rId18">
+        <w:r>
+          <w:rPr>
+            <w:lang w:val="zh_TW" w:bidi="zh_TW"/>
+          </w:rPr>
+          <w:rPr>
+            <w:color w:val="0000EE"/>
+            <w:u w:val="single"/>
+          </w:rPr>
+          <w:t>申24:14</w:t>
+        </w:r>
+      </w:hyperlink>
+      <w:r>
+        <w:rPr>
+          <w:lang w:val="zh_TW" w:bidi="zh_TW"/>
+        </w:rPr>
+        <w:t>–</w:t>
+      </w:r>
+      <w:hyperlink r:id="rId18">
+        <w:r>
+          <w:rPr>
+            <w:lang w:val="zh_TW" w:bidi="zh_TW"/>
+          </w:rPr>
+          <w:rPr>
+            <w:color w:val="0000EE"/>
+            <w:u w:val="single"/>
+          </w:rPr>
+          <w:t>15</w:t>
+        </w:r>
+      </w:hyperlink>
+      <w:r>
+        <w:rPr>
+          <w:lang w:val="zh_TW" w:bidi="zh_TW"/>
+        </w:rPr>
+        <w:t>）。</w:t>
+      </w:r>
+    </w:p>
+    <w:p>
+      <w:pPr/>
+      <w:r>
+        <w:rPr>
+          <w:lang w:val="zh_TW" w:bidi="zh_TW"/>
+        </w:rPr>
+      </w:r>
+      <w:r>
+        <w:rPr>
+          <w:lang w:val="zh_TW" w:bidi="zh_TW"/>
+        </w:rPr>
+        <w:t>目標是「在你們中間沒有窮人」（</w:t>
+      </w:r>
+      <w:hyperlink r:id="rId19">
+        <w:r>
+          <w:rPr>
+            <w:lang w:val="zh_TW" w:bidi="zh_TW"/>
+          </w:rPr>
+          <w:rPr>
+            <w:color w:val="0000EE"/>
+            <w:u w:val="single"/>
+          </w:rPr>
+          <w:t>申15:4</w:t>
+        </w:r>
+      </w:hyperlink>
+      <w:r>
+        <w:rPr>
+          <w:lang w:val="zh_TW" w:bidi="zh_TW"/>
+        </w:rPr>
+        <w:t>）。當以色列人初次定居在他們的土地上時，每個人擁有的財富大致相同。</w:t>
+      </w:r>
+    </w:p>
+    <w:p>
+      <w:pPr/>
+      <w:r>
+        <w:rPr>
+          <w:lang w:val="zh_TW" w:bidi="zh_TW"/>
+        </w:rPr>
+      </w:r>
+      <w:r>
+        <w:rPr>
+          <w:lang w:val="zh_TW" w:bidi="zh_TW"/>
+        </w:rPr>
+        <w:t>在靠近</w:t>
+      </w:r>
+      <w:r>
+        <w:rPr>
+          <w:lang w:val="zh_TW" w:bidi="zh_TW"/>
+        </w:rPr>
+        <w:t>納布盧斯（</w:t>
+      </w:r>
+      <w:r>
+        <w:rPr>
+          <w:lang w:val="zh_TW" w:bidi="zh_TW"/>
+        </w:rPr>
+        <w:t>Nablus</w:t>
+      </w:r>
       <w:r>
         <w:rPr>
           <w:lang w:val="zh_TW" w:bidi="zh_TW"/>
         </w:rPr>
         <w:t>）</w:t>
+      </w:r>
+      <w:r>
+        <w:rPr>
+          <w:lang w:val="zh_TW" w:bidi="zh_TW"/>
+        </w:rPr>
+        <w:t>的提爾撒（Tirsah）的考古發現，公元前十世紀的房屋大小基本相同。然而，到公元前八世紀，出現了明顯的差距，房屋分為富人區和窮人區。這種社會變化始於以色列王國建立之後，一些官員利用職位牟利。先知們強烈譴責這種不公的財富分配（例如，</w:t>
+      </w:r>
+      <w:hyperlink r:id="rId20">
+        <w:r>
+          <w:rPr>
+            <w:lang w:val="zh_TW" w:bidi="zh_TW"/>
+          </w:rPr>
+          <w:rPr>
+            <w:color w:val="0000EE"/>
+            <w:u w:val="single"/>
+          </w:rPr>
+          <w:t>賽5:8</w:t>
+        </w:r>
+      </w:hyperlink>
+      <w:r>
+        <w:rPr>
+          <w:lang w:val="zh_TW" w:bidi="zh_TW"/>
+        </w:rPr>
+        <w:t>；</w:t>
+      </w:r>
+      <w:hyperlink r:id="rId21">
+        <w:r>
+          <w:rPr>
+            <w:lang w:val="zh_TW" w:bidi="zh_TW"/>
+          </w:rPr>
+          <w:rPr>
+            <w:color w:val="0000EE"/>
+            <w:u w:val="single"/>
+          </w:rPr>
+          <w:t>何12:8</w:t>
+        </w:r>
+      </w:hyperlink>
+      <w:r>
+        <w:rPr>
+          <w:lang w:val="zh_TW" w:bidi="zh_TW"/>
+        </w:rPr>
+        <w:t>；</w:t>
+      </w:r>
+      <w:hyperlink r:id="rId22">
+        <w:r>
+          <w:rPr>
+            <w:lang w:val="zh_TW" w:bidi="zh_TW"/>
+          </w:rPr>
+          <w:rPr>
+            <w:color w:val="0000EE"/>
+            <w:u w:val="single"/>
+          </w:rPr>
+          <w:t>摩8:4</w:t>
+        </w:r>
+      </w:hyperlink>
+      <w:r>
+        <w:rPr>
+          <w:lang w:val="zh_TW" w:bidi="zh_TW"/>
+        </w:rPr>
+        <w:t>–</w:t>
+      </w:r>
+      <w:hyperlink r:id="rId22">
+        <w:r>
+          <w:rPr>
+            <w:lang w:val="zh_TW" w:bidi="zh_TW"/>
+          </w:rPr>
+          <w:rPr>
+            <w:color w:val="0000EE"/>
+            <w:u w:val="single"/>
+          </w:rPr>
+          <w:t>7</w:t>
+        </w:r>
+      </w:hyperlink>
+      <w:r>
+        <w:rPr>
+          <w:lang w:val="zh_TW" w:bidi="zh_TW"/>
+        </w:rPr>
+        <w:t>；</w:t>
+      </w:r>
+      <w:hyperlink r:id="rId23">
+        <w:r>
+          <w:rPr>
+            <w:lang w:val="zh_TW" w:bidi="zh_TW"/>
+          </w:rPr>
+          <w:rPr>
+            <w:color w:val="0000EE"/>
+            <w:u w:val="single"/>
+          </w:rPr>
+          <w:t>彌2:2</w:t>
+        </w:r>
+      </w:hyperlink>
+      <w:r>
+        <w:rPr>
+          <w:lang w:val="zh_TW" w:bidi="zh_TW"/>
+        </w:rPr>
+        <w:t>），先知阿摩司責備那些借錢給人卻不關心窮人的人（</w:t>
+      </w:r>
+      <w:hyperlink r:id="rId24">
+        <w:r>
+          <w:rPr>
+            <w:lang w:val="zh_TW" w:bidi="zh_TW"/>
+          </w:rPr>
+          <w:rPr>
+            <w:color w:val="0000EE"/>
+            <w:u w:val="single"/>
+          </w:rPr>
+          <w:t>摩2:6</w:t>
+        </w:r>
+      </w:hyperlink>
+      <w:r>
+        <w:rPr>
+          <w:lang w:val="zh_TW" w:bidi="zh_TW"/>
+        </w:rPr>
+        <w:t>–</w:t>
+      </w:r>
+      <w:hyperlink r:id="rId24">
+        <w:r>
+          <w:rPr>
+            <w:lang w:val="zh_TW" w:bidi="zh_TW"/>
+          </w:rPr>
+          <w:rPr>
+            <w:color w:val="0000EE"/>
+            <w:u w:val="single"/>
+          </w:rPr>
+          <w:t>8，</w:t>
+        </w:r>
+      </w:hyperlink>
+      <w:hyperlink r:id="rId25">
+        <w:r>
+          <w:rPr>
+            <w:lang w:val="zh_TW" w:bidi="zh_TW"/>
+          </w:rPr>
+          <w:rPr>
+            <w:color w:val="0000EE"/>
+            <w:u w:val="single"/>
+          </w:rPr>
+          <w:t>8:6</w:t>
+        </w:r>
+      </w:hyperlink>
+      <w:r>
+        <w:rPr>
+          <w:lang w:val="zh_TW" w:bidi="zh_TW"/>
+        </w:rPr>
+        <w:t>）。即使如此，舊約聖經很少提到乞丐。然而，在舊約和新約時期之間，施予窮人成為一項重要的宗教義務（也稱為施捨）。</w:t>
+      </w:r>
+    </w:p>
+    <w:p>
+      <w:pPr/>
+      <w:r>
+        <w:rPr>
+          <w:lang w:val="zh_TW" w:bidi="zh_TW"/>
+        </w:rPr>
+      </w:r>
+      <w:r>
+        <w:rPr>
+          <w:lang w:val="zh_TW" w:bidi="zh_TW"/>
+        </w:rPr>
+        <w:t>在新約聖經中，乞討更為常見。在耶穌的事工中提到：</w:t>
       </w:r>
     </w:p>
     <w:p>
@@ -669,39 +699,43 @@
         <w:rPr>
           <w:lang w:val="zh_TW" w:bidi="zh_TW"/>
         </w:rPr>
-        <w:t>羅波安（</w:t>
-      </w:r>
-      <w:hyperlink r:id="rId31">
-        <w:r>
-          <w:rPr>
-            <w:lang w:val="zh_TW" w:bidi="zh_TW"/>
-          </w:rPr>
-          <w:rPr>
-            <w:color w:val="0000EE"/>
-            <w:u w:val="single"/>
-          </w:rPr>
-          <w:t>代下11:21</w:t>
-        </w:r>
-      </w:hyperlink>
-      <w:r>
-        <w:rPr>
-          <w:lang w:val="zh_TW" w:bidi="zh_TW"/>
-        </w:rPr>
-        <w:t>）</w:t>
-      </w:r>
-    </w:p>
-    <w:p>
-      <w:pPr/>
-      <w:r>
-        <w:rPr>
-          <w:lang w:val="zh_TW" w:bidi="zh_TW"/>
-        </w:rPr>
-      </w:r>
-      <w:r>
-        <w:rPr>
-          <w:lang w:val="zh_TW" w:bidi="zh_TW"/>
-        </w:rPr>
-        <w:t>在同一時期的其它文化中，王室後宮也十分常見，包括：</w:t>
+        <w:t>一個瞎眼的乞丐（</w:t>
+      </w:r>
+      <w:hyperlink r:id="rId26">
+        <w:r>
+          <w:rPr>
+            <w:lang w:val="zh_TW" w:bidi="zh_TW"/>
+          </w:rPr>
+          <w:rPr>
+            <w:color w:val="0000EE"/>
+            <w:u w:val="single"/>
+          </w:rPr>
+          <w:t>約9:8</w:t>
+        </w:r>
+      </w:hyperlink>
+      <w:r>
+        <w:rPr>
+          <w:lang w:val="zh_TW" w:bidi="zh_TW"/>
+        </w:rPr>
+        <w:t>–</w:t>
+      </w:r>
+      <w:hyperlink r:id="rId26">
+        <w:r>
+          <w:rPr>
+            <w:lang w:val="zh_TW" w:bidi="zh_TW"/>
+          </w:rPr>
+          <w:rPr>
+            <w:color w:val="0000EE"/>
+            <w:u w:val="single"/>
+          </w:rPr>
+          <w:t>9</w:t>
+        </w:r>
+      </w:hyperlink>
+      <w:r>
+        <w:rPr>
+          <w:lang w:val="zh_TW" w:bidi="zh_TW"/>
+        </w:rPr>
+        <w:t>），</w:t>
       </w:r>
     </w:p>
     <w:p>
@@ -719,7 +753,43 @@
         <w:rPr>
           <w:lang w:val="zh_TW" w:bidi="zh_TW"/>
         </w:rPr>
-        <w:t>埃及</w:t>
+        <w:t>瞎子巴底買（</w:t>
+      </w:r>
+      <w:hyperlink r:id="rId27">
+        <w:r>
+          <w:rPr>
+            <w:lang w:val="zh_TW" w:bidi="zh_TW"/>
+          </w:rPr>
+          <w:rPr>
+            <w:color w:val="0000EE"/>
+            <w:u w:val="single"/>
+          </w:rPr>
+          <w:t>可10:46</w:t>
+        </w:r>
+      </w:hyperlink>
+      <w:r>
+        <w:rPr>
+          <w:lang w:val="zh_TW" w:bidi="zh_TW"/>
+        </w:rPr>
+        <w:t>–</w:t>
+      </w:r>
+      <w:hyperlink r:id="rId27">
+        <w:r>
+          <w:rPr>
+            <w:lang w:val="zh_TW" w:bidi="zh_TW"/>
+          </w:rPr>
+          <w:rPr>
+            <w:color w:val="0000EE"/>
+            <w:u w:val="single"/>
+          </w:rPr>
+          <w:t>52</w:t>
+        </w:r>
+      </w:hyperlink>
+      <w:r>
+        <w:rPr>
+          <w:lang w:val="zh_TW" w:bidi="zh_TW"/>
+        </w:rPr>
+        <w:t>），以及</w:t>
       </w:r>
     </w:p>
     <w:p>
@@ -737,7 +807,179 @@
         <w:rPr>
           <w:lang w:val="zh_TW" w:bidi="zh_TW"/>
         </w:rPr>
-        <w:t>波斯（</w:t>
+        <w:t>敬虔的乞丐拉撒路，被拿來與財主相比（</w:t>
+      </w:r>
+      <w:hyperlink r:id="rId28">
+        <w:r>
+          <w:rPr>
+            <w:lang w:val="zh_TW" w:bidi="zh_TW"/>
+          </w:rPr>
+          <w:rPr>
+            <w:color w:val="0000EE"/>
+            <w:u w:val="single"/>
+          </w:rPr>
+          <w:t>路16:19</w:t>
+        </w:r>
+      </w:hyperlink>
+      <w:r>
+        <w:rPr>
+          <w:lang w:val="zh_TW" w:bidi="zh_TW"/>
+        </w:rPr>
+        <w:t>–</w:t>
+      </w:r>
+      <w:hyperlink r:id="rId28">
+        <w:r>
+          <w:rPr>
+            <w:lang w:val="zh_TW" w:bidi="zh_TW"/>
+          </w:rPr>
+          <w:rPr>
+            <w:color w:val="0000EE"/>
+            <w:u w:val="single"/>
+          </w:rPr>
+          <w:t>31</w:t>
+        </w:r>
+      </w:hyperlink>
+      <w:r>
+        <w:rPr>
+          <w:lang w:val="zh_TW" w:bidi="zh_TW"/>
+        </w:rPr>
+        <w:t>）。</w:t>
+      </w:r>
+    </w:p>
+    <w:p>
+      <w:pPr/>
+      <w:r>
+        <w:rPr>
+          <w:lang w:val="zh_TW" w:bidi="zh_TW"/>
+        </w:rPr>
+      </w:r>
+      <w:r>
+        <w:rPr>
+          <w:lang w:val="zh_TW" w:bidi="zh_TW"/>
+        </w:rPr>
+        <w:t>彼得和約翰在耶路撒冷的美門遇上一個瘸腿的乞丐（</w:t>
+      </w:r>
+      <w:hyperlink r:id="rId29">
+        <w:r>
+          <w:rPr>
+            <w:lang w:val="zh_TW" w:bidi="zh_TW"/>
+          </w:rPr>
+          <w:rPr>
+            <w:color w:val="0000EE"/>
+            <w:u w:val="single"/>
+          </w:rPr>
+          <w:t>徒3:1</w:t>
+        </w:r>
+      </w:hyperlink>
+      <w:r>
+        <w:rPr>
+          <w:lang w:val="zh_TW" w:bidi="zh_TW"/>
+        </w:rPr>
+        <w:t>–</w:t>
+      </w:r>
+      <w:hyperlink r:id="rId29">
+        <w:r>
+          <w:rPr>
+            <w:lang w:val="zh_TW" w:bidi="zh_TW"/>
+          </w:rPr>
+          <w:rPr>
+            <w:color w:val="0000EE"/>
+            <w:u w:val="single"/>
+          </w:rPr>
+          <w:t>11</w:t>
+        </w:r>
+      </w:hyperlink>
+      <w:r>
+        <w:rPr>
+          <w:lang w:val="zh_TW" w:bidi="zh_TW"/>
+        </w:rPr>
+        <w:t>）。</w:t>
+      </w:r>
+    </w:p>
+    <w:p>
+      <w:pPr/>
+      <w:r>
+        <w:rPr>
+          <w:lang w:val="zh_TW" w:bidi="zh_TW"/>
+        </w:rPr>
+      </w:r>
+      <w:r>
+        <w:rPr>
+          <w:lang w:val="zh_TW" w:bidi="zh_TW"/>
+        </w:rPr>
+        <w:t>耶穌責備那些故意叫他人看見，而施捨給窮人的行為（</w:t>
+      </w:r>
+      <w:hyperlink r:id="rId30">
+        <w:r>
+          <w:rPr>
+            <w:lang w:val="zh_TW" w:bidi="zh_TW"/>
+          </w:rPr>
+          <w:rPr>
+            <w:color w:val="0000EE"/>
+            <w:u w:val="single"/>
+          </w:rPr>
+          <w:t>太6:1</w:t>
+        </w:r>
+      </w:hyperlink>
+      <w:r>
+        <w:rPr>
+          <w:lang w:val="zh_TW" w:bidi="zh_TW"/>
+        </w:rPr>
+        <w:t>–</w:t>
+      </w:r>
+      <w:hyperlink r:id="rId30">
+        <w:r>
+          <w:rPr>
+            <w:lang w:val="zh_TW" w:bidi="zh_TW"/>
+          </w:rPr>
+          <w:rPr>
+            <w:color w:val="0000EE"/>
+            <w:u w:val="single"/>
+          </w:rPr>
+          <w:t>4</w:t>
+        </w:r>
+      </w:hyperlink>
+      <w:r>
+        <w:rPr>
+          <w:lang w:val="zh_TW" w:bidi="zh_TW"/>
+        </w:rPr>
+        <w:t>），祂強調施捨應出於正確的動機（</w:t>
+      </w:r>
+      <w:hyperlink r:id="rId31">
+        <w:r>
+          <w:rPr>
+            <w:lang w:val="zh_TW" w:bidi="zh_TW"/>
+          </w:rPr>
+          <w:rPr>
+            <w:color w:val="0000EE"/>
+            <w:u w:val="single"/>
+          </w:rPr>
+          <w:t>太5:42</w:t>
+        </w:r>
+      </w:hyperlink>
+      <w:r>
+        <w:rPr>
+          <w:lang w:val="zh_TW" w:bidi="zh_TW"/>
+        </w:rPr>
+        <w:t>–</w:t>
+      </w:r>
+      <w:hyperlink r:id="rId31">
+        <w:r>
+          <w:rPr>
+            <w:lang w:val="zh_TW" w:bidi="zh_TW"/>
+          </w:rPr>
+          <w:rPr>
+            <w:color w:val="0000EE"/>
+            <w:u w:val="single"/>
+          </w:rPr>
+          <w:t>48</w:t>
+        </w:r>
+      </w:hyperlink>
+      <w:r>
+        <w:rPr>
+          <w:lang w:val="zh_TW" w:bidi="zh_TW"/>
+        </w:rPr>
+        <w:t>）。到了耶穌的時代，耶路撒冷到處都是乞丐，可能是因為在耶路撒冷施捨給窮人被視為一種美德。乞丐經常待在聖地附近，例如，畢士大池是一個醫治的地方，病人和殘疾的人在那裡乞討並尋求池水的醫治（</w:t>
       </w:r>
       <w:hyperlink r:id="rId32">
         <w:r>
@@ -748,7 +990,1666 @@
             <w:color w:val="0000EE"/>
             <w:u w:val="single"/>
           </w:rPr>
-          <w:t>斯2:14</w:t>
+          <w:t>約5:2</w:t>
+        </w:r>
+      </w:hyperlink>
+      <w:r>
+        <w:rPr>
+          <w:lang w:val="zh_TW" w:bidi="zh_TW"/>
+        </w:rPr>
+        <w:t>–</w:t>
+      </w:r>
+      <w:hyperlink r:id="rId32">
+        <w:r>
+          <w:rPr>
+            <w:lang w:val="zh_TW" w:bidi="zh_TW"/>
+          </w:rPr>
+          <w:rPr>
+            <w:color w:val="0000EE"/>
+            <w:u w:val="single"/>
+          </w:rPr>
+          <w:t>9</w:t>
+        </w:r>
+      </w:hyperlink>
+      <w:r>
+        <w:rPr>
+          <w:lang w:val="zh_TW" w:bidi="zh_TW"/>
+        </w:rPr>
+        <w:t>）。</w:t>
+      </w:r>
+    </w:p>
+    <w:p>
+      <w:pPr/>
+      <w:r>
+        <w:rPr>
+          <w:lang w:val="zh_TW" w:bidi="zh_TW"/>
+        </w:rPr>
+      </w:r>
+      <w:r>
+        <w:rPr>
+          <w:lang w:val="zh_TW" w:bidi="zh_TW"/>
+        </w:rPr>
+        <w:t>早期基督教群體選出領袖來公平地分配資源給窮人（</w:t>
+      </w:r>
+      <w:hyperlink r:id="rId33">
+        <w:r>
+          <w:rPr>
+            <w:lang w:val="zh_TW" w:bidi="zh_TW"/>
+          </w:rPr>
+          <w:rPr>
+            <w:color w:val="0000EE"/>
+            <w:u w:val="single"/>
+          </w:rPr>
+          <w:t>徒4:32</w:t>
+        </w:r>
+      </w:hyperlink>
+      <w:r>
+        <w:rPr>
+          <w:lang w:val="zh_TW" w:bidi="zh_TW"/>
+        </w:rPr>
+        <w:t>–</w:t>
+      </w:r>
+      <w:hyperlink r:id="rId33">
+        <w:r>
+          <w:rPr>
+            <w:lang w:val="zh_TW" w:bidi="zh_TW"/>
+          </w:rPr>
+          <w:rPr>
+            <w:color w:val="0000EE"/>
+            <w:u w:val="single"/>
+          </w:rPr>
+          <w:t>35，</w:t>
+        </w:r>
+      </w:hyperlink>
+      <w:hyperlink r:id="rId34">
+        <w:r>
+          <w:rPr>
+            <w:lang w:val="zh_TW" w:bidi="zh_TW"/>
+          </w:rPr>
+          <w:rPr>
+            <w:color w:val="0000EE"/>
+            <w:u w:val="single"/>
+          </w:rPr>
+          <w:t>6:1</w:t>
+        </w:r>
+      </w:hyperlink>
+      <w:r>
+        <w:rPr>
+          <w:lang w:val="zh_TW" w:bidi="zh_TW"/>
+        </w:rPr>
+        <w:t>–</w:t>
+      </w:r>
+      <w:hyperlink r:id="rId34">
+        <w:r>
+          <w:rPr>
+            <w:lang w:val="zh_TW" w:bidi="zh_TW"/>
+          </w:rPr>
+          <w:rPr>
+            <w:color w:val="0000EE"/>
+            <w:u w:val="single"/>
+          </w:rPr>
+          <w:t>6</w:t>
+        </w:r>
+      </w:hyperlink>
+      <w:r>
+        <w:rPr>
+          <w:lang w:val="zh_TW" w:bidi="zh_TW"/>
+        </w:rPr>
+        <w:t>）。每個基督徒都需要將部分收入捐獻給有需要的人（</w:t>
+      </w:r>
+      <w:hyperlink r:id="rId35">
+        <w:r>
+          <w:rPr>
+            <w:lang w:val="zh_TW" w:bidi="zh_TW"/>
+          </w:rPr>
+          <w:rPr>
+            <w:color w:val="0000EE"/>
+            <w:u w:val="single"/>
+          </w:rPr>
+          <w:t>徒11:27</w:t>
+        </w:r>
+      </w:hyperlink>
+      <w:r>
+        <w:rPr>
+          <w:lang w:val="zh_TW" w:bidi="zh_TW"/>
+        </w:rPr>
+        <w:t>–</w:t>
+      </w:r>
+      <w:hyperlink r:id="rId35">
+        <w:r>
+          <w:rPr>
+            <w:lang w:val="zh_TW" w:bidi="zh_TW"/>
+          </w:rPr>
+          <w:rPr>
+            <w:color w:val="0000EE"/>
+            <w:u w:val="single"/>
+          </w:rPr>
+          <w:t>30</w:t>
+        </w:r>
+      </w:hyperlink>
+      <w:r>
+        <w:rPr>
+          <w:lang w:val="zh_TW" w:bidi="zh_TW"/>
+        </w:rPr>
+        <w:t>；</w:t>
+      </w:r>
+      <w:hyperlink r:id="rId36">
+        <w:r>
+          <w:rPr>
+            <w:lang w:val="zh_TW" w:bidi="zh_TW"/>
+          </w:rPr>
+          <w:rPr>
+            <w:color w:val="0000EE"/>
+            <w:u w:val="single"/>
+          </w:rPr>
+          <w:t>羅15:25</w:t>
+        </w:r>
+      </w:hyperlink>
+      <w:r>
+        <w:rPr>
+          <w:lang w:val="zh_TW" w:bidi="zh_TW"/>
+        </w:rPr>
+        <w:t>–</w:t>
+      </w:r>
+      <w:hyperlink r:id="rId36">
+        <w:r>
+          <w:rPr>
+            <w:lang w:val="zh_TW" w:bidi="zh_TW"/>
+          </w:rPr>
+          <w:rPr>
+            <w:color w:val="0000EE"/>
+            <w:u w:val="single"/>
+          </w:rPr>
+          <w:t>27</w:t>
+        </w:r>
+      </w:hyperlink>
+      <w:r>
+        <w:rPr>
+          <w:lang w:val="zh_TW" w:bidi="zh_TW"/>
+        </w:rPr>
+        <w:t>；</w:t>
+      </w:r>
+      <w:hyperlink r:id="rId37">
+        <w:r>
+          <w:rPr>
+            <w:lang w:val="zh_TW" w:bidi="zh_TW"/>
+          </w:rPr>
+          <w:rPr>
+            <w:color w:val="0000EE"/>
+            <w:u w:val="single"/>
+          </w:rPr>
+          <w:t>林前16:1</w:t>
+        </w:r>
+      </w:hyperlink>
+      <w:r>
+        <w:rPr>
+          <w:lang w:val="zh_TW" w:bidi="zh_TW"/>
+        </w:rPr>
+        <w:t>–</w:t>
+      </w:r>
+      <w:hyperlink r:id="rId37">
+        <w:r>
+          <w:rPr>
+            <w:lang w:val="zh_TW" w:bidi="zh_TW"/>
+          </w:rPr>
+          <w:rPr>
+            <w:color w:val="0000EE"/>
+            <w:u w:val="single"/>
+          </w:rPr>
+          <w:t>4</w:t>
+        </w:r>
+      </w:hyperlink>
+      <w:r>
+        <w:rPr>
+          <w:lang w:val="zh_TW" w:bidi="zh_TW"/>
+        </w:rPr>
+        <w:t>）。巴勒斯坦的貧困可能因羅馬的重稅而更加嚴重。福音書中多次提到稅吏和尋求幫助的人。</w:t>
+      </w:r>
+    </w:p>
+    <w:p>
+      <w:pPr/>
+      <w:r>
+        <w:rPr>
+          <w:lang w:val="zh_TW" w:bidi="zh_TW"/>
+        </w:rPr>
+      </w:r>
+      <w:r>
+        <w:rPr>
+          <w:lang w:val="zh_TW" w:bidi="zh_TW"/>
+        </w:rPr>
+        <w:t>有些人認為奮銳黨（反抗羅馬的團體）是因貧困而成立的。猶太歷史學家約瑟夫（Josephus）記載，奮銳黨有許多窮人。在公元66年，奮銳黨在耶路撒冷燒毀了檔案記錄，可能是為了銷毀他們的欠債記錄。約瑟夫又提到，在羅馬摧毀耶路撒冷之前，乞討的群體在城內引發了恐懼和動盪。</w:t>
+      </w:r>
+    </w:p>
+    <w:p>
+      <w:pPr/>
+      <w:r>
+        <w:rPr>
+          <w:lang w:val="zh_TW" w:bidi="zh_TW"/>
+        </w:rPr>
+      </w:r>
+      <w:r>
+        <w:rPr>
+          <w:i/>
+          <w:lang w:val="zh_TW" w:bidi="zh_TW"/>
+        </w:rPr>
+        <w:t>見</w:t>
+      </w:r>
+      <w:r>
+        <w:rPr>
+          <w:lang w:val="zh_TW" w:bidi="zh_TW"/>
+        </w:rPr>
+        <w:t xml:space="preserve"> </w:t>
+      </w:r>
+      <w:r>
+        <w:rPr>
+          <w:lang w:val="zh_TW" w:bidi="zh_TW"/>
+        </w:rPr>
+        <w:t>施捨，</w:t>
+      </w:r>
+      <w:r>
+        <w:rPr>
+          <w:lang w:val="zh_TW" w:bidi="zh_TW"/>
+        </w:rPr>
+        <w:t>窮人</w:t>
+      </w:r>
+      <w:r>
+        <w:rPr>
+          <w:lang w:val="zh_TW" w:bidi="zh_TW"/>
+        </w:rPr>
+        <w:t>。</w:t>
+      </w:r>
+      <w:r>
+        <w:rPr>
+          <w:lang w:val="zh_TW" w:bidi="zh_TW"/>
+        </w:rPr>
+      </w:r>
+      <w:r>
+        <w:rPr>
+          <w:lang w:val="zh_TW" w:bidi="zh_TW"/>
+        </w:rPr>
+      </w:r>
+    </w:p>
+    <w:p>
+      <w:pPr/>
+      <w:r>
+        <w:rPr>
+          <w:lang w:val="zh_TW" w:bidi="zh_TW"/>
+        </w:rPr>
+      </w:r>
+    </w:p>
+    <w:p>
+      <w:pPr>
+        <w:pStyle w:val="Heading2"/>
+      </w:pPr>
+      <w:r>
+        <w:rPr>
+          <w:lang w:val="zh_TW" w:bidi="zh_TW"/>
+        </w:rPr>
+        <w:t>啟示錄</w:t>
+      </w:r>
+      <w:r>
+        <w:rPr>
+          <w:lang w:val="zh_TW" w:bidi="zh_TW"/>
+        </w:rPr>
+      </w:r>
+    </w:p>
+    <w:p>
+      <w:pPr/>
+      <w:r>
+        <w:rPr>
+          <w:lang w:val="zh_TW" w:bidi="zh_TW"/>
+        </w:rPr>
+      </w:r>
+      <w:r>
+        <w:rPr>
+          <w:lang w:val="zh_TW" w:bidi="zh_TW"/>
+        </w:rPr>
+        <w:t>聖經的最後一卷書，包括關於末後事件的啟示。</w:t>
+      </w:r>
+    </w:p>
+    <w:p>
+      <w:pPr/>
+      <w:r>
+        <w:rPr>
+          <w:lang w:val="zh_TW" w:bidi="zh_TW"/>
+        </w:rPr>
+      </w:r>
+      <w:r>
+        <w:rPr>
+          <w:lang w:val="zh_TW" w:bidi="zh_TW"/>
+        </w:rPr>
+        <w:t>概述</w:t>
+      </w:r>
+    </w:p>
+    <w:p>
+      <w:pPr/>
+      <w:r>
+        <w:rPr>
+          <w:lang w:val="zh_TW" w:bidi="zh_TW"/>
+        </w:rPr>
+      </w:r>
+      <w:r>
+        <w:rPr>
+          <w:lang w:val="zh_TW" w:bidi="zh_TW"/>
+        </w:rPr>
+        <w:t>• 作者</w:t>
+      </w:r>
+    </w:p>
+    <w:p>
+      <w:pPr/>
+      <w:r>
+        <w:rPr>
+          <w:lang w:val="zh_TW" w:bidi="zh_TW"/>
+        </w:rPr>
+      </w:r>
+      <w:r>
+        <w:rPr>
+          <w:lang w:val="zh_TW" w:bidi="zh_TW"/>
+        </w:rPr>
+        <w:t>• 成書日期、起源、讀者</w:t>
+      </w:r>
+    </w:p>
+    <w:p>
+      <w:pPr/>
+      <w:r>
+        <w:rPr>
+          <w:lang w:val="zh_TW" w:bidi="zh_TW"/>
+        </w:rPr>
+      </w:r>
+      <w:r>
+        <w:rPr>
+          <w:lang w:val="zh_TW" w:bidi="zh_TW"/>
+        </w:rPr>
+        <w:t>• 背景</w:t>
+      </w:r>
+    </w:p>
+    <w:p>
+      <w:pPr/>
+      <w:r>
+        <w:rPr>
+          <w:lang w:val="zh_TW" w:bidi="zh_TW"/>
+        </w:rPr>
+      </w:r>
+      <w:r>
+        <w:rPr>
+          <w:lang w:val="zh_TW" w:bidi="zh_TW"/>
+        </w:rPr>
+        <w:t>• 解釋啟示錄的方法</w:t>
+      </w:r>
+    </w:p>
+    <w:p>
+      <w:pPr/>
+      <w:r>
+        <w:rPr>
+          <w:lang w:val="zh_TW" w:bidi="zh_TW"/>
+        </w:rPr>
+      </w:r>
+      <w:r>
+        <w:rPr>
+          <w:lang w:val="zh_TW" w:bidi="zh_TW"/>
+        </w:rPr>
+        <w:t>• 目的與教導</w:t>
+      </w:r>
+    </w:p>
+    <w:p>
+      <w:pPr/>
+      <w:r>
+        <w:rPr>
+          <w:lang w:val="zh_TW" w:bidi="zh_TW"/>
+        </w:rPr>
+      </w:r>
+      <w:r>
+        <w:rPr>
+          <w:lang w:val="zh_TW" w:bidi="zh_TW"/>
+        </w:rPr>
+        <w:t>• 內容</w:t>
+      </w:r>
+    </w:p>
+    <w:p>
+      <w:pPr>
+        <w:pStyle w:val="Heading3"/>
+      </w:pPr>
+      <w:r>
+        <w:rPr>
+          <w:lang w:val="zh_TW" w:bidi="zh_TW"/>
+        </w:rPr>
+        <w:t>作者</w:t>
+      </w:r>
+    </w:p>
+    <w:p>
+      <w:pPr/>
+      <w:r>
+        <w:rPr>
+          <w:lang w:val="zh_TW" w:bidi="zh_TW"/>
+        </w:rPr>
+      </w:r>
+      <w:r>
+        <w:rPr>
+          <w:lang w:val="zh_TW" w:bidi="zh_TW"/>
+        </w:rPr>
+        <w:t>最早的見證人</w:t>
+      </w:r>
+      <w:r>
+        <w:rPr>
+          <w:lang w:val="zh_TW" w:bidi="zh_TW"/>
+        </w:rPr>
+        <w:t>認為，啟示錄的作者為西庇太的兒子使徒約翰。可是，公元三世紀初俄利根（Origen）的學生，著名的亞歷山大主教丟尼修（Dionysius），在教會中第一個質疑其使徒作者的身份，因為他認為啟示錄的寫作風格，與人們視為由約翰所寫的第四福音書</w:t>
+      </w:r>
+      <w:r>
+        <w:rPr>
+          <w:lang w:val="zh_TW" w:bidi="zh_TW"/>
+        </w:rPr>
+        <w:t>大有不同</w:t>
+      </w:r>
+      <w:r>
+        <w:rPr>
+          <w:lang w:val="zh_TW" w:bidi="zh_TW"/>
+        </w:rPr>
+        <w:t>。從丟尼修開始，東方教會質疑啟示錄是否由使徒傳承，直到亞歷山大的亞他那修（Athanasius of Alexandria，約公元350年）</w:t>
+      </w:r>
+      <w:r>
+        <w:rPr>
+          <w:lang w:val="zh_TW" w:bidi="zh_TW"/>
+        </w:rPr>
+        <w:t>扭轉局面，使啟示錄開始為人接受</w:t>
+      </w:r>
+      <w:r>
+        <w:rPr>
+          <w:lang w:val="zh_TW" w:bidi="zh_TW"/>
+        </w:rPr>
+        <w:t>。在西方教會，這書卷</w:t>
+      </w:r>
+      <w:r>
+        <w:rPr>
+          <w:lang w:val="zh_TW" w:bidi="zh_TW"/>
+        </w:rPr>
+        <w:t>從二世紀中葉起，為人廣泛接受，並列入主要的正典書目</w:t>
+      </w:r>
+      <w:r>
+        <w:rPr>
+          <w:lang w:val="zh_TW" w:bidi="zh_TW"/>
+        </w:rPr>
+        <w:t>。</w:t>
+      </w:r>
+    </w:p>
+    <w:p>
+      <w:pPr/>
+      <w:r>
+        <w:rPr>
+          <w:lang w:val="zh_TW" w:bidi="zh_TW"/>
+        </w:rPr>
+      </w:r>
+      <w:r>
+        <w:rPr>
+          <w:lang w:val="zh_TW" w:bidi="zh_TW"/>
+        </w:rPr>
+        <w:t>從內部證據</w:t>
+      </w:r>
+      <w:r>
+        <w:rPr>
+          <w:lang w:val="zh_TW" w:bidi="zh_TW"/>
+        </w:rPr>
+        <w:t>來看</w:t>
+      </w:r>
+      <w:r>
+        <w:rPr>
+          <w:lang w:val="zh_TW" w:bidi="zh_TW"/>
+        </w:rPr>
+        <w:t>，學者認為以下關於作者的幾點是真確的。他自稱約翰（</w:t>
+      </w:r>
+      <w:hyperlink r:id="rId38">
+        <w:r>
+          <w:rPr>
+            <w:lang w:val="zh_TW" w:bidi="zh_TW"/>
+          </w:rPr>
+          <w:rPr>
+            <w:color w:val="0000EE"/>
+            <w:u w:val="single"/>
+          </w:rPr>
+          <w:t>啟1:4、9</w:t>
+        </w:r>
+      </w:hyperlink>
+      <w:r>
+        <w:rPr>
+          <w:lang w:val="zh_TW" w:bidi="zh_TW"/>
+        </w:rPr>
+        <w:t>，</w:t>
+      </w:r>
+      <w:hyperlink r:id="rId39">
+        <w:r>
+          <w:rPr>
+            <w:lang w:val="zh_TW" w:bidi="zh_TW"/>
+          </w:rPr>
+          <w:rPr>
+            <w:color w:val="0000EE"/>
+            <w:u w:val="single"/>
+          </w:rPr>
+          <w:t>22:8</w:t>
+        </w:r>
+      </w:hyperlink>
+      <w:r>
+        <w:rPr>
+          <w:lang w:val="zh_TW" w:bidi="zh_TW"/>
+        </w:rPr>
+        <w:t>）。</w:t>
+      </w:r>
+      <w:r>
+        <w:rPr>
+          <w:lang w:val="zh_TW" w:bidi="zh_TW"/>
+        </w:rPr>
+        <w:t>這很可能不是假託，而是其真實名字，他是亞細亞教會中的知名人物</w:t>
+      </w:r>
+      <w:r>
+        <w:rPr>
+          <w:lang w:val="zh_TW" w:bidi="zh_TW"/>
+        </w:rPr>
+        <w:t>。</w:t>
+      </w:r>
+      <w:r>
+        <w:rPr>
+          <w:lang w:val="zh_TW" w:bidi="zh_TW"/>
+        </w:rPr>
+        <w:t>這位約翰自稱是先知</w:t>
+      </w:r>
+      <w:r>
+        <w:rPr>
+          <w:lang w:val="zh_TW" w:bidi="zh_TW"/>
+        </w:rPr>
+        <w:t>（</w:t>
+      </w:r>
+      <w:hyperlink r:id="rId40">
+        <w:r>
+          <w:rPr>
+            <w:lang w:val="zh_TW" w:bidi="zh_TW"/>
+          </w:rPr>
+          <w:rPr>
+            <w:color w:val="0000EE"/>
+            <w:u w:val="single"/>
+          </w:rPr>
+          <w:t>1:3</w:t>
+        </w:r>
+      </w:hyperlink>
+      <w:r>
+        <w:rPr>
+          <w:lang w:val="zh_TW" w:bidi="zh_TW"/>
+        </w:rPr>
+        <w:t>，</w:t>
+      </w:r>
+      <w:hyperlink r:id="rId41">
+        <w:r>
+          <w:rPr>
+            <w:lang w:val="zh_TW" w:bidi="zh_TW"/>
+          </w:rPr>
+          <w:rPr>
+            <w:color w:val="0000EE"/>
+            <w:u w:val="single"/>
+          </w:rPr>
+          <w:t>22:6–10、18–19</w:t>
+        </w:r>
+      </w:hyperlink>
+      <w:r>
+        <w:rPr>
+          <w:lang w:val="zh_TW" w:bidi="zh_TW"/>
+        </w:rPr>
+        <w:t>），</w:t>
+      </w:r>
+      <w:r>
+        <w:rPr>
+          <w:lang w:val="zh_TW" w:bidi="zh_TW"/>
+        </w:rPr>
+        <w:t>因他的先知見證而被放逐</w:t>
+      </w:r>
+      <w:r>
+        <w:rPr>
+          <w:lang w:val="zh_TW" w:bidi="zh_TW"/>
+        </w:rPr>
+        <w:t>（</w:t>
+      </w:r>
+      <w:hyperlink r:id="rId42">
+        <w:r>
+          <w:rPr>
+            <w:lang w:val="zh_TW" w:bidi="zh_TW"/>
+          </w:rPr>
+          <w:rPr>
+            <w:color w:val="0000EE"/>
+            <w:u w:val="single"/>
+          </w:rPr>
+          <w:t>1:9</w:t>
+        </w:r>
+      </w:hyperlink>
+      <w:r>
+        <w:rPr>
+          <w:lang w:val="zh_TW" w:bidi="zh_TW"/>
+        </w:rPr>
+        <w:t>）。因此，他以極大的權柄</w:t>
+      </w:r>
+      <w:r>
+        <w:rPr>
+          <w:lang w:val="zh_TW" w:bidi="zh_TW"/>
+        </w:rPr>
+        <w:t>向</w:t>
+      </w:r>
+      <w:r>
+        <w:rPr>
+          <w:lang w:val="zh_TW" w:bidi="zh_TW"/>
+        </w:rPr>
+        <w:t>教會說話。</w:t>
+      </w:r>
+      <w:r>
+        <w:rPr>
+          <w:lang w:val="zh_TW" w:bidi="zh_TW"/>
+        </w:rPr>
+        <w:t>他運用舊約和他爾根（Targums）的手法，令人幾乎可以肯定他是巴勒斯坦的猶太人，深諳聖殿和會堂的禮儀。</w:t>
+      </w:r>
+      <w:r>
+        <w:rPr>
+          <w:lang w:val="zh_TW" w:bidi="zh_TW"/>
+        </w:rPr>
+        <w:t>使徒約翰符合這些條件。</w:t>
+      </w:r>
+      <w:r>
+        <w:rPr>
+          <w:lang w:val="zh_TW" w:bidi="zh_TW"/>
+        </w:rPr>
+        <w:t>第四福音書與啟示錄的風格差異，可以通過兩書截然不同的</w:t>
+      </w:r>
+      <w:r>
+        <w:rPr>
+          <w:lang w:val="zh_TW" w:bidi="zh_TW"/>
+        </w:rPr>
+        <w:t>體裁</w:t>
+      </w:r>
+      <w:r>
+        <w:rPr>
+          <w:lang w:val="zh_TW" w:bidi="zh_TW"/>
+        </w:rPr>
+        <w:t>來解釋：約翰福音是精心編寫的歷史敘事，啟示錄則記載了異象經歷和直接從神而來的啟示。</w:t>
+      </w:r>
+      <w:r>
+        <w:rPr>
+          <w:lang w:val="zh_TW" w:bidi="zh_TW"/>
+        </w:rPr>
+        <w:t>福音書的作者可以逐字逐句精心編寫其敘述，</w:t>
+      </w:r>
+      <w:r>
+        <w:rPr>
+          <w:lang w:val="zh_TW" w:bidi="zh_TW"/>
+        </w:rPr>
+        <w:t>而啟示錄的作者則被神催促，立即寫下他所聽見和看見的一切</w:t>
+      </w:r>
+      <w:r>
+        <w:rPr>
+          <w:lang w:val="zh_TW" w:bidi="zh_TW"/>
+        </w:rPr>
+        <w:t>。因此，使徒約翰很可能是這兩本書的作者。</w:t>
+      </w:r>
+      <w:r>
+        <w:rPr>
+          <w:lang w:val="zh_TW" w:bidi="zh_TW"/>
+        </w:rPr>
+        <w:t>無論如何，目前尚未有令人信服的論據，反對他的作者身份</w:t>
+      </w:r>
+      <w:r>
+        <w:rPr>
+          <w:lang w:val="zh_TW" w:bidi="zh_TW"/>
+        </w:rPr>
+        <w:t>。</w:t>
+      </w:r>
+    </w:p>
+    <w:p>
+      <w:pPr>
+        <w:pStyle w:val="Heading3"/>
+      </w:pPr>
+      <w:r>
+        <w:rPr>
+          <w:lang w:val="zh_TW" w:bidi="zh_TW"/>
+        </w:rPr>
+        <w:t>成書日期、起源、讀者</w:t>
+      </w:r>
+    </w:p>
+    <w:p>
+      <w:pPr/>
+      <w:r>
+        <w:rPr>
+          <w:lang w:val="zh_TW" w:bidi="zh_TW"/>
+        </w:rPr>
+      </w:r>
+      <w:r>
+        <w:rPr>
+          <w:lang w:val="zh_TW" w:bidi="zh_TW"/>
+        </w:rPr>
+        <w:t>關於啟示錄的</w:t>
+      </w:r>
+      <w:r>
+        <w:rPr>
+          <w:lang w:val="zh_TW" w:bidi="zh_TW"/>
+        </w:rPr>
+        <w:t>成書日期</w:t>
+      </w:r>
+      <w:r>
+        <w:rPr>
+          <w:lang w:val="zh_TW" w:bidi="zh_TW"/>
+        </w:rPr>
+        <w:t>，主要有兩大</w:t>
+      </w:r>
+      <w:r>
+        <w:rPr>
+          <w:lang w:val="zh_TW" w:bidi="zh_TW"/>
+        </w:rPr>
+        <w:t>成書日期</w:t>
+      </w:r>
+      <w:r>
+        <w:rPr>
+          <w:lang w:val="zh_TW" w:bidi="zh_TW"/>
+        </w:rPr>
+        <w:t>的說法得到支持</w:t>
+      </w:r>
+      <w:r>
+        <w:rPr>
+          <w:lang w:val="zh_TW" w:bidi="zh_TW"/>
+        </w:rPr>
+        <w:t>。較早的成書日期是在尼祿統治（Nero，公元54–68）後不久，</w:t>
+      </w:r>
+      <w:r>
+        <w:rPr>
+          <w:lang w:val="zh_TW" w:bidi="zh_TW"/>
+        </w:rPr>
+        <w:t>這觀點的支持者</w:t>
+      </w:r>
+      <w:r>
+        <w:rPr>
+          <w:lang w:val="zh_TW" w:bidi="zh_TW"/>
+        </w:rPr>
+        <w:t>稱，這是由於書中提到對基督徒的逼迫、「尼祿復活」（</w:t>
+      </w:r>
+      <w:r>
+        <w:rPr>
+          <w:i/>
+          <w:lang w:val="zh_TW" w:bidi="zh_TW"/>
+        </w:rPr>
+        <w:t>Nero redivivus</w:t>
+      </w:r>
+      <w:r>
+        <w:rPr>
+          <w:lang w:val="zh_TW" w:bidi="zh_TW"/>
+        </w:rPr>
+        <w:t>）神話（復活的尼祿將是整個羅馬帝國的邪惡化身）、帝國崇拜（第</w:t>
+      </w:r>
+      <w:hyperlink r:id="rId43">
+        <w:r>
+          <w:rPr>
+            <w:lang w:val="zh_TW" w:bidi="zh_TW"/>
+          </w:rPr>
+          <w:rPr>
+            <w:color w:val="0000EE"/>
+            <w:u w:val="single"/>
+          </w:rPr>
+          <w:t>13</w:t>
+        </w:r>
+      </w:hyperlink>
+      <w:r>
+        <w:rPr>
+          <w:lang w:val="zh_TW" w:bidi="zh_TW"/>
+        </w:rPr>
+        <w:t>章）以及聖殿（第</w:t>
+      </w:r>
+      <w:hyperlink r:id="rId44">
+        <w:r>
+          <w:rPr>
+            <w:lang w:val="zh_TW" w:bidi="zh_TW"/>
+          </w:rPr>
+          <w:rPr>
+            <w:color w:val="0000EE"/>
+            <w:u w:val="single"/>
+          </w:rPr>
+          <w:t>11</w:t>
+        </w:r>
+      </w:hyperlink>
+      <w:r>
+        <w:rPr>
+          <w:lang w:val="zh_TW" w:bidi="zh_TW"/>
+        </w:rPr>
+        <w:t>章），而聖殿在公元70年被摧毀。另一個成書日期主要出自早期教父愛任紐（Irenaeus），他指出使徒約翰「在多米田（Domitian）統治結束時看到了這個啟示……」（公元81–96年）。</w:t>
+      </w:r>
+    </w:p>
+    <w:p>
+      <w:pPr/>
+      <w:r>
+        <w:rPr>
+          <w:lang w:val="zh_TW" w:bidi="zh_TW"/>
+        </w:rPr>
+      </w:r>
+      <w:r>
+        <w:rPr>
+          <w:lang w:val="zh_TW" w:bidi="zh_TW"/>
+        </w:rPr>
+        <w:t>這書卷的起源，明確與拔摩島聯繫起來。拔摩島是斯波拉澤斯群島（the Sporades Islands）之一，位於米利都西南約37英里（59.5公里），</w:t>
+      </w:r>
+      <w:r>
+        <w:rPr>
+          <w:lang w:val="zh_TW" w:bidi="zh_TW"/>
+        </w:rPr>
+        <w:t>位於</w:t>
+      </w:r>
+      <w:r>
+        <w:rPr>
+          <w:lang w:val="zh_TW" w:bidi="zh_TW"/>
+        </w:rPr>
+        <w:t>伊卡利亞海（</w:t>
+      </w:r>
+      <w:hyperlink r:id="rId42">
+        <w:r>
+          <w:rPr>
+            <w:lang w:val="zh_TW" w:bidi="zh_TW"/>
+          </w:rPr>
+          <w:rPr>
+            <w:color w:val="0000EE"/>
+            <w:u w:val="single"/>
+          </w:rPr>
+          <w:t>1:9</w:t>
+        </w:r>
+      </w:hyperlink>
+      <w:r>
+        <w:rPr>
+          <w:lang w:val="zh_TW" w:bidi="zh_TW"/>
+        </w:rPr>
+        <w:t>）。</w:t>
+      </w:r>
+      <w:r>
+        <w:rPr>
+          <w:lang w:val="zh_TW" w:bidi="zh_TW"/>
+        </w:rPr>
+        <w:t>約翰顯然因他對耶穌的見證，而遭受宗教及／或政府迫害，被放逐到該島</w:t>
+      </w:r>
+      <w:r>
+        <w:rPr>
+          <w:lang w:val="zh_TW" w:bidi="zh_TW"/>
+        </w:rPr>
+        <w:t>（</w:t>
+      </w:r>
+      <w:hyperlink r:id="rId42">
+        <w:r>
+          <w:rPr>
+            <w:lang w:val="zh_TW" w:bidi="zh_TW"/>
+          </w:rPr>
+          <w:rPr>
+            <w:color w:val="0000EE"/>
+            <w:u w:val="single"/>
+          </w:rPr>
+          <w:t>1:9</w:t>
+        </w:r>
+      </w:hyperlink>
+      <w:r>
+        <w:rPr>
+          <w:lang w:val="zh_TW" w:bidi="zh_TW"/>
+        </w:rPr>
+        <w:t>）。</w:t>
+      </w:r>
+    </w:p>
+    <w:p>
+      <w:pPr/>
+      <w:r>
+        <w:rPr>
+          <w:lang w:val="zh_TW" w:bidi="zh_TW"/>
+        </w:rPr>
+      </w:r>
+      <w:r>
+        <w:rPr>
+          <w:lang w:val="zh_TW" w:bidi="zh_TW"/>
+        </w:rPr>
+        <w:t>同樣，其收信人應是羅馬省份亞細亞（現代土耳其西部）的七個教會：以弗所、士每拿、別迦摩、推雅推喇、撒狄、非拉鐵非和老底嘉（</w:t>
+      </w:r>
+      <w:hyperlink r:id="rId45">
+        <w:r>
+          <w:rPr>
+            <w:lang w:val="zh_TW" w:bidi="zh_TW"/>
+          </w:rPr>
+          <w:rPr>
+            <w:color w:val="0000EE"/>
+            <w:u w:val="single"/>
+          </w:rPr>
+          <w:t>1:4、11</w:t>
+        </w:r>
+      </w:hyperlink>
+      <w:r>
+        <w:rPr>
+          <w:lang w:val="zh_TW" w:bidi="zh_TW"/>
+        </w:rPr>
+        <w:t>，</w:t>
+      </w:r>
+      <w:hyperlink r:id="rId46">
+        <w:r>
+          <w:rPr>
+            <w:lang w:val="zh_TW" w:bidi="zh_TW"/>
+          </w:rPr>
+          <w:rPr>
+            <w:color w:val="0000EE"/>
+            <w:u w:val="single"/>
+          </w:rPr>
+          <w:t>2:1、8、12、18</w:t>
+        </w:r>
+      </w:hyperlink>
+      <w:r>
+        <w:rPr>
+          <w:lang w:val="zh_TW" w:bidi="zh_TW"/>
+        </w:rPr>
+        <w:t>，</w:t>
+      </w:r>
+      <w:hyperlink r:id="rId47">
+        <w:r>
+          <w:rPr>
+            <w:lang w:val="zh_TW" w:bidi="zh_TW"/>
+          </w:rPr>
+          <w:rPr>
+            <w:color w:val="0000EE"/>
+            <w:u w:val="single"/>
+          </w:rPr>
+          <w:t>3:1、7、14</w:t>
+        </w:r>
+      </w:hyperlink>
+      <w:r>
+        <w:rPr>
+          <w:lang w:val="zh_TW" w:bidi="zh_TW"/>
+        </w:rPr>
+        <w:t>）。</w:t>
+      </w:r>
+    </w:p>
+    <w:p>
+      <w:pPr>
+        <w:pStyle w:val="Heading3"/>
+      </w:pPr>
+      <w:r>
+        <w:rPr>
+          <w:lang w:val="zh_TW" w:bidi="zh_TW"/>
+        </w:rPr>
+        <w:t>背景</w:t>
+      </w:r>
+    </w:p>
+    <w:p>
+      <w:pPr/>
+      <w:r>
+        <w:rPr>
+          <w:lang w:val="zh_TW" w:bidi="zh_TW"/>
+        </w:rPr>
+      </w:r>
+      <w:r>
+        <w:rPr>
+          <w:lang w:val="zh_TW" w:bidi="zh_TW"/>
+        </w:rPr>
+        <w:t>啟示錄與其它新約著作十分不同，它們的分別不是在教義上，而是在文學體裁和神學主題上。這是一本預言（</w:t>
+      </w:r>
+      <w:hyperlink r:id="rId40">
+        <w:r>
+          <w:rPr>
+            <w:lang w:val="zh_TW" w:bidi="zh_TW"/>
+          </w:rPr>
+          <w:rPr>
+            <w:color w:val="0000EE"/>
+            <w:u w:val="single"/>
+          </w:rPr>
+          <w:t>1:3</w:t>
+        </w:r>
+      </w:hyperlink>
+      <w:r>
+        <w:rPr>
+          <w:lang w:val="zh_TW" w:bidi="zh_TW"/>
+        </w:rPr>
+        <w:t>，</w:t>
+      </w:r>
+      <w:hyperlink r:id="rId48">
+        <w:r>
+          <w:rPr>
+            <w:lang w:val="zh_TW" w:bidi="zh_TW"/>
+          </w:rPr>
+          <w:rPr>
+            <w:color w:val="0000EE"/>
+            <w:u w:val="single"/>
+          </w:rPr>
+          <w:t>22:7、18–19</w:t>
+        </w:r>
+      </w:hyperlink>
+      <w:r>
+        <w:rPr>
+          <w:lang w:val="zh_TW" w:bidi="zh_TW"/>
+        </w:rPr>
+        <w:t>），其中包含警告和安慰</w:t>
+      </w:r>
+      <w:r>
+        <w:rPr>
+          <w:lang w:val="zh_TW" w:bidi="zh_TW"/>
+        </w:rPr>
+        <w:t>——通過象徵和異象，宣告未來的審判和祝福</w:t>
+      </w:r>
+      <w:r>
+        <w:rPr>
+          <w:lang w:val="zh_TW" w:bidi="zh_TW"/>
+        </w:rPr>
+        <w:t>。</w:t>
+      </w:r>
+    </w:p>
+    <w:p>
+      <w:pPr/>
+      <w:r>
+        <w:rPr>
+          <w:lang w:val="zh_TW" w:bidi="zh_TW"/>
+        </w:rPr>
+      </w:r>
+      <w:r>
+        <w:rPr>
+          <w:lang w:val="zh_TW" w:bidi="zh_TW"/>
+        </w:rPr>
+        <w:t>對於第一世紀的讀者來說，</w:t>
+      </w:r>
+      <w:r>
+        <w:rPr>
+          <w:lang w:val="zh_TW" w:bidi="zh_TW"/>
+        </w:rPr>
+        <w:t>啟示錄的</w:t>
+      </w:r>
+      <w:r>
+        <w:rPr>
+          <w:lang w:val="zh_TW" w:bidi="zh_TW"/>
+        </w:rPr>
+        <w:t>語言和意象並不陌生。因此，讀者如能熟悉舊約先知書，特別是但以理書和以西結書，將有助理解啟示錄的內容。</w:t>
+      </w:r>
+    </w:p>
+    <w:p>
+      <w:pPr/>
+      <w:r>
+        <w:rPr>
+          <w:lang w:val="zh_TW" w:bidi="zh_TW"/>
+        </w:rPr>
+      </w:r>
+      <w:r>
+        <w:rPr>
+          <w:lang w:val="zh_TW" w:bidi="zh_TW"/>
+        </w:rPr>
+        <w:t>雖然象徵和異象的表達方式，會讓許多人感到模稜兩可又造成困惑，但它實際上描述了不可見的現實，而這個描述能帶來其它方法無法達到的深刻和清晰</w:t>
+      </w:r>
+      <w:r>
+        <w:rPr>
+          <w:lang w:val="zh_TW" w:bidi="zh_TW"/>
+        </w:rPr>
+        <w:t>。這樣的語言可以啟發各種想法、聯想、實質參與甚至是密契回應，</w:t>
+      </w:r>
+      <w:r>
+        <w:rPr>
+          <w:lang w:val="zh_TW" w:bidi="zh_TW"/>
+        </w:rPr>
+        <w:t>是新約大部分直白的散文體裁，所無法達到的效果</w:t>
+      </w:r>
+      <w:r>
+        <w:rPr>
+          <w:lang w:val="zh_TW" w:bidi="zh_TW"/>
+        </w:rPr>
+        <w:t>。</w:t>
+      </w:r>
+    </w:p>
+    <w:p>
+      <w:pPr/>
+      <w:r>
+        <w:rPr>
+          <w:lang w:val="zh_TW" w:bidi="zh_TW"/>
+        </w:rPr>
+      </w:r>
+      <w:r>
+        <w:rPr>
+          <w:lang w:val="zh_TW" w:bidi="zh_TW"/>
+        </w:rPr>
+        <w:t>啟示錄也是寫給教會的書信，七間教會中，有五間教會正處於重大困境。他們的主要問題似乎是未有忠於基督，可能表明啟示錄的主要重點不是社會政治，而是神學。約翰更關心的，是反駁在第一世紀末逐漸侵入教會的異端，而不是解決政治困局。這種異端似乎是諾斯底（Gnostic）主義的</w:t>
+      </w:r>
+      <w:r>
+        <w:rPr>
+          <w:lang w:val="zh_TW" w:bidi="zh_TW"/>
+        </w:rPr>
+        <w:t>教導</w:t>
+      </w:r>
+      <w:r>
+        <w:rPr>
+          <w:lang w:val="zh_TW" w:bidi="zh_TW"/>
+        </w:rPr>
+        <w:t>。</w:t>
+      </w:r>
+    </w:p>
+    <w:p>
+      <w:pPr/>
+      <w:r>
+        <w:rPr>
+          <w:lang w:val="zh_TW" w:bidi="zh_TW"/>
+        </w:rPr>
+      </w:r>
+      <w:r>
+        <w:rPr>
+          <w:lang w:val="zh_TW" w:bidi="zh_TW"/>
+        </w:rPr>
+        <w:t>啟示錄</w:t>
+      </w:r>
+      <w:r>
+        <w:rPr>
+          <w:lang w:val="zh_TW" w:bidi="zh_TW"/>
+        </w:rPr>
+        <w:t>通常被視為屬於</w:t>
+      </w:r>
+      <w:r>
+        <w:rPr>
+          <w:lang w:val="zh_TW" w:bidi="zh_TW"/>
+        </w:rPr>
+        <w:t>天啟文學（apocalyptic literature）</w:t>
+      </w:r>
+      <w:r>
+        <w:rPr>
+          <w:lang w:val="zh_TW" w:bidi="zh_TW"/>
+        </w:rPr>
+        <w:t>的一類</w:t>
+      </w:r>
+      <w:r>
+        <w:rPr>
+          <w:lang w:val="zh_TW" w:bidi="zh_TW"/>
+        </w:rPr>
+        <w:t>。這類文學的名稱源自希臘文詞語</w:t>
+      </w:r>
+      <w:r>
+        <w:rPr>
+          <w:i/>
+          <w:lang w:val="zh_TW" w:bidi="zh_TW"/>
+        </w:rPr>
+        <w:t>apokalupsis</w:t>
+      </w:r>
+      <w:r>
+        <w:rPr>
+          <w:lang w:val="zh_TW" w:bidi="zh_TW"/>
+        </w:rPr>
+        <w:t>，意思是「啟示」</w:t>
+      </w:r>
+      <w:r>
+        <w:rPr>
+          <w:i/>
+          <w:lang w:val="zh_TW" w:bidi="zh_TW"/>
+        </w:rPr>
+        <w:t>。</w:t>
+      </w:r>
+      <w:r>
+        <w:rPr>
+          <w:lang w:val="zh_TW" w:bidi="zh_TW"/>
+        </w:rPr>
+        <w:t xml:space="preserve"> 聖經外的天啟書卷，寫於公元前200年至公元200年之間。儘管它們與啟示錄多有相似，但也有一些明顯的差異。</w:t>
+      </w:r>
+    </w:p>
+    <w:p>
+      <w:pPr/>
+      <w:r>
+        <w:rPr>
+          <w:lang w:val="zh_TW" w:bidi="zh_TW"/>
+        </w:rPr>
+      </w:r>
+      <w:r>
+        <w:rPr>
+          <w:lang w:val="zh_TW" w:bidi="zh_TW"/>
+        </w:rPr>
+        <w:t>相比猶太背景的天啟文學，啟示錄更為重視的，是約翰對耶穌末世或末世教導的借鑒，例如橄欖山講論（</w:t>
+      </w:r>
+      <w:hyperlink r:id="rId49">
+        <w:r>
+          <w:rPr>
+            <w:lang w:val="zh_TW" w:bidi="zh_TW"/>
+          </w:rPr>
+          <w:rPr>
+            <w:color w:val="0000EE"/>
+            <w:u w:val="single"/>
+          </w:rPr>
+          <w:t>太24–25</w:t>
+        </w:r>
+      </w:hyperlink>
+      <w:r>
+        <w:rPr>
+          <w:lang w:val="zh_TW" w:bidi="zh_TW"/>
+        </w:rPr>
+        <w:t>；</w:t>
+      </w:r>
+      <w:hyperlink r:id="rId50">
+        <w:r>
+          <w:rPr>
+            <w:lang w:val="zh_TW" w:bidi="zh_TW"/>
+          </w:rPr>
+          <w:rPr>
+            <w:color w:val="0000EE"/>
+            <w:u w:val="single"/>
+          </w:rPr>
+          <w:t>可13</w:t>
+        </w:r>
+      </w:hyperlink>
+      <w:r>
+        <w:rPr>
+          <w:lang w:val="zh_TW" w:bidi="zh_TW"/>
+        </w:rPr>
+        <w:t>；</w:t>
+      </w:r>
+      <w:hyperlink r:id="rId51">
+        <w:r>
+          <w:rPr>
+            <w:lang w:val="zh_TW" w:bidi="zh_TW"/>
+          </w:rPr>
+          <w:rPr>
+            <w:color w:val="0000EE"/>
+            <w:u w:val="single"/>
+          </w:rPr>
+          <w:t>路21</w:t>
+        </w:r>
+      </w:hyperlink>
+      <w:r>
+        <w:rPr>
+          <w:lang w:val="zh_TW" w:bidi="zh_TW"/>
+        </w:rPr>
+        <w:t>）。啟示錄以獨特的手法運用舊約。在啟示錄的404節經文中，有278節呼應舊約經文。約翰經常提到以賽亞書、耶利米書、以西結書和但以理書，也多次提到出埃及記、申命記和詩篇。然而，他很少直接引用舊約。</w:t>
+      </w:r>
+    </w:p>
+    <w:p>
+      <w:pPr>
+        <w:pStyle w:val="Heading3"/>
+      </w:pPr>
+      <w:r>
+        <w:rPr>
+          <w:lang w:val="zh_TW" w:bidi="zh_TW"/>
+        </w:rPr>
+        <w:t>解釋啟示錄的方法</w:t>
+      </w:r>
+    </w:p>
+    <w:p>
+      <w:pPr/>
+      <w:r>
+        <w:rPr>
+          <w:lang w:val="zh_TW" w:bidi="zh_TW"/>
+        </w:rPr>
+      </w:r>
+      <w:r>
+        <w:rPr>
+          <w:lang w:val="zh_TW" w:bidi="zh_TW"/>
+        </w:rPr>
+        <w:t>在教會歷史中，主要有四種解釋</w:t>
+      </w:r>
+      <w:hyperlink r:id="rId52">
+        <w:r>
+          <w:rPr>
+            <w:lang w:val="zh_TW" w:bidi="zh_TW"/>
+          </w:rPr>
+          <w:rPr>
+            <w:color w:val="0000EE"/>
+            <w:u w:val="single"/>
+          </w:rPr>
+          <w:t>啟示錄四至二十二章</w:t>
+        </w:r>
+      </w:hyperlink>
+      <w:r>
+        <w:rPr>
+          <w:lang w:val="zh_TW" w:bidi="zh_TW"/>
+        </w:rPr>
+        <w:t>的方法。</w:t>
+      </w:r>
+    </w:p>
+    <w:p>
+      <w:pPr>
+        <w:pStyle w:val="Heading4"/>
+      </w:pPr>
+      <w:r>
+        <w:rPr>
+          <w:lang w:val="zh_TW" w:bidi="zh_TW"/>
+        </w:rPr>
+        <w:t>未來派（Futurist）</w:t>
+      </w:r>
+    </w:p>
+    <w:p>
+      <w:pPr/>
+      <w:r>
+        <w:rPr>
+          <w:lang w:val="zh_TW" w:bidi="zh_TW"/>
+        </w:rPr>
+      </w:r>
+      <w:r>
+        <w:rPr>
+          <w:lang w:val="zh_TW" w:bidi="zh_TW"/>
+        </w:rPr>
+        <w:t>這種觀點認為，除了</w:t>
+      </w:r>
+      <w:hyperlink r:id="rId53">
+        <w:r>
+          <w:rPr>
+            <w:lang w:val="zh_TW" w:bidi="zh_TW"/>
+          </w:rPr>
+          <w:rPr>
+            <w:color w:val="0000EE"/>
+            <w:u w:val="single"/>
+          </w:rPr>
+          <w:t>一至三</w:t>
+        </w:r>
+      </w:hyperlink>
+      <w:r>
+        <w:rPr>
+          <w:lang w:val="zh_TW" w:bidi="zh_TW"/>
+        </w:rPr>
+        <w:t>章外，啟示錄所有異象都與基督在世代結束時，</w:t>
+      </w:r>
+      <w:r>
+        <w:rPr>
+          <w:lang w:val="zh_TW" w:bidi="zh_TW"/>
+        </w:rPr>
+        <w:t>基督再來</w:t>
+      </w:r>
+      <w:r>
+        <w:rPr>
+          <w:lang w:val="zh_TW" w:bidi="zh_TW"/>
+        </w:rPr>
+        <w:t>前後的時期有關。獸（第</w:t>
+      </w:r>
+      <w:hyperlink r:id="rId43">
+        <w:r>
+          <w:rPr>
+            <w:lang w:val="zh_TW" w:bidi="zh_TW"/>
+          </w:rPr>
+          <w:rPr>
+            <w:color w:val="0000EE"/>
+            <w:u w:val="single"/>
+          </w:rPr>
+          <w:t>13</w:t>
+        </w:r>
+      </w:hyperlink>
+      <w:r>
+        <w:rPr>
+          <w:lang w:val="zh_TW" w:bidi="zh_TW"/>
+        </w:rPr>
+        <w:t>章、第</w:t>
+      </w:r>
+      <w:hyperlink r:id="rId54">
+        <w:r>
+          <w:rPr>
+            <w:lang w:val="zh_TW" w:bidi="zh_TW"/>
+          </w:rPr>
+          <w:rPr>
+            <w:color w:val="0000EE"/>
+            <w:u w:val="single"/>
+          </w:rPr>
+          <w:t>17</w:t>
+        </w:r>
+      </w:hyperlink>
+      <w:r>
+        <w:rPr>
+          <w:lang w:val="zh_TW" w:bidi="zh_TW"/>
+        </w:rPr>
+        <w:t>章）被認為是未來的敵基督，牠將在世界歷史的最後時刻出現，並將在基督再來時被祂擊敗。基督將審判世界，並建立祂在地上的千禧年王國。</w:t>
+      </w:r>
+    </w:p>
+    <w:p>
+      <w:pPr/>
+      <w:r>
+        <w:rPr>
+          <w:lang w:val="zh_TW" w:bidi="zh_TW"/>
+        </w:rPr>
+      </w:r>
+      <w:r>
+        <w:rPr>
+          <w:lang w:val="zh_TW" w:bidi="zh_TW"/>
+        </w:rPr>
+        <w:t>早期解經家也有類似觀點，例如殉道者游斯丁（Justin Martyr，卒於164年）、愛任紐（卒於約195年）、希坡律陀（Hippolytus，卒於236年）和彼他的維克多納（Victorinus，卒於約303年）。自19世紀以來，這種未來派的方法重新受到重視，並在今天的福音派中流行。</w:t>
+      </w:r>
+    </w:p>
+    <w:p>
+      <w:pPr>
+        <w:pStyle w:val="Heading4"/>
+      </w:pPr>
+      <w:r>
+        <w:rPr>
+          <w:lang w:val="zh_TW" w:bidi="zh_TW"/>
+        </w:rPr>
+        <w:t>歷史派（Historicist）</w:t>
+      </w:r>
+    </w:p>
+    <w:p>
+      <w:pPr/>
+      <w:r>
+        <w:rPr>
+          <w:lang w:val="zh_TW" w:bidi="zh_TW"/>
+        </w:rPr>
+      </w:r>
+      <w:r>
+        <w:rPr>
+          <w:lang w:val="zh_TW" w:bidi="zh_TW"/>
+        </w:rPr>
+        <w:t>正如這個詞所暗示，這種觀點將啟示錄視為歷史的預言概覽。它起源於佛羅倫薩的約阿希姆（Joachim of Floris，卒於1202年），他聲稱見到特別的異象，揭示神對不同時代的計劃。</w:t>
+      </w:r>
+      <w:r>
+        <w:rPr>
+          <w:lang w:val="zh_TW" w:bidi="zh_TW"/>
+        </w:rPr>
+        <w:t>他將啟示錄中的1260天，解釋為一年代表一天</w:t>
+      </w:r>
+      <w:r>
+        <w:rPr>
+          <w:lang w:val="zh_TW" w:bidi="zh_TW"/>
+        </w:rPr>
+        <w:t>。</w:t>
+      </w:r>
+      <w:r>
+        <w:rPr>
+          <w:lang w:val="zh_TW" w:bidi="zh_TW"/>
+        </w:rPr>
+        <w:t>他主張啟示錄是預言，描述了從使徒時代到約阿希姆時代期間的西方歷史</w:t>
+      </w:r>
+      <w:r>
+        <w:rPr>
+          <w:lang w:val="zh_TW" w:bidi="zh_TW"/>
+        </w:rPr>
+        <w:t>。</w:t>
+      </w:r>
+      <w:r>
+        <w:rPr>
+          <w:lang w:val="zh_TW" w:bidi="zh_TW"/>
+        </w:rPr>
+        <w:t>這種解釋方法發展出不同的應用，其共同的特點在於，將敵基督和巴比倫的形象連上羅馬帝國以及教皇制度</w:t>
+      </w:r>
+      <w:r>
+        <w:rPr>
+          <w:lang w:val="zh_TW" w:bidi="zh_TW"/>
+        </w:rPr>
+        <w:t>。後來，路德（Luther）、加爾文（Calvin）和其他宗教改革者也吸納了這種看法。</w:t>
+      </w:r>
+    </w:p>
+    <w:p>
+      <w:pPr>
+        <w:pStyle w:val="Heading4"/>
+      </w:pPr>
+      <w:r>
+        <w:rPr>
+          <w:lang w:val="zh_TW" w:bidi="zh_TW"/>
+        </w:rPr>
+        <w:t>過去派（Preterist）</w:t>
+      </w:r>
+    </w:p>
+    <w:p>
+      <w:pPr/>
+      <w:r>
+        <w:rPr>
+          <w:lang w:val="zh_TW" w:bidi="zh_TW"/>
+        </w:rPr>
+      </w:r>
+      <w:r>
+        <w:rPr>
+          <w:lang w:val="zh_TW" w:bidi="zh_TW"/>
+        </w:rPr>
+        <w:t>根據這種看法，啟示錄要處理的，是作者身處時代中的社會問題。</w:t>
+      </w:r>
+      <w:r>
+        <w:rPr>
+          <w:lang w:val="zh_TW" w:bidi="zh_TW"/>
+        </w:rPr>
+        <w:t>因此，啟示錄的主要內容，被認為是針對約翰所處時代的事件</w:t>
+      </w:r>
+      <w:r>
+        <w:rPr>
+          <w:lang w:val="zh_TW" w:bidi="zh_TW"/>
+        </w:rPr>
+        <w:t>。獸（第</w:t>
+      </w:r>
+      <w:hyperlink r:id="rId43">
+        <w:r>
+          <w:rPr>
+            <w:lang w:val="zh_TW" w:bidi="zh_TW"/>
+          </w:rPr>
+          <w:rPr>
+            <w:color w:val="0000EE"/>
+            <w:u w:val="single"/>
+          </w:rPr>
+          <w:t>13</w:t>
+        </w:r>
+      </w:hyperlink>
+      <w:r>
+        <w:rPr>
+          <w:lang w:val="zh_TW" w:bidi="zh_TW"/>
+        </w:rPr>
+        <w:t>章）被認定為是羅馬帝國和</w:t>
+      </w:r>
+      <w:r>
+        <w:rPr>
+          <w:lang w:val="zh_TW" w:bidi="zh_TW"/>
+        </w:rPr>
+        <w:t>帝國祭司</w:t>
+      </w:r>
+      <w:r>
+        <w:rPr>
+          <w:lang w:val="zh_TW" w:bidi="zh_TW"/>
+        </w:rPr>
+        <w:t>。這個觀點為許多當代學者接受。</w:t>
+      </w:r>
+    </w:p>
+    <w:p>
+      <w:pPr>
+        <w:pStyle w:val="Heading4"/>
+      </w:pPr>
+      <w:r>
+        <w:rPr>
+          <w:lang w:val="zh_TW" w:bidi="zh_TW"/>
+        </w:rPr>
+        <w:t>理想派（Idealist）</w:t>
+      </w:r>
+    </w:p>
+    <w:p>
+      <w:pPr/>
+      <w:r>
+        <w:rPr>
+          <w:lang w:val="zh_TW" w:bidi="zh_TW"/>
+        </w:rPr>
+      </w:r>
+      <w:r>
+        <w:rPr>
+          <w:lang w:val="zh_TW" w:bidi="zh_TW"/>
+        </w:rPr>
+        <w:t>這種解釋啟示錄的方法，認為啟示錄的性質基本上是具詩意、象徵和屬靈的。因此，啟示錄並無預測任何具體的歷史事件；</w:t>
+      </w:r>
+      <w:r>
+        <w:rPr>
+          <w:lang w:val="zh_TW" w:bidi="zh_TW"/>
+        </w:rPr>
+        <w:t>相反，啟示錄闡述的是善惡之爭的永恆真理，貫穿整個教會時代。這個解釋體系，較其它三種方法更晚出現</w:t>
+      </w:r>
+      <w:r>
+        <w:rPr>
+          <w:lang w:val="zh_TW" w:bidi="zh_TW"/>
+        </w:rPr>
+        <w:t>。</w:t>
+      </w:r>
+    </w:p>
+    <w:p>
+      <w:pPr>
+        <w:pStyle w:val="Heading3"/>
+      </w:pPr>
+      <w:r>
+        <w:rPr>
+          <w:lang w:val="zh_TW" w:bidi="zh_TW"/>
+        </w:rPr>
+        <w:t>目的與教導</w:t>
+      </w:r>
+    </w:p>
+    <w:p>
+      <w:pPr/>
+      <w:r>
+        <w:rPr>
+          <w:lang w:val="zh_TW" w:bidi="zh_TW"/>
+        </w:rPr>
+      </w:r>
+      <w:r>
+        <w:rPr>
+          <w:lang w:val="zh_TW" w:bidi="zh_TW"/>
+        </w:rPr>
+        <w:t>新約學者</w:t>
+      </w:r>
+      <w:r>
+        <w:rPr>
+          <w:lang w:val="zh_TW" w:bidi="zh_TW"/>
+        </w:rPr>
+        <w:t>司威特</w:t>
+      </w:r>
+      <w:r>
+        <w:rPr>
+          <w:lang w:val="zh_TW" w:bidi="zh_TW"/>
+        </w:rPr>
+        <w:t>（H. B. Swete）</w:t>
+      </w:r>
+      <w:r>
+        <w:rPr>
+          <w:lang w:val="zh_TW" w:bidi="zh_TW"/>
+        </w:rPr>
+        <w:t>曾這樣描述啟示錄</w:t>
+      </w:r>
+      <w:r>
+        <w:rPr>
+          <w:lang w:val="zh_TW" w:bidi="zh_TW"/>
+        </w:rPr>
+        <w:t>：「在形式上，它是一封書信，包含了一個天啟預言；在屬靈層面上，它是一種牧養。」約翰作為先知，領受呼召</w:t>
+      </w:r>
+      <w:r>
+        <w:rPr>
+          <w:lang w:val="zh_TW" w:bidi="zh_TW"/>
+        </w:rPr>
+        <w:t>分辨真實與虛假的信仰</w:t>
+      </w:r>
+      <w:r>
+        <w:rPr>
+          <w:lang w:val="zh_TW" w:bidi="zh_TW"/>
+        </w:rPr>
+        <w:t>，</w:t>
+      </w:r>
+      <w:r>
+        <w:rPr>
+          <w:lang w:val="zh_TW" w:bidi="zh_TW"/>
+        </w:rPr>
+        <w:t>揭露亞細亞各教會的失敗</w:t>
+      </w:r>
+      <w:r>
+        <w:rPr>
+          <w:lang w:val="zh_TW" w:bidi="zh_TW"/>
+        </w:rPr>
+        <w:t>。他希望解釋基督徒的苦難和殉道，</w:t>
+      </w:r>
+      <w:r>
+        <w:rPr>
+          <w:lang w:val="zh_TW" w:bidi="zh_TW"/>
+        </w:rPr>
+        <w:t>以耶穌的死與復戰勝邪惡的勝利為背景</w:t>
+      </w:r>
+      <w:r>
+        <w:rPr>
+          <w:lang w:val="zh_TW" w:bidi="zh_TW"/>
+        </w:rPr>
+        <w:t>，藉此鼓勵真正的基督門徒。約翰關心的是殉道者（例如安提帕，</w:t>
+      </w:r>
+      <w:hyperlink r:id="rId55">
+        <w:r>
+          <w:rPr>
+            <w:lang w:val="zh_TW" w:bidi="zh_TW"/>
+          </w:rPr>
+          <w:rPr>
+            <w:color w:val="0000EE"/>
+            <w:u w:val="single"/>
+          </w:rPr>
+          <w:t>2:13</w:t>
         </w:r>
       </w:hyperlink>
       <w:r>
@@ -757,10 +2658,826 @@
         </w:rPr>
         <w:t>）</w:t>
       </w:r>
-    </w:p>
-    <w:p>
-      <w:pPr>
-        <w:pStyle w:val="ListBullet"/>
+      <w:r>
+        <w:rPr>
+          <w:lang w:val="zh_TW" w:bidi="zh_TW"/>
+        </w:rPr>
+        <w:t>將得到平反</w:t>
+      </w:r>
+      <w:r>
+        <w:rPr>
+          <w:lang w:val="zh_TW" w:bidi="zh_TW"/>
+        </w:rPr>
+        <w:t>。他揭示了邪惡以及那些跟隨獸的人的結局（</w:t>
+      </w:r>
+      <w:hyperlink r:id="rId56">
+        <w:r>
+          <w:rPr>
+            <w:lang w:val="zh_TW" w:bidi="zh_TW"/>
+          </w:rPr>
+          <w:rPr>
+            <w:color w:val="0000EE"/>
+            <w:u w:val="single"/>
+          </w:rPr>
+          <w:t>19:20–21</w:t>
+        </w:r>
+      </w:hyperlink>
+      <w:r>
+        <w:rPr>
+          <w:lang w:val="zh_TW" w:bidi="zh_TW"/>
+        </w:rPr>
+        <w:t>，</w:t>
+      </w:r>
+      <w:hyperlink r:id="rId57">
+        <w:r>
+          <w:rPr>
+            <w:lang w:val="zh_TW" w:bidi="zh_TW"/>
+          </w:rPr>
+          <w:rPr>
+            <w:color w:val="0000EE"/>
+            <w:u w:val="single"/>
+          </w:rPr>
+          <w:t>20:10、15</w:t>
+        </w:r>
+      </w:hyperlink>
+      <w:r>
+        <w:rPr>
+          <w:lang w:val="zh_TW" w:bidi="zh_TW"/>
+        </w:rPr>
+        <w:t>），並描述羔羊和跟隨祂的人最終將會得勝。</w:t>
+      </w:r>
+    </w:p>
+    <w:p>
+      <w:pPr>
+        <w:pStyle w:val="Heading3"/>
+      </w:pPr>
+      <w:r>
+        <w:rPr>
+          <w:lang w:val="zh_TW" w:bidi="zh_TW"/>
+        </w:rPr>
+        <w:t>內容</w:t>
+      </w:r>
+    </w:p>
+    <w:p>
+      <w:pPr/>
+      <w:r>
+        <w:rPr>
+          <w:lang w:val="zh_TW" w:bidi="zh_TW"/>
+        </w:rPr>
+      </w:r>
+      <w:r>
+        <w:rPr>
+          <w:lang w:val="zh_TW" w:bidi="zh_TW"/>
+        </w:rPr>
+        <w:t>啟示錄的主要內容，以七項為一個系列，有些較為明確，有些較為隱藏，如：七個教會（</w:t>
+      </w:r>
+      <w:hyperlink r:id="rId58">
+        <w:r>
+          <w:rPr>
+            <w:lang w:val="zh_TW" w:bidi="zh_TW"/>
+          </w:rPr>
+          <w:rPr>
+            <w:color w:val="0000EE"/>
+            <w:u w:val="single"/>
+          </w:rPr>
+          <w:t>2–3</w:t>
+        </w:r>
+      </w:hyperlink>
+      <w:r>
+        <w:rPr>
+          <w:lang w:val="zh_TW" w:bidi="zh_TW"/>
+        </w:rPr>
+        <w:t>章）、七個印（</w:t>
+      </w:r>
+      <w:hyperlink r:id="rId59">
+        <w:r>
+          <w:rPr>
+            <w:lang w:val="zh_TW" w:bidi="zh_TW"/>
+          </w:rPr>
+          <w:rPr>
+            <w:color w:val="0000EE"/>
+            <w:u w:val="single"/>
+          </w:rPr>
+          <w:t>6–7</w:t>
+        </w:r>
+      </w:hyperlink>
+      <w:r>
+        <w:rPr>
+          <w:lang w:val="zh_TW" w:bidi="zh_TW"/>
+        </w:rPr>
+        <w:t>章）、七個號角（</w:t>
+      </w:r>
+      <w:hyperlink r:id="rId60">
+        <w:r>
+          <w:rPr>
+            <w:lang w:val="zh_TW" w:bidi="zh_TW"/>
+          </w:rPr>
+          <w:rPr>
+            <w:color w:val="0000EE"/>
+            <w:u w:val="single"/>
+          </w:rPr>
+          <w:t>8–11</w:t>
+        </w:r>
+      </w:hyperlink>
+      <w:r>
+        <w:rPr>
+          <w:lang w:val="zh_TW" w:bidi="zh_TW"/>
+        </w:rPr>
+        <w:t>章）、七個碗（</w:t>
+      </w:r>
+      <w:hyperlink r:id="rId61">
+        <w:r>
+          <w:rPr>
+            <w:lang w:val="zh_TW" w:bidi="zh_TW"/>
+          </w:rPr>
+          <w:rPr>
+            <w:color w:val="0000EE"/>
+            <w:u w:val="single"/>
+          </w:rPr>
+          <w:t>16–18</w:t>
+        </w:r>
+      </w:hyperlink>
+      <w:r>
+        <w:rPr>
+          <w:lang w:val="zh_TW" w:bidi="zh_TW"/>
+        </w:rPr>
+        <w:t>章）、七個末後的事（</w:t>
+      </w:r>
+      <w:hyperlink r:id="rId62">
+        <w:r>
+          <w:rPr>
+            <w:lang w:val="zh_TW" w:bidi="zh_TW"/>
+          </w:rPr>
+          <w:rPr>
+            <w:color w:val="0000EE"/>
+            <w:u w:val="single"/>
+          </w:rPr>
+          <w:t>19–22</w:t>
+        </w:r>
+      </w:hyperlink>
+      <w:r>
+        <w:rPr>
+          <w:lang w:val="zh_TW" w:bidi="zh_TW"/>
+        </w:rPr>
+        <w:t xml:space="preserve"> 章）。我們也可以將內容分為四個關鍵的異象：（1）人子在七個教會中的異象（</w:t>
+      </w:r>
+      <w:hyperlink r:id="rId53">
+        <w:r>
+          <w:rPr>
+            <w:lang w:val="zh_TW" w:bidi="zh_TW"/>
+          </w:rPr>
+          <w:rPr>
+            <w:color w:val="0000EE"/>
+            <w:u w:val="single"/>
+          </w:rPr>
+          <w:t>1–3</w:t>
+        </w:r>
+      </w:hyperlink>
+      <w:r>
+        <w:rPr>
+          <w:lang w:val="zh_TW" w:bidi="zh_TW"/>
+        </w:rPr>
+        <w:t>章）；（2）七封印書卷、七個號角和七個碗的異象（</w:t>
+      </w:r>
+      <w:hyperlink r:id="rId63">
+        <w:r>
+          <w:rPr>
+            <w:lang w:val="zh_TW" w:bidi="zh_TW"/>
+          </w:rPr>
+          <w:rPr>
+            <w:color w:val="0000EE"/>
+            <w:u w:val="single"/>
+          </w:rPr>
+          <w:t>4:1–19:10</w:t>
+        </w:r>
+      </w:hyperlink>
+      <w:r>
+        <w:rPr>
+          <w:lang w:val="zh_TW" w:bidi="zh_TW"/>
+        </w:rPr>
+        <w:t>）；（3）基督再來和這個時代終結的異象（</w:t>
+      </w:r>
+      <w:hyperlink r:id="rId64">
+        <w:r>
+          <w:rPr>
+            <w:lang w:val="zh_TW" w:bidi="zh_TW"/>
+          </w:rPr>
+          <w:rPr>
+            <w:color w:val="0000EE"/>
+            <w:u w:val="single"/>
+          </w:rPr>
+          <w:t>19:11–20:15</w:t>
+        </w:r>
+      </w:hyperlink>
+      <w:r>
+        <w:rPr>
+          <w:lang w:val="zh_TW" w:bidi="zh_TW"/>
+        </w:rPr>
+        <w:t>）；（4）新天新地的異象（</w:t>
+      </w:r>
+      <w:hyperlink r:id="rId65">
+        <w:r>
+          <w:rPr>
+            <w:lang w:val="zh_TW" w:bidi="zh_TW"/>
+          </w:rPr>
+          <w:rPr>
+            <w:color w:val="0000EE"/>
+            <w:u w:val="single"/>
+          </w:rPr>
+          <w:t>21–22</w:t>
+        </w:r>
+      </w:hyperlink>
+      <w:r>
+        <w:rPr>
+          <w:lang w:val="zh_TW" w:bidi="zh_TW"/>
+        </w:rPr>
+        <w:t xml:space="preserve"> 章）。</w:t>
+      </w:r>
+    </w:p>
+    <w:p>
+      <w:pPr>
+        <w:pStyle w:val="Heading4"/>
+      </w:pPr>
+      <w:r>
+        <w:rPr>
+          <w:lang w:val="zh_TW" w:bidi="zh_TW"/>
+        </w:rPr>
+        <w:t>約翰的介紹（</w:t>
+      </w:r>
+      <w:hyperlink r:id="rId66">
+        <w:r>
+          <w:rPr>
+            <w:lang w:val="zh_TW" w:bidi="zh_TW"/>
+          </w:rPr>
+          <w:rPr>
+            <w:color w:val="0000EE"/>
+            <w:u w:val="single"/>
+          </w:rPr>
+          <w:t>1:1–8</w:t>
+        </w:r>
+      </w:hyperlink>
+      <w:r>
+        <w:rPr>
+          <w:lang w:val="zh_TW" w:bidi="zh_TW"/>
+        </w:rPr>
+        <w:t>）</w:t>
+      </w:r>
+    </w:p>
+    <w:p>
+      <w:pPr/>
+      <w:r>
+        <w:rPr>
+          <w:lang w:val="zh_TW" w:bidi="zh_TW"/>
+        </w:rPr>
+      </w:r>
+      <w:r>
+        <w:rPr>
+          <w:lang w:val="zh_TW" w:bidi="zh_TW"/>
+        </w:rPr>
+        <w:t>啟示錄的首三章構成一個單元，相對較易理解，是</w:t>
+      </w:r>
+      <w:r>
+        <w:rPr>
+          <w:lang w:val="zh_TW" w:bidi="zh_TW"/>
+        </w:rPr>
+        <w:t>最為人熟知</w:t>
+      </w:r>
+      <w:r>
+        <w:rPr>
+          <w:lang w:val="zh_TW" w:bidi="zh_TW"/>
+        </w:rPr>
+        <w:t>的部份，包括了整書卷的介紹（</w:t>
+      </w:r>
+      <w:hyperlink r:id="rId66">
+        <w:r>
+          <w:rPr>
+            <w:lang w:val="zh_TW" w:bidi="zh_TW"/>
+          </w:rPr>
+          <w:rPr>
+            <w:color w:val="0000EE"/>
+            <w:u w:val="single"/>
+          </w:rPr>
+          <w:t>1:1–8</w:t>
+        </w:r>
+      </w:hyperlink>
+      <w:r>
+        <w:rPr>
+          <w:lang w:val="zh_TW" w:bidi="zh_TW"/>
+        </w:rPr>
+        <w:t>）、第一個異象，即人子在七個燈</w:t>
+      </w:r>
+      <w:r>
+        <w:rPr>
+          <w:lang w:val="zh_TW" w:bidi="zh_TW"/>
+        </w:rPr>
+        <w:t>臺</w:t>
+      </w:r>
+      <w:r>
+        <w:rPr>
+          <w:lang w:val="zh_TW" w:bidi="zh_TW"/>
+        </w:rPr>
+        <w:t>中間的異象（</w:t>
+      </w:r>
+      <w:hyperlink r:id="rId67">
+        <w:r>
+          <w:rPr>
+            <w:lang w:val="zh_TW" w:bidi="zh_TW"/>
+          </w:rPr>
+          <w:rPr>
+            <w:color w:val="0000EE"/>
+            <w:u w:val="single"/>
+          </w:rPr>
+          <w:t>1:9–20</w:t>
+        </w:r>
+      </w:hyperlink>
+      <w:r>
+        <w:rPr>
+          <w:lang w:val="zh_TW" w:bidi="zh_TW"/>
+        </w:rPr>
+        <w:t>），以及給亞細亞七個教會的</w:t>
+      </w:r>
+      <w:r>
+        <w:rPr>
+          <w:lang w:val="zh_TW" w:bidi="zh_TW"/>
+        </w:rPr>
+        <w:t>書信或信息</w:t>
+      </w:r>
+      <w:r>
+        <w:rPr>
+          <w:lang w:val="zh_TW" w:bidi="zh_TW"/>
+        </w:rPr>
+        <w:t>（</w:t>
+      </w:r>
+      <w:hyperlink r:id="rId58">
+        <w:r>
+          <w:rPr>
+            <w:lang w:val="zh_TW" w:bidi="zh_TW"/>
+          </w:rPr>
+          <w:rPr>
+            <w:color w:val="0000EE"/>
+            <w:u w:val="single"/>
+          </w:rPr>
+          <w:t>2:1–3:22</w:t>
+        </w:r>
+      </w:hyperlink>
+      <w:r>
+        <w:rPr>
+          <w:lang w:val="zh_TW" w:bidi="zh_TW"/>
+        </w:rPr>
+        <w:t>）。</w:t>
+      </w:r>
+    </w:p>
+    <w:p>
+      <w:pPr/>
+      <w:r>
+        <w:rPr>
+          <w:lang w:val="zh_TW" w:bidi="zh_TW"/>
+        </w:rPr>
+      </w:r>
+      <w:r>
+        <w:rPr>
+          <w:lang w:val="zh_TW" w:bidi="zh_TW"/>
+        </w:rPr>
+        <w:t>首八節經文是全書的引言</w:t>
+      </w:r>
+      <w:r>
+        <w:rPr>
+          <w:lang w:val="zh_TW" w:bidi="zh_TW"/>
+        </w:rPr>
+        <w:t>，充滿了神學意義和細節。在簡短的序言之後（</w:t>
+      </w:r>
+      <w:hyperlink r:id="rId68">
+        <w:r>
+          <w:rPr>
+            <w:lang w:val="zh_TW" w:bidi="zh_TW"/>
+          </w:rPr>
+          <w:rPr>
+            <w:color w:val="0000EE"/>
+            <w:u w:val="single"/>
+          </w:rPr>
+          <w:t>1:1–3</w:t>
+        </w:r>
+      </w:hyperlink>
+      <w:r>
+        <w:rPr>
+          <w:lang w:val="zh_TW" w:bidi="zh_TW"/>
+        </w:rPr>
+        <w:t>），約翰以古代書信格式，加以擴展，並</w:t>
+      </w:r>
+      <w:r>
+        <w:rPr>
+          <w:lang w:val="zh_TW" w:bidi="zh_TW"/>
+        </w:rPr>
+        <w:t>將這卷書寫給亞細亞的七個教會</w:t>
+      </w:r>
+      <w:r>
+        <w:rPr>
+          <w:lang w:val="zh_TW" w:bidi="zh_TW"/>
+        </w:rPr>
+        <w:t>（</w:t>
+      </w:r>
+      <w:hyperlink r:id="rId69">
+        <w:r>
+          <w:rPr>
+            <w:lang w:val="zh_TW" w:bidi="zh_TW"/>
+          </w:rPr>
+          <w:rPr>
+            <w:color w:val="0000EE"/>
+            <w:u w:val="single"/>
+          </w:rPr>
+          <w:t>4–8節</w:t>
+        </w:r>
+      </w:hyperlink>
+      <w:r>
+        <w:rPr>
+          <w:lang w:val="zh_TW" w:bidi="zh_TW"/>
+        </w:rPr>
+        <w:t>）。</w:t>
+      </w:r>
+    </w:p>
+    <w:p>
+      <w:pPr>
+        <w:pStyle w:val="Heading4"/>
+      </w:pPr>
+      <w:r>
+        <w:rPr>
+          <w:lang w:val="zh_TW" w:bidi="zh_TW"/>
+        </w:rPr>
+        <w:t>燈</w:t>
+      </w:r>
+      <w:r>
+        <w:rPr>
+          <w:lang w:val="zh_TW" w:bidi="zh_TW"/>
+        </w:rPr>
+        <w:t>臺</w:t>
+      </w:r>
+      <w:r>
+        <w:rPr>
+          <w:lang w:val="zh_TW" w:bidi="zh_TW"/>
+        </w:rPr>
+        <w:t>中的人子（</w:t>
+      </w:r>
+      <w:hyperlink r:id="rId67">
+        <w:r>
+          <w:rPr>
+            <w:lang w:val="zh_TW" w:bidi="zh_TW"/>
+          </w:rPr>
+          <w:rPr>
+            <w:color w:val="0000EE"/>
+            <w:u w:val="single"/>
+          </w:rPr>
+          <w:t>1:9–20</w:t>
+        </w:r>
+      </w:hyperlink>
+      <w:r>
+        <w:rPr>
+          <w:lang w:val="zh_TW" w:bidi="zh_TW"/>
+        </w:rPr>
+        <w:t>）</w:t>
+      </w:r>
+    </w:p>
+    <w:p>
+      <w:pPr/>
+      <w:r>
+        <w:rPr>
+          <w:lang w:val="zh_TW" w:bidi="zh_TW"/>
+        </w:rPr>
+      </w:r>
+      <w:r>
+        <w:rPr>
+          <w:lang w:val="zh_TW" w:bidi="zh_TW"/>
+        </w:rPr>
+        <w:t>在簡略</w:t>
+      </w:r>
+      <w:r>
+        <w:rPr>
+          <w:lang w:val="zh_TW" w:bidi="zh_TW"/>
+        </w:rPr>
+        <w:t>說明異象的</w:t>
+      </w:r>
+      <w:r>
+        <w:rPr>
+          <w:lang w:val="zh_TW" w:bidi="zh_TW"/>
+        </w:rPr>
+        <w:t>歷史背景後（</w:t>
+      </w:r>
+      <w:hyperlink r:id="rId70">
+        <w:r>
+          <w:rPr>
+            <w:lang w:val="zh_TW" w:bidi="zh_TW"/>
+          </w:rPr>
+          <w:rPr>
+            <w:color w:val="0000EE"/>
+            <w:u w:val="single"/>
+          </w:rPr>
+          <w:t>1:9–11</w:t>
+        </w:r>
+      </w:hyperlink>
+      <w:r>
+        <w:rPr>
+          <w:lang w:val="zh_TW" w:bidi="zh_TW"/>
+        </w:rPr>
+        <w:t>），約翰描述了他</w:t>
+      </w:r>
+      <w:r>
+        <w:rPr>
+          <w:lang w:val="zh_TW" w:bidi="zh_TW"/>
+        </w:rPr>
+        <w:t>所見</w:t>
+      </w:r>
+      <w:r>
+        <w:rPr>
+          <w:lang w:val="zh_TW" w:bidi="zh_TW"/>
+        </w:rPr>
+        <w:t>的異象：他看到「</w:t>
+      </w:r>
+      <w:r>
+        <w:rPr>
+          <w:lang w:val="zh_TW" w:bidi="zh_TW"/>
+        </w:rPr>
+        <w:t>一位好像人子</w:t>
+      </w:r>
+      <w:r>
+        <w:rPr>
+          <w:lang w:val="zh_TW" w:bidi="zh_TW"/>
+        </w:rPr>
+        <w:t>」在七個金燈</w:t>
+      </w:r>
+      <w:r>
+        <w:rPr>
+          <w:lang w:val="zh_TW" w:bidi="zh_TW"/>
+        </w:rPr>
+        <w:t>臺</w:t>
+      </w:r>
+      <w:r>
+        <w:rPr>
+          <w:lang w:val="zh_TW" w:bidi="zh_TW"/>
+        </w:rPr>
+        <w:t>中行走（</w:t>
+      </w:r>
+      <w:hyperlink r:id="rId71">
+        <w:r>
+          <w:rPr>
+            <w:lang w:val="zh_TW" w:bidi="zh_TW"/>
+          </w:rPr>
+          <w:rPr>
+            <w:color w:val="0000EE"/>
+            <w:u w:val="single"/>
+          </w:rPr>
+          <w:t>12–16節</w:t>
+        </w:r>
+      </w:hyperlink>
+      <w:r>
+        <w:rPr>
+          <w:lang w:val="zh_TW" w:bidi="zh_TW"/>
+        </w:rPr>
+        <w:t>）。這人自稱是被高舉的主，耶穌基督（</w:t>
+      </w:r>
+      <w:hyperlink r:id="rId72">
+        <w:r>
+          <w:rPr>
+            <w:lang w:val="zh_TW" w:bidi="zh_TW"/>
+          </w:rPr>
+          <w:rPr>
+            <w:color w:val="0000EE"/>
+            <w:u w:val="single"/>
+          </w:rPr>
+          <w:t>17–18節</w:t>
+        </w:r>
+      </w:hyperlink>
+      <w:r>
+        <w:rPr>
+          <w:lang w:val="zh_TW" w:bidi="zh_TW"/>
+        </w:rPr>
+        <w:t>），然後解釋了這個象徵性異象的意義（</w:t>
+      </w:r>
+      <w:hyperlink r:id="rId73">
+        <w:r>
+          <w:rPr>
+            <w:lang w:val="zh_TW" w:bidi="zh_TW"/>
+          </w:rPr>
+          <w:rPr>
+            <w:color w:val="0000EE"/>
+            <w:u w:val="single"/>
+          </w:rPr>
+          <w:t>19–20節</w:t>
+        </w:r>
+      </w:hyperlink>
+      <w:r>
+        <w:rPr>
+          <w:lang w:val="zh_TW" w:bidi="zh_TW"/>
+        </w:rPr>
+        <w:t>）。最後，主向亞細亞的七個教會</w:t>
+      </w:r>
+      <w:r>
+        <w:rPr>
+          <w:lang w:val="zh_TW" w:bidi="zh_TW"/>
+        </w:rPr>
+        <w:t>分別傳達</w:t>
+      </w:r>
+      <w:r>
+        <w:rPr>
+          <w:lang w:val="zh_TW" w:bidi="zh_TW"/>
+        </w:rPr>
+        <w:t>了相當仔細且具體的信息（</w:t>
+      </w:r>
+      <w:hyperlink r:id="rId58">
+        <w:r>
+          <w:rPr>
+            <w:lang w:val="zh_TW" w:bidi="zh_TW"/>
+          </w:rPr>
+          <w:rPr>
+            <w:color w:val="0000EE"/>
+            <w:u w:val="single"/>
+          </w:rPr>
+          <w:t>2:1–3:22</w:t>
+        </w:r>
+      </w:hyperlink>
+      <w:r>
+        <w:rPr>
+          <w:lang w:val="zh_TW" w:bidi="zh_TW"/>
+        </w:rPr>
+        <w:t>）。</w:t>
+      </w:r>
+    </w:p>
+    <w:p>
+      <w:pPr>
+        <w:pStyle w:val="Heading4"/>
+      </w:pPr>
+      <w:r>
+        <w:rPr>
+          <w:lang w:val="zh_TW" w:bidi="zh_TW"/>
+        </w:rPr>
+        <w:t>給七個教會的信（</w:t>
+      </w:r>
+      <w:hyperlink r:id="rId58">
+        <w:r>
+          <w:rPr>
+            <w:lang w:val="zh_TW" w:bidi="zh_TW"/>
+          </w:rPr>
+          <w:rPr>
+            <w:color w:val="0000EE"/>
+            <w:u w:val="single"/>
+          </w:rPr>
+          <w:t>2:1–3:22</w:t>
+        </w:r>
+      </w:hyperlink>
+      <w:r>
+        <w:rPr>
+          <w:lang w:val="zh_TW" w:bidi="zh_TW"/>
+        </w:rPr>
+        <w:t>）</w:t>
+      </w:r>
+    </w:p>
+    <w:p>
+      <w:pPr/>
+      <w:r>
+        <w:rPr>
+          <w:lang w:val="zh_TW" w:bidi="zh_TW"/>
+        </w:rPr>
+      </w:r>
+      <w:r>
+        <w:rPr>
+          <w:lang w:val="zh_TW" w:bidi="zh_TW"/>
+        </w:rPr>
+        <w:t>這七個教會具有典型又有代表性的特質——順服和不順服都有，這些特質是對歷代所有教會的持續提醒（參</w:t>
+      </w:r>
+      <w:hyperlink r:id="rId74">
+        <w:r>
+          <w:rPr>
+            <w:lang w:val="zh_TW" w:bidi="zh_TW"/>
+          </w:rPr>
+          <w:rPr>
+            <w:color w:val="0000EE"/>
+            <w:u w:val="single"/>
+          </w:rPr>
+          <w:t>2:7、11、17、29</w:t>
+        </w:r>
+      </w:hyperlink>
+      <w:r>
+        <w:rPr>
+          <w:lang w:val="zh_TW" w:bidi="zh_TW"/>
+        </w:rPr>
+        <w:t>，</w:t>
+      </w:r>
+      <w:hyperlink r:id="rId75">
+        <w:r>
+          <w:rPr>
+            <w:lang w:val="zh_TW" w:bidi="zh_TW"/>
+          </w:rPr>
+          <w:rPr>
+            <w:color w:val="0000EE"/>
+            <w:u w:val="single"/>
+          </w:rPr>
+          <w:t>3:6、13、22</w:t>
+        </w:r>
+      </w:hyperlink>
+      <w:r>
+        <w:rPr>
+          <w:lang w:val="zh_TW" w:bidi="zh_TW"/>
+        </w:rPr>
+        <w:t>；特別是</w:t>
+      </w:r>
+      <w:hyperlink r:id="rId76">
+        <w:r>
+          <w:rPr>
+            <w:lang w:val="zh_TW" w:bidi="zh_TW"/>
+          </w:rPr>
+          <w:rPr>
+            <w:color w:val="0000EE"/>
+            <w:u w:val="single"/>
+          </w:rPr>
+          <w:t>2:23</w:t>
+        </w:r>
+      </w:hyperlink>
+      <w:r>
+        <w:rPr>
+          <w:lang w:val="zh_TW" w:bidi="zh_TW"/>
+        </w:rPr>
+        <w:t>）。</w:t>
+      </w:r>
+      <w:r>
+        <w:rPr>
+          <w:lang w:val="zh_TW" w:bidi="zh_TW"/>
+        </w:rPr>
+        <w:t>它們的順序</w:t>
+      </w:r>
+      <w:r>
+        <w:rPr>
+          <w:lang w:val="zh_TW" w:bidi="zh_TW"/>
+        </w:rPr>
+        <w:t>（</w:t>
+      </w:r>
+      <w:hyperlink r:id="rId77">
+        <w:r>
+          <w:rPr>
+            <w:lang w:val="zh_TW" w:bidi="zh_TW"/>
+          </w:rPr>
+          <w:rPr>
+            <w:color w:val="0000EE"/>
+            <w:u w:val="single"/>
+          </w:rPr>
+          <w:t>1:11</w:t>
+        </w:r>
+      </w:hyperlink>
+      <w:r>
+        <w:rPr>
+          <w:lang w:val="zh_TW" w:bidi="zh_TW"/>
+        </w:rPr>
+        <w:t>；</w:t>
+      </w:r>
+      <w:hyperlink r:id="rId58">
+        <w:r>
+          <w:rPr>
+            <w:lang w:val="zh_TW" w:bidi="zh_TW"/>
+          </w:rPr>
+          <w:rPr>
+            <w:color w:val="0000EE"/>
+            <w:u w:val="single"/>
+          </w:rPr>
+          <w:t>2:1–3:22</w:t>
+        </w:r>
+      </w:hyperlink>
+      <w:r>
+        <w:rPr>
+          <w:lang w:val="zh_TW" w:bidi="zh_TW"/>
+        </w:rPr>
+        <w:t>）</w:t>
+      </w:r>
+      <w:r>
+        <w:rPr>
+          <w:lang w:val="zh_TW" w:bidi="zh_TW"/>
+        </w:rPr>
+        <w:t>反映了從以弗所開始、最終到達老底嘉的古代路線</w:t>
+      </w:r>
+      <w:r>
+        <w:rPr>
+          <w:lang w:val="zh_TW" w:bidi="zh_TW"/>
+        </w:rPr>
+        <w:t>。</w:t>
+      </w:r>
+    </w:p>
+    <w:p>
+      <w:pPr/>
+      <w:r>
+        <w:rPr>
+          <w:lang w:val="zh_TW" w:bidi="zh_TW"/>
+        </w:rPr>
+      </w:r>
+      <w:r>
+        <w:rPr>
+          <w:lang w:val="zh_TW" w:bidi="zh_TW"/>
+        </w:rPr>
+        <w:t>每段信息均按照當時的書信格式，由七個部分所組成：</w:t>
+      </w:r>
+    </w:p>
+    <w:p>
+      <w:pPr>
+        <w:pStyle w:val="ListNumber"/>
+        <w:numPr>
+          <w:ilvl w:val="0"/>
+          <w:numId w:val="14"/>
+        </w:numPr>
         <w:spacing w:line="240" w:lineRule="auto"/>
         <w:ind w:left="720"/>
       </w:pPr>
@@ -773,18 +3490,1850 @@
         <w:rPr>
           <w:lang w:val="zh_TW" w:bidi="zh_TW"/>
         </w:rPr>
-        <w:t>巴比倫 （</w:t>
-      </w:r>
-      <w:hyperlink r:id="rId33">
-        <w:r>
-          <w:rPr>
-            <w:lang w:val="zh_TW" w:bidi="zh_TW"/>
-          </w:rPr>
-          <w:rPr>
-            <w:color w:val="0000EE"/>
-            <w:u w:val="single"/>
-          </w:rPr>
-          <w:t>但5:2–3</w:t>
+        <w:t>依照常見格式，七封信皆首先提及收信人的身份：「寫信給以弗所教會的使者……」</w:t>
+      </w:r>
+    </w:p>
+    <w:p>
+      <w:pPr>
+        <w:pStyle w:val="ListNumber"/>
+        <w:spacing w:line="240" w:lineRule="auto"/>
+        <w:ind w:left="720"/>
+      </w:pPr>
+      <w:r>
+        <w:rPr>
+          <w:lang w:val="zh_TW" w:bidi="zh_TW"/>
+        </w:rPr>
+      </w:r>
+      <w:r>
+        <w:rPr>
+          <w:lang w:val="zh_TW" w:bidi="zh_TW"/>
+        </w:rPr>
+        <w:t>然後提到</w:t>
+      </w:r>
+      <w:r>
+        <w:rPr>
+          <w:lang w:val="zh_TW" w:bidi="zh_TW"/>
+        </w:rPr>
+        <w:t>發言者</w:t>
+      </w:r>
+      <w:r>
+        <w:rPr>
+          <w:lang w:val="zh_TW" w:bidi="zh_TW"/>
+        </w:rPr>
+        <w:t>。每段信息的介紹，都會重述基督宏大的異象和身份（</w:t>
+      </w:r>
+      <w:hyperlink r:id="rId78">
+        <w:r>
+          <w:rPr>
+            <w:lang w:val="zh_TW" w:bidi="zh_TW"/>
+          </w:rPr>
+          <w:rPr>
+            <w:color w:val="0000EE"/>
+            <w:u w:val="single"/>
+          </w:rPr>
+          <w:t>1:12–20</w:t>
+        </w:r>
+      </w:hyperlink>
+      <w:r>
+        <w:rPr>
+          <w:lang w:val="zh_TW" w:bidi="zh_TW"/>
+        </w:rPr>
+        <w:t>），例如：「</w:t>
+      </w:r>
+      <w:r>
+        <w:rPr>
+          <w:lang w:val="zh_TW" w:bidi="zh_TW"/>
+        </w:rPr>
+        <w:t>那右手拿着七星、在七個金燈臺中間行走的</w:t>
+      </w:r>
+      <w:r>
+        <w:rPr>
+          <w:lang w:val="zh_TW" w:bidi="zh_TW"/>
+        </w:rPr>
+        <w:t>」（</w:t>
+      </w:r>
+      <w:hyperlink r:id="rId79">
+        <w:r>
+          <w:rPr>
+            <w:lang w:val="zh_TW" w:bidi="zh_TW"/>
+          </w:rPr>
+          <w:rPr>
+            <w:color w:val="0000EE"/>
+            <w:u w:val="single"/>
+          </w:rPr>
+          <w:t>2:1</w:t>
+        </w:r>
+      </w:hyperlink>
+      <w:r>
+        <w:rPr>
+          <w:lang w:val="zh_TW" w:bidi="zh_TW"/>
+        </w:rPr>
+        <w:t>；參見</w:t>
+      </w:r>
+      <w:hyperlink r:id="rId80">
+        <w:r>
+          <w:rPr>
+            <w:lang w:val="zh_TW" w:bidi="zh_TW"/>
+          </w:rPr>
+          <w:rPr>
+            <w:color w:val="0000EE"/>
+            <w:u w:val="single"/>
+          </w:rPr>
+          <w:t>1:13、16</w:t>
+        </w:r>
+      </w:hyperlink>
+      <w:r>
+        <w:rPr>
+          <w:lang w:val="zh_TW" w:bidi="zh_TW"/>
+        </w:rPr>
+        <w:t>）。</w:t>
+      </w:r>
+    </w:p>
+    <w:p>
+      <w:pPr>
+        <w:pStyle w:val="ListNumber"/>
+        <w:spacing w:line="240" w:lineRule="auto"/>
+        <w:ind w:left="720"/>
+      </w:pPr>
+      <w:r>
+        <w:rPr>
+          <w:lang w:val="zh_TW" w:bidi="zh_TW"/>
+        </w:rPr>
+      </w:r>
+      <w:r>
+        <w:rPr>
+          <w:lang w:val="zh_TW" w:bidi="zh_TW"/>
+        </w:rPr>
+        <w:t>接著是發言者的知識</w:t>
+      </w:r>
+      <w:r>
+        <w:rPr>
+          <w:lang w:val="zh_TW" w:bidi="zh_TW"/>
+        </w:rPr>
+        <w:t>。祂深深知道教會的所作所為，以及教會對祂的忠心程度，無論表面情況如何。在給撒狄和老底嘉教會的信息中，評估是完全負面的。基督教會的敵人是欺騙者撒但，牠試圖破壞教會對基督的忠心（</w:t>
+      </w:r>
+      <w:hyperlink r:id="rId81">
+        <w:r>
+          <w:rPr>
+            <w:lang w:val="zh_TW" w:bidi="zh_TW"/>
+          </w:rPr>
+          <w:rPr>
+            <w:color w:val="0000EE"/>
+            <w:u w:val="single"/>
+          </w:rPr>
+          <w:t>2:10、24</w:t>
+        </w:r>
+      </w:hyperlink>
+      <w:r>
+        <w:rPr>
+          <w:lang w:val="zh_TW" w:bidi="zh_TW"/>
+        </w:rPr>
+        <w:t>）。</w:t>
+      </w:r>
+    </w:p>
+    <w:p>
+      <w:pPr>
+        <w:pStyle w:val="ListNumber"/>
+        <w:spacing w:line="240" w:lineRule="auto"/>
+        <w:ind w:left="720"/>
+      </w:pPr>
+      <w:r>
+        <w:rPr>
+          <w:lang w:val="zh_TW" w:bidi="zh_TW"/>
+        </w:rPr>
+      </w:r>
+      <w:r>
+        <w:rPr>
+          <w:lang w:val="zh_TW" w:bidi="zh_TW"/>
+        </w:rPr>
+        <w:t>在評估教會的成就後，</w:t>
+      </w:r>
+      <w:r>
+        <w:rPr>
+          <w:lang w:val="zh_TW" w:bidi="zh_TW"/>
+        </w:rPr>
+        <w:t>發言者</w:t>
+      </w:r>
+      <w:r>
+        <w:rPr>
+          <w:lang w:val="zh_TW" w:bidi="zh_TW"/>
+        </w:rPr>
+        <w:t>會用這樣的話語，宣告對他們狀況的判決，例如「</w:t>
+      </w:r>
+      <w:r>
+        <w:rPr>
+          <w:lang w:val="zh_TW" w:bidi="zh_TW"/>
+        </w:rPr>
+        <w:t>你把起初的愛心離棄了</w:t>
+      </w:r>
+      <w:r>
+        <w:rPr>
+          <w:lang w:val="zh_TW" w:bidi="zh_TW"/>
+        </w:rPr>
+        <w:t>」（</w:t>
+      </w:r>
+      <w:hyperlink r:id="rId82">
+        <w:r>
+          <w:rPr>
+            <w:lang w:val="zh_TW" w:bidi="zh_TW"/>
+          </w:rPr>
+          <w:rPr>
+            <w:color w:val="0000EE"/>
+            <w:u w:val="single"/>
+          </w:rPr>
+          <w:t>2:4</w:t>
+        </w:r>
+      </w:hyperlink>
+      <w:r>
+        <w:rPr>
+          <w:lang w:val="zh_TW" w:bidi="zh_TW"/>
+        </w:rPr>
+        <w:t>）或「</w:t>
+      </w:r>
+      <w:r>
+        <w:rPr>
+          <w:lang w:val="zh_TW" w:bidi="zh_TW"/>
+        </w:rPr>
+        <w:t>其實是死的</w:t>
+      </w:r>
+      <w:r>
+        <w:rPr>
+          <w:lang w:val="zh_TW" w:bidi="zh_TW"/>
+        </w:rPr>
+        <w:t>」（</w:t>
+      </w:r>
+      <w:hyperlink r:id="rId83">
+        <w:r>
+          <w:rPr>
+            <w:lang w:val="zh_TW" w:bidi="zh_TW"/>
+          </w:rPr>
+          <w:rPr>
+            <w:color w:val="0000EE"/>
+            <w:u w:val="single"/>
+          </w:rPr>
+          <w:t>3:1</w:t>
+        </w:r>
+      </w:hyperlink>
+      <w:r>
+        <w:rPr>
+          <w:lang w:val="zh_TW" w:bidi="zh_TW"/>
+        </w:rPr>
+        <w:t>）。其中有兩封信沒有負面的判決（士每拿、非拉鐵非），而有兩封信則沒有讚美的話（撒狄、老底嘉）。在這些信中，所有的不忠都被視為從裡面背叛與基督的關係。</w:t>
+      </w:r>
+    </w:p>
+    <w:p>
+      <w:pPr>
+        <w:pStyle w:val="ListNumber"/>
+        <w:spacing w:line="240" w:lineRule="auto"/>
+        <w:ind w:left="720"/>
+      </w:pPr>
+      <w:r>
+        <w:rPr>
+          <w:lang w:val="zh_TW" w:bidi="zh_TW"/>
+        </w:rPr>
+      </w:r>
+      <w:r>
+        <w:rPr>
+          <w:lang w:val="zh_TW" w:bidi="zh_TW"/>
+        </w:rPr>
+        <w:t>為了糾正或提醒每個教會，耶穌發出了深入的命令。這些命令進一步揭示這些教會自我欺騙的具體情況。</w:t>
+      </w:r>
+    </w:p>
+    <w:p>
+      <w:pPr>
+        <w:pStyle w:val="ListNumber"/>
+        <w:spacing w:line="240" w:lineRule="auto"/>
+        <w:ind w:left="720"/>
+      </w:pPr>
+      <w:r>
+        <w:rPr>
+          <w:lang w:val="zh_TW" w:bidi="zh_TW"/>
+        </w:rPr>
+      </w:r>
+      <w:r>
+        <w:rPr>
+          <w:lang w:val="zh_TW" w:bidi="zh_TW"/>
+        </w:rPr>
+        <w:t>每封信都也有一般的勸告：「聖靈向眾教會所說的話，凡有耳的，就應當聽！」聖靈的話就是基督的話（參見</w:t>
+      </w:r>
+      <w:hyperlink r:id="rId84">
+        <w:r>
+          <w:rPr>
+            <w:lang w:val="zh_TW" w:bidi="zh_TW"/>
+          </w:rPr>
+          <w:rPr>
+            <w:color w:val="0000EE"/>
+            <w:u w:val="single"/>
+          </w:rPr>
+          <w:t>19:10</w:t>
+        </w:r>
+      </w:hyperlink>
+      <w:r>
+        <w:rPr>
+          <w:lang w:val="zh_TW" w:bidi="zh_TW"/>
+        </w:rPr>
+        <w:t>）。</w:t>
+      </w:r>
+    </w:p>
+    <w:p>
+      <w:pPr>
+        <w:pStyle w:val="ListNumber"/>
+        <w:spacing w:line="240" w:lineRule="auto"/>
+        <w:ind w:left="720"/>
+      </w:pPr>
+      <w:r>
+        <w:rPr>
+          <w:lang w:val="zh_TW" w:bidi="zh_TW"/>
+        </w:rPr>
+      </w:r>
+      <w:r>
+        <w:rPr>
+          <w:lang w:val="zh_TW" w:bidi="zh_TW"/>
+        </w:rPr>
+        <w:t>最後，每封信都應許獎賞得勝者。每一個應許都具有末世的意義，並與書卷的最後兩章相關。此外，這些應許呼應</w:t>
+      </w:r>
+      <w:hyperlink r:id="rId85">
+        <w:r>
+          <w:rPr>
+            <w:lang w:val="zh_TW" w:bidi="zh_TW"/>
+          </w:rPr>
+          <w:rPr>
+            <w:color w:val="0000EE"/>
+            <w:u w:val="single"/>
+          </w:rPr>
+          <w:t>創世記二至三章</w:t>
+        </w:r>
+      </w:hyperlink>
+      <w:r>
+        <w:rPr>
+          <w:lang w:val="zh_TW" w:bidi="zh_TW"/>
+        </w:rPr>
+        <w:t>：基督已經完全恢復亞當在伊甸園中所失去的。我們應該將這七個應許理解為不同的面向，結合起來構成對給予信徒的偉大應許：基督在哪裡，「</w:t>
+      </w:r>
+      <w:r>
+        <w:rPr>
+          <w:lang w:val="zh_TW" w:bidi="zh_TW"/>
+        </w:rPr>
+        <w:t>得勝者」也將在那裡</w:t>
+      </w:r>
+      <w:r>
+        <w:rPr>
+          <w:lang w:val="zh_TW" w:bidi="zh_TW"/>
+        </w:rPr>
+        <w:t>。</w:t>
+      </w:r>
+    </w:p>
+    <w:p>
+      <w:pPr>
+        <w:pStyle w:val="Heading3"/>
+      </w:pPr>
+      <w:r>
+        <w:rPr>
+          <w:lang w:val="zh_TW" w:bidi="zh_TW"/>
+        </w:rPr>
+        <w:t>七印（</w:t>
+      </w:r>
+      <w:hyperlink r:id="rId86">
+        <w:r>
+          <w:rPr>
+            <w:lang w:val="zh_TW" w:bidi="zh_TW"/>
+          </w:rPr>
+          <w:rPr>
+            <w:color w:val="0000EE"/>
+            <w:u w:val="single"/>
+          </w:rPr>
+          <w:t>4:1–8:1</w:t>
+        </w:r>
+      </w:hyperlink>
+      <w:r>
+        <w:rPr>
+          <w:lang w:val="zh_TW" w:bidi="zh_TW"/>
+        </w:rPr>
+        <w:t>）</w:t>
+      </w:r>
+    </w:p>
+    <w:p>
+      <w:pPr/>
+      <w:r>
+        <w:rPr>
+          <w:lang w:val="zh_TW" w:bidi="zh_TW"/>
+        </w:rPr>
+      </w:r>
+      <w:r>
+        <w:rPr>
+          <w:lang w:val="zh_TW" w:bidi="zh_TW"/>
+        </w:rPr>
+        <w:t>由於從</w:t>
+      </w:r>
+      <w:r>
+        <w:rPr>
+          <w:lang w:val="zh_TW" w:bidi="zh_TW"/>
+        </w:rPr>
+        <w:t>啟示錄</w:t>
+      </w:r>
+      <w:hyperlink r:id="rId87">
+        <w:r>
+          <w:rPr>
+            <w:lang w:val="zh_TW" w:bidi="zh_TW"/>
+          </w:rPr>
+          <w:rPr>
+            <w:color w:val="0000EE"/>
+            <w:u w:val="single"/>
+          </w:rPr>
+          <w:t>四章1節</w:t>
+        </w:r>
+      </w:hyperlink>
+      <w:r>
+        <w:rPr>
+          <w:lang w:val="zh_TW" w:bidi="zh_TW"/>
+        </w:rPr>
+        <w:t>到結尾，經文都大量使用了異象和象徵</w:t>
+      </w:r>
+      <w:r>
+        <w:rPr>
+          <w:lang w:val="zh_TW" w:bidi="zh_TW"/>
+        </w:rPr>
+        <w:t>，加上這些內容與</w:t>
+      </w:r>
+      <w:hyperlink r:id="rId88">
+        <w:r>
+          <w:rPr>
+            <w:lang w:val="zh_TW" w:bidi="zh_TW"/>
+          </w:rPr>
+          <w:rPr>
+            <w:color w:val="0000EE"/>
+            <w:u w:val="single"/>
+          </w:rPr>
+          <w:t>一至三章</w:t>
+        </w:r>
+      </w:hyperlink>
+      <w:r>
+        <w:rPr>
+          <w:lang w:val="zh_TW" w:bidi="zh_TW"/>
+        </w:rPr>
+        <w:t>有何關聯的問題，無怪乎解經家在處理這些章節時的看法差異很大。</w:t>
+      </w:r>
+    </w:p>
+    <w:p>
+      <w:pPr/>
+      <w:r>
+        <w:rPr>
+          <w:lang w:val="zh_TW" w:bidi="zh_TW"/>
+        </w:rPr>
+      </w:r>
+      <w:r>
+        <w:rPr>
+          <w:lang w:val="zh_TW" w:bidi="zh_TW"/>
+        </w:rPr>
+        <w:t>寶座、書卷與羔羊（</w:t>
+      </w:r>
+      <w:hyperlink r:id="rId89">
+        <w:r>
+          <w:rPr>
+            <w:lang w:val="zh_TW" w:bidi="zh_TW"/>
+          </w:rPr>
+          <w:rPr>
+            <w:color w:val="0000EE"/>
+            <w:u w:val="single"/>
+          </w:rPr>
+          <w:t>4:1–5:14</w:t>
+        </w:r>
+      </w:hyperlink>
+      <w:r>
+        <w:rPr>
+          <w:lang w:val="zh_TW" w:bidi="zh_TW"/>
+        </w:rPr>
+        <w:t>）</w:t>
+      </w:r>
+    </w:p>
+    <w:p>
+      <w:pPr/>
+      <w:r>
+        <w:rPr>
+          <w:lang w:val="zh_TW" w:bidi="zh_TW"/>
+        </w:rPr>
+      </w:r>
+      <w:r>
+        <w:rPr>
+          <w:lang w:val="zh_TW" w:bidi="zh_TW"/>
+        </w:rPr>
+        <w:t>第</w:t>
+      </w:r>
+      <w:hyperlink r:id="rId90">
+        <w:r>
+          <w:rPr>
+            <w:lang w:val="zh_TW" w:bidi="zh_TW"/>
+          </w:rPr>
+          <w:rPr>
+            <w:color w:val="0000EE"/>
+            <w:u w:val="single"/>
+          </w:rPr>
+          <w:t>四至五</w:t>
+        </w:r>
+      </w:hyperlink>
+      <w:r>
+        <w:rPr>
+          <w:lang w:val="zh_TW" w:bidi="zh_TW"/>
+        </w:rPr>
+        <w:t>章</w:t>
+      </w:r>
+      <w:r>
+        <w:rPr>
+          <w:lang w:val="zh_TW" w:bidi="zh_TW"/>
+        </w:rPr>
+        <w:t>形成</w:t>
+      </w:r>
+      <w:r>
+        <w:rPr>
+          <w:lang w:val="zh_TW" w:bidi="zh_TW"/>
+        </w:rPr>
+        <w:t>一個異象，由兩個部份組成：寶座（</w:t>
+      </w:r>
+      <w:hyperlink r:id="rId91">
+        <w:r>
+          <w:rPr>
+            <w:lang w:val="zh_TW" w:bidi="zh_TW"/>
+          </w:rPr>
+          <w:rPr>
+            <w:color w:val="0000EE"/>
+            <w:u w:val="single"/>
+          </w:rPr>
+          <w:t>4</w:t>
+        </w:r>
+      </w:hyperlink>
+      <w:r>
+        <w:rPr>
+          <w:lang w:val="zh_TW" w:bidi="zh_TW"/>
+        </w:rPr>
+        <w:t>章）和羔羊與書卷（</w:t>
+      </w:r>
+      <w:hyperlink r:id="rId92">
+        <w:r>
+          <w:rPr>
+            <w:lang w:val="zh_TW" w:bidi="zh_TW"/>
+          </w:rPr>
+          <w:rPr>
+            <w:color w:val="0000EE"/>
+            <w:u w:val="single"/>
+          </w:rPr>
+          <w:t>5</w:t>
+        </w:r>
+      </w:hyperlink>
+      <w:r>
+        <w:rPr>
+          <w:lang w:val="zh_TW" w:bidi="zh_TW"/>
+        </w:rPr>
+        <w:t>章）。事實上，寶座的異象（</w:t>
+      </w:r>
+      <w:hyperlink r:id="rId90">
+        <w:r>
+          <w:rPr>
+            <w:lang w:val="zh_TW" w:bidi="zh_TW"/>
+          </w:rPr>
+          <w:rPr>
+            <w:color w:val="0000EE"/>
+            <w:u w:val="single"/>
+          </w:rPr>
+          <w:t>4–5</w:t>
+        </w:r>
+      </w:hyperlink>
+      <w:r>
+        <w:rPr>
+          <w:lang w:val="zh_TW" w:bidi="zh_TW"/>
+        </w:rPr>
+        <w:t>章）和七印的開啟（</w:t>
+      </w:r>
+      <w:hyperlink r:id="rId93">
+        <w:r>
+          <w:rPr>
+            <w:lang w:val="zh_TW" w:bidi="zh_TW"/>
+          </w:rPr>
+          <w:rPr>
+            <w:color w:val="0000EE"/>
+            <w:u w:val="single"/>
+          </w:rPr>
+          <w:t>6–8</w:t>
+        </w:r>
+      </w:hyperlink>
+      <w:r>
+        <w:rPr>
+          <w:lang w:val="zh_TW" w:bidi="zh_TW"/>
+        </w:rPr>
+        <w:t>章）形成一個單一且連續的異象，不應分開；實際上，寶座的異象應被視為主導整個七印的異象，這異象</w:t>
+      </w:r>
+      <w:r>
+        <w:rPr>
+          <w:lang w:val="zh_TW" w:bidi="zh_TW"/>
+        </w:rPr>
+        <w:t>甚至主導全書其餘部分</w:t>
+      </w:r>
+      <w:r>
+        <w:rPr>
+          <w:lang w:val="zh_TW" w:bidi="zh_TW"/>
+        </w:rPr>
+        <w:t>（參</w:t>
+      </w:r>
+      <w:hyperlink r:id="rId94">
+        <w:r>
+          <w:rPr>
+            <w:lang w:val="zh_TW" w:bidi="zh_TW"/>
+          </w:rPr>
+          <w:rPr>
+            <w:color w:val="0000EE"/>
+            <w:u w:val="single"/>
+          </w:rPr>
+          <w:t>22:3</w:t>
+        </w:r>
+      </w:hyperlink>
+      <w:r>
+        <w:rPr>
+          <w:lang w:val="zh_TW" w:bidi="zh_TW"/>
+        </w:rPr>
+        <w:t>）。</w:t>
+      </w:r>
+    </w:p>
+    <w:p>
+      <w:pPr/>
+      <w:r>
+        <w:rPr>
+          <w:lang w:val="zh_TW" w:bidi="zh_TW"/>
+        </w:rPr>
+      </w:r>
+      <w:r>
+        <w:rPr>
+          <w:lang w:val="zh_TW" w:bidi="zh_TW"/>
+        </w:rPr>
+        <w:t>約翰看到了一個認識神威嚴和權能的新視角，使他能理解與七印異象相關的地上事件</w:t>
+      </w:r>
+      <w:r>
+        <w:rPr>
+          <w:lang w:val="zh_TW" w:bidi="zh_TW"/>
+        </w:rPr>
+        <w:t>（</w:t>
+      </w:r>
+      <w:hyperlink r:id="rId91">
+        <w:r>
+          <w:rPr>
+            <w:lang w:val="zh_TW" w:bidi="zh_TW"/>
+          </w:rPr>
+          <w:rPr>
+            <w:color w:val="0000EE"/>
+            <w:u w:val="single"/>
+          </w:rPr>
+          <w:t>4:1–11</w:t>
+        </w:r>
+      </w:hyperlink>
+      <w:r>
+        <w:rPr>
+          <w:lang w:val="zh_TW" w:bidi="zh_TW"/>
+        </w:rPr>
+        <w:t>；參</w:t>
+      </w:r>
+      <w:hyperlink r:id="rId95">
+        <w:r>
+          <w:rPr>
+            <w:lang w:val="zh_TW" w:bidi="zh_TW"/>
+          </w:rPr>
+          <w:rPr>
+            <w:color w:val="0000EE"/>
+            <w:u w:val="single"/>
+          </w:rPr>
+          <w:t>王上22:19</w:t>
+        </w:r>
+      </w:hyperlink>
+      <w:r>
+        <w:rPr>
+          <w:lang w:val="zh_TW" w:bidi="zh_TW"/>
+        </w:rPr>
+        <w:t>）。</w:t>
+      </w:r>
+      <w:r>
+        <w:rPr>
+          <w:lang w:val="zh_TW" w:bidi="zh_TW"/>
+        </w:rPr>
+        <w:t>這是啟示錄中第一次引入天地頻繁交替，這種交替在書卷的其餘部分中常見。地上發生的事件，在天上都有其對應和不可分割的屬靈意義。</w:t>
+      </w:r>
+    </w:p>
+    <w:p>
+      <w:pPr/>
+      <w:r>
+        <w:rPr>
+          <w:lang w:val="zh_TW" w:bidi="zh_TW"/>
+        </w:rPr>
+      </w:r>
+      <w:r>
+        <w:rPr>
+          <w:lang w:val="zh_TW" w:bidi="zh_TW"/>
+        </w:rPr>
+        <w:t>第</w:t>
+      </w:r>
+      <w:hyperlink r:id="rId92">
+        <w:r>
+          <w:rPr>
+            <w:lang w:val="zh_TW" w:bidi="zh_TW"/>
+          </w:rPr>
+          <w:rPr>
+            <w:color w:val="0000EE"/>
+            <w:u w:val="single"/>
+          </w:rPr>
+          <w:t>五</w:t>
+        </w:r>
+      </w:hyperlink>
+      <w:r>
+        <w:rPr>
+          <w:lang w:val="zh_TW" w:bidi="zh_TW"/>
+        </w:rPr>
+        <w:t>章是從第</w:t>
+      </w:r>
+      <w:hyperlink r:id="rId91">
+        <w:r>
+          <w:rPr>
+            <w:lang w:val="zh_TW" w:bidi="zh_TW"/>
+          </w:rPr>
+          <w:rPr>
+            <w:color w:val="0000EE"/>
+            <w:u w:val="single"/>
+          </w:rPr>
+          <w:t>四</w:t>
+        </w:r>
+      </w:hyperlink>
+      <w:r>
+        <w:rPr>
+          <w:lang w:val="zh_TW" w:bidi="zh_TW"/>
+        </w:rPr>
+        <w:t>章開始</w:t>
+      </w:r>
+      <w:r>
+        <w:rPr>
+          <w:lang w:val="zh_TW" w:bidi="zh_TW"/>
+        </w:rPr>
+        <w:t>並延續到七印開啟的異象的一部分</w:t>
+      </w:r>
+      <w:r>
+        <w:rPr>
+          <w:lang w:val="zh_TW" w:bidi="zh_TW"/>
+        </w:rPr>
+        <w:t>（</w:t>
+      </w:r>
+      <w:hyperlink r:id="rId96">
+        <w:r>
+          <w:rPr>
+            <w:lang w:val="zh_TW" w:bidi="zh_TW"/>
+          </w:rPr>
+          <w:rPr>
+            <w:color w:val="0000EE"/>
+            <w:u w:val="single"/>
+          </w:rPr>
+          <w:t>啟6:1–8:1</w:t>
+        </w:r>
+      </w:hyperlink>
+      <w:r>
+        <w:rPr>
+          <w:lang w:val="zh_TW" w:bidi="zh_TW"/>
+        </w:rPr>
+        <w:t>；參第</w:t>
+      </w:r>
+      <w:hyperlink r:id="rId91">
+        <w:r>
+          <w:rPr>
+            <w:lang w:val="zh_TW" w:bidi="zh_TW"/>
+          </w:rPr>
+          <w:rPr>
+            <w:color w:val="0000EE"/>
+            <w:u w:val="single"/>
+          </w:rPr>
+          <w:t>4</w:t>
+        </w:r>
+      </w:hyperlink>
+      <w:r>
+        <w:rPr>
+          <w:lang w:val="zh_TW" w:bidi="zh_TW"/>
+        </w:rPr>
+        <w:t>章的介紹）。</w:t>
+      </w:r>
+      <w:r>
+        <w:rPr>
+          <w:lang w:val="zh_TW" w:bidi="zh_TW"/>
+        </w:rPr>
+        <w:t>整個場景的焦點集中在被殺羔羊從坐在寶座上的那位手中接過書卷。最終強調的是，羔羊因祂的犧牲而配得敬拜。</w:t>
+      </w:r>
+    </w:p>
+    <w:p>
+      <w:pPr/>
+      <w:r>
+        <w:rPr>
+          <w:lang w:val="zh_TW" w:bidi="zh_TW"/>
+        </w:rPr>
+      </w:r>
+      <w:r>
+        <w:rPr>
+          <w:lang w:val="zh_TW" w:bidi="zh_TW"/>
+        </w:rPr>
+        <w:t>揭開前六印（</w:t>
+      </w:r>
+      <w:hyperlink r:id="rId97">
+        <w:r>
+          <w:rPr>
+            <w:lang w:val="zh_TW" w:bidi="zh_TW"/>
+          </w:rPr>
+          <w:rPr>
+            <w:color w:val="0000EE"/>
+            <w:u w:val="single"/>
+          </w:rPr>
+          <w:t>6:1–17</w:t>
+        </w:r>
+      </w:hyperlink>
+      <w:r>
+        <w:rPr>
+          <w:lang w:val="zh_TW" w:bidi="zh_TW"/>
+        </w:rPr>
+        <w:t>）</w:t>
+      </w:r>
+    </w:p>
+    <w:p>
+      <w:pPr/>
+      <w:r>
+        <w:rPr>
+          <w:lang w:val="zh_TW" w:bidi="zh_TW"/>
+        </w:rPr>
+      </w:r>
+      <w:r>
+        <w:rPr>
+          <w:lang w:val="zh_TW" w:bidi="zh_TW"/>
+        </w:rPr>
+        <w:t>揭開</w:t>
+      </w:r>
+      <w:r>
+        <w:rPr>
+          <w:lang w:val="zh_TW" w:bidi="zh_TW"/>
+        </w:rPr>
+        <w:t>七印的異象</w:t>
+      </w:r>
+      <w:r>
+        <w:rPr>
+          <w:lang w:val="zh_TW" w:bidi="zh_TW"/>
+        </w:rPr>
+        <w:t>延續自第</w:t>
+      </w:r>
+      <w:hyperlink r:id="rId91">
+        <w:r>
+          <w:rPr>
+            <w:lang w:val="zh_TW" w:bidi="zh_TW"/>
+          </w:rPr>
+          <w:rPr>
+            <w:color w:val="0000EE"/>
+            <w:u w:val="single"/>
+          </w:rPr>
+          <w:t>四</w:t>
+        </w:r>
+      </w:hyperlink>
+      <w:r>
+        <w:rPr>
+          <w:lang w:val="zh_TW" w:bidi="zh_TW"/>
+        </w:rPr>
+        <w:t>章</w:t>
+      </w:r>
+      <w:r>
+        <w:rPr>
+          <w:lang w:val="zh_TW" w:bidi="zh_TW"/>
+        </w:rPr>
+        <w:t>和</w:t>
+      </w:r>
+      <w:r>
+        <w:rPr>
+          <w:lang w:val="zh_TW" w:bidi="zh_TW"/>
+        </w:rPr>
+        <w:t>第</w:t>
+      </w:r>
+      <w:hyperlink r:id="rId92">
+        <w:r>
+          <w:rPr>
+            <w:lang w:val="zh_TW" w:bidi="zh_TW"/>
+          </w:rPr>
+          <w:rPr>
+            <w:color w:val="0000EE"/>
+            <w:u w:val="single"/>
+          </w:rPr>
+          <w:t>五</w:t>
+        </w:r>
+      </w:hyperlink>
+      <w:r>
+        <w:rPr>
+          <w:lang w:val="zh_TW" w:bidi="zh_TW"/>
+        </w:rPr>
+        <w:t>章。現在場景轉移到地上的事件。卷軸本身涉及啟示錄</w:t>
+      </w:r>
+      <w:r>
+        <w:rPr>
+          <w:lang w:val="zh_TW" w:bidi="zh_TW"/>
+        </w:rPr>
+        <w:t>的其餘部分，並涉及萬事終結的奧秘，即歷史的終局，無論是對得勝者還是對獸的敬拜者</w:t>
+      </w:r>
+      <w:r>
+        <w:rPr>
+          <w:lang w:val="zh_TW" w:bidi="zh_TW"/>
+        </w:rPr>
+        <w:t>。</w:t>
+      </w:r>
+      <w:r>
+        <w:rPr>
+          <w:lang w:val="zh_TW" w:bidi="zh_TW"/>
+        </w:rPr>
+        <w:t>作者認為這些印可能代表最終終結前的預備事件</w:t>
+      </w:r>
+      <w:r>
+        <w:rPr>
+          <w:lang w:val="zh_TW" w:bidi="zh_TW"/>
+        </w:rPr>
+        <w:t>。</w:t>
+      </w:r>
+      <w:r>
+        <w:rPr>
+          <w:lang w:val="zh_TW" w:bidi="zh_TW"/>
+        </w:rPr>
+        <w:t>然而，這些事件是在終結前立即發生，還是代表了終結前普遍存在的狀況，這是一個更難回答的問題</w:t>
+      </w:r>
+      <w:r>
+        <w:rPr>
+          <w:lang w:val="zh_TW" w:bidi="zh_TW"/>
+        </w:rPr>
+        <w:t>。</w:t>
+      </w:r>
+    </w:p>
+    <w:p>
+      <w:pPr/>
+      <w:r>
+        <w:rPr>
+          <w:lang w:val="zh_TW" w:bidi="zh_TW"/>
+        </w:rPr>
+      </w:r>
+      <w:r>
+        <w:rPr>
+          <w:lang w:val="zh_TW" w:bidi="zh_TW"/>
+        </w:rPr>
+        <w:t>這些印與耶穌在橄欖山講論中所提到的末世徵兆，有著密切的關係（</w:t>
+      </w:r>
+      <w:hyperlink r:id="rId98">
+        <w:r>
+          <w:rPr>
+            <w:lang w:val="zh_TW" w:bidi="zh_TW"/>
+          </w:rPr>
+          <w:rPr>
+            <w:color w:val="0000EE"/>
+            <w:u w:val="single"/>
+          </w:rPr>
+          <w:t>太24:1–35</w:t>
+        </w:r>
+      </w:hyperlink>
+      <w:r>
+        <w:rPr>
+          <w:lang w:val="zh_TW" w:bidi="zh_TW"/>
+        </w:rPr>
+        <w:t>；</w:t>
+      </w:r>
+      <w:hyperlink r:id="rId50">
+        <w:r>
+          <w:rPr>
+            <w:lang w:val="zh_TW" w:bidi="zh_TW"/>
+          </w:rPr>
+          <w:rPr>
+            <w:color w:val="0000EE"/>
+            <w:u w:val="single"/>
+          </w:rPr>
+          <w:t>可13:1–37</w:t>
+        </w:r>
+      </w:hyperlink>
+      <w:r>
+        <w:rPr>
+          <w:lang w:val="zh_TW" w:bidi="zh_TW"/>
+        </w:rPr>
+        <w:t>；</w:t>
+      </w:r>
+      <w:hyperlink r:id="rId99">
+        <w:r>
+          <w:rPr>
+            <w:lang w:val="zh_TW" w:bidi="zh_TW"/>
+          </w:rPr>
+          <w:rPr>
+            <w:color w:val="0000EE"/>
+            <w:u w:val="single"/>
+          </w:rPr>
+          <w:t>路21:5–33</w:t>
+        </w:r>
+      </w:hyperlink>
+      <w:r>
+        <w:rPr>
+          <w:lang w:val="zh_TW" w:bidi="zh_TW"/>
+        </w:rPr>
+        <w:t>）。橄欖山講論與啟示錄主要部份，有著相當明顯的相似之處，使人無法忽視。因此，這些印對應於橄欖山講論中的「大災難的開頭」。</w:t>
+      </w:r>
+      <w:r>
+        <w:rPr>
+          <w:lang w:val="zh_TW" w:bidi="zh_TW"/>
+        </w:rPr>
+        <w:t>這些事件與</w:t>
+      </w:r>
+      <w:r>
+        <w:rPr>
+          <w:lang w:val="zh_TW" w:bidi="zh_TW"/>
+        </w:rPr>
+        <w:t>號（</w:t>
+      </w:r>
+      <w:hyperlink r:id="rId100">
+        <w:r>
+          <w:rPr>
+            <w:lang w:val="zh_TW" w:bidi="zh_TW"/>
+          </w:rPr>
+          <w:rPr>
+            <w:color w:val="0000EE"/>
+            <w:u w:val="single"/>
+          </w:rPr>
+          <w:t>啟8:2–11:19</w:t>
+        </w:r>
+      </w:hyperlink>
+      <w:r>
+        <w:rPr>
+          <w:lang w:val="zh_TW" w:bidi="zh_TW"/>
+        </w:rPr>
+        <w:t>）和碗（</w:t>
+      </w:r>
+      <w:hyperlink r:id="rId101">
+        <w:r>
+          <w:rPr>
+            <w:lang w:val="zh_TW" w:bidi="zh_TW"/>
+          </w:rPr>
+          <w:rPr>
+            <w:color w:val="0000EE"/>
+            <w:u w:val="single"/>
+          </w:rPr>
+          <w:t>15:1–16:21</w:t>
+        </w:r>
+      </w:hyperlink>
+      <w:r>
+        <w:rPr>
+          <w:lang w:val="zh_TW" w:bidi="zh_TW"/>
+        </w:rPr>
+        <w:t>）</w:t>
+      </w:r>
+      <w:r>
+        <w:rPr>
+          <w:lang w:val="zh_TW" w:bidi="zh_TW"/>
+        </w:rPr>
+        <w:t>下的審判相似</w:t>
+      </w:r>
+      <w:r>
+        <w:rPr>
+          <w:lang w:val="zh_TW" w:bidi="zh_TW"/>
+        </w:rPr>
+        <w:t>，但不應與那些後期且嚴重的審判混淆。</w:t>
+      </w:r>
+    </w:p>
+    <w:p>
+      <w:pPr/>
+      <w:r>
+        <w:rPr>
+          <w:lang w:val="zh_TW" w:bidi="zh_TW"/>
+        </w:rPr>
+      </w:r>
+      <w:r>
+        <w:rPr>
+          <w:lang w:val="zh_TW" w:bidi="zh_TW"/>
+        </w:rPr>
+        <w:t>第一插曲：十四萬四千名以色列人和穿白衣的群眾（</w:t>
+      </w:r>
+      <w:hyperlink r:id="rId102">
+        <w:r>
+          <w:rPr>
+            <w:lang w:val="zh_TW" w:bidi="zh_TW"/>
+          </w:rPr>
+          <w:rPr>
+            <w:color w:val="0000EE"/>
+            <w:u w:val="single"/>
+          </w:rPr>
+          <w:t>7:1–17</w:t>
+        </w:r>
+      </w:hyperlink>
+      <w:r>
+        <w:rPr>
+          <w:lang w:val="zh_TW" w:bidi="zh_TW"/>
+        </w:rPr>
+        <w:t>）</w:t>
+      </w:r>
+    </w:p>
+    <w:p>
+      <w:pPr/>
+      <w:r>
+        <w:rPr>
+          <w:lang w:val="zh_TW" w:bidi="zh_TW"/>
+        </w:rPr>
+      </w:r>
+      <w:r>
+        <w:rPr>
+          <w:lang w:val="zh_TW" w:bidi="zh_TW"/>
+        </w:rPr>
+        <w:t>從</w:t>
+      </w:r>
+      <w:r>
+        <w:rPr>
+          <w:lang w:val="zh_TW" w:bidi="zh_TW"/>
+        </w:rPr>
+        <w:t>第六印的主題語境漸漸改變，以及第七印延遲到</w:t>
+      </w:r>
+      <w:hyperlink r:id="rId103">
+        <w:r>
+          <w:rPr>
+            <w:lang w:val="zh_TW" w:bidi="zh_TW"/>
+          </w:rPr>
+          <w:rPr>
+            <w:color w:val="0000EE"/>
+            <w:u w:val="single"/>
+          </w:rPr>
+          <w:t>八章1節</w:t>
+        </w:r>
+      </w:hyperlink>
+      <w:r>
+        <w:rPr>
+          <w:lang w:val="zh_TW" w:bidi="zh_TW"/>
+        </w:rPr>
+        <w:t>才</w:t>
+      </w:r>
+      <w:r>
+        <w:rPr>
+          <w:lang w:val="zh_TW" w:bidi="zh_TW"/>
+        </w:rPr>
+        <w:t>揭開</w:t>
+      </w:r>
+      <w:r>
+        <w:rPr>
+          <w:lang w:val="zh_TW" w:bidi="zh_TW"/>
+        </w:rPr>
+        <w:t>，這表明了第</w:t>
+      </w:r>
+      <w:hyperlink r:id="rId102">
+        <w:r>
+          <w:rPr>
+            <w:lang w:val="zh_TW" w:bidi="zh_TW"/>
+          </w:rPr>
+          <w:rPr>
+            <w:color w:val="0000EE"/>
+            <w:u w:val="single"/>
+          </w:rPr>
+          <w:t>七</w:t>
+        </w:r>
+      </w:hyperlink>
+      <w:r>
+        <w:rPr>
+          <w:lang w:val="zh_TW" w:bidi="zh_TW"/>
+        </w:rPr>
+        <w:t>章是一個真正的插曲。約翰首先看到天使將在地上開始毀滅，但他們被限制住，直到來自以色列各個支派，十四萬四千名神的僕人被印上印記（</w:t>
+      </w:r>
+      <w:hyperlink r:id="rId104">
+        <w:r>
+          <w:rPr>
+            <w:lang w:val="zh_TW" w:bidi="zh_TW"/>
+          </w:rPr>
+          <w:rPr>
+            <w:color w:val="0000EE"/>
+            <w:u w:val="single"/>
+          </w:rPr>
+          <w:t>1–8</w:t>
+        </w:r>
+      </w:hyperlink>
+      <w:r>
+        <w:rPr>
+          <w:lang w:val="zh_TW" w:bidi="zh_TW"/>
+        </w:rPr>
+        <w:t>節）。然後他看到無數穿著白衣的人站在神的寶座前；這些人</w:t>
+      </w:r>
+      <w:r>
+        <w:rPr>
+          <w:lang w:val="zh_TW" w:bidi="zh_TW"/>
+        </w:rPr>
+        <w:t>被認定</w:t>
+      </w:r>
+      <w:r>
+        <w:rPr>
+          <w:lang w:val="zh_TW" w:bidi="zh_TW"/>
+        </w:rPr>
+        <w:t>是從大災難中出來的（</w:t>
+      </w:r>
+      <w:hyperlink r:id="rId105">
+        <w:r>
+          <w:rPr>
+            <w:lang w:val="zh_TW" w:bidi="zh_TW"/>
+          </w:rPr>
+          <w:rPr>
+            <w:color w:val="0000EE"/>
+            <w:u w:val="single"/>
+          </w:rPr>
+          <w:t>9–17</w:t>
+        </w:r>
+      </w:hyperlink>
+      <w:r>
+        <w:rPr>
+          <w:lang w:val="zh_TW" w:bidi="zh_TW"/>
+        </w:rPr>
+        <w:t>節）。</w:t>
+      </w:r>
+    </w:p>
+    <w:p>
+      <w:pPr/>
+      <w:r>
+        <w:rPr>
+          <w:lang w:val="zh_TW" w:bidi="zh_TW"/>
+        </w:rPr>
+      </w:r>
+      <w:r>
+        <w:rPr>
+          <w:lang w:val="zh_TW" w:bidi="zh_TW"/>
+        </w:rPr>
+        <w:t>一些學者將這兩個群體分為猶太人和外邦人，</w:t>
+      </w:r>
+      <w:r>
+        <w:rPr>
+          <w:lang w:val="zh_TW" w:bidi="zh_TW"/>
+        </w:rPr>
+        <w:t>而另一些人則認為這兩群</w:t>
+      </w:r>
+      <w:r>
+        <w:rPr>
+          <w:lang w:val="zh_TW" w:bidi="zh_TW"/>
+        </w:rPr>
+        <w:t>體</w:t>
+      </w:r>
+      <w:r>
+        <w:rPr>
+          <w:lang w:val="zh_TW" w:bidi="zh_TW"/>
+        </w:rPr>
+        <w:t>是從不同角度看到的同一群</w:t>
+      </w:r>
+      <w:r>
+        <w:rPr>
+          <w:lang w:val="zh_TW" w:bidi="zh_TW"/>
+        </w:rPr>
+        <w:t>體。</w:t>
+      </w:r>
+    </w:p>
+    <w:p>
+      <w:pPr/>
+      <w:r>
+        <w:rPr>
+          <w:lang w:val="zh_TW" w:bidi="zh_TW"/>
+        </w:rPr>
+      </w:r>
+      <w:r>
+        <w:rPr>
+          <w:lang w:val="zh_TW" w:bidi="zh_TW"/>
+        </w:rPr>
+        <w:t>揭開第七印（</w:t>
+      </w:r>
+      <w:hyperlink r:id="rId103">
+        <w:r>
+          <w:rPr>
+            <w:lang w:val="zh_TW" w:bidi="zh_TW"/>
+          </w:rPr>
+          <w:rPr>
+            <w:color w:val="0000EE"/>
+            <w:u w:val="single"/>
+          </w:rPr>
+          <w:t>8:1</w:t>
+        </w:r>
+      </w:hyperlink>
+      <w:r>
+        <w:rPr>
+          <w:lang w:val="zh_TW" w:bidi="zh_TW"/>
+        </w:rPr>
+        <w:t>）</w:t>
+      </w:r>
+    </w:p>
+    <w:p>
+      <w:pPr/>
+      <w:r>
+        <w:rPr>
+          <w:lang w:val="zh_TW" w:bidi="zh_TW"/>
+        </w:rPr>
+      </w:r>
+      <w:r>
+        <w:rPr>
+          <w:lang w:val="zh_TW" w:bidi="zh_TW"/>
+        </w:rPr>
+        <w:t>在插曲（第</w:t>
+      </w:r>
+      <w:hyperlink r:id="rId102">
+        <w:r>
+          <w:rPr>
+            <w:lang w:val="zh_TW" w:bidi="zh_TW"/>
+          </w:rPr>
+          <w:rPr>
+            <w:color w:val="0000EE"/>
+            <w:u w:val="single"/>
+          </w:rPr>
+          <w:t>7</w:t>
+        </w:r>
+      </w:hyperlink>
+      <w:r>
+        <w:rPr>
+          <w:lang w:val="zh_TW" w:bidi="zh_TW"/>
+        </w:rPr>
+        <w:t>章）之後，最後的印被揭開，天上沉默半小時，</w:t>
+      </w:r>
+      <w:r>
+        <w:rPr>
+          <w:lang w:val="zh_TW" w:bidi="zh_TW"/>
+        </w:rPr>
+        <w:t>為地上的審判作準備，或是為了聆聽地上殉道者的呼求</w:t>
+      </w:r>
+      <w:r>
+        <w:rPr>
+          <w:lang w:val="zh_TW" w:bidi="zh_TW"/>
+        </w:rPr>
+        <w:t xml:space="preserve">（參 </w:t>
+      </w:r>
+      <w:hyperlink r:id="rId106">
+        <w:r>
+          <w:rPr>
+            <w:lang w:val="zh_TW" w:bidi="zh_TW"/>
+          </w:rPr>
+          <w:rPr>
+            <w:color w:val="0000EE"/>
+            <w:u w:val="single"/>
+          </w:rPr>
+          <w:t>6:10</w:t>
+        </w:r>
+      </w:hyperlink>
+      <w:r>
+        <w:rPr>
+          <w:lang w:val="zh_TW" w:bidi="zh_TW"/>
+        </w:rPr>
+        <w:t>）。</w:t>
+      </w:r>
+    </w:p>
+    <w:p>
+      <w:pPr>
+        <w:pStyle w:val="Heading4"/>
+      </w:pPr>
+      <w:r>
+        <w:rPr>
+          <w:lang w:val="zh_TW" w:bidi="zh_TW"/>
+        </w:rPr>
+        <w:t>前六個號（</w:t>
+      </w:r>
+      <w:hyperlink r:id="rId107">
+        <w:r>
+          <w:rPr>
+            <w:lang w:val="zh_TW" w:bidi="zh_TW"/>
+          </w:rPr>
+          <w:rPr>
+            <w:color w:val="0000EE"/>
+            <w:u w:val="single"/>
+          </w:rPr>
+          <w:t>8:2–11:14</w:t>
+        </w:r>
+      </w:hyperlink>
+      <w:r>
+        <w:rPr>
+          <w:lang w:val="zh_TW" w:bidi="zh_TW"/>
+        </w:rPr>
+        <w:t>）</w:t>
+      </w:r>
+    </w:p>
+    <w:p>
+      <w:pPr/>
+      <w:r>
+        <w:rPr>
+          <w:lang w:val="zh_TW" w:bidi="zh_TW"/>
+        </w:rPr>
+      </w:r>
+      <w:r>
+        <w:rPr>
+          <w:lang w:val="zh_TW" w:bidi="zh_TW"/>
+        </w:rPr>
+        <w:t>在天上的預備場景之後</w:t>
+      </w:r>
+      <w:r>
+        <w:rPr>
+          <w:lang w:val="zh_TW" w:bidi="zh_TW"/>
+        </w:rPr>
+        <w:t>（</w:t>
+      </w:r>
+      <w:hyperlink r:id="rId108">
+        <w:r>
+          <w:rPr>
+            <w:lang w:val="zh_TW" w:bidi="zh_TW"/>
+          </w:rPr>
+          <w:rPr>
+            <w:color w:val="0000EE"/>
+            <w:u w:val="single"/>
+          </w:rPr>
+          <w:t>8:2–5</w:t>
+        </w:r>
+      </w:hyperlink>
+      <w:r>
+        <w:rPr>
+          <w:lang w:val="zh_TW" w:bidi="zh_TW"/>
+        </w:rPr>
+        <w:t>），六個號依次吹響（</w:t>
+      </w:r>
+      <w:hyperlink r:id="rId109">
+        <w:r>
+          <w:rPr>
+            <w:lang w:val="zh_TW" w:bidi="zh_TW"/>
+          </w:rPr>
+          <w:rPr>
+            <w:color w:val="0000EE"/>
+            <w:u w:val="single"/>
+          </w:rPr>
+          <w:t>8:6–9:19</w:t>
+        </w:r>
+      </w:hyperlink>
+      <w:r>
+        <w:rPr>
+          <w:lang w:val="zh_TW" w:bidi="zh_TW"/>
+        </w:rPr>
+        <w:t>），</w:t>
+      </w:r>
+      <w:r>
+        <w:rPr>
+          <w:lang w:val="zh_TW" w:bidi="zh_TW"/>
+        </w:rPr>
+        <w:t>隨後又是一次插曲</w:t>
+      </w:r>
+      <w:r>
+        <w:rPr>
+          <w:lang w:val="zh_TW" w:bidi="zh_TW"/>
+        </w:rPr>
+        <w:t>（</w:t>
+      </w:r>
+      <w:hyperlink r:id="rId110">
+        <w:r>
+          <w:rPr>
+            <w:lang w:val="zh_TW" w:bidi="zh_TW"/>
+          </w:rPr>
+          <w:rPr>
+            <w:color w:val="0000EE"/>
+            <w:u w:val="single"/>
+          </w:rPr>
+          <w:t>10:1–11:14</w:t>
+        </w:r>
+      </w:hyperlink>
+      <w:r>
+        <w:rPr>
+          <w:lang w:val="zh_TW" w:bidi="zh_TW"/>
+        </w:rPr>
+        <w:t>）。</w:t>
+      </w:r>
+    </w:p>
+    <w:p>
+      <w:pPr/>
+      <w:r>
+        <w:rPr>
+          <w:lang w:val="zh_TW" w:bidi="zh_TW"/>
+        </w:rPr>
+      </w:r>
+      <w:r>
+        <w:rPr>
+          <w:lang w:val="zh_TW" w:bidi="zh_TW"/>
+        </w:rPr>
+        <w:t>前六個號（</w:t>
+      </w:r>
+      <w:hyperlink r:id="rId111">
+        <w:r>
+          <w:rPr>
+            <w:lang w:val="zh_TW" w:bidi="zh_TW"/>
+          </w:rPr>
+          <w:rPr>
+            <w:color w:val="0000EE"/>
+            <w:u w:val="single"/>
+          </w:rPr>
+          <w:t>8:6–9:21</w:t>
+        </w:r>
+      </w:hyperlink>
+      <w:r>
+        <w:rPr>
+          <w:lang w:val="zh_TW" w:bidi="zh_TW"/>
+        </w:rPr>
+        <w:t>）</w:t>
+      </w:r>
+    </w:p>
+    <w:p>
+      <w:pPr/>
+      <w:r>
+        <w:rPr>
+          <w:lang w:val="zh_TW" w:bidi="zh_TW"/>
+        </w:rPr>
+      </w:r>
+      <w:r>
+        <w:rPr>
+          <w:lang w:val="zh_TW" w:bidi="zh_TW"/>
+        </w:rPr>
+        <w:t>儘管學者意見不同，但我們最好將前五個印視為在號和碗</w:t>
+      </w:r>
+      <w:r>
+        <w:rPr>
+          <w:lang w:val="zh_TW" w:bidi="zh_TW"/>
+        </w:rPr>
+        <w:t>審判之前的事件</w:t>
+      </w:r>
+      <w:r>
+        <w:rPr>
+          <w:lang w:val="zh_TW" w:bidi="zh_TW"/>
+        </w:rPr>
+        <w:t>。然而，第六印進入了神憤怒傾倒的時期，這在號和碗的審判中施行（</w:t>
+      </w:r>
+      <w:hyperlink r:id="rId112">
+        <w:r>
+          <w:rPr>
+            <w:lang w:val="zh_TW" w:bidi="zh_TW"/>
+          </w:rPr>
+          <w:rPr>
+            <w:color w:val="0000EE"/>
+            <w:u w:val="single"/>
+          </w:rPr>
+          <w:t>6:12–17</w:t>
+        </w:r>
+      </w:hyperlink>
+      <w:r>
+        <w:rPr>
+          <w:lang w:val="zh_TW" w:bidi="zh_TW"/>
+        </w:rPr>
+        <w:t>）。因此，號的審判發生在第七印期間，而碗的審判（</w:t>
+      </w:r>
+      <w:hyperlink r:id="rId113">
+        <w:r>
+          <w:rPr>
+            <w:lang w:val="zh_TW" w:bidi="zh_TW"/>
+          </w:rPr>
+          <w:rPr>
+            <w:color w:val="0000EE"/>
+            <w:u w:val="single"/>
+          </w:rPr>
+          <w:t>16:1–21</w:t>
+        </w:r>
+      </w:hyperlink>
+      <w:r>
+        <w:rPr>
+          <w:lang w:val="zh_TW" w:bidi="zh_TW"/>
+        </w:rPr>
+        <w:t>）則在第七號響起時進行。因此，印、號和碗之間有一些重疊，</w:t>
+      </w:r>
+      <w:r>
+        <w:rPr>
+          <w:lang w:val="zh_TW" w:bidi="zh_TW"/>
+        </w:rPr>
+        <w:t>但也有順序和進展</w:t>
+      </w:r>
+      <w:r>
+        <w:rPr>
+          <w:lang w:val="zh_TW" w:bidi="zh_TW"/>
+        </w:rPr>
+        <w:t>。</w:t>
+      </w:r>
+    </w:p>
+    <w:p>
+      <w:pPr/>
+      <w:r>
+        <w:rPr>
+          <w:lang w:val="zh_TW" w:bidi="zh_TW"/>
+        </w:rPr>
+      </w:r>
+      <w:r>
+        <w:rPr>
+          <w:lang w:val="zh_TW" w:bidi="zh_TW"/>
+        </w:rPr>
+        <w:t>如同印一樣，吹號的段落中也有明顯的格式。前四枝號角與後三枝號分開，後三枝號被稱為「災禍」（</w:t>
+      </w:r>
+      <w:hyperlink r:id="rId114">
+        <w:r>
+          <w:rPr>
+            <w:lang w:val="zh_TW" w:bidi="zh_TW"/>
+          </w:rPr>
+          <w:rPr>
+            <w:color w:val="0000EE"/>
+            <w:u w:val="single"/>
+          </w:rPr>
+          <w:t>8:13</w:t>
+        </w:r>
+      </w:hyperlink>
+      <w:r>
+        <w:rPr>
+          <w:lang w:val="zh_TW" w:bidi="zh_TW"/>
+        </w:rPr>
+        <w:t>，</w:t>
+      </w:r>
+      <w:hyperlink r:id="rId115">
+        <w:r>
+          <w:rPr>
+            <w:lang w:val="zh_TW" w:bidi="zh_TW"/>
+          </w:rPr>
+          <w:rPr>
+            <w:color w:val="0000EE"/>
+            <w:u w:val="single"/>
+          </w:rPr>
+          <w:t>9:12</w:t>
+        </w:r>
+      </w:hyperlink>
+      <w:r>
+        <w:rPr>
+          <w:lang w:val="zh_TW" w:bidi="zh_TW"/>
+        </w:rPr>
+        <w:t>，</w:t>
+      </w:r>
+      <w:hyperlink r:id="rId116">
+        <w:r>
+          <w:rPr>
+            <w:lang w:val="zh_TW" w:bidi="zh_TW"/>
+          </w:rPr>
+          <w:rPr>
+            <w:color w:val="0000EE"/>
+            <w:u w:val="single"/>
+          </w:rPr>
+          <w:t>11:14</w:t>
+        </w:r>
+      </w:hyperlink>
+      <w:r>
+        <w:rPr>
+          <w:lang w:val="zh_TW" w:bidi="zh_TW"/>
+        </w:rPr>
+        <w:t>）</w:t>
+      </w:r>
+      <w:r>
+        <w:rPr>
+          <w:lang w:val="zh_TW" w:bidi="zh_TW"/>
+        </w:rPr>
+        <w:t>，並通常讓人聯想到出埃及記中的災難</w:t>
+      </w:r>
+      <w:r>
+        <w:rPr>
+          <w:lang w:val="zh_TW" w:bidi="zh_TW"/>
+        </w:rPr>
+        <w:t>。</w:t>
+      </w:r>
+    </w:p>
+    <w:p>
+      <w:pPr/>
+      <w:r>
+        <w:rPr>
+          <w:lang w:val="zh_TW" w:bidi="zh_TW"/>
+        </w:rPr>
+      </w:r>
+      <w:r>
+        <w:rPr>
+          <w:lang w:val="zh_TW" w:bidi="zh_TW"/>
+        </w:rPr>
+        <w:t>後三枝號被強調，並且也被稱為「</w:t>
+      </w:r>
+      <w:r>
+        <w:rPr>
+          <w:lang w:val="zh_TW" w:bidi="zh_TW"/>
+        </w:rPr>
+        <w:t>災禍</w:t>
+      </w:r>
+      <w:r>
+        <w:rPr>
+          <w:lang w:val="zh_TW" w:bidi="zh_TW"/>
+        </w:rPr>
+        <w:t>」（</w:t>
+      </w:r>
+      <w:hyperlink r:id="rId114">
+        <w:r>
+          <w:rPr>
+            <w:lang w:val="zh_TW" w:bidi="zh_TW"/>
+          </w:rPr>
+          <w:rPr>
+            <w:color w:val="0000EE"/>
+            <w:u w:val="single"/>
+          </w:rPr>
+          <w:t>8:13</w:t>
+        </w:r>
+      </w:hyperlink>
+      <w:r>
+        <w:rPr>
+          <w:lang w:val="zh_TW" w:bidi="zh_TW"/>
+        </w:rPr>
+        <w:t>），因為它們非常嚴重。第一枝號帶來一場蝗災，那些蝗蟲像蠍子一樣能螫人（</w:t>
+      </w:r>
+      <w:hyperlink r:id="rId117">
+        <w:r>
+          <w:rPr>
+            <w:lang w:val="zh_TW" w:bidi="zh_TW"/>
+          </w:rPr>
+          <w:rPr>
+            <w:color w:val="0000EE"/>
+            <w:u w:val="single"/>
+          </w:rPr>
+          <w:t>9:1–11</w:t>
+        </w:r>
+      </w:hyperlink>
+      <w:r>
+        <w:rPr>
+          <w:lang w:val="zh_TW" w:bidi="zh_TW"/>
+        </w:rPr>
+        <w:t>），第二枝號則帶來一支龐大的軍隊，他們騎著馬，馬有獅子的頭、像蛇一樣的尾巴（</w:t>
+      </w:r>
+      <w:hyperlink r:id="rId118">
+        <w:r>
+          <w:rPr>
+            <w:lang w:val="zh_TW" w:bidi="zh_TW"/>
+          </w:rPr>
+          <w:rPr>
+            <w:color w:val="0000EE"/>
+            <w:u w:val="single"/>
+          </w:rPr>
+          <w:t>13–19節</w:t>
+        </w:r>
+      </w:hyperlink>
+      <w:r>
+        <w:rPr>
+          <w:lang w:val="zh_TW" w:bidi="zh_TW"/>
+        </w:rPr>
+        <w:t>）。這兩種</w:t>
+      </w:r>
+      <w:r>
+        <w:rPr>
+          <w:lang w:val="zh_TW" w:bidi="zh_TW"/>
+        </w:rPr>
+        <w:t>災禍</w:t>
+      </w:r>
+      <w:r>
+        <w:rPr>
+          <w:lang w:val="zh_TW" w:bidi="zh_TW"/>
+        </w:rPr>
+        <w:t>應被視為惡魔的群體（參</w:t>
+      </w:r>
+      <w:hyperlink r:id="rId119">
+        <w:r>
+          <w:rPr>
+            <w:lang w:val="zh_TW" w:bidi="zh_TW"/>
+          </w:rPr>
+          <w:rPr>
+            <w:color w:val="0000EE"/>
+            <w:u w:val="single"/>
+          </w:rPr>
+          <w:t>1、11節</w:t>
+        </w:r>
+      </w:hyperlink>
+      <w:r>
+        <w:rPr>
+          <w:lang w:val="zh_TW" w:bidi="zh_TW"/>
+        </w:rPr>
+        <w:t>）。</w:t>
+      </w:r>
+    </w:p>
+    <w:p>
+      <w:pPr/>
+      <w:r>
+        <w:rPr>
+          <w:lang w:val="zh_TW" w:bidi="zh_TW"/>
+        </w:rPr>
+      </w:r>
+      <w:r>
+        <w:rPr>
+          <w:lang w:val="zh_TW" w:bidi="zh_TW"/>
+        </w:rPr>
+        <w:t>第二插曲：小書卷和兩位見證人（</w:t>
+      </w:r>
+      <w:hyperlink r:id="rId110">
+        <w:r>
+          <w:rPr>
+            <w:lang w:val="zh_TW" w:bidi="zh_TW"/>
+          </w:rPr>
+          <w:rPr>
+            <w:color w:val="0000EE"/>
+            <w:u w:val="single"/>
+          </w:rPr>
+          <w:t>10:1–11:14</w:t>
+        </w:r>
+      </w:hyperlink>
+      <w:r>
+        <w:rPr>
+          <w:lang w:val="zh_TW" w:bidi="zh_TW"/>
+        </w:rPr>
+        <w:t>）</w:t>
+      </w:r>
+    </w:p>
+    <w:p>
+      <w:pPr/>
+      <w:r>
+        <w:rPr>
+          <w:lang w:val="zh_TW" w:bidi="zh_TW"/>
+        </w:rPr>
+      </w:r>
+      <w:r>
+        <w:rPr>
+          <w:lang w:val="zh_TW" w:bidi="zh_TW"/>
+        </w:rPr>
+        <w:t>第</w:t>
+      </w:r>
+      <w:hyperlink r:id="rId120">
+        <w:r>
+          <w:rPr>
+            <w:lang w:val="zh_TW" w:bidi="zh_TW"/>
+          </w:rPr>
+          <w:rPr>
+            <w:color w:val="0000EE"/>
+            <w:u w:val="single"/>
+          </w:rPr>
+          <w:t>十</w:t>
+        </w:r>
+      </w:hyperlink>
+      <w:r>
+        <w:rPr>
+          <w:lang w:val="zh_TW" w:bidi="zh_TW"/>
+        </w:rPr>
+        <w:t>章</w:t>
+      </w:r>
+      <w:r>
+        <w:rPr>
+          <w:lang w:val="zh_TW" w:bidi="zh_TW"/>
+        </w:rPr>
+        <w:t>的主要重點似乎是對約翰先知呼召的確認</w:t>
+      </w:r>
+      <w:r>
+        <w:rPr>
+          <w:lang w:val="zh_TW" w:bidi="zh_TW"/>
+        </w:rPr>
+        <w:t>，正如第</w:t>
+      </w:r>
+      <w:hyperlink r:id="rId121">
+        <w:r>
+          <w:rPr>
+            <w:lang w:val="zh_TW" w:bidi="zh_TW"/>
+          </w:rPr>
+          <w:rPr>
+            <w:color w:val="0000EE"/>
+            <w:u w:val="single"/>
+          </w:rPr>
+          <w:t>11</w:t>
+        </w:r>
+      </w:hyperlink>
+      <w:r>
+        <w:rPr>
+          <w:lang w:val="zh_TW" w:bidi="zh_TW"/>
+        </w:rPr>
+        <w:t>節所指出的：「</w:t>
+      </w:r>
+      <w:r>
+        <w:rPr>
+          <w:lang w:val="zh_TW" w:bidi="zh_TW"/>
+        </w:rPr>
+        <w:t>你必指着多民、多國、多方、多王再說預言。</w:t>
+      </w:r>
+      <w:r>
+        <w:rPr>
+          <w:lang w:val="zh_TW" w:bidi="zh_TW"/>
+        </w:rPr>
+        <w:t>」更具體地說，小書卷的內容可能包括第</w:t>
+      </w:r>
+      <w:hyperlink r:id="rId44">
+        <w:r>
+          <w:rPr>
+            <w:lang w:val="zh_TW" w:bidi="zh_TW"/>
+          </w:rPr>
+          <w:rPr>
+            <w:color w:val="0000EE"/>
+            <w:u w:val="single"/>
+          </w:rPr>
+          <w:t>十一</w:t>
         </w:r>
       </w:hyperlink>
       <w:r>
@@ -793,16 +5342,197 @@
         </w:rPr>
         <w:t>、</w:t>
       </w:r>
-      <w:hyperlink r:id="rId33">
-        <w:r>
-          <w:rPr>
-            <w:lang w:val="zh_TW" w:bidi="zh_TW"/>
-          </w:rPr>
-          <w:rPr>
-            <w:color w:val="0000EE"/>
-            <w:u w:val="single"/>
-          </w:rPr>
-          <w:t>23</w:t>
+      <w:hyperlink r:id="rId122">
+        <w:r>
+          <w:rPr>
+            <w:lang w:val="zh_TW" w:bidi="zh_TW"/>
+          </w:rPr>
+          <w:rPr>
+            <w:color w:val="0000EE"/>
+            <w:u w:val="single"/>
+          </w:rPr>
+          <w:t>十二</w:t>
+        </w:r>
+      </w:hyperlink>
+      <w:r>
+        <w:rPr>
+          <w:lang w:val="zh_TW" w:bidi="zh_TW"/>
+        </w:rPr>
+        <w:t>和</w:t>
+      </w:r>
+      <w:hyperlink r:id="rId43">
+        <w:r>
+          <w:rPr>
+            <w:lang w:val="zh_TW" w:bidi="zh_TW"/>
+          </w:rPr>
+          <w:rPr>
+            <w:color w:val="0000EE"/>
+            <w:u w:val="single"/>
+          </w:rPr>
+          <w:t>十三</w:t>
+        </w:r>
+      </w:hyperlink>
+      <w:r>
+        <w:rPr>
+          <w:lang w:val="zh_TW" w:bidi="zh_TW"/>
+        </w:rPr>
+        <w:t>章。</w:t>
+      </w:r>
+    </w:p>
+    <w:p>
+      <w:pPr/>
+      <w:r>
+        <w:rPr>
+          <w:lang w:val="zh_TW" w:bidi="zh_TW"/>
+        </w:rPr>
+      </w:r>
+      <w:r>
+        <w:rPr>
+          <w:lang w:val="zh_TW" w:bidi="zh_TW"/>
+        </w:rPr>
+        <w:t>第</w:t>
+      </w:r>
+      <w:hyperlink r:id="rId44">
+        <w:r>
+          <w:rPr>
+            <w:lang w:val="zh_TW" w:bidi="zh_TW"/>
+          </w:rPr>
+          <w:rPr>
+            <w:color w:val="0000EE"/>
+            <w:u w:val="single"/>
+          </w:rPr>
+          <w:t>十一</w:t>
+        </w:r>
+      </w:hyperlink>
+      <w:r>
+        <w:rPr>
+          <w:lang w:val="zh_TW" w:bidi="zh_TW"/>
+        </w:rPr>
+        <w:t>章</w:t>
+      </w:r>
+      <w:r>
+        <w:rPr>
+          <w:lang w:val="zh_TW" w:bidi="zh_TW"/>
+        </w:rPr>
+        <w:t>是著名的難解經文</w:t>
+      </w:r>
+      <w:r>
+        <w:rPr>
+          <w:lang w:val="zh_TW" w:bidi="zh_TW"/>
+        </w:rPr>
+        <w:t>。它提到測量聖殿、</w:t>
+      </w:r>
+      <w:r>
+        <w:rPr>
+          <w:lang w:val="zh_TW" w:bidi="zh_TW"/>
+        </w:rPr>
+        <w:t>祭壇</w:t>
+      </w:r>
+      <w:r>
+        <w:rPr>
+          <w:lang w:val="zh_TW" w:bidi="zh_TW"/>
+        </w:rPr>
+        <w:t>和</w:t>
+      </w:r>
+      <w:r>
+        <w:rPr>
+          <w:lang w:val="zh_TW" w:bidi="zh_TW"/>
+        </w:rPr>
+        <w:t>在殿中禮拜的人</w:t>
+      </w:r>
+      <w:r>
+        <w:rPr>
+          <w:lang w:val="zh_TW" w:bidi="zh_TW"/>
+        </w:rPr>
+        <w:t>，</w:t>
+      </w:r>
+      <w:r>
+        <w:rPr>
+          <w:lang w:val="zh_TW" w:bidi="zh_TW"/>
+        </w:rPr>
+        <w:t>以及對聖城被踐踏42個月的描述（</w:t>
+      </w:r>
+      <w:hyperlink r:id="rId123">
+        <w:r>
+          <w:rPr>
+            <w:lang w:val="zh_TW" w:bidi="zh_TW"/>
+          </w:rPr>
+          <w:rPr>
+            <w:color w:val="0000EE"/>
+            <w:u w:val="single"/>
+          </w:rPr>
+          <w:t>11:1–2</w:t>
+        </w:r>
+      </w:hyperlink>
+      <w:r>
+        <w:rPr>
+          <w:lang w:val="zh_TW" w:bidi="zh_TW"/>
+        </w:rPr>
+        <w:t>），還有</w:t>
+      </w:r>
+      <w:r>
+        <w:rPr>
+          <w:lang w:val="zh_TW" w:bidi="zh_TW"/>
+        </w:rPr>
+        <w:t>兩位見證人被殺並復活的描述</w:t>
+      </w:r>
+      <w:r>
+        <w:rPr>
+          <w:lang w:val="zh_TW" w:bidi="zh_TW"/>
+        </w:rPr>
+        <w:t>（</w:t>
+      </w:r>
+      <w:hyperlink r:id="rId124">
+        <w:r>
+          <w:rPr>
+            <w:lang w:val="zh_TW" w:bidi="zh_TW"/>
+          </w:rPr>
+          <w:rPr>
+            <w:color w:val="0000EE"/>
+            <w:u w:val="single"/>
+          </w:rPr>
+          <w:t>3–13</w:t>
+        </w:r>
+      </w:hyperlink>
+      <w:r>
+        <w:rPr>
+          <w:lang w:val="zh_TW" w:bidi="zh_TW"/>
+        </w:rPr>
+        <w:t>節）。大家</w:t>
+      </w:r>
+      <w:r>
+        <w:rPr>
+          <w:lang w:val="zh_TW" w:bidi="zh_TW"/>
+        </w:rPr>
+        <w:t>對此的</w:t>
+      </w:r>
+      <w:r>
+        <w:rPr>
+          <w:lang w:val="zh_TW" w:bidi="zh_TW"/>
+        </w:rPr>
+        <w:t>意見分歧很大；有些人認為這個異象描繪了猶太民族大復興，就是舊約先知摩西和以利亞復活。另一些人則認為聖殿是指在大患難中受到神保護，真正的教會，而兩位見證人則代表整個在逼迫下仍然對主忠心的教會。</w:t>
+      </w:r>
+    </w:p>
+    <w:p>
+      <w:pPr>
+        <w:pStyle w:val="Heading4"/>
+      </w:pPr>
+      <w:r>
+        <w:rPr>
+          <w:lang w:val="zh_TW" w:bidi="zh_TW"/>
+        </w:rPr>
+        <w:t>第七號（</w:t>
+      </w:r>
+      <w:hyperlink r:id="rId125">
+        <w:r>
+          <w:rPr>
+            <w:lang w:val="zh_TW" w:bidi="zh_TW"/>
+          </w:rPr>
+          <w:rPr>
+            <w:color w:val="0000EE"/>
+            <w:u w:val="single"/>
+          </w:rPr>
+          <w:t>11:15–14:20</w:t>
         </w:r>
       </w:hyperlink>
       <w:r>
@@ -823,36 +5553,78 @@
         <w:rPr>
           <w:lang w:val="zh_TW" w:bidi="zh_TW"/>
         </w:rPr>
-        <w:t>儘管妾制在古代社會被廣泛接受，但兩人之間的婚姻仍被視為更理想的婚姻。妾制的出現多與追求聲望和生育更多子嗣有關，但有時也可能導致性自由（</w:t>
-      </w:r>
-      <w:hyperlink r:id="rId34">
-        <w:r>
-          <w:rPr>
-            <w:lang w:val="zh_TW" w:bidi="zh_TW"/>
-          </w:rPr>
-          <w:rPr>
-            <w:color w:val="0000EE"/>
-            <w:u w:val="single"/>
-          </w:rPr>
-          <w:t>傳2:8</w:t>
-        </w:r>
-      </w:hyperlink>
-      <w:r>
-        <w:rPr>
-          <w:lang w:val="zh_TW" w:bidi="zh_TW"/>
-        </w:rPr>
-        <w:t>）。雖然妾制在希臘與羅馬文化中普遍存在，但這種制度並不符合耶穌對婚姻的教導（</w:t>
-      </w:r>
-      <w:hyperlink r:id="rId35">
-        <w:r>
-          <w:rPr>
-            <w:lang w:val="zh_TW" w:bidi="zh_TW"/>
-          </w:rPr>
-          <w:rPr>
-            <w:color w:val="0000EE"/>
-            <w:u w:val="single"/>
-          </w:rPr>
-          <w:t>太19:1–9</w:t>
+        <w:t>第七號</w:t>
+      </w:r>
+      <w:r>
+        <w:rPr>
+          <w:lang w:val="zh_TW" w:bidi="zh_TW"/>
+        </w:rPr>
+        <w:t>吹響</w:t>
+      </w:r>
+      <w:r>
+        <w:rPr>
+          <w:lang w:val="zh_TW" w:bidi="zh_TW"/>
+        </w:rPr>
+        <w:t>，</w:t>
+      </w:r>
+      <w:r>
+        <w:rPr>
+          <w:lang w:val="zh_TW" w:bidi="zh_TW"/>
+        </w:rPr>
+        <w:t>天上響起大聲的宣告</w:t>
+      </w:r>
+      <w:r>
+        <w:rPr>
+          <w:lang w:val="zh_TW" w:bidi="zh_TW"/>
+        </w:rPr>
+        <w:t>，</w:t>
+      </w:r>
+      <w:r>
+        <w:rPr>
+          <w:lang w:val="zh_TW" w:bidi="zh_TW"/>
+        </w:rPr>
+        <w:t>宣告神和基督</w:t>
+      </w:r>
+      <w:r>
+        <w:rPr>
+          <w:lang w:val="zh_TW" w:bidi="zh_TW"/>
+        </w:rPr>
+        <w:t>最終戰勝世界。這裡的主題是神的國和基督——</w:t>
+      </w:r>
+      <w:r>
+        <w:rPr>
+          <w:lang w:val="zh_TW" w:bidi="zh_TW"/>
+        </w:rPr>
+        <w:t>一個雙重的國度，永恆長存</w:t>
+      </w:r>
+      <w:r>
+        <w:rPr>
+          <w:lang w:val="zh_TW" w:bidi="zh_TW"/>
+        </w:rPr>
+        <w:t>。這個意象暗示著現今的世代被邪惡勢力所統治，撒但掌王權，但永恆的國度則由真正的擁有者和王掌權。雖然這裡宣佈了神的統治，但要等到基督再來的時候，仇敵對世界的控制才會被神</w:t>
+      </w:r>
+      <w:r>
+        <w:rPr>
+          <w:lang w:val="zh_TW" w:bidi="zh_TW"/>
+        </w:rPr>
+        <w:t>徹底打破</w:t>
+      </w:r>
+      <w:r>
+        <w:rPr>
+          <w:lang w:val="zh_TW" w:bidi="zh_TW"/>
+        </w:rPr>
+        <w:t>（</w:t>
+      </w:r>
+      <w:hyperlink r:id="rId126">
+        <w:r>
+          <w:rPr>
+            <w:lang w:val="zh_TW" w:bidi="zh_TW"/>
+          </w:rPr>
+          <w:rPr>
+            <w:color w:val="0000EE"/>
+            <w:u w:val="single"/>
+          </w:rPr>
+          <w:t>19:11–21</w:t>
         </w:r>
       </w:hyperlink>
       <w:r>
@@ -871,6 +5643,2797 @@
       </w:r>
       <w:r>
         <w:rPr>
+          <w:lang w:val="zh_TW" w:bidi="zh_TW"/>
+        </w:rPr>
+        <w:t>婦人與龍（</w:t>
+      </w:r>
+      <w:hyperlink r:id="rId127">
+        <w:r>
+          <w:rPr>
+            <w:lang w:val="zh_TW" w:bidi="zh_TW"/>
+          </w:rPr>
+          <w:rPr>
+            <w:color w:val="0000EE"/>
+            <w:u w:val="single"/>
+          </w:rPr>
+          <w:t>12:1–17</w:t>
+        </w:r>
+      </w:hyperlink>
+      <w:r>
+        <w:rPr>
+          <w:lang w:val="zh_TW" w:bidi="zh_TW"/>
+        </w:rPr>
+        <w:t>）</w:t>
+      </w:r>
+    </w:p>
+    <w:p>
+      <w:pPr/>
+      <w:r>
+        <w:rPr>
+          <w:lang w:val="zh_TW" w:bidi="zh_TW"/>
+        </w:rPr>
+      </w:r>
+      <w:r>
+        <w:rPr>
+          <w:lang w:val="zh_TW" w:bidi="zh_TW"/>
+        </w:rPr>
+        <w:t>本章主要出現三個重要人物：婦人、孩子與龍。</w:t>
+      </w:r>
+    </w:p>
+    <w:p>
+      <w:pPr/>
+      <w:r>
+        <w:rPr>
+          <w:lang w:val="zh_TW" w:bidi="zh_TW"/>
+        </w:rPr>
+      </w:r>
+      <w:r>
+        <w:rPr>
+          <w:lang w:val="zh_TW" w:bidi="zh_TW"/>
+        </w:rPr>
+        <w:t>同時，也可分為三個主要場景：</w:t>
+      </w:r>
+    </w:p>
+    <w:p>
+      <w:pPr>
+        <w:pStyle w:val="ListNumber"/>
+        <w:numPr>
+          <w:ilvl w:val="0"/>
+          <w:numId w:val="15"/>
+        </w:numPr>
+        <w:spacing w:line="240" w:lineRule="auto"/>
+        <w:ind w:left="720"/>
+      </w:pPr>
+      <w:r>
+        <w:rPr>
+          <w:lang w:val="zh_TW" w:bidi="zh_TW"/>
+        </w:rPr>
+      </w:r>
+      <w:r>
+        <w:rPr>
+          <w:lang w:val="zh_TW" w:bidi="zh_TW"/>
+        </w:rPr>
+        <w:t>孩子的誕生（</w:t>
+      </w:r>
+      <w:hyperlink r:id="rId128">
+        <w:r>
+          <w:rPr>
+            <w:lang w:val="zh_TW" w:bidi="zh_TW"/>
+          </w:rPr>
+          <w:rPr>
+            <w:color w:val="0000EE"/>
+            <w:u w:val="single"/>
+          </w:rPr>
+          <w:t>1–6</w:t>
+        </w:r>
+      </w:hyperlink>
+      <w:r>
+        <w:rPr>
+          <w:lang w:val="zh_TW" w:bidi="zh_TW"/>
+        </w:rPr>
+        <w:t>節），</w:t>
+      </w:r>
+    </w:p>
+    <w:p>
+      <w:pPr>
+        <w:pStyle w:val="ListNumber"/>
+        <w:spacing w:line="240" w:lineRule="auto"/>
+        <w:ind w:left="720"/>
+      </w:pPr>
+      <w:r>
+        <w:rPr>
+          <w:lang w:val="zh_TW" w:bidi="zh_TW"/>
+        </w:rPr>
+      </w:r>
+      <w:r>
+        <w:rPr>
+          <w:lang w:val="zh_TW" w:bidi="zh_TW"/>
+        </w:rPr>
+        <w:t>龍被摔在天上之外（</w:t>
+      </w:r>
+      <w:hyperlink r:id="rId129">
+        <w:r>
+          <w:rPr>
+            <w:lang w:val="zh_TW" w:bidi="zh_TW"/>
+          </w:rPr>
+          <w:rPr>
+            <w:color w:val="0000EE"/>
+            <w:u w:val="single"/>
+          </w:rPr>
+          <w:t>7–12</w:t>
+        </w:r>
+      </w:hyperlink>
+      <w:r>
+        <w:rPr>
+          <w:lang w:val="zh_TW" w:bidi="zh_TW"/>
+        </w:rPr>
+        <w:t>節），</w:t>
+      </w:r>
+    </w:p>
+    <w:p>
+      <w:pPr>
+        <w:pStyle w:val="ListNumber"/>
+        <w:spacing w:line="240" w:lineRule="auto"/>
+        <w:ind w:left="720"/>
+      </w:pPr>
+      <w:r>
+        <w:rPr>
+          <w:lang w:val="zh_TW" w:bidi="zh_TW"/>
+        </w:rPr>
+      </w:r>
+      <w:r>
+        <w:rPr>
+          <w:lang w:val="zh_TW" w:bidi="zh_TW"/>
+        </w:rPr>
+        <w:t>龍攻擊婦人及她其餘的兒女（</w:t>
+      </w:r>
+      <w:hyperlink r:id="rId130">
+        <w:r>
+          <w:rPr>
+            <w:lang w:val="zh_TW" w:bidi="zh_TW"/>
+          </w:rPr>
+          <w:rPr>
+            <w:color w:val="0000EE"/>
+            <w:u w:val="single"/>
+          </w:rPr>
+          <w:t>13–17</w:t>
+        </w:r>
+      </w:hyperlink>
+      <w:r>
+        <w:rPr>
+          <w:lang w:val="zh_TW" w:bidi="zh_TW"/>
+        </w:rPr>
+        <w:t>節）。</w:t>
+      </w:r>
+    </w:p>
+    <w:p>
+      <w:pPr/>
+      <w:r>
+        <w:rPr>
+          <w:lang w:val="zh_TW" w:bidi="zh_TW"/>
+        </w:rPr>
+      </w:r>
+      <w:r>
+        <w:rPr>
+          <w:lang w:val="zh_TW" w:bidi="zh_TW"/>
+        </w:rPr>
+        <w:t>許多釋經者認為，這位遭受攻擊的婦人象徵屬神的子民群體。這意象首先使人聯想到以色列——她生出了彌賽亞——隨後又延伸至受逼迫的基督徒群體。</w:t>
+      </w:r>
+    </w:p>
+    <w:p>
+      <w:pPr/>
+      <w:r>
+        <w:rPr>
+          <w:lang w:val="zh_TW" w:bidi="zh_TW"/>
+        </w:rPr>
+      </w:r>
+      <w:r>
+        <w:rPr>
+          <w:lang w:val="zh_TW" w:bidi="zh_TW"/>
+        </w:rPr>
+        <w:t>婦人被描寫為正在生產中，而陣痛則象徵著神的子民在彌賽亞與新時代來臨之前所經歷的掙扎與痛苦（</w:t>
+      </w:r>
+      <w:hyperlink r:id="rId131">
+        <w:r>
+          <w:rPr>
+            <w:lang w:val="zh_TW" w:bidi="zh_TW"/>
+          </w:rPr>
+          <w:rPr>
+            <w:color w:val="0000EE"/>
+            <w:u w:val="single"/>
+          </w:rPr>
+          <w:t>賽26:17</w:t>
+        </w:r>
+      </w:hyperlink>
+      <w:r>
+        <w:rPr>
+          <w:lang w:val="zh_TW" w:bidi="zh_TW"/>
+        </w:rPr>
+        <w:t>，</w:t>
+      </w:r>
+      <w:hyperlink r:id="rId132">
+        <w:r>
+          <w:rPr>
+            <w:lang w:val="zh_TW" w:bidi="zh_TW"/>
+          </w:rPr>
+          <w:rPr>
+            <w:color w:val="0000EE"/>
+            <w:u w:val="single"/>
+          </w:rPr>
+          <w:t>66:7–8</w:t>
+        </w:r>
+      </w:hyperlink>
+      <w:r>
+        <w:rPr>
+          <w:lang w:val="zh_TW" w:bidi="zh_TW"/>
+        </w:rPr>
+        <w:t>；</w:t>
+      </w:r>
+      <w:hyperlink r:id="rId133">
+        <w:r>
+          <w:rPr>
+            <w:lang w:val="zh_TW" w:bidi="zh_TW"/>
+          </w:rPr>
+          <w:rPr>
+            <w:color w:val="0000EE"/>
+            <w:u w:val="single"/>
+          </w:rPr>
+          <w:t>彌4:10</w:t>
+        </w:r>
+      </w:hyperlink>
+      <w:r>
+        <w:rPr>
+          <w:lang w:val="zh_TW" w:bidi="zh_TW"/>
+        </w:rPr>
+        <w:t>，</w:t>
+      </w:r>
+      <w:hyperlink r:id="rId134">
+        <w:r>
+          <w:rPr>
+            <w:lang w:val="zh_TW" w:bidi="zh_TW"/>
+          </w:rPr>
+          <w:rPr>
+            <w:color w:val="0000EE"/>
+            <w:u w:val="single"/>
+          </w:rPr>
+          <w:t>5:3</w:t>
+        </w:r>
+      </w:hyperlink>
+      <w:r>
+        <w:rPr>
+          <w:lang w:val="zh_TW" w:bidi="zh_TW"/>
+        </w:rPr>
+        <w:t>）。</w:t>
+      </w:r>
+    </w:p>
+    <w:p>
+      <w:pPr/>
+      <w:r>
+        <w:rPr>
+          <w:lang w:val="zh_TW" w:bidi="zh_TW"/>
+        </w:rPr>
+      </w:r>
+      <w:r>
+        <w:rPr>
+          <w:lang w:val="zh_TW" w:bidi="zh_TW"/>
+        </w:rPr>
+        <w:t>兩個獸（</w:t>
+      </w:r>
+      <w:hyperlink r:id="rId43">
+        <w:r>
+          <w:rPr>
+            <w:lang w:val="zh_TW" w:bidi="zh_TW"/>
+          </w:rPr>
+          <w:rPr>
+            <w:color w:val="0000EE"/>
+            <w:u w:val="single"/>
+          </w:rPr>
+          <w:t>13:1–18</w:t>
+        </w:r>
+      </w:hyperlink>
+      <w:r>
+        <w:rPr>
+          <w:lang w:val="zh_TW" w:bidi="zh_TW"/>
+        </w:rPr>
+        <w:t>）</w:t>
+      </w:r>
+    </w:p>
+    <w:p>
+      <w:pPr/>
+      <w:r>
+        <w:rPr>
+          <w:lang w:val="zh_TW" w:bidi="zh_TW"/>
+        </w:rPr>
+      </w:r>
+      <w:r>
+        <w:rPr>
+          <w:lang w:val="zh_TW" w:bidi="zh_TW"/>
+        </w:rPr>
+        <w:t>從</w:t>
+      </w:r>
+      <w:r>
+        <w:rPr>
+          <w:lang w:val="zh_TW" w:bidi="zh_TW"/>
+        </w:rPr>
+        <w:t>第</w:t>
+      </w:r>
+      <w:hyperlink r:id="rId122">
+        <w:r>
+          <w:rPr>
+            <w:lang w:val="zh_TW" w:bidi="zh_TW"/>
+          </w:rPr>
+          <w:rPr>
+            <w:color w:val="0000EE"/>
+            <w:u w:val="single"/>
+          </w:rPr>
+          <w:t>十二</w:t>
+        </w:r>
+      </w:hyperlink>
+      <w:r>
+        <w:rPr>
+          <w:lang w:val="zh_TW" w:bidi="zh_TW"/>
+        </w:rPr>
+        <w:t>章</w:t>
+      </w:r>
+      <w:r>
+        <w:rPr>
+          <w:lang w:val="zh_TW" w:bidi="zh_TW"/>
+        </w:rPr>
+        <w:t>中內部鬥爭的描述轉向</w:t>
+      </w:r>
+      <w:r>
+        <w:rPr>
+          <w:lang w:val="zh_TW" w:bidi="zh_TW"/>
+        </w:rPr>
+        <w:t>第</w:t>
+      </w:r>
+      <w:hyperlink r:id="rId43">
+        <w:r>
+          <w:rPr>
+            <w:lang w:val="zh_TW" w:bidi="zh_TW"/>
+          </w:rPr>
+          <w:rPr>
+            <w:color w:val="0000EE"/>
+            <w:u w:val="single"/>
+          </w:rPr>
+          <w:t>十三</w:t>
+        </w:r>
+      </w:hyperlink>
+      <w:r>
+        <w:rPr>
+          <w:lang w:val="zh_TW" w:bidi="zh_TW"/>
+        </w:rPr>
+        <w:t>章，</w:t>
+      </w:r>
+      <w:r>
+        <w:rPr>
+          <w:lang w:val="zh_TW" w:bidi="zh_TW"/>
+        </w:rPr>
+        <w:t>焦點轉移到實際的地上工具，即兩隻由龍驅動的獸，這些獸是對神子民發動攻擊的具體表現</w:t>
+      </w:r>
+      <w:r>
+        <w:rPr>
+          <w:lang w:val="zh_TW" w:bidi="zh_TW"/>
+        </w:rPr>
+        <w:t>。龍指示了這兩個獸進行最後的嘗試，來</w:t>
+      </w:r>
+      <w:r>
+        <w:rPr>
+          <w:lang w:val="zh_TW" w:bidi="zh_TW"/>
+        </w:rPr>
+        <w:t>與</w:t>
+      </w:r>
+      <w:r>
+        <w:rPr>
+          <w:lang w:val="zh_TW" w:bidi="zh_TW"/>
+        </w:rPr>
+        <w:t>婦人的</w:t>
+      </w:r>
+      <w:r>
+        <w:rPr>
+          <w:lang w:val="zh_TW" w:bidi="zh_TW"/>
+        </w:rPr>
+        <w:t>兒女爭戰</w:t>
+      </w:r>
+      <w:r>
+        <w:rPr>
+          <w:lang w:val="zh_TW" w:bidi="zh_TW"/>
+        </w:rPr>
+        <w:t>（</w:t>
+      </w:r>
+      <w:hyperlink r:id="rId135">
+        <w:r>
+          <w:rPr>
+            <w:lang w:val="zh_TW" w:bidi="zh_TW"/>
+          </w:rPr>
+          <w:rPr>
+            <w:color w:val="0000EE"/>
+            <w:u w:val="single"/>
+          </w:rPr>
+          <w:t>12:17</w:t>
+        </w:r>
+      </w:hyperlink>
+      <w:r>
+        <w:rPr>
+          <w:lang w:val="zh_TW" w:bidi="zh_TW"/>
+        </w:rPr>
+        <w:t>）。</w:t>
+      </w:r>
+    </w:p>
+    <w:p>
+      <w:pPr/>
+      <w:r>
+        <w:rPr>
+          <w:lang w:val="zh_TW" w:bidi="zh_TW"/>
+        </w:rPr>
+      </w:r>
+      <w:r>
+        <w:rPr>
+          <w:lang w:val="zh_TW" w:bidi="zh_TW"/>
+        </w:rPr>
+        <w:t>龍和第一個獸策劃的陰謀，是要誘惑整個世界崇拜這個獸。牠</w:t>
+      </w:r>
+      <w:r>
+        <w:rPr>
+          <w:lang w:val="zh_TW" w:bidi="zh_TW"/>
+        </w:rPr>
+        <w:t>們召喚第三個角色來幫助牠們</w:t>
+      </w:r>
+      <w:r>
+        <w:rPr>
+          <w:lang w:val="zh_TW" w:bidi="zh_TW"/>
+        </w:rPr>
+        <w:t>，就是地上的獸，這個獸必定與羔羊相似，</w:t>
+      </w:r>
+      <w:r>
+        <w:rPr>
+          <w:lang w:val="zh_TW" w:bidi="zh_TW"/>
+        </w:rPr>
+        <w:t>甚至能誘惑耶穌的追隨者</w:t>
+      </w:r>
+      <w:r>
+        <w:rPr>
+          <w:lang w:val="zh_TW" w:bidi="zh_TW"/>
+        </w:rPr>
+        <w:t>。</w:t>
+      </w:r>
+      <w:r>
+        <w:rPr>
+          <w:lang w:val="zh_TW" w:bidi="zh_TW"/>
+        </w:rPr>
+        <w:t>隨著戰鬥的進行</w:t>
+      </w:r>
+      <w:r>
+        <w:rPr>
+          <w:lang w:val="zh_TW" w:bidi="zh_TW"/>
+        </w:rPr>
+        <w:t>，</w:t>
+      </w:r>
+      <w:r>
+        <w:rPr>
+          <w:lang w:val="zh_TW" w:bidi="zh_TW"/>
+        </w:rPr>
+        <w:t>龍的欺騙變得越來越微妙</w:t>
+      </w:r>
+      <w:r>
+        <w:rPr>
+          <w:lang w:val="zh_TW" w:bidi="zh_TW"/>
+        </w:rPr>
+        <w:t>。</w:t>
+      </w:r>
+      <w:r>
+        <w:rPr>
+          <w:lang w:val="zh_TW" w:bidi="zh_TW"/>
+        </w:rPr>
+        <w:t>因此，作者呼籲讀者要分辨「像羔羊的獸」與「真正的羔羊」之間的區別</w:t>
+      </w:r>
+      <w:r>
+        <w:rPr>
+          <w:lang w:val="zh_TW" w:bidi="zh_TW"/>
+        </w:rPr>
+        <w:t>（參</w:t>
+      </w:r>
+      <w:hyperlink r:id="rId136">
+        <w:r>
+          <w:rPr>
+            <w:lang w:val="zh_TW" w:bidi="zh_TW"/>
+          </w:rPr>
+          <w:rPr>
+            <w:color w:val="0000EE"/>
+            <w:u w:val="single"/>
+          </w:rPr>
+          <w:t>13:11</w:t>
+        </w:r>
+      </w:hyperlink>
+      <w:r>
+        <w:rPr>
+          <w:lang w:val="zh_TW" w:bidi="zh_TW"/>
+        </w:rPr>
+        <w:t>，</w:t>
+      </w:r>
+      <w:hyperlink r:id="rId137">
+        <w:r>
+          <w:rPr>
+            <w:lang w:val="zh_TW" w:bidi="zh_TW"/>
+          </w:rPr>
+          <w:rPr>
+            <w:color w:val="0000EE"/>
+            <w:u w:val="single"/>
+          </w:rPr>
+          <w:t>14:1</w:t>
+        </w:r>
+      </w:hyperlink>
+      <w:r>
+        <w:rPr>
+          <w:lang w:val="zh_TW" w:bidi="zh_TW"/>
+        </w:rPr>
+        <w:t>）。</w:t>
+      </w:r>
+    </w:p>
+    <w:p>
+      <w:pPr/>
+      <w:r>
+        <w:rPr>
+          <w:lang w:val="zh_TW" w:bidi="zh_TW"/>
+        </w:rPr>
+      </w:r>
+      <w:r>
+        <w:rPr>
+          <w:lang w:val="zh_TW" w:bidi="zh_TW"/>
+        </w:rPr>
+        <w:t>地上的</w:t>
+      </w:r>
+      <w:r>
+        <w:rPr>
+          <w:lang w:val="zh_TW" w:bidi="zh_TW"/>
+        </w:rPr>
+        <w:t>莊稼</w:t>
+      </w:r>
+      <w:r>
+        <w:rPr>
+          <w:lang w:val="zh_TW" w:bidi="zh_TW"/>
+        </w:rPr>
+        <w:t>（</w:t>
+      </w:r>
+      <w:hyperlink r:id="rId138">
+        <w:r>
+          <w:rPr>
+            <w:lang w:val="zh_TW" w:bidi="zh_TW"/>
+          </w:rPr>
+          <w:rPr>
+            <w:color w:val="0000EE"/>
+            <w:u w:val="single"/>
+          </w:rPr>
+          <w:t>14:1–20</w:t>
+        </w:r>
+      </w:hyperlink>
+      <w:r>
+        <w:rPr>
+          <w:lang w:val="zh_TW" w:bidi="zh_TW"/>
+        </w:rPr>
+        <w:t>）</w:t>
+      </w:r>
+    </w:p>
+    <w:p>
+      <w:pPr/>
+      <w:r>
+        <w:rPr>
+          <w:lang w:val="zh_TW" w:bidi="zh_TW"/>
+        </w:rPr>
+      </w:r>
+      <w:r>
+        <w:rPr>
+          <w:lang w:val="zh_TW" w:bidi="zh_TW"/>
+        </w:rPr>
+        <w:t>前兩章已經讓基督徒準備好面對現實，</w:t>
+      </w:r>
+      <w:r>
+        <w:rPr>
+          <w:lang w:val="zh_TW" w:bidi="zh_TW"/>
+        </w:rPr>
+        <w:t>即隨著末日臨近</w:t>
+      </w:r>
+      <w:r>
+        <w:rPr>
+          <w:lang w:val="zh_TW" w:bidi="zh_TW"/>
+        </w:rPr>
+        <w:t>，他們將像羔羊一樣被騷擾和犧牲。這個段落顯示他們的</w:t>
+      </w:r>
+      <w:r>
+        <w:rPr>
+          <w:lang w:val="zh_TW" w:bidi="zh_TW"/>
+        </w:rPr>
+        <w:t>犧牲</w:t>
+      </w:r>
+      <w:r>
+        <w:rPr>
+          <w:lang w:val="zh_TW" w:bidi="zh_TW"/>
+        </w:rPr>
+        <w:t>並非毫無意義。在第</w:t>
+      </w:r>
+      <w:hyperlink r:id="rId102">
+        <w:r>
+          <w:rPr>
+            <w:lang w:val="zh_TW" w:bidi="zh_TW"/>
+          </w:rPr>
+          <w:rPr>
+            <w:color w:val="0000EE"/>
+            <w:u w:val="single"/>
+          </w:rPr>
+          <w:t>七</w:t>
+        </w:r>
+      </w:hyperlink>
+      <w:r>
+        <w:rPr>
+          <w:lang w:val="zh_TW" w:bidi="zh_TW"/>
+        </w:rPr>
+        <w:t>章中，十四萬四千人只是被封印；</w:t>
+      </w:r>
+      <w:r>
+        <w:rPr>
+          <w:lang w:val="zh_TW" w:bidi="zh_TW"/>
+        </w:rPr>
+        <w:t>而在這裡，他們已經被拯救</w:t>
+      </w:r>
+      <w:r>
+        <w:rPr>
+          <w:lang w:val="zh_TW" w:bidi="zh_TW"/>
+        </w:rPr>
+        <w:t>。</w:t>
+      </w:r>
+      <w:r>
+        <w:rPr>
+          <w:lang w:val="zh_TW" w:bidi="zh_TW"/>
+        </w:rPr>
+        <w:t>當洪水過去後</w:t>
+      </w:r>
+      <w:r>
+        <w:rPr>
+          <w:lang w:val="zh_TW" w:bidi="zh_TW"/>
+        </w:rPr>
+        <w:t>，</w:t>
+      </w:r>
+      <w:r>
+        <w:rPr>
+          <w:lang w:val="zh_TW" w:bidi="zh_TW"/>
+        </w:rPr>
+        <w:t>錫安山高聳於水面上；羔羊坐在榮耀的寶座上，周圍是祂子民的勝利之歌；神恩慈的同在充滿了整個宇宙</w:t>
+      </w:r>
+      <w:r>
+        <w:rPr>
+          <w:lang w:val="zh_TW" w:bidi="zh_TW"/>
+        </w:rPr>
+        <w:t>。</w:t>
+      </w:r>
+    </w:p>
+    <w:p>
+      <w:pPr/>
+      <w:r>
+        <w:rPr>
+          <w:lang w:val="zh_TW" w:bidi="zh_TW"/>
+        </w:rPr>
+      </w:r>
+      <w:r>
+        <w:rPr>
+          <w:lang w:val="zh_TW" w:bidi="zh_TW"/>
+        </w:rPr>
+        <w:t>第</w:t>
+      </w:r>
+      <w:hyperlink r:id="rId138">
+        <w:r>
+          <w:rPr>
+            <w:lang w:val="zh_TW" w:bidi="zh_TW"/>
+          </w:rPr>
+          <w:rPr>
+            <w:color w:val="0000EE"/>
+            <w:u w:val="single"/>
+          </w:rPr>
+          <w:t>14</w:t>
+        </w:r>
+      </w:hyperlink>
+      <w:r>
+        <w:rPr>
+          <w:lang w:val="zh_TW" w:bidi="zh_TW"/>
+        </w:rPr>
+        <w:t>章簡要回答了兩個</w:t>
+      </w:r>
+      <w:r>
+        <w:rPr>
+          <w:lang w:val="zh_TW" w:bidi="zh_TW"/>
+        </w:rPr>
+        <w:t>迫切</w:t>
+      </w:r>
+      <w:r>
+        <w:rPr>
+          <w:lang w:val="zh_TW" w:bidi="zh_TW"/>
+        </w:rPr>
+        <w:t>的問題：那些拒絕接受獸印並被殺的人會怎樣（</w:t>
+      </w:r>
+      <w:hyperlink r:id="rId139">
+        <w:r>
+          <w:rPr>
+            <w:lang w:val="zh_TW" w:bidi="zh_TW"/>
+          </w:rPr>
+          <w:rPr>
+            <w:color w:val="0000EE"/>
+            <w:u w:val="single"/>
+          </w:rPr>
+          <w:t>1–5</w:t>
+        </w:r>
+      </w:hyperlink>
+      <w:r>
+        <w:rPr>
+          <w:lang w:val="zh_TW" w:bidi="zh_TW"/>
+        </w:rPr>
+        <w:t>節）？獸和牠的僕人</w:t>
+      </w:r>
+      <w:r>
+        <w:rPr>
+          <w:lang w:val="zh_TW" w:bidi="zh_TW"/>
+        </w:rPr>
+        <w:t>會怎樣</w:t>
+      </w:r>
+      <w:r>
+        <w:rPr>
+          <w:lang w:val="zh_TW" w:bidi="zh_TW"/>
+        </w:rPr>
+        <w:t>（</w:t>
+      </w:r>
+      <w:hyperlink r:id="rId140">
+        <w:r>
+          <w:rPr>
+            <w:lang w:val="zh_TW" w:bidi="zh_TW"/>
+          </w:rPr>
+          <w:rPr>
+            <w:color w:val="0000EE"/>
+            <w:u w:val="single"/>
+          </w:rPr>
+          <w:t>6–20</w:t>
+        </w:r>
+      </w:hyperlink>
+      <w:r>
+        <w:rPr>
+          <w:lang w:val="zh_TW" w:bidi="zh_TW"/>
+        </w:rPr>
+        <w:t>節）？</w:t>
+      </w:r>
+    </w:p>
+    <w:p>
+      <w:pPr>
+        <w:pStyle w:val="Heading4"/>
+      </w:pPr>
+      <w:r>
+        <w:rPr>
+          <w:lang w:val="zh_TW" w:bidi="zh_TW"/>
+        </w:rPr>
+        <w:t>七碗（</w:t>
+      </w:r>
+      <w:hyperlink r:id="rId141">
+        <w:r>
+          <w:rPr>
+            <w:lang w:val="zh_TW" w:bidi="zh_TW"/>
+          </w:rPr>
+          <w:rPr>
+            <w:color w:val="0000EE"/>
+            <w:u w:val="single"/>
+          </w:rPr>
+          <w:t>15:1–19:10</w:t>
+        </w:r>
+      </w:hyperlink>
+      <w:r>
+        <w:rPr>
+          <w:lang w:val="zh_TW" w:bidi="zh_TW"/>
+        </w:rPr>
+        <w:t>）</w:t>
+      </w:r>
+    </w:p>
+    <w:p>
+      <w:pPr/>
+      <w:r>
+        <w:rPr>
+          <w:lang w:val="zh_TW" w:bidi="zh_TW"/>
+        </w:rPr>
+      </w:r>
+      <w:r>
+        <w:rPr>
+          <w:lang w:val="zh_TW" w:bidi="zh_TW"/>
+        </w:rPr>
+        <w:t>碗的一系列審判構成了「</w:t>
+      </w:r>
+      <w:r>
+        <w:rPr>
+          <w:lang w:val="zh_TW" w:bidi="zh_TW"/>
+        </w:rPr>
+        <w:t>第三樣災禍</w:t>
+      </w:r>
+      <w:r>
+        <w:rPr>
+          <w:lang w:val="zh_TW" w:bidi="zh_TW"/>
+        </w:rPr>
+        <w:t>」，在</w:t>
+      </w:r>
+      <w:hyperlink r:id="rId116">
+        <w:r>
+          <w:rPr>
+            <w:lang w:val="zh_TW" w:bidi="zh_TW"/>
+          </w:rPr>
+          <w:rPr>
+            <w:color w:val="0000EE"/>
+            <w:u w:val="single"/>
+          </w:rPr>
+          <w:t>十一章14節</w:t>
+        </w:r>
+      </w:hyperlink>
+      <w:r>
+        <w:rPr>
+          <w:lang w:val="zh_TW" w:bidi="zh_TW"/>
+        </w:rPr>
+        <w:t>中宣佈為「</w:t>
+      </w:r>
+      <w:r>
+        <w:rPr>
+          <w:lang w:val="zh_TW" w:bidi="zh_TW"/>
+        </w:rPr>
+        <w:t>快到了</w:t>
+      </w:r>
+      <w:r>
+        <w:rPr>
+          <w:lang w:val="zh_TW" w:bidi="zh_TW"/>
+        </w:rPr>
+        <w:t>」。這些最後的災難發生在耶穌在橄欖山講論中提到的「</w:t>
+      </w:r>
+      <w:r>
+        <w:rPr>
+          <w:lang w:val="zh_TW" w:bidi="zh_TW"/>
+        </w:rPr>
+        <w:t>那些日子的災難一過去</w:t>
+      </w:r>
+      <w:r>
+        <w:rPr>
+          <w:lang w:val="zh_TW" w:bidi="zh_TW"/>
+        </w:rPr>
+        <w:t>」，很可能是祂那段對末後的話語的實現：「</w:t>
+      </w:r>
+      <w:r>
+        <w:rPr>
+          <w:lang w:val="zh_TW" w:bidi="zh_TW"/>
+        </w:rPr>
+        <w:t>日頭就變黑了， 月亮也不放光， 眾星要從天上墜落， 天勢都要震動</w:t>
+      </w:r>
+      <w:r>
+        <w:rPr>
+          <w:lang w:val="zh_TW" w:bidi="zh_TW"/>
+        </w:rPr>
+        <w:t>」（</w:t>
+      </w:r>
+      <w:hyperlink r:id="rId142">
+        <w:r>
+          <w:rPr>
+            <w:lang w:val="zh_TW" w:bidi="zh_TW"/>
+          </w:rPr>
+          <w:rPr>
+            <w:color w:val="0000EE"/>
+            <w:u w:val="single"/>
+          </w:rPr>
+          <w:t>太24:29</w:t>
+        </w:r>
+      </w:hyperlink>
+      <w:r>
+        <w:rPr>
+          <w:lang w:val="zh_TW" w:bidi="zh_TW"/>
+        </w:rPr>
+        <w:t>）。</w:t>
+      </w:r>
+    </w:p>
+    <w:p>
+      <w:pPr>
+        <w:pStyle w:val="Heading5"/>
+      </w:pPr>
+      <w:r>
+        <w:rPr>
+          <w:lang w:val="zh_TW" w:bidi="zh_TW"/>
+        </w:rPr>
+        <w:t>預備：七位天使和</w:t>
+      </w:r>
+      <w:r>
+        <w:rPr>
+          <w:lang w:val="zh_TW" w:bidi="zh_TW"/>
+        </w:rPr>
+        <w:t>末了的七災</w:t>
+      </w:r>
+      <w:r>
+        <w:rPr>
+          <w:lang w:val="zh_TW" w:bidi="zh_TW"/>
+        </w:rPr>
+        <w:t>（</w:t>
+      </w:r>
+      <w:hyperlink r:id="rId143">
+        <w:r>
+          <w:rPr>
+            <w:lang w:val="zh_TW" w:bidi="zh_TW"/>
+          </w:rPr>
+          <w:rPr>
+            <w:color w:val="0000EE"/>
+            <w:u w:val="single"/>
+          </w:rPr>
+          <w:t>15:1–8</w:t>
+        </w:r>
+      </w:hyperlink>
+      <w:r>
+        <w:rPr>
+          <w:lang w:val="zh_TW" w:bidi="zh_TW"/>
+        </w:rPr>
+        <w:t>）</w:t>
+      </w:r>
+    </w:p>
+    <w:p>
+      <w:pPr/>
+      <w:r>
+        <w:rPr>
+          <w:lang w:val="zh_TW" w:bidi="zh_TW"/>
+        </w:rPr>
+      </w:r>
+      <w:r>
+        <w:rPr>
+          <w:lang w:val="zh_TW" w:bidi="zh_TW"/>
+        </w:rPr>
+        <w:t>第</w:t>
+      </w:r>
+      <w:hyperlink r:id="rId143">
+        <w:r>
+          <w:rPr>
+            <w:lang w:val="zh_TW" w:bidi="zh_TW"/>
+          </w:rPr>
+          <w:rPr>
+            <w:color w:val="0000EE"/>
+            <w:u w:val="single"/>
+          </w:rPr>
+          <w:t>15</w:t>
+        </w:r>
+      </w:hyperlink>
+      <w:r>
+        <w:rPr>
+          <w:lang w:val="zh_TW" w:bidi="zh_TW"/>
+        </w:rPr>
+        <w:t>章與舊約中出埃及的記載有關，並強烈暗示了古代猶太會堂的禮儀傳統。本章有兩個主要的異象：第一個描繪了從大災難中的得勝者（</w:t>
+      </w:r>
+      <w:hyperlink r:id="rId144">
+        <w:r>
+          <w:rPr>
+            <w:lang w:val="zh_TW" w:bidi="zh_TW"/>
+          </w:rPr>
+          <w:rPr>
+            <w:color w:val="0000EE"/>
+            <w:u w:val="single"/>
+          </w:rPr>
+          <w:t>2–4</w:t>
+        </w:r>
+      </w:hyperlink>
+      <w:r>
+        <w:rPr>
+          <w:lang w:val="zh_TW" w:bidi="zh_TW"/>
+        </w:rPr>
+        <w:t>節）；第二個描述了從天上聖殿出現，七位穿著白色和金色衣服的天使，他們持有最後災難的七個碗（</w:t>
+      </w:r>
+      <w:hyperlink r:id="rId145">
+        <w:r>
+          <w:rPr>
+            <w:lang w:val="zh_TW" w:bidi="zh_TW"/>
+          </w:rPr>
+          <w:rPr>
+            <w:color w:val="0000EE"/>
+            <w:u w:val="single"/>
+          </w:rPr>
+          <w:t>5–8</w:t>
+        </w:r>
+      </w:hyperlink>
+      <w:r>
+        <w:rPr>
+          <w:lang w:val="zh_TW" w:bidi="zh_TW"/>
+        </w:rPr>
+        <w:t>節）。</w:t>
+      </w:r>
+    </w:p>
+    <w:p>
+      <w:pPr/>
+      <w:r>
+        <w:rPr>
+          <w:lang w:val="zh_TW" w:bidi="zh_TW"/>
+        </w:rPr>
+      </w:r>
+      <w:r>
+        <w:rPr>
+          <w:lang w:val="zh_TW" w:bidi="zh_TW"/>
+        </w:rPr>
+        <w:t>碗的審判傾倒在地上（</w:t>
+      </w:r>
+      <w:hyperlink r:id="rId113">
+        <w:r>
+          <w:rPr>
+            <w:lang w:val="zh_TW" w:bidi="zh_TW"/>
+          </w:rPr>
+          <w:rPr>
+            <w:color w:val="0000EE"/>
+            <w:u w:val="single"/>
+          </w:rPr>
+          <w:t>16:1–21</w:t>
+        </w:r>
+      </w:hyperlink>
+      <w:r>
+        <w:rPr>
+          <w:lang w:val="zh_TW" w:bidi="zh_TW"/>
+        </w:rPr>
+        <w:t>）</w:t>
+      </w:r>
+    </w:p>
+    <w:p>
+      <w:pPr/>
+      <w:r>
+        <w:rPr>
+          <w:lang w:val="zh_TW" w:bidi="zh_TW"/>
+        </w:rPr>
+      </w:r>
+      <w:r>
+        <w:rPr>
+          <w:lang w:val="zh_TW" w:bidi="zh_TW"/>
+        </w:rPr>
+        <w:t>這些審判接連</w:t>
+      </w:r>
+      <w:r>
+        <w:rPr>
+          <w:lang w:val="zh_TW" w:bidi="zh_TW"/>
+        </w:rPr>
+        <w:t>迅速</w:t>
+      </w:r>
+      <w:r>
+        <w:rPr>
+          <w:lang w:val="zh_TW" w:bidi="zh_TW"/>
+        </w:rPr>
+        <w:t>發生，期間只有短暫的停頓，就是第三位天使與祭壇對話，強調神懲罰的公義</w:t>
+      </w:r>
+      <w:r>
+        <w:rPr>
+          <w:lang w:val="zh_TW" w:bidi="zh_TW"/>
+        </w:rPr>
+        <w:t>（</w:t>
+      </w:r>
+      <w:hyperlink r:id="rId146">
+        <w:r>
+          <w:rPr>
+            <w:lang w:val="zh_TW" w:bidi="zh_TW"/>
+          </w:rPr>
+          <w:rPr>
+            <w:color w:val="0000EE"/>
+            <w:u w:val="single"/>
+          </w:rPr>
+          <w:t>5–7</w:t>
+        </w:r>
+      </w:hyperlink>
+      <w:r>
+        <w:rPr>
+          <w:lang w:val="zh_TW" w:bidi="zh_TW"/>
+        </w:rPr>
+        <w:t>節）。</w:t>
+      </w:r>
+      <w:r>
+        <w:rPr>
+          <w:lang w:val="zh_TW" w:bidi="zh_TW"/>
+        </w:rPr>
+        <w:t>這種快速接連可能是因為，約翰希望簡要描述前六碗的審判，並迅速轉向第七碗，他</w:t>
+      </w:r>
+      <w:r>
+        <w:rPr>
+          <w:lang w:val="zh_TW" w:bidi="zh_TW"/>
+        </w:rPr>
+        <w:t>將在那裡詳細描述對巴比倫的審判。最後三個災難不單是社會上的審判，更是屬靈上的，並從大自然轉向全人類。</w:t>
+      </w:r>
+    </w:p>
+    <w:p>
+      <w:pPr/>
+      <w:r>
+        <w:rPr>
+          <w:lang w:val="zh_TW" w:bidi="zh_TW"/>
+        </w:rPr>
+      </w:r>
+      <w:r>
+        <w:rPr>
+          <w:lang w:val="zh_TW" w:bidi="zh_TW"/>
+        </w:rPr>
+        <w:t>大淫婦</w:t>
+      </w:r>
+      <w:r>
+        <w:rPr>
+          <w:lang w:val="zh_TW" w:bidi="zh_TW"/>
+        </w:rPr>
+        <w:t>與獸（</w:t>
+      </w:r>
+      <w:hyperlink r:id="rId54">
+        <w:r>
+          <w:rPr>
+            <w:lang w:val="zh_TW" w:bidi="zh_TW"/>
+          </w:rPr>
+          <w:rPr>
+            <w:color w:val="0000EE"/>
+            <w:u w:val="single"/>
+          </w:rPr>
+          <w:t>17:1–18</w:t>
+        </w:r>
+      </w:hyperlink>
+      <w:r>
+        <w:rPr>
+          <w:lang w:val="zh_TW" w:bidi="zh_TW"/>
+        </w:rPr>
+        <w:t>）</w:t>
+      </w:r>
+    </w:p>
+    <w:p>
+      <w:pPr/>
+      <w:r>
+        <w:rPr>
+          <w:lang w:val="zh_TW" w:bidi="zh_TW"/>
+        </w:rPr>
+      </w:r>
+      <w:r>
+        <w:rPr>
+          <w:lang w:val="zh_TW" w:bidi="zh_TW"/>
+        </w:rPr>
+        <w:t>對於大多數現代解經家來說，巴比倫代表羅馬。獸則象徵整個羅馬帝國，包括其省份和人民。然而，僅僅將巴比倫與羅馬等同是不夠的。事實上，巴比倫不能被限制於任何一個歷史中，無論是過去還是未來出現的政權；</w:t>
+      </w:r>
+      <w:r>
+        <w:rPr>
+          <w:lang w:val="zh_TW" w:bidi="zh_TW"/>
+        </w:rPr>
+        <w:t>它在不同的歷史時期和背景下，有多個與之對應的表現形式</w:t>
+      </w:r>
+      <w:r>
+        <w:rPr>
+          <w:lang w:val="zh_TW" w:bidi="zh_TW"/>
+        </w:rPr>
+        <w:t>（參</w:t>
+      </w:r>
+      <w:hyperlink r:id="rId147">
+        <w:r>
+          <w:rPr>
+            <w:lang w:val="zh_TW" w:bidi="zh_TW"/>
+          </w:rPr>
+          <w:rPr>
+            <w:color w:val="0000EE"/>
+            <w:u w:val="single"/>
+          </w:rPr>
+          <w:t>11:8</w:t>
+        </w:r>
+      </w:hyperlink>
+      <w:r>
+        <w:rPr>
+          <w:lang w:val="zh_TW" w:bidi="zh_TW"/>
+        </w:rPr>
+        <w:t>）。巴比倫其實存在於任何充滿撒旦欺騙的地方。</w:t>
+      </w:r>
+      <w:r>
+        <w:rPr>
+          <w:lang w:val="zh_TW" w:bidi="zh_TW"/>
+        </w:rPr>
+        <w:t>在這裡，巴比倫最適合理解為所有根深蒂固、抵擋神的世界勢力原型</w:t>
+      </w:r>
+      <w:r>
+        <w:rPr>
+          <w:lang w:val="zh_TW" w:bidi="zh_TW"/>
+        </w:rPr>
+        <w:t>。巴比倫是一個跨歷史的現實，包括像所多瑪、埃及、巴比倫、泰爾、尼尼微和羅馬一般，偶像崇拜的國家和地方。巴比倫是一個末世的象徵，代表撒旦的欺騙和權力；它是一個神聖的奧秘，永遠無法完全簡化為地上任何的文化和政權。巴比倫代表脫離神的文化和世界，而神的體系則由新耶路撒冷來呈現出來。羅馬只是這個總體系統的一種表現，並非全部。</w:t>
+      </w:r>
+    </w:p>
+    <w:p>
+      <w:pPr/>
+      <w:r>
+        <w:rPr>
+          <w:lang w:val="zh_TW" w:bidi="zh_TW"/>
+        </w:rPr>
+      </w:r>
+      <w:r>
+        <w:rPr>
+          <w:lang w:val="zh_TW" w:bidi="zh_TW"/>
+        </w:rPr>
+        <w:t>巴比倫大城</w:t>
+      </w:r>
+      <w:r>
+        <w:rPr>
+          <w:lang w:val="zh_TW" w:bidi="zh_TW"/>
+        </w:rPr>
+        <w:t>的傾倒（</w:t>
+      </w:r>
+      <w:hyperlink r:id="rId148">
+        <w:r>
+          <w:rPr>
+            <w:lang w:val="zh_TW" w:bidi="zh_TW"/>
+          </w:rPr>
+          <w:rPr>
+            <w:color w:val="0000EE"/>
+            <w:u w:val="single"/>
+          </w:rPr>
+          <w:t>18:1–24</w:t>
+        </w:r>
+      </w:hyperlink>
+      <w:r>
+        <w:rPr>
+          <w:lang w:val="zh_TW" w:bidi="zh_TW"/>
+        </w:rPr>
+        <w:t>）</w:t>
+      </w:r>
+    </w:p>
+    <w:p>
+      <w:pPr/>
+      <w:r>
+        <w:rPr>
+          <w:lang w:val="zh_TW" w:bidi="zh_TW"/>
+        </w:rPr>
+      </w:r>
+      <w:r>
+        <w:rPr>
+          <w:lang w:val="zh_TW" w:bidi="zh_TW"/>
+        </w:rPr>
+        <w:t>第</w:t>
+      </w:r>
+      <w:hyperlink r:id="rId148">
+        <w:r>
+          <w:rPr>
+            <w:lang w:val="zh_TW" w:bidi="zh_TW"/>
+          </w:rPr>
+          <w:rPr>
+            <w:color w:val="0000EE"/>
+            <w:u w:val="single"/>
+          </w:rPr>
+          <w:t>18</w:t>
+        </w:r>
+      </w:hyperlink>
+      <w:r>
+        <w:rPr>
+          <w:lang w:val="zh_TW" w:bidi="zh_TW"/>
+        </w:rPr>
+        <w:t>章說明了之前宣告，對大淫婦的審判（</w:t>
+      </w:r>
+      <w:hyperlink r:id="rId149">
+        <w:r>
+          <w:rPr>
+            <w:lang w:val="zh_TW" w:bidi="zh_TW"/>
+          </w:rPr>
+          <w:rPr>
+            <w:color w:val="0000EE"/>
+            <w:u w:val="single"/>
+          </w:rPr>
+          <w:t>17:1</w:t>
+        </w:r>
+      </w:hyperlink>
+      <w:r>
+        <w:rPr>
+          <w:lang w:val="zh_TW" w:bidi="zh_TW"/>
+        </w:rPr>
+        <w:t>）。在一個繁榮商業城市毀滅的意象下，約翰描述了巴比倫大淫婦最終滅亡的結局。</w:t>
+      </w:r>
+    </w:p>
+    <w:p>
+      <w:pPr/>
+      <w:r>
+        <w:rPr>
+          <w:lang w:val="zh_TW" w:bidi="zh_TW"/>
+        </w:rPr>
+      </w:r>
+      <w:r>
+        <w:rPr>
+          <w:lang w:val="zh_TW" w:bidi="zh_TW"/>
+        </w:rPr>
+        <w:t>為巴比倫毀滅的感恩（</w:t>
+      </w:r>
+      <w:hyperlink r:id="rId150">
+        <w:r>
+          <w:rPr>
+            <w:lang w:val="zh_TW" w:bidi="zh_TW"/>
+          </w:rPr>
+          <w:rPr>
+            <w:color w:val="0000EE"/>
+            <w:u w:val="single"/>
+          </w:rPr>
+          <w:t>19:1–5</w:t>
+        </w:r>
+      </w:hyperlink>
+      <w:r>
+        <w:rPr>
+          <w:lang w:val="zh_TW" w:bidi="zh_TW"/>
+        </w:rPr>
+        <w:t>）</w:t>
+      </w:r>
+    </w:p>
+    <w:p>
+      <w:pPr/>
+      <w:r>
+        <w:rPr>
+          <w:lang w:val="zh_TW" w:bidi="zh_TW"/>
+        </w:rPr>
+      </w:r>
+      <w:r>
+        <w:rPr>
+          <w:lang w:val="zh_TW" w:bidi="zh_TW"/>
+        </w:rPr>
+        <w:t>天上的詩班高聲唱出對神的盛大讚美</w:t>
+      </w:r>
+      <w:r>
+        <w:rPr>
+          <w:lang w:val="zh_TW" w:bidi="zh_TW"/>
+        </w:rPr>
+        <w:t>，與巴比倫</w:t>
+      </w:r>
+      <w:r>
+        <w:rPr>
+          <w:lang w:val="zh_TW" w:bidi="zh_TW"/>
+        </w:rPr>
+        <w:t>同伴的哀嘆形成鮮明對比</w:t>
+      </w:r>
+      <w:r>
+        <w:rPr>
+          <w:lang w:val="zh_TW" w:bidi="zh_TW"/>
+        </w:rPr>
+        <w:t>。</w:t>
+      </w:r>
+    </w:p>
+    <w:p>
+      <w:pPr/>
+      <w:r>
+        <w:rPr>
+          <w:lang w:val="zh_TW" w:bidi="zh_TW"/>
+        </w:rPr>
+      </w:r>
+      <w:r>
+        <w:rPr>
+          <w:lang w:val="zh_TW" w:bidi="zh_TW"/>
+        </w:rPr>
+        <w:t>羔羊的婚宴（</w:t>
+      </w:r>
+      <w:hyperlink r:id="rId151">
+        <w:r>
+          <w:rPr>
+            <w:lang w:val="zh_TW" w:bidi="zh_TW"/>
+          </w:rPr>
+          <w:rPr>
+            <w:color w:val="0000EE"/>
+            <w:u w:val="single"/>
+          </w:rPr>
+          <w:t>19:6–10</w:t>
+        </w:r>
+      </w:hyperlink>
+      <w:r>
+        <w:rPr>
+          <w:lang w:val="zh_TW" w:bidi="zh_TW"/>
+        </w:rPr>
+        <w:t>）</w:t>
+      </w:r>
+    </w:p>
+    <w:p>
+      <w:pPr/>
+      <w:r>
+        <w:rPr>
+          <w:lang w:val="zh_TW" w:bidi="zh_TW"/>
+        </w:rPr>
+      </w:r>
+      <w:r>
+        <w:rPr>
+          <w:lang w:val="zh_TW" w:bidi="zh_TW"/>
+        </w:rPr>
+        <w:t>最後，讚美的尾聲在另一個群眾的回響聲中完成（</w:t>
+      </w:r>
+      <w:hyperlink r:id="rId152">
+        <w:r>
+          <w:rPr>
+            <w:lang w:val="zh_TW" w:bidi="zh_TW"/>
+          </w:rPr>
+          <w:rPr>
+            <w:color w:val="0000EE"/>
+            <w:u w:val="single"/>
+          </w:rPr>
+          <w:t>6</w:t>
+        </w:r>
+      </w:hyperlink>
+      <w:r>
+        <w:rPr>
+          <w:lang w:val="zh_TW" w:bidi="zh_TW"/>
+        </w:rPr>
+        <w:t>節）：被救贖的群眾（參</w:t>
+      </w:r>
+      <w:hyperlink r:id="rId153">
+        <w:r>
+          <w:rPr>
+            <w:lang w:val="zh_TW" w:bidi="zh_TW"/>
+          </w:rPr>
+          <w:rPr>
+            <w:color w:val="0000EE"/>
+            <w:u w:val="single"/>
+          </w:rPr>
+          <w:t>7:9</w:t>
+        </w:r>
+      </w:hyperlink>
+      <w:r>
+        <w:rPr>
+          <w:lang w:val="zh_TW" w:bidi="zh_TW"/>
+        </w:rPr>
+        <w:t>）。他們用讓人想起大君王，就是詩篇的話語，頌唱最後的讚美詩（</w:t>
+      </w:r>
+      <w:hyperlink r:id="rId154">
+        <w:r>
+          <w:rPr>
+            <w:lang w:val="zh_TW" w:bidi="zh_TW"/>
+          </w:rPr>
+          <w:rPr>
+            <w:color w:val="0000EE"/>
+            <w:u w:val="single"/>
+          </w:rPr>
+          <w:t>詩93:1</w:t>
+        </w:r>
+      </w:hyperlink>
+      <w:r>
+        <w:rPr>
+          <w:lang w:val="zh_TW" w:bidi="zh_TW"/>
+        </w:rPr>
+        <w:t>，</w:t>
+      </w:r>
+      <w:hyperlink r:id="rId155">
+        <w:r>
+          <w:rPr>
+            <w:lang w:val="zh_TW" w:bidi="zh_TW"/>
+          </w:rPr>
+          <w:rPr>
+            <w:color w:val="0000EE"/>
+            <w:u w:val="single"/>
+          </w:rPr>
+          <w:t>97:1</w:t>
+        </w:r>
+      </w:hyperlink>
+      <w:r>
+        <w:rPr>
+          <w:lang w:val="zh_TW" w:bidi="zh_TW"/>
+        </w:rPr>
+        <w:t>，</w:t>
+      </w:r>
+      <w:hyperlink r:id="rId156">
+        <w:r>
+          <w:rPr>
+            <w:lang w:val="zh_TW" w:bidi="zh_TW"/>
+          </w:rPr>
+          <w:rPr>
+            <w:color w:val="0000EE"/>
+            <w:u w:val="single"/>
+          </w:rPr>
+          <w:t>99:1</w:t>
+        </w:r>
+      </w:hyperlink>
+      <w:r>
+        <w:rPr>
+          <w:lang w:val="zh_TW" w:bidi="zh_TW"/>
+        </w:rPr>
+        <w:t>）。</w:t>
+      </w:r>
+    </w:p>
+    <w:p>
+      <w:pPr>
+        <w:pStyle w:val="Heading4"/>
+      </w:pPr>
+      <w:r>
+        <w:rPr>
+          <w:lang w:val="zh_TW" w:bidi="zh_TW"/>
+        </w:rPr>
+        <w:t>基督再來的異象與時代的終結（</w:t>
+      </w:r>
+      <w:hyperlink r:id="rId64">
+        <w:r>
+          <w:rPr>
+            <w:lang w:val="zh_TW" w:bidi="zh_TW"/>
+          </w:rPr>
+          <w:rPr>
+            <w:color w:val="0000EE"/>
+            <w:u w:val="single"/>
+          </w:rPr>
+          <w:t>19:11–20:15</w:t>
+        </w:r>
+      </w:hyperlink>
+      <w:r>
+        <w:rPr>
+          <w:lang w:val="zh_TW" w:bidi="zh_TW"/>
+        </w:rPr>
+        <w:t>）</w:t>
+      </w:r>
+    </w:p>
+    <w:p>
+      <w:pPr/>
+      <w:r>
+        <w:rPr>
+          <w:lang w:val="zh_TW" w:bidi="zh_TW"/>
+        </w:rPr>
+      </w:r>
+      <w:r>
+        <w:rPr>
+          <w:lang w:val="zh_TW" w:bidi="zh_TW"/>
+        </w:rPr>
+        <w:t>第一和第二件末後的事：白馬騎士與獸的毀滅（</w:t>
+      </w:r>
+      <w:hyperlink r:id="rId126">
+        <w:r>
+          <w:rPr>
+            <w:lang w:val="zh_TW" w:bidi="zh_TW"/>
+          </w:rPr>
+          <w:rPr>
+            <w:color w:val="0000EE"/>
+            <w:u w:val="single"/>
+          </w:rPr>
+          <w:t>19:11–21</w:t>
+        </w:r>
+      </w:hyperlink>
+      <w:r>
+        <w:rPr>
+          <w:lang w:val="zh_TW" w:bidi="zh_TW"/>
+        </w:rPr>
+        <w:t>）</w:t>
+      </w:r>
+    </w:p>
+    <w:p>
+      <w:pPr/>
+      <w:r>
+        <w:rPr>
+          <w:lang w:val="zh_TW" w:bidi="zh_TW"/>
+        </w:rPr>
+      </w:r>
+      <w:r>
+        <w:rPr>
+          <w:lang w:val="zh_TW" w:bidi="zh_TW"/>
+        </w:rPr>
+        <w:t>這個異象描述了基督的再來和獸的最終覆滅，可以被視為前一部份的高潮（</w:t>
+      </w:r>
+      <w:hyperlink r:id="rId157">
+        <w:r>
+          <w:rPr>
+            <w:lang w:val="zh_TW" w:bidi="zh_TW"/>
+          </w:rPr>
+          <w:rPr>
+            <w:color w:val="0000EE"/>
+            <w:u w:val="single"/>
+          </w:rPr>
+          <w:t>1–10</w:t>
+        </w:r>
+      </w:hyperlink>
+      <w:r>
+        <w:rPr>
+          <w:lang w:val="zh_TW" w:bidi="zh_TW"/>
+        </w:rPr>
+        <w:t>節），或作為一系列七件末後之事的第一件——即基督的再來、獸的</w:t>
+      </w:r>
+      <w:r>
+        <w:rPr>
+          <w:lang w:val="zh_TW" w:bidi="zh_TW"/>
+        </w:rPr>
+        <w:t>敗亡</w:t>
+      </w:r>
+      <w:r>
+        <w:rPr>
+          <w:lang w:val="zh_TW" w:bidi="zh_TW"/>
+        </w:rPr>
+        <w:t>、撒但的捆綁、千禧年、撒但的釋放和最後的審判、新天新地和新耶路撒冷。</w:t>
+      </w:r>
+    </w:p>
+    <w:p>
+      <w:pPr/>
+      <w:r>
+        <w:rPr>
+          <w:lang w:val="zh_TW" w:bidi="zh_TW"/>
+        </w:rPr>
+      </w:r>
+      <w:r>
+        <w:rPr>
+          <w:lang w:val="zh_TW" w:bidi="zh_TW"/>
+        </w:rPr>
+        <w:t>雖然撒但在十字架上已經受到致命一擊（參</w:t>
+      </w:r>
+      <w:hyperlink r:id="rId158">
+        <w:r>
+          <w:rPr>
+            <w:lang w:val="zh_TW" w:bidi="zh_TW"/>
+          </w:rPr>
+          <w:rPr>
+            <w:color w:val="0000EE"/>
+            <w:u w:val="single"/>
+          </w:rPr>
+          <w:t>約12:31</w:t>
+        </w:r>
+      </w:hyperlink>
+      <w:r>
+        <w:rPr>
+          <w:lang w:val="zh_TW" w:bidi="zh_TW"/>
+        </w:rPr>
+        <w:t>，</w:t>
+      </w:r>
+      <w:hyperlink r:id="rId159">
+        <w:r>
+          <w:rPr>
+            <w:lang w:val="zh_TW" w:bidi="zh_TW"/>
+          </w:rPr>
+          <w:rPr>
+            <w:color w:val="0000EE"/>
+            <w:u w:val="single"/>
+          </w:rPr>
+          <w:t>16:11</w:t>
+        </w:r>
+      </w:hyperlink>
+      <w:r>
+        <w:rPr>
+          <w:lang w:val="zh_TW" w:bidi="zh_TW"/>
+        </w:rPr>
+        <w:t>），但牠仍然在現今這個時代，繼續散播邪惡和欺騙（參</w:t>
+      </w:r>
+      <w:hyperlink r:id="rId160">
+        <w:r>
+          <w:rPr>
+            <w:lang w:val="zh_TW" w:bidi="zh_TW"/>
+          </w:rPr>
+          <w:rPr>
+            <w:color w:val="0000EE"/>
+            <w:u w:val="single"/>
+          </w:rPr>
+          <w:t>弗2:2</w:t>
+        </w:r>
+      </w:hyperlink>
+      <w:r>
+        <w:rPr>
+          <w:lang w:val="zh_TW" w:bidi="zh_TW"/>
+        </w:rPr>
+        <w:t>；</w:t>
+      </w:r>
+      <w:hyperlink r:id="rId161">
+        <w:r>
+          <w:rPr>
+            <w:lang w:val="zh_TW" w:bidi="zh_TW"/>
+          </w:rPr>
+          <w:rPr>
+            <w:color w:val="0000EE"/>
+            <w:u w:val="single"/>
+          </w:rPr>
+          <w:t>帖前3:5</w:t>
+        </w:r>
+      </w:hyperlink>
+      <w:r>
+        <w:rPr>
+          <w:lang w:val="zh_TW" w:bidi="zh_TW"/>
+        </w:rPr>
+        <w:t>；</w:t>
+      </w:r>
+      <w:hyperlink r:id="rId162">
+        <w:r>
+          <w:rPr>
+            <w:lang w:val="zh_TW" w:bidi="zh_TW"/>
+          </w:rPr>
+          <w:rPr>
+            <w:color w:val="0000EE"/>
+            <w:u w:val="single"/>
+          </w:rPr>
+          <w:t>彼前5:8–9</w:t>
+        </w:r>
+      </w:hyperlink>
+      <w:r>
+        <w:rPr>
+          <w:lang w:val="zh_TW" w:bidi="zh_TW"/>
+        </w:rPr>
+        <w:t>；</w:t>
+      </w:r>
+      <w:hyperlink r:id="rId163">
+        <w:r>
+          <w:rPr>
+            <w:lang w:val="zh_TW" w:bidi="zh_TW"/>
+          </w:rPr>
+          <w:rPr>
+            <w:color w:val="0000EE"/>
+            <w:u w:val="single"/>
+          </w:rPr>
+          <w:t>啟2:10</w:t>
+        </w:r>
+      </w:hyperlink>
+      <w:r>
+        <w:rPr>
+          <w:lang w:val="zh_TW" w:bidi="zh_TW"/>
+        </w:rPr>
+        <w:t>）。然而，現在在基督的主權下，牠是一位被廢黜的統治者。神允許撒但的邪惡在短時間內繼續存在，直到祂的旨意完全實現。在這場神推翻獸、其諸王及軍隊的場景中，約翰向我們展示了這些邪惡勢力被萬王之王和萬主之主</w:t>
+      </w:r>
+      <w:r>
+        <w:rPr>
+          <w:lang w:val="zh_TW" w:bidi="zh_TW"/>
+        </w:rPr>
+        <w:t>迅速且徹底毀滅的結局</w:t>
+      </w:r>
+      <w:r>
+        <w:rPr>
+          <w:lang w:val="zh_TW" w:bidi="zh_TW"/>
+        </w:rPr>
+        <w:t>。牠們在這場最終且絕對真實的對抗中，遇到了牠們的主宰（</w:t>
+      </w:r>
+      <w:hyperlink r:id="rId164">
+        <w:r>
+          <w:rPr>
+            <w:lang w:val="zh_TW" w:bidi="zh_TW"/>
+          </w:rPr>
+          <w:rPr>
+            <w:color w:val="0000EE"/>
+            <w:u w:val="single"/>
+          </w:rPr>
+          <w:t>啟19:17–21</w:t>
+        </w:r>
+      </w:hyperlink>
+      <w:r>
+        <w:rPr>
+          <w:lang w:val="zh_TW" w:bidi="zh_TW"/>
+        </w:rPr>
+        <w:t>）。</w:t>
+      </w:r>
+    </w:p>
+    <w:p>
+      <w:pPr/>
+      <w:r>
+        <w:rPr>
+          <w:lang w:val="zh_TW" w:bidi="zh_TW"/>
+        </w:rPr>
+      </w:r>
+      <w:r>
+        <w:rPr>
+          <w:lang w:val="zh_TW" w:bidi="zh_TW"/>
+        </w:rPr>
+        <w:t>第三和第四件末後的事：撒但的捆綁與千禧年（</w:t>
+      </w:r>
+      <w:hyperlink r:id="rId165">
+        <w:r>
+          <w:rPr>
+            <w:lang w:val="zh_TW" w:bidi="zh_TW"/>
+          </w:rPr>
+          <w:rPr>
+            <w:color w:val="0000EE"/>
+            <w:u w:val="single"/>
+          </w:rPr>
+          <w:t>20:1–6</w:t>
+        </w:r>
+      </w:hyperlink>
+      <w:r>
+        <w:rPr>
+          <w:lang w:val="zh_TW" w:bidi="zh_TW"/>
+        </w:rPr>
+        <w:t>）</w:t>
+      </w:r>
+    </w:p>
+    <w:p>
+      <w:pPr/>
+      <w:r>
+        <w:rPr>
+          <w:lang w:val="zh_TW" w:bidi="zh_TW"/>
+        </w:rPr>
+      </w:r>
+      <w:r>
+        <w:rPr>
+          <w:lang w:val="zh_TW" w:bidi="zh_TW"/>
+        </w:rPr>
+        <w:t>「千禧年（</w:t>
+      </w:r>
+      <w:r>
+        <w:rPr>
+          <w:lang w:val="zh_TW" w:bidi="zh_TW"/>
+        </w:rPr>
+        <w:t>Millennium</w:t>
+      </w:r>
+      <w:r>
+        <w:rPr>
+          <w:lang w:val="zh_TW" w:bidi="zh_TW"/>
+        </w:rPr>
+        <w:t>）」一直是基督教末世論中最具爭議的議題之一。啟示錄二十章提到基督統治一千年的時期，但對這段經文的理解，歷代詮釋者眾說紛紜。</w:t>
+      </w:r>
+    </w:p>
+    <w:p>
+      <w:pPr/>
+      <w:r>
+        <w:rPr>
+          <w:lang w:val="zh_TW" w:bidi="zh_TW"/>
+        </w:rPr>
+      </w:r>
+      <w:r>
+        <w:rPr>
+          <w:lang w:val="zh_TW" w:bidi="zh_TW"/>
+        </w:rPr>
+        <w:t>有些人認為這段經文描述的是在現今世代結束時，基督與祂的聖徒要在地上統治的一個未來時期——這就是「前千禧年論」（premillennialism）的觀點，認為基督的第二次再臨發生在千禧年之前。</w:t>
+      </w:r>
+    </w:p>
+    <w:p>
+      <w:pPr/>
+      <w:r>
+        <w:rPr>
+          <w:lang w:val="zh_TW" w:bidi="zh_TW"/>
+        </w:rPr>
+      </w:r>
+      <w:r>
+        <w:rPr>
+          <w:lang w:val="zh_TW" w:bidi="zh_TW"/>
+        </w:rPr>
+        <w:t>另一種觀點，稱為「無千禧年論」（amillennialism），主張這一千年是象徵性的，指的是基督與祂的聖徒如今在天上掌權的時期，也就是從基督復活直到祂再來之間的整段歷史。</w:t>
+      </w:r>
+    </w:p>
+    <w:p>
+      <w:pPr/>
+      <w:r>
+        <w:rPr>
+          <w:lang w:val="zh_TW" w:bidi="zh_TW"/>
+        </w:rPr>
+      </w:r>
+      <w:r>
+        <w:rPr>
+          <w:lang w:val="zh_TW" w:bidi="zh_TW"/>
+        </w:rPr>
+        <w:t>第三種立場是「後千禧年論」（postmillennialism），認為隨著福音的廣傳，世界將進入一個長久的和平與公義時代；而基督的再來發生在這個「千禧盛世」結束之後，作為終極完成。</w:t>
+      </w:r>
+    </w:p>
+    <w:p>
+      <w:pPr/>
+      <w:r>
+        <w:rPr>
+          <w:lang w:val="zh_TW" w:bidi="zh_TW"/>
+        </w:rPr>
+      </w:r>
+      <w:r>
+        <w:rPr>
+          <w:lang w:val="zh_TW" w:bidi="zh_TW"/>
+        </w:rPr>
+        <w:t>在這異象中，撒但被捆綁，以限制他迷惑列國的權勢（</w:t>
+      </w:r>
+      <w:hyperlink r:id="rId166">
+        <w:r>
+          <w:rPr>
+            <w:lang w:val="zh_TW" w:bidi="zh_TW"/>
+          </w:rPr>
+          <w:rPr>
+            <w:color w:val="0000EE"/>
+            <w:u w:val="single"/>
+          </w:rPr>
+          <w:t>20:1–3</w:t>
+        </w:r>
+      </w:hyperlink>
+      <w:r>
+        <w:rPr>
+          <w:lang w:val="zh_TW" w:bidi="zh_TW"/>
+        </w:rPr>
+        <w:t>），而聖徒被描寫為與基督一同作王（</w:t>
+      </w:r>
+      <w:hyperlink r:id="rId167">
+        <w:r>
+          <w:rPr>
+            <w:lang w:val="zh_TW" w:bidi="zh_TW"/>
+          </w:rPr>
+          <w:rPr>
+            <w:color w:val="0000EE"/>
+            <w:u w:val="single"/>
+          </w:rPr>
+          <w:t>20:4–6</w:t>
+        </w:r>
+      </w:hyperlink>
+      <w:r>
+        <w:rPr>
+          <w:lang w:val="zh_TW" w:bidi="zh_TW"/>
+        </w:rPr>
+        <w:t>）。</w:t>
+        <w:br/>
+      </w:r>
+      <w:r>
+        <w:rPr>
+          <w:lang w:val="zh_TW" w:bidi="zh_TW"/>
+        </w:rPr>
+        <w:t>前千禧年論通常認為這指的是未來撒但將被真實地捆綁，信徒也將身體復活，與基督在地上同掌王權；</w:t>
+        <w:br/>
+      </w:r>
+      <w:r>
+        <w:rPr>
+          <w:lang w:val="zh_TW" w:bidi="zh_TW"/>
+        </w:rPr>
+        <w:t>無千禧年論則視之為撒但現今因基督得勝而受限制，信徒則在天上與基督共享屬靈的統治；</w:t>
+        <w:br/>
+      </w:r>
+      <w:r>
+        <w:rPr>
+          <w:lang w:val="zh_TW" w:bidi="zh_TW"/>
+        </w:rPr>
+        <w:t>後千禧年論大體上同意無千禧年論對撒但受限的理解，但更強調這一勝利在歷史中藉著福音的推展逐步實現。</w:t>
+      </w:r>
+    </w:p>
+    <w:p>
+      <w:pPr/>
+      <w:r>
+        <w:rPr>
+          <w:lang w:val="zh_TW" w:bidi="zh_TW"/>
+        </w:rPr>
+      </w:r>
+      <w:r>
+        <w:rPr>
+          <w:lang w:val="zh_TW" w:bidi="zh_TW"/>
+        </w:rPr>
+        <w:t>第五件末後的事：撒但的釋放和最終結局（</w:t>
+      </w:r>
+      <w:hyperlink r:id="rId168">
+        <w:r>
+          <w:rPr>
+            <w:lang w:val="zh_TW" w:bidi="zh_TW"/>
+          </w:rPr>
+          <w:rPr>
+            <w:color w:val="0000EE"/>
+            <w:u w:val="single"/>
+          </w:rPr>
+          <w:t>20:7–10</w:t>
+        </w:r>
+      </w:hyperlink>
+      <w:r>
+        <w:rPr>
+          <w:lang w:val="zh_TW" w:bidi="zh_TW"/>
+        </w:rPr>
+        <w:t>）</w:t>
+      </w:r>
+    </w:p>
+    <w:p>
+      <w:pPr/>
+      <w:r>
+        <w:rPr>
+          <w:lang w:val="zh_TW" w:bidi="zh_TW"/>
+        </w:rPr>
+      </w:r>
+      <w:r>
+        <w:rPr>
+          <w:lang w:val="zh_TW" w:bidi="zh_TW"/>
+        </w:rPr>
+        <w:t>在</w:t>
+      </w:r>
+      <w:hyperlink r:id="rId169">
+        <w:r>
+          <w:rPr>
+            <w:lang w:val="zh_TW" w:bidi="zh_TW"/>
+          </w:rPr>
+          <w:rPr>
+            <w:color w:val="0000EE"/>
+            <w:u w:val="single"/>
+          </w:rPr>
+          <w:t>以西結書三十八至三十九章</w:t>
+        </w:r>
+      </w:hyperlink>
+      <w:r>
+        <w:rPr>
+          <w:lang w:val="zh_TW" w:bidi="zh_TW"/>
+        </w:rPr>
+        <w:t>中，「歌革（Gog）」指的是來自北方異教入侵者的首領，特別是來自遙遠的瑪各地西西安人部落（the Scythian hordes）。</w:t>
+      </w:r>
+      <w:r>
+        <w:rPr>
+          <w:lang w:val="zh_TW" w:bidi="zh_TW"/>
+        </w:rPr>
+        <w:t>然而，在啟示錄中，這些名字象徵著被撒但欺騙，來攻擊聖徒的最後敵人</w:t>
+      </w:r>
+      <w:r>
+        <w:rPr>
+          <w:lang w:val="zh_TW" w:bidi="zh_TW"/>
+        </w:rPr>
+        <w:t>。</w:t>
+      </w:r>
+    </w:p>
+    <w:p>
+      <w:pPr/>
+      <w:r>
+        <w:rPr>
+          <w:lang w:val="zh_TW" w:bidi="zh_TW"/>
+        </w:rPr>
+      </w:r>
+      <w:r>
+        <w:rPr>
+          <w:lang w:val="zh_TW" w:bidi="zh_TW"/>
+        </w:rPr>
+        <w:t>第六件末後的事：白色大寶座的審判（</w:t>
+      </w:r>
+      <w:hyperlink r:id="rId170">
+        <w:r>
+          <w:rPr>
+            <w:lang w:val="zh_TW" w:bidi="zh_TW"/>
+          </w:rPr>
+          <w:rPr>
+            <w:color w:val="0000EE"/>
+            <w:u w:val="single"/>
+          </w:rPr>
+          <w:t>20:11–15</w:t>
+        </w:r>
+      </w:hyperlink>
+      <w:r>
+        <w:rPr>
+          <w:lang w:val="zh_TW" w:bidi="zh_TW"/>
+        </w:rPr>
+        <w:t>）</w:t>
+      </w:r>
+    </w:p>
+    <w:p>
+      <w:pPr/>
+      <w:r>
+        <w:rPr>
+          <w:lang w:val="zh_TW" w:bidi="zh_TW"/>
+        </w:rPr>
+      </w:r>
+      <w:r>
+        <w:rPr>
+          <w:lang w:val="zh_TW" w:bidi="zh_TW"/>
+        </w:rPr>
+        <w:t>經文充滿詩意的語言描繪了世上所有事物逐漸消逝的特性（</w:t>
+      </w:r>
+      <w:hyperlink r:id="rId171">
+        <w:r>
+          <w:rPr>
+            <w:lang w:val="zh_TW" w:bidi="zh_TW"/>
+          </w:rPr>
+          <w:rPr>
+            <w:color w:val="0000EE"/>
+            <w:u w:val="single"/>
+          </w:rPr>
+          <w:t>約一2:15–17</w:t>
+        </w:r>
+      </w:hyperlink>
+      <w:r>
+        <w:rPr>
+          <w:lang w:val="zh_TW" w:bidi="zh_TW"/>
+        </w:rPr>
+        <w:t>）。</w:t>
+      </w:r>
+      <w:r>
+        <w:rPr>
+          <w:lang w:val="zh_TW" w:bidi="zh_TW"/>
+        </w:rPr>
+        <w:t>現在唯一的現實是，神坐在審判的寶座上，所有人都必須出現在祂面前</w:t>
+      </w:r>
+      <w:r>
+        <w:rPr>
+          <w:lang w:val="zh_TW" w:bidi="zh_TW"/>
+        </w:rPr>
+        <w:t>（</w:t>
+      </w:r>
+      <w:hyperlink r:id="rId172">
+        <w:r>
+          <w:rPr>
+            <w:lang w:val="zh_TW" w:bidi="zh_TW"/>
+          </w:rPr>
+          <w:rPr>
+            <w:color w:val="0000EE"/>
+            <w:u w:val="single"/>
+          </w:rPr>
+          <w:t>來9:27</w:t>
+        </w:r>
+      </w:hyperlink>
+      <w:r>
+        <w:rPr>
+          <w:lang w:val="zh_TW" w:bidi="zh_TW"/>
+        </w:rPr>
+        <w:t>）。祂的判決是聖潔和公義的（</w:t>
+      </w:r>
+      <w:r>
+        <w:rPr>
+          <w:lang w:val="zh_TW" w:bidi="zh_TW"/>
+        </w:rPr>
+        <w:t>以白色寶座象徵</w:t>
+      </w:r>
+      <w:r>
+        <w:rPr>
+          <w:lang w:val="zh_TW" w:bidi="zh_TW"/>
+        </w:rPr>
+        <w:t>）。</w:t>
+      </w:r>
+      <w:r>
+        <w:rPr>
+          <w:lang w:val="zh_TW" w:bidi="zh_TW"/>
+        </w:rPr>
+        <w:t>這一異象宣告，即使地上歷史的進程看似與祂的聖潔旨意相悖，但沒有一天或一刻曾削弱神的絕對主權</w:t>
+      </w:r>
+      <w:r>
+        <w:rPr>
+          <w:lang w:val="zh_TW" w:bidi="zh_TW"/>
+        </w:rPr>
+        <w:t>。</w:t>
+      </w:r>
+    </w:p>
+    <w:p>
+      <w:pPr/>
+      <w:r>
+        <w:rPr>
+          <w:lang w:val="zh_TW" w:bidi="zh_TW"/>
+        </w:rPr>
+      </w:r>
+      <w:r>
+        <w:rPr>
+          <w:lang w:val="zh_TW" w:bidi="zh_TW"/>
+        </w:rPr>
+        <w:t>第七件末後的事：新天新地以及新耶路撒冷（</w:t>
+      </w:r>
+      <w:hyperlink r:id="rId173">
+        <w:r>
+          <w:rPr>
+            <w:lang w:val="zh_TW" w:bidi="zh_TW"/>
+          </w:rPr>
+          <w:rPr>
+            <w:color w:val="0000EE"/>
+            <w:u w:val="single"/>
+          </w:rPr>
+          <w:t>21:1–22:5</w:t>
+        </w:r>
+      </w:hyperlink>
+      <w:r>
+        <w:rPr>
+          <w:lang w:val="zh_TW" w:bidi="zh_TW"/>
+        </w:rPr>
+        <w:t>）</w:t>
+      </w:r>
+    </w:p>
+    <w:p>
+      <w:pPr/>
+      <w:r>
+        <w:rPr>
+          <w:lang w:val="zh_TW" w:bidi="zh_TW"/>
+        </w:rPr>
+      </w:r>
+      <w:r>
+        <w:rPr>
+          <w:lang w:val="zh_TW" w:bidi="zh_TW"/>
+        </w:rPr>
+        <w:t>約翰在這裡以石頭、純淨如玻璃的金子和色彩揭示了一種神學</w:t>
+      </w:r>
+      <w:r>
+        <w:rPr>
+          <w:lang w:val="zh_TW" w:bidi="zh_TW"/>
+        </w:rPr>
+        <w:t>。它們所指向的圖像隨處可見：教會被稱為新娘（</w:t>
+      </w:r>
+      <w:hyperlink r:id="rId174">
+        <w:r>
+          <w:rPr>
+            <w:lang w:val="zh_TW" w:bidi="zh_TW"/>
+          </w:rPr>
+          <w:rPr>
+            <w:color w:val="0000EE"/>
+            <w:u w:val="single"/>
+          </w:rPr>
+          <w:t>21:2</w:t>
+        </w:r>
+      </w:hyperlink>
+      <w:r>
+        <w:rPr>
+          <w:lang w:val="zh_TW" w:bidi="zh_TW"/>
+        </w:rPr>
+        <w:t>）；神賜給口渴的人「</w:t>
+      </w:r>
+      <w:r>
+        <w:rPr>
+          <w:lang w:val="zh_TW" w:bidi="zh_TW"/>
+        </w:rPr>
+        <w:t>生命泉的水白白賜給那口渴的人喝</w:t>
+      </w:r>
+      <w:r>
+        <w:rPr>
+          <w:lang w:val="zh_TW" w:bidi="zh_TW"/>
+        </w:rPr>
+        <w:t>」（</w:t>
+      </w:r>
+      <w:hyperlink r:id="rId175">
+        <w:r>
+          <w:rPr>
+            <w:lang w:val="zh_TW" w:bidi="zh_TW"/>
+          </w:rPr>
+          <w:rPr>
+            <w:color w:val="0000EE"/>
+            <w:u w:val="single"/>
+          </w:rPr>
+          <w:t>6節</w:t>
+        </w:r>
+      </w:hyperlink>
+      <w:r>
+        <w:rPr>
+          <w:lang w:val="zh_TW" w:bidi="zh_TW"/>
+        </w:rPr>
+        <w:t>）；數字12和12的倍數</w:t>
+      </w:r>
+      <w:r>
+        <w:rPr>
+          <w:lang w:val="zh_TW" w:bidi="zh_TW"/>
+        </w:rPr>
+        <w:t>暗示了完全（</w:t>
+      </w:r>
+      <w:hyperlink r:id="rId176">
+        <w:r>
+          <w:rPr>
+            <w:lang w:val="zh_TW" w:bidi="zh_TW"/>
+          </w:rPr>
+          <w:rPr>
+            <w:color w:val="0000EE"/>
+            <w:u w:val="single"/>
+          </w:rPr>
+          <w:t>12–14、16–17、21節</w:t>
+        </w:r>
+      </w:hyperlink>
+      <w:r>
+        <w:rPr>
+          <w:lang w:val="zh_TW" w:bidi="zh_TW"/>
+        </w:rPr>
+        <w:t>）；而城的立方體形狀象徵著豐滿（</w:t>
+      </w:r>
+      <w:hyperlink r:id="rId177">
+        <w:r>
+          <w:rPr>
+            <w:lang w:val="zh_TW" w:bidi="zh_TW"/>
+          </w:rPr>
+          <w:rPr>
+            <w:color w:val="0000EE"/>
+            <w:u w:val="single"/>
+          </w:rPr>
+          <w:t>16節</w:t>
+        </w:r>
+      </w:hyperlink>
+      <w:r>
+        <w:rPr>
+          <w:lang w:val="zh_TW" w:bidi="zh_TW"/>
+        </w:rPr>
+        <w:t>）；色彩斑斕的寶石隨處可見，還指向光和神的榮耀 （</w:t>
+      </w:r>
+      <w:hyperlink r:id="rId178">
+        <w:r>
+          <w:rPr>
+            <w:lang w:val="zh_TW" w:bidi="zh_TW"/>
+          </w:rPr>
+          <w:rPr>
+            <w:color w:val="0000EE"/>
+            <w:u w:val="single"/>
+          </w:rPr>
+          <w:t>21:11、18–21、23–25</w:t>
+        </w:r>
+      </w:hyperlink>
+      <w:r>
+        <w:rPr>
+          <w:lang w:val="zh_TW" w:bidi="zh_TW"/>
+        </w:rPr>
+        <w:t>，</w:t>
+      </w:r>
+      <w:hyperlink r:id="rId179">
+        <w:r>
+          <w:rPr>
+            <w:lang w:val="zh_TW" w:bidi="zh_TW"/>
+          </w:rPr>
+          <w:rPr>
+            <w:color w:val="0000EE"/>
+            <w:u w:val="single"/>
+          </w:rPr>
+          <w:t>22:5</w:t>
+        </w:r>
+      </w:hyperlink>
+      <w:r>
+        <w:rPr>
+          <w:lang w:val="zh_TW" w:bidi="zh_TW"/>
+        </w:rPr>
+        <w:t>）。那裡還有「</w:t>
+      </w:r>
+      <w:r>
+        <w:rPr>
+          <w:lang w:val="zh_TW" w:bidi="zh_TW"/>
+        </w:rPr>
+        <w:t>生命水的河</w:t>
+      </w:r>
+      <w:r>
+        <w:rPr>
+          <w:lang w:val="zh_TW" w:bidi="zh_TW"/>
+        </w:rPr>
+        <w:t>」 （</w:t>
+      </w:r>
+      <w:hyperlink r:id="rId180">
+        <w:r>
+          <w:rPr>
+            <w:lang w:val="zh_TW" w:bidi="zh_TW"/>
+          </w:rPr>
+          <w:rPr>
+            <w:color w:val="0000EE"/>
+            <w:u w:val="single"/>
+          </w:rPr>
+          <w:t>22:1</w:t>
+        </w:r>
+      </w:hyperlink>
+      <w:r>
+        <w:rPr>
+          <w:lang w:val="zh_TW" w:bidi="zh_TW"/>
+        </w:rPr>
+        <w:t>）和「生命樹」 （</w:t>
+      </w:r>
+      <w:hyperlink r:id="rId181">
+        <w:r>
+          <w:rPr>
+            <w:lang w:val="zh_TW" w:bidi="zh_TW"/>
+          </w:rPr>
+          <w:rPr>
+            <w:color w:val="0000EE"/>
+            <w:u w:val="single"/>
+          </w:rPr>
+          <w:t>2節</w:t>
+        </w:r>
+      </w:hyperlink>
+      <w:r>
+        <w:rPr>
+          <w:lang w:val="zh_TW" w:bidi="zh_TW"/>
+        </w:rPr>
+        <w:t>）。「海」不復存在（</w:t>
+      </w:r>
+      <w:hyperlink r:id="rId182">
+        <w:r>
+          <w:rPr>
+            <w:lang w:val="zh_TW" w:bidi="zh_TW"/>
+          </w:rPr>
+          <w:rPr>
+            <w:color w:val="0000EE"/>
+            <w:u w:val="single"/>
+          </w:rPr>
+          <w:t>21:1</w:t>
+        </w:r>
+      </w:hyperlink>
+      <w:r>
+        <w:rPr>
+          <w:lang w:val="zh_TW" w:bidi="zh_TW"/>
+        </w:rPr>
+        <w:t>）。</w:t>
+      </w:r>
+    </w:p>
+    <w:p>
+      <w:pPr/>
+      <w:r>
+        <w:rPr>
+          <w:lang w:val="zh_TW" w:bidi="zh_TW"/>
+        </w:rPr>
+      </w:r>
+      <w:r>
+        <w:rPr>
+          <w:lang w:val="zh_TW" w:bidi="zh_TW"/>
+        </w:rPr>
+        <w:t>對舊約的引用隨處可見。</w:t>
+      </w:r>
+      <w:r>
+        <w:rPr>
+          <w:lang w:val="zh_TW" w:bidi="zh_TW"/>
+        </w:rPr>
+        <w:t>約翰在本章中的大多數意象，反映了</w:t>
+      </w:r>
+      <w:hyperlink r:id="rId183">
+        <w:r>
+          <w:rPr>
+            <w:lang w:val="zh_TW" w:bidi="zh_TW"/>
+          </w:rPr>
+          <w:rPr>
+            <w:color w:val="0000EE"/>
+            <w:u w:val="single"/>
+          </w:rPr>
+          <w:t>以賽亞書六十章</w:t>
+        </w:r>
+      </w:hyperlink>
+      <w:r>
+        <w:rPr>
+          <w:lang w:val="zh_TW" w:bidi="zh_TW"/>
+        </w:rPr>
+        <w:t>和</w:t>
+      </w:r>
+      <w:hyperlink r:id="rId184">
+        <w:r>
+          <w:rPr>
+            <w:lang w:val="zh_TW" w:bidi="zh_TW"/>
+          </w:rPr>
+          <w:rPr>
+            <w:color w:val="0000EE"/>
+            <w:u w:val="single"/>
+          </w:rPr>
+          <w:t>六十五章</w:t>
+        </w:r>
+      </w:hyperlink>
+      <w:r>
+        <w:rPr>
+          <w:lang w:val="zh_TW" w:bidi="zh_TW"/>
+        </w:rPr>
+        <w:t>，以及</w:t>
+      </w:r>
+      <w:hyperlink r:id="rId185">
+        <w:r>
+          <w:rPr>
+            <w:lang w:val="zh_TW" w:bidi="zh_TW"/>
+          </w:rPr>
+          <w:rPr>
+            <w:color w:val="0000EE"/>
+            <w:u w:val="single"/>
+          </w:rPr>
+          <w:t>以西結書四十至四十八章</w:t>
+        </w:r>
+      </w:hyperlink>
+      <w:r>
+        <w:rPr>
+          <w:lang w:val="zh_TW" w:bidi="zh_TW"/>
+        </w:rPr>
+        <w:t>。約翰將以賽亞書的新耶路撒冷異象，與以西結書的新聖殿異象交織。</w:t>
+      </w:r>
+      <w:r>
+        <w:rPr>
+          <w:lang w:val="zh_TW" w:bidi="zh_TW"/>
+        </w:rPr>
+        <w:t>他腦海中匯聚的多重舊約應許似乎表明，他將新耶路撒冷視為這些預言的實現</w:t>
+      </w:r>
+      <w:r>
+        <w:rPr>
+          <w:lang w:val="zh_TW" w:bidi="zh_TW"/>
+        </w:rPr>
+        <w:t>。</w:t>
+      </w:r>
+      <w:r>
+        <w:rPr>
+          <w:lang w:val="zh_TW" w:bidi="zh_TW"/>
+        </w:rPr>
+        <w:t>這裡也有</w:t>
+      </w:r>
+      <w:r>
+        <w:rPr>
+          <w:lang w:val="zh_TW" w:bidi="zh_TW"/>
+        </w:rPr>
+        <w:t>暗示</w:t>
+      </w:r>
+      <w:hyperlink r:id="rId186">
+        <w:r>
+          <w:rPr>
+            <w:lang w:val="zh_TW" w:bidi="zh_TW"/>
+          </w:rPr>
+          <w:rPr>
+            <w:color w:val="0000EE"/>
+            <w:u w:val="single"/>
+          </w:rPr>
+          <w:t>創世記一至三章</w:t>
+        </w:r>
+      </w:hyperlink>
+      <w:r>
+        <w:rPr>
+          <w:lang w:val="zh_TW" w:bidi="zh_TW"/>
+        </w:rPr>
+        <w:t>的典故</w:t>
+      </w:r>
+      <w:r>
+        <w:rPr>
+          <w:lang w:val="zh_TW" w:bidi="zh_TW"/>
+        </w:rPr>
+        <w:t>：</w:t>
+      </w:r>
+      <w:r>
+        <w:rPr>
+          <w:lang w:val="zh_TW" w:bidi="zh_TW"/>
+        </w:rPr>
+        <w:t>死亡和痛苦的消失，神與祂的子民同住，如同在伊甸園中；生命樹的恢復，咒詛的移除。創造恢復到其原始的完美狀態</w:t>
+      </w:r>
+      <w:r>
+        <w:rPr>
+          <w:lang w:val="zh_TW" w:bidi="zh_TW"/>
+        </w:rPr>
+        <w:t>。</w:t>
+      </w:r>
+    </w:p>
+    <w:p>
+      <w:pPr/>
+      <w:r>
+        <w:rPr>
+          <w:lang w:val="zh_TW" w:bidi="zh_TW"/>
+        </w:rPr>
+      </w:r>
+      <w:r>
+        <w:rPr>
+          <w:lang w:val="zh_TW" w:bidi="zh_TW"/>
+        </w:rPr>
+        <w:t>這一異象與寫給七個教會的信中對得勝者的應許</w:t>
+      </w:r>
+      <w:r>
+        <w:rPr>
+          <w:lang w:val="zh_TW" w:bidi="zh_TW"/>
+        </w:rPr>
+        <w:t>（</w:t>
+      </w:r>
+      <w:hyperlink r:id="rId58">
+        <w:r>
+          <w:rPr>
+            <w:lang w:val="zh_TW" w:bidi="zh_TW"/>
+          </w:rPr>
+          <w:rPr>
+            <w:color w:val="0000EE"/>
+            <w:u w:val="single"/>
+          </w:rPr>
+          <w:t>啟2–3</w:t>
+        </w:r>
+      </w:hyperlink>
+      <w:r>
+        <w:rPr>
+          <w:lang w:val="zh_TW" w:bidi="zh_TW"/>
+        </w:rPr>
+        <w:t>）</w:t>
+      </w:r>
+      <w:r>
+        <w:rPr>
+          <w:lang w:val="zh_TW" w:bidi="zh_TW"/>
+        </w:rPr>
+        <w:t>有重要聯繫</w:t>
+      </w:r>
+      <w:r>
+        <w:rPr>
+          <w:lang w:val="zh_TW" w:bidi="zh_TW"/>
+        </w:rPr>
+        <w:t>。例如，</w:t>
+      </w:r>
+      <w:r>
+        <w:rPr>
+          <w:lang w:val="zh_TW" w:bidi="zh_TW"/>
+        </w:rPr>
+        <w:t>以弗所的得勝者被授予生命樹的權利</w:t>
+      </w:r>
+      <w:r>
+        <w:rPr>
+          <w:lang w:val="zh_TW" w:bidi="zh_TW"/>
+        </w:rPr>
+        <w:t>（</w:t>
+      </w:r>
+      <w:hyperlink r:id="rId187">
+        <w:r>
+          <w:rPr>
+            <w:lang w:val="zh_TW" w:bidi="zh_TW"/>
+          </w:rPr>
+          <w:rPr>
+            <w:color w:val="0000EE"/>
+            <w:u w:val="single"/>
+          </w:rPr>
+          <w:t>2:7</w:t>
+        </w:r>
+      </w:hyperlink>
+      <w:r>
+        <w:rPr>
+          <w:lang w:val="zh_TW" w:bidi="zh_TW"/>
+        </w:rPr>
+        <w:t>；參</w:t>
+      </w:r>
+      <w:hyperlink r:id="rId181">
+        <w:r>
+          <w:rPr>
+            <w:lang w:val="zh_TW" w:bidi="zh_TW"/>
+          </w:rPr>
+          <w:rPr>
+            <w:color w:val="0000EE"/>
+            <w:u w:val="single"/>
+          </w:rPr>
+          <w:t>22:2</w:t>
+        </w:r>
+      </w:hyperlink>
+      <w:r>
+        <w:rPr>
+          <w:lang w:val="zh_TW" w:bidi="zh_TW"/>
+        </w:rPr>
+        <w:t>）；</w:t>
+      </w:r>
+      <w:r>
+        <w:rPr>
+          <w:lang w:val="zh_TW" w:bidi="zh_TW"/>
+        </w:rPr>
+        <w:t>推雅推喇的得勝者被授予統治列國的權利</w:t>
+      </w:r>
+      <w:r>
+        <w:rPr>
+          <w:lang w:val="zh_TW" w:bidi="zh_TW"/>
+        </w:rPr>
+        <w:t>（</w:t>
+      </w:r>
+      <w:hyperlink r:id="rId188">
+        <w:r>
+          <w:rPr>
+            <w:lang w:val="zh_TW" w:bidi="zh_TW"/>
+          </w:rPr>
+          <w:rPr>
+            <w:color w:val="0000EE"/>
+            <w:u w:val="single"/>
+          </w:rPr>
+          <w:t>2:26</w:t>
+        </w:r>
+      </w:hyperlink>
+      <w:r>
+        <w:rPr>
+          <w:lang w:val="zh_TW" w:bidi="zh_TW"/>
+        </w:rPr>
+        <w:t>；參</w:t>
+      </w:r>
+      <w:hyperlink r:id="rId179">
+        <w:r>
+          <w:rPr>
+            <w:lang w:val="zh_TW" w:bidi="zh_TW"/>
+          </w:rPr>
+          <w:rPr>
+            <w:color w:val="0000EE"/>
+            <w:u w:val="single"/>
+          </w:rPr>
+          <w:t>22:5</w:t>
+        </w:r>
+      </w:hyperlink>
+      <w:r>
+        <w:rPr>
+          <w:lang w:val="zh_TW" w:bidi="zh_TW"/>
+        </w:rPr>
+        <w:t>）；</w:t>
+      </w:r>
+      <w:r>
+        <w:rPr>
+          <w:lang w:val="zh_TW" w:bidi="zh_TW"/>
+        </w:rPr>
+        <w:t>非拉鐵非的得勝者被賜予神城新耶路撒冷的名字（</w:t>
+      </w:r>
+      <w:hyperlink r:id="rId189">
+        <w:r>
+          <w:rPr>
+            <w:lang w:val="zh_TW" w:bidi="zh_TW"/>
+          </w:rPr>
+          <w:rPr>
+            <w:color w:val="0000EE"/>
+            <w:u w:val="single"/>
+          </w:rPr>
+          <w:t>3:12</w:t>
+        </w:r>
+      </w:hyperlink>
+      <w:r>
+        <w:rPr>
+          <w:lang w:val="zh_TW" w:bidi="zh_TW"/>
+        </w:rPr>
+        <w:t>；參</w:t>
+      </w:r>
+      <w:hyperlink r:id="rId190">
+        <w:r>
+          <w:rPr>
+            <w:lang w:val="zh_TW" w:bidi="zh_TW"/>
+          </w:rPr>
+          <w:rPr>
+            <w:color w:val="0000EE"/>
+            <w:u w:val="single"/>
+          </w:rPr>
+          <w:t>21:2、9–27</w:t>
+        </w:r>
+      </w:hyperlink>
+      <w:r>
+        <w:rPr>
+          <w:lang w:val="zh_TW" w:bidi="zh_TW"/>
+        </w:rPr>
+        <w:t>）。</w:t>
+      </w:r>
+      <w:r>
+        <w:rPr>
+          <w:lang w:val="zh_TW" w:bidi="zh_TW"/>
+        </w:rPr>
+        <w:t>在某種意義上，啟示錄每一主要部分的線索，都出現在</w:t>
+      </w:r>
+      <w:hyperlink r:id="rId65">
+        <w:r>
+          <w:rPr>
+            <w:lang w:val="zh_TW" w:bidi="zh_TW"/>
+          </w:rPr>
+          <w:rPr>
+            <w:color w:val="0000EE"/>
+            <w:u w:val="single"/>
+          </w:rPr>
+          <w:t>二十一至二十二</w:t>
+        </w:r>
+      </w:hyperlink>
+      <w:r>
+        <w:rPr>
+          <w:lang w:val="zh_TW" w:bidi="zh_TW"/>
+        </w:rPr>
+        <w:t>章中。</w:t>
+      </w:r>
+    </w:p>
+    <w:p>
+      <w:pPr>
+        <w:pStyle w:val="Heading4"/>
+      </w:pPr>
+      <w:r>
+        <w:rPr>
+          <w:lang w:val="zh_TW" w:bidi="zh_TW"/>
+        </w:rPr>
+        <w:t>約翰的結論（</w:t>
+      </w:r>
+      <w:hyperlink r:id="rId191">
+        <w:r>
+          <w:rPr>
+            <w:lang w:val="zh_TW" w:bidi="zh_TW"/>
+          </w:rPr>
+          <w:rPr>
+            <w:color w:val="0000EE"/>
+            <w:u w:val="single"/>
+          </w:rPr>
+          <w:t>22:6–21</w:t>
+        </w:r>
+      </w:hyperlink>
+      <w:r>
+        <w:rPr>
+          <w:lang w:val="zh_TW" w:bidi="zh_TW"/>
+        </w:rPr>
+        <w:t>）</w:t>
+      </w:r>
+    </w:p>
+    <w:p>
+      <w:pPr/>
+      <w:r>
+        <w:rPr>
+          <w:lang w:val="zh_TW" w:bidi="zh_TW"/>
+        </w:rPr>
+      </w:r>
+      <w:r>
+        <w:rPr>
+          <w:lang w:val="zh_TW" w:bidi="zh_TW"/>
+        </w:rPr>
+        <w:t>作者以精湛的藝術，使序言中的文字（</w:t>
+      </w:r>
+      <w:hyperlink r:id="rId66">
+        <w:r>
+          <w:rPr>
+            <w:lang w:val="zh_TW" w:bidi="zh_TW"/>
+          </w:rPr>
+          <w:rPr>
+            <w:color w:val="0000EE"/>
+            <w:u w:val="single"/>
+          </w:rPr>
+          <w:t>1:1–8</w:t>
+        </w:r>
+      </w:hyperlink>
+      <w:r>
+        <w:rPr>
+          <w:lang w:val="zh_TW" w:bidi="zh_TW"/>
+        </w:rPr>
+        <w:t>）在結論中再次響起：這</w:t>
+      </w:r>
+      <w:r>
+        <w:rPr>
+          <w:lang w:val="zh_TW" w:bidi="zh_TW"/>
+        </w:rPr>
+        <w:t>書卷</w:t>
+      </w:r>
+      <w:r>
+        <w:rPr>
+          <w:lang w:val="zh_TW" w:bidi="zh_TW"/>
+        </w:rPr>
+        <w:t>以天使、耶穌、聖靈、新娘，最後是約翰的聲音結束：「</w:t>
+      </w:r>
+      <w:r>
+        <w:rPr>
+          <w:lang w:val="zh_TW" w:bidi="zh_TW"/>
+        </w:rPr>
+        <w:t>阿們！主耶穌啊，我願你來</w:t>
+      </w:r>
+      <w:r>
+        <w:rPr>
+          <w:lang w:val="zh_TW" w:bidi="zh_TW"/>
+        </w:rPr>
+        <w:t>」（</w:t>
+      </w:r>
+      <w:hyperlink r:id="rId192">
+        <w:r>
+          <w:rPr>
+            <w:lang w:val="zh_TW" w:bidi="zh_TW"/>
+          </w:rPr>
+          <w:rPr>
+            <w:color w:val="0000EE"/>
+            <w:u w:val="single"/>
+          </w:rPr>
+          <w:t>22:20</w:t>
+        </w:r>
+      </w:hyperlink>
+      <w:r>
+        <w:rPr>
+          <w:lang w:val="zh_TW" w:bidi="zh_TW"/>
+        </w:rPr>
+        <w:t>）。</w:t>
+      </w:r>
+    </w:p>
+    <w:p>
+      <w:pPr/>
+      <w:r>
+        <w:rPr>
+          <w:lang w:val="zh_TW" w:bidi="zh_TW"/>
+        </w:rPr>
+      </w:r>
+      <w:r>
+        <w:rPr>
           <w:i/>
           <w:lang w:val="zh_TW" w:bidi="zh_TW"/>
         </w:rPr>
@@ -880,37 +8443,43 @@
         <w:rPr>
           <w:lang w:val="zh_TW" w:bidi="zh_TW"/>
         </w:rPr>
-        <w:t xml:space="preserve"> </w:t>
-      </w:r>
-      <w:r>
-        <w:rPr>
-          <w:lang w:val="zh_TW" w:bidi="zh_TW"/>
-        </w:rPr>
-        <w:t>民事法律和司法</w:t>
-      </w:r>
-      <w:r>
-        <w:rPr>
-          <w:lang w:val="zh_TW" w:bidi="zh_TW"/>
-        </w:rPr>
-        <w:t>；</w:t>
-      </w:r>
-      <w:r>
-        <w:rPr>
-          <w:lang w:val="zh_TW" w:bidi="zh_TW"/>
-        </w:rPr>
-        <w:t>家庭生活和關係</w:t>
-      </w:r>
-      <w:r>
-        <w:rPr>
-          <w:lang w:val="zh_TW" w:bidi="zh_TW"/>
-        </w:rPr>
-        <w:t>；</w:t>
-      </w:r>
-      <w:r>
-        <w:rPr>
-          <w:lang w:val="zh_TW" w:bidi="zh_TW"/>
-        </w:rPr>
-        <w:t>婚姻、婚姻習俗</w:t>
+        <w:t>天啟</w:t>
+      </w:r>
+      <w:r>
+        <w:rPr>
+          <w:lang w:val="zh_TW" w:bidi="zh_TW"/>
+        </w:rPr>
+        <w:t>，</w:t>
+      </w:r>
+      <w:r>
+        <w:rPr>
+          <w:lang w:val="zh_TW" w:bidi="zh_TW"/>
+        </w:rPr>
+        <w:t>但以理書</w:t>
+      </w:r>
+      <w:r>
+        <w:rPr>
+          <w:lang w:val="zh_TW" w:bidi="zh_TW"/>
+        </w:rPr>
+        <w:t>，</w:t>
+      </w:r>
+      <w:r>
+        <w:rPr>
+          <w:lang w:val="zh_TW" w:bidi="zh_TW"/>
+        </w:rPr>
+        <w:t>末世論</w:t>
+      </w:r>
+      <w:r>
+        <w:rPr>
+          <w:lang w:val="zh_TW" w:bidi="zh_TW"/>
+        </w:rPr>
+        <w:t>，</w:t>
+      </w:r>
+      <w:r>
+        <w:rPr>
+          <w:lang w:val="zh_TW" w:bidi="zh_TW"/>
+        </w:rPr>
+        <w:t>使徒約翰</w:t>
       </w:r>
       <w:r>
         <w:rPr>
@@ -2819,6 +10388,18 @@
   <w:num w:numId="13" w16cid:durableId="592781308">
     <w:abstractNumId w:val="11"/>
   </w:num>
+  <w:num w:numId="14">
+    <w:abstractNumId w:val="3"/>
+    <w:lvlOverride w:ilvl="0">
+      <w:startOverride w:val="1"/>
+    </w:lvlOverride>
+  </w:num>
+  <w:num w:numId="15">
+    <w:abstractNumId w:val="3"/>
+    <w:lvlOverride w:ilvl="0">
+      <w:startOverride w:val="1"/>
+    </w:lvlOverride>
+  </w:num>
   <w:numIdMacAtCleanup w:val="10"/>
 </w:numbering>
 </file>

--- a/zht/docx/126.content.docx
+++ b/zht/docx/126.content.docx
@@ -393,54 +393,36 @@
         </w:rPr>
         <w:t>個人的狀況（</w:t>
       </w:r>
-      <w:hyperlink r:id="rId13">
-        <w:r>
-          <w:rPr>
-            <w:lang w:val="zh_TW" w:bidi="zh_TW"/>
-          </w:rPr>
-          <w:rPr>
-            <w:color w:val="0000EE"/>
-            <w:u w:val="single"/>
-          </w:rPr>
-          <w:t>詩37:37</w:t>
-        </w:r>
-      </w:hyperlink>
+      <w:r>
+        <w:rPr>
+          <w:lang w:val="zh_TW" w:bidi="zh_TW"/>
+        </w:rPr>
+        <w:t>詩37:37</w:t>
+      </w:r>
       <w:r>
         <w:rPr>
           <w:lang w:val="zh_TW" w:bidi="zh_TW"/>
         </w:rPr>
         <w:t>；</w:t>
       </w:r>
-      <w:hyperlink r:id="rId14">
-        <w:r>
-          <w:rPr>
-            <w:lang w:val="zh_TW" w:bidi="zh_TW"/>
-          </w:rPr>
-          <w:rPr>
-            <w:color w:val="0000EE"/>
-            <w:u w:val="single"/>
-          </w:rPr>
-          <w:t>箴3:2</w:t>
-        </w:r>
-      </w:hyperlink>
+      <w:r>
+        <w:rPr>
+          <w:lang w:val="zh_TW" w:bidi="zh_TW"/>
+        </w:rPr>
+        <w:t>箴3:2</w:t>
+      </w:r>
       <w:r>
         <w:rPr>
           <w:lang w:val="zh_TW" w:bidi="zh_TW"/>
         </w:rPr>
         <w:t>；</w:t>
       </w:r>
-      <w:hyperlink r:id="rId15">
-        <w:r>
-          <w:rPr>
-            <w:lang w:val="zh_TW" w:bidi="zh_TW"/>
-          </w:rPr>
-          <w:rPr>
-            <w:color w:val="0000EE"/>
-            <w:u w:val="single"/>
-          </w:rPr>
-          <w:t>賽32:17</w:t>
-        </w:r>
-      </w:hyperlink>
+      <w:r>
+        <w:rPr>
+          <w:lang w:val="zh_TW" w:bidi="zh_TW"/>
+        </w:rPr>
+        <w:t>賽32:17</w:t>
+      </w:r>
       <w:r>
         <w:rPr>
           <w:lang w:val="zh_TW" w:bidi="zh_TW"/>
@@ -465,36 +447,24 @@
         </w:rPr>
         <w:t>人與人之間的關係（</w:t>
       </w:r>
-      <w:hyperlink r:id="rId16">
-        <w:r>
-          <w:rPr>
-            <w:lang w:val="zh_TW" w:bidi="zh_TW"/>
-          </w:rPr>
-          <w:rPr>
-            <w:color w:val="0000EE"/>
-            <w:u w:val="single"/>
-          </w:rPr>
-          <w:t>創34:21</w:t>
-        </w:r>
-      </w:hyperlink>
+      <w:r>
+        <w:rPr>
+          <w:lang w:val="zh_TW" w:bidi="zh_TW"/>
+        </w:rPr>
+        <w:t>創34:21</w:t>
+      </w:r>
       <w:r>
         <w:rPr>
           <w:lang w:val="zh_TW" w:bidi="zh_TW"/>
         </w:rPr>
         <w:t>；</w:t>
       </w:r>
-      <w:hyperlink r:id="rId17">
-        <w:r>
-          <w:rPr>
-            <w:lang w:val="zh_TW" w:bidi="zh_TW"/>
-          </w:rPr>
-          <w:rPr>
-            <w:color w:val="0000EE"/>
-            <w:u w:val="single"/>
-          </w:rPr>
-          <w:t>書9:15</w:t>
-        </w:r>
-      </w:hyperlink>
+      <w:r>
+        <w:rPr>
+          <w:lang w:val="zh_TW" w:bidi="zh_TW"/>
+        </w:rPr>
+        <w:t>書9:15</w:t>
+      </w:r>
       <w:r>
         <w:rPr>
           <w:lang w:val="zh_TW" w:bidi="zh_TW"/>
@@ -519,72 +489,48 @@
         </w:rPr>
         <w:t>國與國之間的關係（例如：沒有衝突的狀態——</w:t>
       </w:r>
-      <w:hyperlink r:id="rId18">
-        <w:r>
-          <w:rPr>
-            <w:lang w:val="zh_TW" w:bidi="zh_TW"/>
-          </w:rPr>
-          <w:rPr>
-            <w:color w:val="0000EE"/>
-            <w:u w:val="single"/>
-          </w:rPr>
-          <w:t>申2:26</w:t>
-        </w:r>
-      </w:hyperlink>
+      <w:r>
+        <w:rPr>
+          <w:lang w:val="zh_TW" w:bidi="zh_TW"/>
+        </w:rPr>
+        <w:t>申2:26</w:t>
+      </w:r>
       <w:r>
         <w:rPr>
           <w:lang w:val="zh_TW" w:bidi="zh_TW"/>
         </w:rPr>
         <w:t>；</w:t>
       </w:r>
-      <w:hyperlink r:id="rId19">
-        <w:r>
-          <w:rPr>
-            <w:lang w:val="zh_TW" w:bidi="zh_TW"/>
-          </w:rPr>
-          <w:rPr>
-            <w:color w:val="0000EE"/>
-            <w:u w:val="single"/>
-          </w:rPr>
-          <w:t>書10:21</w:t>
-        </w:r>
-      </w:hyperlink>
+      <w:r>
+        <w:rPr>
+          <w:lang w:val="zh_TW" w:bidi="zh_TW"/>
+        </w:rPr>
+        <w:t>書10:21</w:t>
+      </w:r>
       <w:r>
         <w:rPr>
           <w:lang w:val="zh_TW" w:bidi="zh_TW"/>
         </w:rPr>
         <w:t>；</w:t>
       </w:r>
-      <w:hyperlink r:id="rId20">
-        <w:r>
-          <w:rPr>
-            <w:lang w:val="zh_TW" w:bidi="zh_TW"/>
-          </w:rPr>
-          <w:rPr>
-            <w:color w:val="0000EE"/>
-            <w:u w:val="single"/>
-          </w:rPr>
-          <w:t>王上5:12</w:t>
-        </w:r>
-      </w:hyperlink>
+      <w:r>
+        <w:rPr>
+          <w:lang w:val="zh_TW" w:bidi="zh_TW"/>
+        </w:rPr>
+        <w:t>王上5:12</w:t>
+      </w:r>
       <w:r>
         <w:rPr>
           <w:lang w:val="zh_TW" w:bidi="zh_TW"/>
         </w:rPr>
         <w:t>；</w:t>
       </w:r>
-      <w:hyperlink r:id="rId21">
-        <w:r>
-          <w:rPr>
-            <w:lang w:val="zh_TW" w:bidi="zh_TW"/>
-          </w:rPr>
-          <w:rPr>
-            <w:color w:val="0000EE"/>
-            <w:u w:val="single"/>
-          </w:rPr>
-          <w:t>詩122:6–7</w:t>
-        </w:r>
-      </w:hyperlink>
+      <w:r>
+        <w:rPr>
+          <w:lang w:val="zh_TW" w:bidi="zh_TW"/>
+        </w:rPr>
+        <w:t>詩122:6–7</w:t>
+      </w:r>
       <w:r>
         <w:rPr>
           <w:lang w:val="zh_TW" w:bidi="zh_TW"/>
@@ -609,36 +555,24 @@
         </w:rPr>
         <w:t>神與人之間的關係（</w:t>
       </w:r>
-      <w:hyperlink r:id="rId22">
-        <w:r>
-          <w:rPr>
-            <w:lang w:val="zh_TW" w:bidi="zh_TW"/>
-          </w:rPr>
-          <w:rPr>
-            <w:color w:val="0000EE"/>
-            <w:u w:val="single"/>
-          </w:rPr>
-          <w:t>詩85:8</w:t>
-        </w:r>
-      </w:hyperlink>
+      <w:r>
+        <w:rPr>
+          <w:lang w:val="zh_TW" w:bidi="zh_TW"/>
+        </w:rPr>
+        <w:t>詩85:8</w:t>
+      </w:r>
       <w:r>
         <w:rPr>
           <w:lang w:val="zh_TW" w:bidi="zh_TW"/>
         </w:rPr>
         <w:t>；</w:t>
       </w:r>
-      <w:hyperlink r:id="rId23">
-        <w:r>
-          <w:rPr>
-            <w:lang w:val="zh_TW" w:bidi="zh_TW"/>
-          </w:rPr>
-          <w:rPr>
-            <w:color w:val="0000EE"/>
-            <w:u w:val="single"/>
-          </w:rPr>
-          <w:t>耶16:5</w:t>
-        </w:r>
-      </w:hyperlink>
+      <w:r>
+        <w:rPr>
+          <w:lang w:val="zh_TW" w:bidi="zh_TW"/>
+        </w:rPr>
+        <w:t>耶16:5</w:t>
+      </w:r>
       <w:r>
         <w:rPr>
           <w:lang w:val="zh_TW" w:bidi="zh_TW"/>
@@ -659,108 +593,72 @@
         </w:rPr>
         <w:t>在上述任何一種情況下，人們都不認為平安是靠人的努力得來的，而是認為它是神所賜的恩賜或祝福（</w:t>
       </w:r>
-      <w:hyperlink r:id="rId24">
-        <w:r>
-          <w:rPr>
-            <w:lang w:val="zh_TW" w:bidi="zh_TW"/>
-          </w:rPr>
-          <w:rPr>
-            <w:color w:val="0000EE"/>
-            <w:u w:val="single"/>
-          </w:rPr>
-          <w:t>利26:6</w:t>
-        </w:r>
-      </w:hyperlink>
+      <w:r>
+        <w:rPr>
+          <w:lang w:val="zh_TW" w:bidi="zh_TW"/>
+        </w:rPr>
+        <w:t>利26:6</w:t>
+      </w:r>
       <w:r>
         <w:rPr>
           <w:lang w:val="zh_TW" w:bidi="zh_TW"/>
         </w:rPr>
         <w:t>；</w:t>
       </w:r>
-      <w:hyperlink r:id="rId25">
-        <w:r>
-          <w:rPr>
-            <w:lang w:val="zh_TW" w:bidi="zh_TW"/>
-          </w:rPr>
-          <w:rPr>
-            <w:color w:val="0000EE"/>
-            <w:u w:val="single"/>
-          </w:rPr>
-          <w:t>王上2:33</w:t>
-        </w:r>
-      </w:hyperlink>
+      <w:r>
+        <w:rPr>
+          <w:lang w:val="zh_TW" w:bidi="zh_TW"/>
+        </w:rPr>
+        <w:t>王上2:33</w:t>
+      </w:r>
       <w:r>
         <w:rPr>
           <w:lang w:val="zh_TW" w:bidi="zh_TW"/>
         </w:rPr>
         <w:t>；</w:t>
       </w:r>
-      <w:hyperlink r:id="rId26">
-        <w:r>
-          <w:rPr>
-            <w:lang w:val="zh_TW" w:bidi="zh_TW"/>
-          </w:rPr>
-          <w:rPr>
-            <w:color w:val="0000EE"/>
-            <w:u w:val="single"/>
-          </w:rPr>
-          <w:t>伯25:2</w:t>
-        </w:r>
-      </w:hyperlink>
+      <w:r>
+        <w:rPr>
+          <w:lang w:val="zh_TW" w:bidi="zh_TW"/>
+        </w:rPr>
+        <w:t>伯25:2</w:t>
+      </w:r>
       <w:r>
         <w:rPr>
           <w:lang w:val="zh_TW" w:bidi="zh_TW"/>
         </w:rPr>
         <w:t>；</w:t>
       </w:r>
-      <w:hyperlink r:id="rId27">
-        <w:r>
-          <w:rPr>
-            <w:lang w:val="zh_TW" w:bidi="zh_TW"/>
-          </w:rPr>
-          <w:rPr>
-            <w:color w:val="0000EE"/>
-            <w:u w:val="single"/>
-          </w:rPr>
-          <w:t>詩29:11</w:t>
-        </w:r>
-      </w:hyperlink>
+      <w:r>
+        <w:rPr>
+          <w:lang w:val="zh_TW" w:bidi="zh_TW"/>
+        </w:rPr>
+        <w:t>詩29:11</w:t>
+      </w:r>
       <w:r>
         <w:rPr>
           <w:lang w:val="zh_TW" w:bidi="zh_TW"/>
         </w:rPr>
         <w:t>，</w:t>
       </w:r>
-      <w:hyperlink r:id="rId22">
-        <w:r>
-          <w:rPr>
-            <w:lang w:val="zh_TW" w:bidi="zh_TW"/>
-          </w:rPr>
-          <w:rPr>
-            <w:color w:val="0000EE"/>
-            <w:u w:val="single"/>
-          </w:rPr>
-          <w:t>85:8</w:t>
-        </w:r>
-      </w:hyperlink>
+      <w:r>
+        <w:rPr>
+          <w:lang w:val="zh_TW" w:bidi="zh_TW"/>
+        </w:rPr>
+        <w:t>85:8</w:t>
+      </w:r>
       <w:r>
         <w:rPr>
           <w:lang w:val="zh_TW" w:bidi="zh_TW"/>
         </w:rPr>
         <w:t>；</w:t>
       </w:r>
-      <w:hyperlink r:id="rId28">
-        <w:r>
-          <w:rPr>
-            <w:lang w:val="zh_TW" w:bidi="zh_TW"/>
-          </w:rPr>
-          <w:rPr>
-            <w:color w:val="0000EE"/>
-            <w:u w:val="single"/>
-          </w:rPr>
-          <w:t>賽45:7</w:t>
-        </w:r>
-      </w:hyperlink>
+      <w:r>
+        <w:rPr>
+          <w:lang w:val="zh_TW" w:bidi="zh_TW"/>
+        </w:rPr>
+        <w:t>賽45:7</w:t>
+      </w:r>
       <w:r>
         <w:rPr>
           <w:lang w:val="zh_TW" w:bidi="zh_TW"/>
@@ -781,144 +679,96 @@
         </w:rPr>
         <w:t>平安是立約雙方（神和祂的百姓）之間和諧與相交的理想狀態（</w:t>
       </w:r>
-      <w:hyperlink r:id="rId29">
-        <w:r>
-          <w:rPr>
-            <w:lang w:val="zh_TW" w:bidi="zh_TW"/>
-          </w:rPr>
-          <w:rPr>
-            <w:color w:val="0000EE"/>
-            <w:u w:val="single"/>
-          </w:rPr>
-          <w:t>民6:26</w:t>
-        </w:r>
-      </w:hyperlink>
+      <w:r>
+        <w:rPr>
+          <w:lang w:val="zh_TW" w:bidi="zh_TW"/>
+        </w:rPr>
+        <w:t>民6:26</w:t>
+      </w:r>
       <w:r>
         <w:rPr>
           <w:lang w:val="zh_TW" w:bidi="zh_TW"/>
         </w:rPr>
         <w:t>；參</w:t>
       </w:r>
-      <w:hyperlink r:id="rId30">
-        <w:r>
-          <w:rPr>
-            <w:lang w:val="zh_TW" w:bidi="zh_TW"/>
-          </w:rPr>
-          <w:rPr>
-            <w:color w:val="0000EE"/>
-            <w:u w:val="single"/>
-          </w:rPr>
-          <w:t>賽54:10</w:t>
-        </w:r>
-      </w:hyperlink>
+      <w:r>
+        <w:rPr>
+          <w:lang w:val="zh_TW" w:bidi="zh_TW"/>
+        </w:rPr>
+        <w:t>賽54:10</w:t>
+      </w:r>
       <w:r>
         <w:rPr>
           <w:lang w:val="zh_TW" w:bidi="zh_TW"/>
         </w:rPr>
         <w:t>）。平安表明神在立約關係中的祝福（</w:t>
       </w:r>
-      <w:hyperlink r:id="rId31">
-        <w:r>
-          <w:rPr>
-            <w:lang w:val="zh_TW" w:bidi="zh_TW"/>
-          </w:rPr>
-          <w:rPr>
-            <w:color w:val="0000EE"/>
-            <w:u w:val="single"/>
-          </w:rPr>
-          <w:t>瑪2:5</w:t>
-        </w:r>
-      </w:hyperlink>
+      <w:r>
+        <w:rPr>
+          <w:lang w:val="zh_TW" w:bidi="zh_TW"/>
+        </w:rPr>
+        <w:t>瑪2:5</w:t>
+      </w:r>
       <w:r>
         <w:rPr>
           <w:lang w:val="zh_TW" w:bidi="zh_TW"/>
         </w:rPr>
         <w:t>；參</w:t>
       </w:r>
-      <w:hyperlink r:id="rId32">
-        <w:r>
-          <w:rPr>
-            <w:lang w:val="zh_TW" w:bidi="zh_TW"/>
-          </w:rPr>
-          <w:rPr>
-            <w:color w:val="0000EE"/>
-            <w:u w:val="single"/>
-          </w:rPr>
-          <w:t>民25:12</w:t>
-        </w:r>
-      </w:hyperlink>
+      <w:r>
+        <w:rPr>
+          <w:lang w:val="zh_TW" w:bidi="zh_TW"/>
+        </w:rPr>
+        <w:t>民25:12</w:t>
+      </w:r>
       <w:r>
         <w:rPr>
           <w:lang w:val="zh_TW" w:bidi="zh_TW"/>
         </w:rPr>
         <w:t>）。相反，缺乏平安則表明這種關係因以色列人的悖逆和不義而遭到破壞（</w:t>
       </w:r>
-      <w:hyperlink r:id="rId33">
-        <w:r>
-          <w:rPr>
-            <w:lang w:val="zh_TW" w:bidi="zh_TW"/>
-          </w:rPr>
-          <w:rPr>
-            <w:color w:val="0000EE"/>
-            <w:u w:val="single"/>
-          </w:rPr>
-          <w:t>耶16:5</w:t>
-        </w:r>
-      </w:hyperlink>
+      <w:r>
+        <w:rPr>
+          <w:lang w:val="zh_TW" w:bidi="zh_TW"/>
+        </w:rPr>
+        <w:t>耶16:5</w:t>
+      </w:r>
       <w:r>
         <w:rPr>
           <w:lang w:val="zh_TW" w:bidi="zh_TW"/>
         </w:rPr>
         <w:t>、</w:t>
       </w:r>
-      <w:hyperlink r:id="rId33">
-        <w:r>
-          <w:rPr>
-            <w:lang w:val="zh_TW" w:bidi="zh_TW"/>
-          </w:rPr>
-          <w:rPr>
-            <w:color w:val="0000EE"/>
-            <w:u w:val="single"/>
-          </w:rPr>
-          <w:t>10–13</w:t>
-        </w:r>
-      </w:hyperlink>
+      <w:r>
+        <w:rPr>
+          <w:lang w:val="zh_TW" w:bidi="zh_TW"/>
+        </w:rPr>
+        <w:t>10–13</w:t>
+      </w:r>
       <w:r>
         <w:rPr>
           <w:lang w:val="zh_TW" w:bidi="zh_TW"/>
         </w:rPr>
         <w:t>；參</w:t>
       </w:r>
-      <w:hyperlink r:id="rId34">
-        <w:r>
-          <w:rPr>
-            <w:lang w:val="zh_TW" w:bidi="zh_TW"/>
-          </w:rPr>
-          <w:rPr>
-            <w:color w:val="0000EE"/>
-            <w:u w:val="single"/>
-          </w:rPr>
-          <w:t>詩85:9–11</w:t>
-        </w:r>
-      </w:hyperlink>
+      <w:r>
+        <w:rPr>
+          <w:lang w:val="zh_TW" w:bidi="zh_TW"/>
+        </w:rPr>
+        <w:t>詩85:9–11</w:t>
+      </w:r>
       <w:r>
         <w:rPr>
           <w:lang w:val="zh_TW" w:bidi="zh_TW"/>
         </w:rPr>
         <w:t>；</w:t>
       </w:r>
-      <w:hyperlink r:id="rId15">
-        <w:r>
-          <w:rPr>
-            <w:lang w:val="zh_TW" w:bidi="zh_TW"/>
-          </w:rPr>
-          <w:rPr>
-            <w:color w:val="0000EE"/>
-            <w:u w:val="single"/>
-          </w:rPr>
-          <w:t>賽32:17</w:t>
-        </w:r>
-      </w:hyperlink>
+      <w:r>
+        <w:rPr>
+          <w:lang w:val="zh_TW" w:bidi="zh_TW"/>
+        </w:rPr>
+        <w:t>賽32:17</w:t>
+      </w:r>
       <w:r>
         <w:rPr>
           <w:lang w:val="zh_TW" w:bidi="zh_TW"/>
@@ -950,234 +800,156 @@
         </w:rPr>
         <w:t>平安在先知書中是為一個非常重要的詞語。「假」先知忽略了人在立約關係中享有福祉所需的條件。神始終對以色列信實（</w:t>
       </w:r>
-      <w:hyperlink r:id="rId35">
-        <w:r>
-          <w:rPr>
-            <w:lang w:val="zh_TW" w:bidi="zh_TW"/>
-          </w:rPr>
-          <w:rPr>
-            <w:color w:val="0000EE"/>
-            <w:u w:val="single"/>
-          </w:rPr>
-          <w:t>詩89篇</w:t>
-        </w:r>
-      </w:hyperlink>
+      <w:r>
+        <w:rPr>
+          <w:lang w:val="zh_TW" w:bidi="zh_TW"/>
+        </w:rPr>
+        <w:t>詩89篇</w:t>
+      </w:r>
       <w:r>
         <w:rPr>
           <w:lang w:val="zh_TW" w:bidi="zh_TW"/>
         </w:rPr>
         <w:t>），他們因此認為神必永遠保障國家的平安 （</w:t>
       </w:r>
-      <w:hyperlink r:id="rId36">
-        <w:r>
-          <w:rPr>
-            <w:lang w:val="zh_TW" w:bidi="zh_TW"/>
-          </w:rPr>
-          <w:rPr>
-            <w:color w:val="0000EE"/>
-            <w:u w:val="single"/>
-          </w:rPr>
-          <w:t>耶6:14</w:t>
-        </w:r>
-      </w:hyperlink>
+      <w:r>
+        <w:rPr>
+          <w:lang w:val="zh_TW" w:bidi="zh_TW"/>
+        </w:rPr>
+        <w:t>耶6:14</w:t>
+      </w:r>
       <w:r>
         <w:rPr>
           <w:lang w:val="zh_TW" w:bidi="zh_TW"/>
         </w:rPr>
         <w:t>，</w:t>
       </w:r>
-      <w:hyperlink r:id="rId37">
-        <w:r>
-          <w:rPr>
-            <w:lang w:val="zh_TW" w:bidi="zh_TW"/>
-          </w:rPr>
-          <w:rPr>
-            <w:color w:val="0000EE"/>
-            <w:u w:val="single"/>
-          </w:rPr>
-          <w:t>8:15</w:t>
-        </w:r>
-      </w:hyperlink>
+      <w:r>
+        <w:rPr>
+          <w:lang w:val="zh_TW" w:bidi="zh_TW"/>
+        </w:rPr>
+        <w:t>8:15</w:t>
+      </w:r>
       <w:r>
         <w:rPr>
           <w:lang w:val="zh_TW" w:bidi="zh_TW"/>
         </w:rPr>
         <w:t>；</w:t>
       </w:r>
-      <w:hyperlink r:id="rId38">
-        <w:r>
-          <w:rPr>
-            <w:lang w:val="zh_TW" w:bidi="zh_TW"/>
-          </w:rPr>
-          <w:rPr>
-            <w:color w:val="0000EE"/>
-            <w:u w:val="single"/>
-          </w:rPr>
-          <w:t>結13:10</w:t>
-        </w:r>
-      </w:hyperlink>
+      <w:r>
+        <w:rPr>
+          <w:lang w:val="zh_TW" w:bidi="zh_TW"/>
+        </w:rPr>
+        <w:t>結13:10</w:t>
+      </w:r>
       <w:r>
         <w:rPr>
           <w:lang w:val="zh_TW" w:bidi="zh_TW"/>
         </w:rPr>
         <w:t>、</w:t>
       </w:r>
-      <w:hyperlink r:id="rId38">
-        <w:r>
-          <w:rPr>
-            <w:lang w:val="zh_TW" w:bidi="zh_TW"/>
-          </w:rPr>
-          <w:rPr>
-            <w:color w:val="0000EE"/>
-            <w:u w:val="single"/>
-          </w:rPr>
-          <w:t>16</w:t>
-        </w:r>
-      </w:hyperlink>
+      <w:r>
+        <w:rPr>
+          <w:lang w:val="zh_TW" w:bidi="zh_TW"/>
+        </w:rPr>
+        <w:t>16</w:t>
+      </w:r>
       <w:r>
         <w:rPr>
           <w:lang w:val="zh_TW" w:bidi="zh_TW"/>
         </w:rPr>
         <w:t>；</w:t>
       </w:r>
-      <w:hyperlink r:id="rId39">
-        <w:r>
-          <w:rPr>
-            <w:lang w:val="zh_TW" w:bidi="zh_TW"/>
-          </w:rPr>
-          <w:rPr>
-            <w:color w:val="0000EE"/>
-            <w:u w:val="single"/>
-          </w:rPr>
-          <w:t>彌3:5</w:t>
-        </w:r>
-      </w:hyperlink>
+      <w:r>
+        <w:rPr>
+          <w:lang w:val="zh_TW" w:bidi="zh_TW"/>
+        </w:rPr>
+        <w:t>彌3:5</w:t>
+      </w:r>
       <w:r>
         <w:rPr>
           <w:lang w:val="zh_TW" w:bidi="zh_TW"/>
         </w:rPr>
         <w:t>）。在這種普遍卻虛假的安全感之下，被擄到巴比倫之前的先知宣告，神的審判即將臨到，以色列將失去平安。先知指出，以色列持續悖逆和行不義，因此失去了平安（</w:t>
       </w:r>
-      <w:hyperlink r:id="rId40">
-        <w:r>
-          <w:rPr>
-            <w:lang w:val="zh_TW" w:bidi="zh_TW"/>
-          </w:rPr>
-          <w:rPr>
-            <w:color w:val="0000EE"/>
-            <w:u w:val="single"/>
-          </w:rPr>
-          <w:t>賽48:18</w:t>
-        </w:r>
-      </w:hyperlink>
+      <w:r>
+        <w:rPr>
+          <w:lang w:val="zh_TW" w:bidi="zh_TW"/>
+        </w:rPr>
+        <w:t>賽48:18</w:t>
+      </w:r>
       <w:r>
         <w:rPr>
           <w:lang w:val="zh_TW" w:bidi="zh_TW"/>
         </w:rPr>
         <w:t>；</w:t>
       </w:r>
-      <w:hyperlink r:id="rId41">
-        <w:r>
-          <w:rPr>
-            <w:lang w:val="zh_TW" w:bidi="zh_TW"/>
-          </w:rPr>
-          <w:rPr>
-            <w:color w:val="0000EE"/>
-            <w:u w:val="single"/>
-          </w:rPr>
-          <w:t>耶14:13–16</w:t>
-        </w:r>
-      </w:hyperlink>
+      <w:r>
+        <w:rPr>
+          <w:lang w:val="zh_TW" w:bidi="zh_TW"/>
+        </w:rPr>
+        <w:t>耶14:13–16</w:t>
+      </w:r>
       <w:r>
         <w:rPr>
           <w:lang w:val="zh_TW" w:bidi="zh_TW"/>
         </w:rPr>
         <w:t>，</w:t>
       </w:r>
-      <w:hyperlink r:id="rId33">
-        <w:r>
-          <w:rPr>
-            <w:lang w:val="zh_TW" w:bidi="zh_TW"/>
-          </w:rPr>
-          <w:rPr>
-            <w:color w:val="0000EE"/>
-            <w:u w:val="single"/>
-          </w:rPr>
-          <w:t>16:5</w:t>
-        </w:r>
-      </w:hyperlink>
+      <w:r>
+        <w:rPr>
+          <w:lang w:val="zh_TW" w:bidi="zh_TW"/>
+        </w:rPr>
+        <w:t>16:5</w:t>
+      </w:r>
       <w:r>
         <w:rPr>
           <w:lang w:val="zh_TW" w:bidi="zh_TW"/>
         </w:rPr>
         <w:t>、</w:t>
       </w:r>
-      <w:hyperlink r:id="rId33">
-        <w:r>
-          <w:rPr>
-            <w:lang w:val="zh_TW" w:bidi="zh_TW"/>
-          </w:rPr>
-          <w:rPr>
-            <w:color w:val="0000EE"/>
-            <w:u w:val="single"/>
-          </w:rPr>
-          <w:t>10–13</w:t>
-        </w:r>
-      </w:hyperlink>
+      <w:r>
+        <w:rPr>
+          <w:lang w:val="zh_TW" w:bidi="zh_TW"/>
+        </w:rPr>
+        <w:t>10–13</w:t>
+      </w:r>
       <w:r>
         <w:rPr>
           <w:lang w:val="zh_TW" w:bidi="zh_TW"/>
         </w:rPr>
         <w:t>、</w:t>
       </w:r>
-      <w:hyperlink r:id="rId42">
-        <w:r>
-          <w:rPr>
-            <w:lang w:val="zh_TW" w:bidi="zh_TW"/>
-          </w:rPr>
-          <w:rPr>
-            <w:color w:val="0000EE"/>
-            <w:u w:val="single"/>
-          </w:rPr>
-          <w:t>28</w:t>
-        </w:r>
-      </w:hyperlink>
+      <w:r>
+        <w:rPr>
+          <w:lang w:val="zh_TW" w:bidi="zh_TW"/>
+        </w:rPr>
+        <w:t>28</w:t>
+      </w:r>
       <w:r>
         <w:rPr>
           <w:lang w:val="zh_TW" w:bidi="zh_TW"/>
         </w:rPr>
         <w:t>；</w:t>
       </w:r>
-      <w:hyperlink r:id="rId43">
-        <w:r>
-          <w:rPr>
-            <w:lang w:val="zh_TW" w:bidi="zh_TW"/>
-          </w:rPr>
-          <w:rPr>
-            <w:color w:val="0000EE"/>
-            <w:u w:val="single"/>
-          </w:rPr>
-          <w:t>彌3:4</w:t>
-        </w:r>
-      </w:hyperlink>
+      <w:r>
+        <w:rPr>
+          <w:lang w:val="zh_TW" w:bidi="zh_TW"/>
+        </w:rPr>
+        <w:t>彌3:4</w:t>
+      </w:r>
       <w:r>
         <w:rPr>
           <w:lang w:val="zh_TW" w:bidi="zh_TW"/>
         </w:rPr>
         <w:t>、</w:t>
       </w:r>
-      <w:hyperlink r:id="rId43">
-        <w:r>
-          <w:rPr>
-            <w:lang w:val="zh_TW" w:bidi="zh_TW"/>
-          </w:rPr>
-          <w:rPr>
-            <w:color w:val="0000EE"/>
-            <w:u w:val="single"/>
-          </w:rPr>
-          <w:t>9–12</w:t>
-        </w:r>
-      </w:hyperlink>
+      <w:r>
+        <w:rPr>
+          <w:lang w:val="zh_TW" w:bidi="zh_TW"/>
+        </w:rPr>
+        <w:t>9–12</w:t>
+      </w:r>
       <w:r>
         <w:rPr>
           <w:lang w:val="zh_TW" w:bidi="zh_TW"/>
@@ -1216,36 +988,24 @@
         </w:rPr>
         <w:t>興盛與福祉（</w:t>
       </w:r>
-      <w:hyperlink r:id="rId28">
-        <w:r>
-          <w:rPr>
-            <w:lang w:val="zh_TW" w:bidi="zh_TW"/>
-          </w:rPr>
-          <w:rPr>
-            <w:color w:val="0000EE"/>
-            <w:u w:val="single"/>
-          </w:rPr>
-          <w:t>賽45:7</w:t>
-        </w:r>
-      </w:hyperlink>
+      <w:r>
+        <w:rPr>
+          <w:lang w:val="zh_TW" w:bidi="zh_TW"/>
+        </w:rPr>
+        <w:t>賽45:7</w:t>
+      </w:r>
       <w:r>
         <w:rPr>
           <w:lang w:val="zh_TW" w:bidi="zh_TW"/>
         </w:rPr>
         <w:t>；</w:t>
       </w:r>
-      <w:hyperlink r:id="rId44">
-        <w:r>
-          <w:rPr>
-            <w:lang w:val="zh_TW" w:bidi="zh_TW"/>
-          </w:rPr>
-          <w:rPr>
-            <w:color w:val="0000EE"/>
-            <w:u w:val="single"/>
-          </w:rPr>
-          <w:t>結34:25–26</w:t>
-        </w:r>
-      </w:hyperlink>
+      <w:r>
+        <w:rPr>
+          <w:lang w:val="zh_TW" w:bidi="zh_TW"/>
+        </w:rPr>
+        <w:t>結34:25–26</w:t>
+      </w:r>
       <w:r>
         <w:rPr>
           <w:lang w:val="zh_TW" w:bidi="zh_TW"/>
@@ -1270,54 +1030,36 @@
         </w:rPr>
         <w:t>沒有爭戰（</w:t>
       </w:r>
-      <w:hyperlink r:id="rId45">
-        <w:r>
-          <w:rPr>
-            <w:lang w:val="zh_TW" w:bidi="zh_TW"/>
-          </w:rPr>
-          <w:rPr>
-            <w:color w:val="0000EE"/>
-            <w:u w:val="single"/>
-          </w:rPr>
-          <w:t>賽2:2–4</w:t>
-        </w:r>
-      </w:hyperlink>
+      <w:r>
+        <w:rPr>
+          <w:lang w:val="zh_TW" w:bidi="zh_TW"/>
+        </w:rPr>
+        <w:t>賽2:2–4</w:t>
+      </w:r>
       <w:r>
         <w:rPr>
           <w:lang w:val="zh_TW" w:bidi="zh_TW"/>
         </w:rPr>
         <w:t>，</w:t>
       </w:r>
-      <w:hyperlink r:id="rId46">
-        <w:r>
-          <w:rPr>
-            <w:lang w:val="zh_TW" w:bidi="zh_TW"/>
-          </w:rPr>
-          <w:rPr>
-            <w:color w:val="0000EE"/>
-            <w:u w:val="single"/>
-          </w:rPr>
-          <w:t>32:15–20</w:t>
-        </w:r>
-      </w:hyperlink>
+      <w:r>
+        <w:rPr>
+          <w:lang w:val="zh_TW" w:bidi="zh_TW"/>
+        </w:rPr>
+        <w:t>32:15–20</w:t>
+      </w:r>
       <w:r>
         <w:rPr>
           <w:lang w:val="zh_TW" w:bidi="zh_TW"/>
         </w:rPr>
         <w:t>；</w:t>
       </w:r>
-      <w:hyperlink r:id="rId47">
-        <w:r>
-          <w:rPr>
-            <w:lang w:val="zh_TW" w:bidi="zh_TW"/>
-          </w:rPr>
-          <w:rPr>
-            <w:color w:val="0000EE"/>
-            <w:u w:val="single"/>
-          </w:rPr>
-          <w:t>結34:28–31</w:t>
-        </w:r>
-      </w:hyperlink>
+      <w:r>
+        <w:rPr>
+          <w:lang w:val="zh_TW" w:bidi="zh_TW"/>
+        </w:rPr>
+        <w:t>結34:28–31</w:t>
+      </w:r>
       <w:r>
         <w:rPr>
           <w:lang w:val="zh_TW" w:bidi="zh_TW"/>
@@ -1342,54 +1084,36 @@
         </w:rPr>
         <w:t>正確的關係（</w:t>
       </w:r>
-      <w:hyperlink r:id="rId48">
-        <w:r>
-          <w:rPr>
-            <w:lang w:val="zh_TW" w:bidi="zh_TW"/>
-          </w:rPr>
-          <w:rPr>
-            <w:color w:val="0000EE"/>
-            <w:u w:val="single"/>
-          </w:rPr>
-          <w:t>賽11:1–5</w:t>
-        </w:r>
-      </w:hyperlink>
+      <w:r>
+        <w:rPr>
+          <w:lang w:val="zh_TW" w:bidi="zh_TW"/>
+        </w:rPr>
+        <w:t>賽11:1–5</w:t>
+      </w:r>
       <w:r>
         <w:rPr>
           <w:lang w:val="zh_TW" w:bidi="zh_TW"/>
         </w:rPr>
         <w:t>；</w:t>
       </w:r>
-      <w:hyperlink r:id="rId49">
-        <w:r>
-          <w:rPr>
-            <w:lang w:val="zh_TW" w:bidi="zh_TW"/>
-          </w:rPr>
-          <w:rPr>
-            <w:color w:val="0000EE"/>
-            <w:u w:val="single"/>
-          </w:rPr>
-          <w:t>彌4:1–4</w:t>
-        </w:r>
-      </w:hyperlink>
+      <w:r>
+        <w:rPr>
+          <w:lang w:val="zh_TW" w:bidi="zh_TW"/>
+        </w:rPr>
+        <w:t>彌4:1–4</w:t>
+      </w:r>
       <w:r>
         <w:rPr>
           <w:lang w:val="zh_TW" w:bidi="zh_TW"/>
         </w:rPr>
         <w:t>；</w:t>
       </w:r>
-      <w:hyperlink r:id="rId50">
-        <w:r>
-          <w:rPr>
-            <w:lang w:val="zh_TW" w:bidi="zh_TW"/>
-          </w:rPr>
-          <w:rPr>
-            <w:color w:val="0000EE"/>
-            <w:u w:val="single"/>
-          </w:rPr>
-          <w:t>亞8:9–13</w:t>
-        </w:r>
-      </w:hyperlink>
+      <w:r>
+        <w:rPr>
+          <w:lang w:val="zh_TW" w:bidi="zh_TW"/>
+        </w:rPr>
+        <w:t>亞8:9–13</w:t>
+      </w:r>
       <w:r>
         <w:rPr>
           <w:lang w:val="zh_TW" w:bidi="zh_TW"/>
@@ -1414,36 +1138,24 @@
         </w:rPr>
         <w:t>自然界恢復和諧（</w:t>
       </w:r>
-      <w:hyperlink r:id="rId51">
-        <w:r>
-          <w:rPr>
-            <w:lang w:val="zh_TW" w:bidi="zh_TW"/>
-          </w:rPr>
-          <w:rPr>
-            <w:color w:val="0000EE"/>
-            <w:u w:val="single"/>
-          </w:rPr>
-          <w:t>賽11:6–9</w:t>
-        </w:r>
-      </w:hyperlink>
+      <w:r>
+        <w:rPr>
+          <w:lang w:val="zh_TW" w:bidi="zh_TW"/>
+        </w:rPr>
+        <w:t>賽11:6–9</w:t>
+      </w:r>
       <w:r>
         <w:rPr>
           <w:lang w:val="zh_TW" w:bidi="zh_TW"/>
         </w:rPr>
         <w:t>；</w:t>
       </w:r>
-      <w:hyperlink r:id="rId52">
-        <w:r>
-          <w:rPr>
-            <w:lang w:val="zh_TW" w:bidi="zh_TW"/>
-          </w:rPr>
-          <w:rPr>
-            <w:color w:val="0000EE"/>
-            <w:u w:val="single"/>
-          </w:rPr>
-          <w:t>結47:1–12</w:t>
-        </w:r>
-      </w:hyperlink>
+      <w:r>
+        <w:rPr>
+          <w:lang w:val="zh_TW" w:bidi="zh_TW"/>
+        </w:rPr>
+        <w:t>結47:1–12</w:t>
+      </w:r>
       <w:r>
         <w:rPr>
           <w:lang w:val="zh_TW" w:bidi="zh_TW"/>
@@ -1468,72 +1180,48 @@
         </w:rPr>
         <w:t>救恩（</w:t>
       </w:r>
-      <w:hyperlink r:id="rId53">
-        <w:r>
-          <w:rPr>
-            <w:lang w:val="zh_TW" w:bidi="zh_TW"/>
-          </w:rPr>
-          <w:rPr>
-            <w:color w:val="0000EE"/>
-            <w:u w:val="single"/>
-          </w:rPr>
-          <w:t>賽52:7</w:t>
-        </w:r>
-      </w:hyperlink>
+      <w:r>
+        <w:rPr>
+          <w:lang w:val="zh_TW" w:bidi="zh_TW"/>
+        </w:rPr>
+        <w:t>賽52:7</w:t>
+      </w:r>
       <w:r>
         <w:rPr>
           <w:lang w:val="zh_TW" w:bidi="zh_TW"/>
         </w:rPr>
         <w:t>，</w:t>
       </w:r>
-      <w:hyperlink r:id="rId54">
-        <w:r>
-          <w:rPr>
-            <w:lang w:val="zh_TW" w:bidi="zh_TW"/>
-          </w:rPr>
-          <w:rPr>
-            <w:color w:val="0000EE"/>
-            <w:u w:val="single"/>
-          </w:rPr>
-          <w:t>60:17</w:t>
-        </w:r>
-      </w:hyperlink>
+      <w:r>
+        <w:rPr>
+          <w:lang w:val="zh_TW" w:bidi="zh_TW"/>
+        </w:rPr>
+        <w:t>60:17</w:t>
+      </w:r>
       <w:r>
         <w:rPr>
           <w:lang w:val="zh_TW" w:bidi="zh_TW"/>
         </w:rPr>
         <w:t>；</w:t>
       </w:r>
-      <w:hyperlink r:id="rId55">
-        <w:r>
-          <w:rPr>
-            <w:lang w:val="zh_TW" w:bidi="zh_TW"/>
-          </w:rPr>
-          <w:rPr>
-            <w:color w:val="0000EE"/>
-            <w:u w:val="single"/>
-          </w:rPr>
-          <w:t>結34:30–31</w:t>
-        </w:r>
-      </w:hyperlink>
+      <w:r>
+        <w:rPr>
+          <w:lang w:val="zh_TW" w:bidi="zh_TW"/>
+        </w:rPr>
+        <w:t>結34:30–31</w:t>
+      </w:r>
       <w:r>
         <w:rPr>
           <w:lang w:val="zh_TW" w:bidi="zh_TW"/>
         </w:rPr>
         <w:t>，</w:t>
       </w:r>
-      <w:hyperlink r:id="rId56">
-        <w:r>
-          <w:rPr>
-            <w:lang w:val="zh_TW" w:bidi="zh_TW"/>
-          </w:rPr>
-          <w:rPr>
-            <w:color w:val="0000EE"/>
-            <w:u w:val="single"/>
-          </w:rPr>
-          <w:t>37:26–28</w:t>
-        </w:r>
-      </w:hyperlink>
+      <w:r>
+        <w:rPr>
+          <w:lang w:val="zh_TW" w:bidi="zh_TW"/>
+        </w:rPr>
+        <w:t>37:26–28</w:t>
+      </w:r>
       <w:r>
         <w:rPr>
           <w:lang w:val="zh_TW" w:bidi="zh_TW"/>
@@ -1554,36 +1242,24 @@
         </w:rPr>
         <w:t>在舊約聖經中，這種對平安的盼望常常與彌賽亞（神所揀選的統治者）有關。</w:t>
       </w:r>
-      <w:hyperlink r:id="rId57">
-        <w:r>
-          <w:rPr>
-            <w:lang w:val="zh_TW" w:bidi="zh_TW"/>
-          </w:rPr>
-          <w:rPr>
-            <w:color w:val="0000EE"/>
-            <w:u w:val="single"/>
-          </w:rPr>
-          <w:t>以賽亞書九章6節</w:t>
-        </w:r>
-      </w:hyperlink>
+      <w:r>
+        <w:rPr>
+          <w:lang w:val="zh_TW" w:bidi="zh_TW"/>
+        </w:rPr>
+        <w:t>以賽亞書九章6節</w:t>
+      </w:r>
       <w:r>
         <w:rPr>
           <w:lang w:val="zh_TW" w:bidi="zh_TW"/>
         </w:rPr>
         <w:t>稱這位將來的彌賽亞為「和平的君」。此外，祂的統治將帶來平安；這平安不僅臨到以色列，也要遍及全地（</w:t>
       </w:r>
-      <w:hyperlink r:id="rId58">
-        <w:r>
-          <w:rPr>
-            <w:lang w:val="zh_TW" w:bidi="zh_TW"/>
-          </w:rPr>
-          <w:rPr>
-            <w:color w:val="0000EE"/>
-            <w:u w:val="single"/>
-          </w:rPr>
-          <w:t>撒9:9–10</w:t>
-        </w:r>
-      </w:hyperlink>
+      <w:r>
+        <w:rPr>
+          <w:lang w:val="zh_TW" w:bidi="zh_TW"/>
+        </w:rPr>
+        <w:t>撒9:9–10</w:t>
+      </w:r>
       <w:r>
         <w:rPr>
           <w:lang w:val="zh_TW" w:bidi="zh_TW"/>
@@ -1641,72 +1317,48 @@
         </w:rPr>
         <w:t>也可以用為問安或道別的話語。「願你們平安」這類表達出現在</w:t>
       </w:r>
-      <w:hyperlink r:id="rId59">
-        <w:r>
-          <w:rPr>
-            <w:lang w:val="zh_TW" w:bidi="zh_TW"/>
-          </w:rPr>
-          <w:rPr>
-            <w:color w:val="0000EE"/>
-            <w:u w:val="single"/>
-          </w:rPr>
-          <w:t>路加福音十章5節</w:t>
-        </w:r>
-      </w:hyperlink>
+      <w:r>
+        <w:rPr>
+          <w:lang w:val="zh_TW" w:bidi="zh_TW"/>
+        </w:rPr>
+        <w:t>路加福音十章5節</w:t>
+      </w:r>
       <w:r>
         <w:rPr>
           <w:lang w:val="zh_TW" w:bidi="zh_TW"/>
         </w:rPr>
         <w:t>，</w:t>
       </w:r>
-      <w:hyperlink r:id="rId60">
-        <w:r>
-          <w:rPr>
-            <w:lang w:val="zh_TW" w:bidi="zh_TW"/>
-          </w:rPr>
-          <w:rPr>
-            <w:color w:val="0000EE"/>
-            <w:u w:val="single"/>
-          </w:rPr>
-          <w:t>加拉太書六章16節</w:t>
-        </w:r>
-      </w:hyperlink>
+      <w:r>
+        <w:rPr>
+          <w:lang w:val="zh_TW" w:bidi="zh_TW"/>
+        </w:rPr>
+        <w:t>加拉太書六章16節</w:t>
+      </w:r>
       <w:r>
         <w:rPr>
           <w:lang w:val="zh_TW" w:bidi="zh_TW"/>
         </w:rPr>
         <w:t>，和</w:t>
       </w:r>
-      <w:hyperlink r:id="rId61">
-        <w:r>
-          <w:rPr>
-            <w:lang w:val="zh_TW" w:bidi="zh_TW"/>
-          </w:rPr>
-          <w:rPr>
-            <w:color w:val="0000EE"/>
-            <w:u w:val="single"/>
-          </w:rPr>
-          <w:t>雅各書二章16節</w:t>
-        </w:r>
-      </w:hyperlink>
+      <w:r>
+        <w:rPr>
+          <w:lang w:val="zh_TW" w:bidi="zh_TW"/>
+        </w:rPr>
+        <w:t>雅各書二章16節</w:t>
+      </w:r>
       <w:r>
         <w:rPr>
           <w:lang w:val="zh_TW" w:bidi="zh_TW"/>
         </w:rPr>
         <w:t>（參</w:t>
       </w:r>
-      <w:hyperlink r:id="rId62">
-        <w:r>
-          <w:rPr>
-            <w:lang w:val="zh_TW" w:bidi="zh_TW"/>
-          </w:rPr>
-          <w:rPr>
-            <w:color w:val="0000EE"/>
-            <w:u w:val="single"/>
-          </w:rPr>
-          <w:t>約20:19</w:t>
-        </w:r>
-      </w:hyperlink>
+      <w:r>
+        <w:rPr>
+          <w:lang w:val="zh_TW" w:bidi="zh_TW"/>
+        </w:rPr>
+        <w:t>約20:19</w:t>
+      </w:r>
       <w:r>
         <w:rPr>
           <w:lang w:val="zh_TW" w:bidi="zh_TW"/>
@@ -1726,90 +1378,60 @@
         </w:rPr>
         <w:t>也可以指終止衝突，無論是國與國之間（</w:t>
       </w:r>
-      <w:hyperlink r:id="rId63">
-        <w:r>
-          <w:rPr>
-            <w:lang w:val="zh_TW" w:bidi="zh_TW"/>
-          </w:rPr>
-          <w:rPr>
-            <w:color w:val="0000EE"/>
-            <w:u w:val="single"/>
-          </w:rPr>
-          <w:t>路14:32</w:t>
-        </w:r>
-      </w:hyperlink>
+      <w:r>
+        <w:rPr>
+          <w:lang w:val="zh_TW" w:bidi="zh_TW"/>
+        </w:rPr>
+        <w:t>路14:32</w:t>
+      </w:r>
       <w:r>
         <w:rPr>
           <w:lang w:val="zh_TW" w:bidi="zh_TW"/>
         </w:rPr>
         <w:t>；</w:t>
       </w:r>
-      <w:hyperlink r:id="rId64">
-        <w:r>
-          <w:rPr>
-            <w:lang w:val="zh_TW" w:bidi="zh_TW"/>
-          </w:rPr>
-          <w:rPr>
-            <w:color w:val="0000EE"/>
-            <w:u w:val="single"/>
-          </w:rPr>
-          <w:t>徒12:20</w:t>
-        </w:r>
-      </w:hyperlink>
+      <w:r>
+        <w:rPr>
+          <w:lang w:val="zh_TW" w:bidi="zh_TW"/>
+        </w:rPr>
+        <w:t>徒12:20</w:t>
+      </w:r>
       <w:r>
         <w:rPr>
           <w:lang w:val="zh_TW" w:bidi="zh_TW"/>
         </w:rPr>
         <w:t>），還是人與人之間（</w:t>
       </w:r>
-      <w:hyperlink r:id="rId65">
-        <w:r>
-          <w:rPr>
-            <w:lang w:val="zh_TW" w:bidi="zh_TW"/>
-          </w:rPr>
-          <w:rPr>
-            <w:color w:val="0000EE"/>
-            <w:u w:val="single"/>
-          </w:rPr>
-          <w:t>羅14:19</w:t>
-        </w:r>
-      </w:hyperlink>
+      <w:r>
+        <w:rPr>
+          <w:lang w:val="zh_TW" w:bidi="zh_TW"/>
+        </w:rPr>
+        <w:t>羅14:19</w:t>
+      </w:r>
       <w:r>
         <w:rPr>
           <w:lang w:val="zh_TW" w:bidi="zh_TW"/>
         </w:rPr>
         <w:t>；</w:t>
       </w:r>
-      <w:hyperlink r:id="rId66">
-        <w:r>
-          <w:rPr>
-            <w:lang w:val="zh_TW" w:bidi="zh_TW"/>
-          </w:rPr>
-          <w:rPr>
-            <w:color w:val="0000EE"/>
-            <w:u w:val="single"/>
-          </w:rPr>
-          <w:t>弗4:3</w:t>
-        </w:r>
-      </w:hyperlink>
+      <w:r>
+        <w:rPr>
+          <w:lang w:val="zh_TW" w:bidi="zh_TW"/>
+        </w:rPr>
+        <w:t>弗4:3</w:t>
+      </w:r>
       <w:r>
         <w:rPr>
           <w:lang w:val="zh_TW" w:bidi="zh_TW"/>
         </w:rPr>
         <w:t>）。此外，它也可以指家庭中的和睦與安寧（參</w:t>
       </w:r>
-      <w:hyperlink r:id="rId67">
-        <w:r>
-          <w:rPr>
-            <w:lang w:val="zh_TW" w:bidi="zh_TW"/>
-          </w:rPr>
-          <w:rPr>
-            <w:color w:val="0000EE"/>
-            <w:u w:val="single"/>
-          </w:rPr>
-          <w:t>林前7:15</w:t>
-        </w:r>
-      </w:hyperlink>
+      <w:r>
+        <w:rPr>
+          <w:lang w:val="zh_TW" w:bidi="zh_TW"/>
+        </w:rPr>
+        <w:t>林前7:15</w:t>
+      </w:r>
       <w:r>
         <w:rPr>
           <w:lang w:val="zh_TW" w:bidi="zh_TW"/>
@@ -1841,72 +1463,48 @@
         </w:rPr>
         <w:t>耶穌在祂的事工中成就了舊約聖經中有關平安的盼望。在撒迦利亞的「撒迦利亞頌（Benedictus）」中，人們期待著彌賽亞耶穌的到來，因其要「把我們的腳引到平安的路上」（</w:t>
       </w:r>
-      <w:hyperlink r:id="rId68">
-        <w:r>
-          <w:rPr>
-            <w:lang w:val="zh_TW" w:bidi="zh_TW"/>
-          </w:rPr>
-          <w:rPr>
-            <w:color w:val="0000EE"/>
-            <w:u w:val="single"/>
-          </w:rPr>
-          <w:t>路1:67–79</w:t>
-        </w:r>
-      </w:hyperlink>
+      <w:r>
+        <w:rPr>
+          <w:lang w:val="zh_TW" w:bidi="zh_TW"/>
+        </w:rPr>
+        <w:t>路1:67–79</w:t>
+      </w:r>
       <w:r>
         <w:rPr>
           <w:lang w:val="zh_TW" w:bidi="zh_TW"/>
         </w:rPr>
         <w:t>）。天使向牧羊人報喜時，也宣告耶穌要將神的平安帶給人（</w:t>
       </w:r>
-      <w:hyperlink r:id="rId69">
-        <w:r>
-          <w:rPr>
-            <w:lang w:val="zh_TW" w:bidi="zh_TW"/>
-          </w:rPr>
-          <w:rPr>
-            <w:color w:val="0000EE"/>
-            <w:u w:val="single"/>
-          </w:rPr>
-          <w:t>2:14</w:t>
-        </w:r>
-      </w:hyperlink>
+      <w:r>
+        <w:rPr>
+          <w:lang w:val="zh_TW" w:bidi="zh_TW"/>
+        </w:rPr>
+        <w:t>2:14</w:t>
+      </w:r>
       <w:r>
         <w:rPr>
           <w:lang w:val="zh_TW" w:bidi="zh_TW"/>
         </w:rPr>
         <w:t>）。換句話說，耶穌作為彌賽亞，要將神的平安帶給祂的百姓。約翰福音也顯示耶穌明白自己的使命正是如此。這份人們長久盼望的、從神而來的平安，成為耶穌留給門徒最後的禮物（</w:t>
       </w:r>
-      <w:hyperlink r:id="rId70">
-        <w:r>
-          <w:rPr>
-            <w:lang w:val="zh_TW" w:bidi="zh_TW"/>
-          </w:rPr>
-          <w:rPr>
-            <w:color w:val="0000EE"/>
-            <w:u w:val="single"/>
-          </w:rPr>
-          <w:t>約14:27</w:t>
-        </w:r>
-      </w:hyperlink>
+      <w:r>
+        <w:rPr>
+          <w:lang w:val="zh_TW" w:bidi="zh_TW"/>
+        </w:rPr>
+        <w:t>約14:27</w:t>
+      </w:r>
       <w:r>
         <w:rPr>
           <w:lang w:val="zh_TW" w:bidi="zh_TW"/>
         </w:rPr>
         <w:t>）。當耶穌向門徒吹一口氣，把聖靈賜給他們時，祂也把平安賜給他們（</w:t>
       </w:r>
-      <w:hyperlink r:id="rId71">
-        <w:r>
-          <w:rPr>
-            <w:lang w:val="zh_TW" w:bidi="zh_TW"/>
-          </w:rPr>
-          <w:rPr>
-            <w:color w:val="0000EE"/>
-            <w:u w:val="single"/>
-          </w:rPr>
-          <w:t>20:19–22</w:t>
-        </w:r>
-      </w:hyperlink>
+      <w:r>
+        <w:rPr>
+          <w:lang w:val="zh_TW" w:bidi="zh_TW"/>
+        </w:rPr>
+        <w:t>20:19–22</w:t>
+      </w:r>
       <w:r>
         <w:rPr>
           <w:lang w:val="zh_TW" w:bidi="zh_TW"/>
@@ -1927,126 +1525,84 @@
         </w:rPr>
         <w:t>耶穌所帶來這份平安的本質，也許要從它不是什麼來說明會更容易理解。它不表示一切緊張局面都會結束，也不表示戰爭不再存在。它也不只是家中的安寧，也不像世人所理解的平安（</w:t>
       </w:r>
-      <w:hyperlink r:id="rId72">
-        <w:r>
-          <w:rPr>
-            <w:lang w:val="zh_TW" w:bidi="zh_TW"/>
-          </w:rPr>
-          <w:rPr>
-            <w:color w:val="0000EE"/>
-            <w:u w:val="single"/>
-          </w:rPr>
-          <w:t>路12:51–53</w:t>
-        </w:r>
-      </w:hyperlink>
+      <w:r>
+        <w:rPr>
+          <w:lang w:val="zh_TW" w:bidi="zh_TW"/>
+        </w:rPr>
+        <w:t>路12:51–53</w:t>
+      </w:r>
       <w:r>
         <w:rPr>
           <w:lang w:val="zh_TW" w:bidi="zh_TW"/>
         </w:rPr>
         <w:t>；</w:t>
       </w:r>
-      <w:hyperlink r:id="rId70">
-        <w:r>
-          <w:rPr>
-            <w:lang w:val="zh_TW" w:bidi="zh_TW"/>
-          </w:rPr>
-          <w:rPr>
-            <w:color w:val="0000EE"/>
-            <w:u w:val="single"/>
-          </w:rPr>
-          <w:t>約14:27</w:t>
-        </w:r>
-      </w:hyperlink>
+      <w:r>
+        <w:rPr>
+          <w:lang w:val="zh_TW" w:bidi="zh_TW"/>
+        </w:rPr>
+        <w:t>約14:27</w:t>
+      </w:r>
       <w:r>
         <w:rPr>
           <w:lang w:val="zh_TW" w:bidi="zh_TW"/>
         </w:rPr>
         <w:t>，</w:t>
       </w:r>
-      <w:hyperlink r:id="rId73">
-        <w:r>
-          <w:rPr>
-            <w:lang w:val="zh_TW" w:bidi="zh_TW"/>
-          </w:rPr>
-          <w:rPr>
-            <w:color w:val="0000EE"/>
-            <w:u w:val="single"/>
-          </w:rPr>
-          <w:t>16:32–33</w:t>
-        </w:r>
-      </w:hyperlink>
+      <w:r>
+        <w:rPr>
+          <w:lang w:val="zh_TW" w:bidi="zh_TW"/>
+        </w:rPr>
+        <w:t>16:32–33</w:t>
+      </w:r>
       <w:r>
         <w:rPr>
           <w:lang w:val="zh_TW" w:bidi="zh_TW"/>
         </w:rPr>
         <w:t>）。平安的來到有時甚至會顛覆人的期待，因為它可能打破原有的人際關係。馬太福音指出，平安有時會像一把使家人分開的「刀兵」（</w:t>
       </w:r>
-      <w:hyperlink r:id="rId74">
-        <w:r>
-          <w:rPr>
-            <w:lang w:val="zh_TW" w:bidi="zh_TW"/>
-          </w:rPr>
-          <w:rPr>
-            <w:color w:val="0000EE"/>
-            <w:u w:val="single"/>
-          </w:rPr>
-          <w:t>太10:34–37</w:t>
-        </w:r>
-      </w:hyperlink>
+      <w:r>
+        <w:rPr>
+          <w:lang w:val="zh_TW" w:bidi="zh_TW"/>
+        </w:rPr>
+        <w:t>太10:34–37</w:t>
+      </w:r>
       <w:r>
         <w:rPr>
           <w:lang w:val="zh_TW" w:bidi="zh_TW"/>
         </w:rPr>
         <w:t>）。事實上，耶穌所賜的平安，就是祂用自己的血所立新約的本質與特徵。這約使神與人和好（</w:t>
       </w:r>
-      <w:hyperlink r:id="rId75">
-        <w:r>
-          <w:rPr>
-            <w:lang w:val="zh_TW" w:bidi="zh_TW"/>
-          </w:rPr>
-          <w:rPr>
-            <w:color w:val="0000EE"/>
-            <w:u w:val="single"/>
-          </w:rPr>
-          <w:t>羅5:1</w:t>
-        </w:r>
-      </w:hyperlink>
+      <w:r>
+        <w:rPr>
+          <w:lang w:val="zh_TW" w:bidi="zh_TW"/>
+        </w:rPr>
+        <w:t>羅5:1</w:t>
+      </w:r>
       <w:r>
         <w:rPr>
           <w:lang w:val="zh_TW" w:bidi="zh_TW"/>
         </w:rPr>
         <w:t>；</w:t>
       </w:r>
-      <w:hyperlink r:id="rId76">
-        <w:r>
-          <w:rPr>
-            <w:lang w:val="zh_TW" w:bidi="zh_TW"/>
-          </w:rPr>
-          <w:rPr>
-            <w:color w:val="0000EE"/>
-            <w:u w:val="single"/>
-          </w:rPr>
-          <w:t>西1:20</w:t>
-        </w:r>
-      </w:hyperlink>
+      <w:r>
+        <w:rPr>
+          <w:lang w:val="zh_TW" w:bidi="zh_TW"/>
+        </w:rPr>
+        <w:t>西1:20</w:t>
+      </w:r>
       <w:r>
         <w:rPr>
           <w:lang w:val="zh_TW" w:bidi="zh_TW"/>
         </w:rPr>
         <w:t>），也為原本彼此隔絕的人建立和好的根基（</w:t>
       </w:r>
-      <w:hyperlink r:id="rId77">
-        <w:r>
-          <w:rPr>
-            <w:lang w:val="zh_TW" w:bidi="zh_TW"/>
-          </w:rPr>
-          <w:rPr>
-            <w:color w:val="0000EE"/>
-            <w:u w:val="single"/>
-          </w:rPr>
-          <w:t>弗2:14–22</w:t>
-        </w:r>
-      </w:hyperlink>
+      <w:r>
+        <w:rPr>
+          <w:lang w:val="zh_TW" w:bidi="zh_TW"/>
+        </w:rPr>
+        <w:t>弗2:14–22</w:t>
+      </w:r>
       <w:r>
         <w:rPr>
           <w:lang w:val="zh_TW" w:bidi="zh_TW"/>
@@ -2078,216 +1634,144 @@
         </w:rPr>
         <w:t>早期教會認為，「平安」就是神在末後要賜下的救恩，而神已經藉著耶穌基督把這救恩賜給人了（參</w:t>
       </w:r>
-      <w:hyperlink r:id="rId78">
-        <w:r>
-          <w:rPr>
-            <w:lang w:val="zh_TW" w:bidi="zh_TW"/>
-          </w:rPr>
-          <w:rPr>
-            <w:color w:val="0000EE"/>
-            <w:u w:val="single"/>
-          </w:rPr>
-          <w:t>腓4:7–9</w:t>
-        </w:r>
-      </w:hyperlink>
+      <w:r>
+        <w:rPr>
+          <w:lang w:val="zh_TW" w:bidi="zh_TW"/>
+        </w:rPr>
+        <w:t>腓4:7–9</w:t>
+      </w:r>
       <w:r>
         <w:rPr>
           <w:lang w:val="zh_TW" w:bidi="zh_TW"/>
         </w:rPr>
         <w:t>）。這種對「平安」的理解，也改變了基督徒群體中「平平安安地去吧」這句問候語的含義。保羅經常在書信開頭寫下「恩惠、平安」的問候（</w:t>
       </w:r>
-      <w:hyperlink r:id="rId79">
-        <w:r>
-          <w:rPr>
-            <w:lang w:val="zh_TW" w:bidi="zh_TW"/>
-          </w:rPr>
-          <w:rPr>
-            <w:color w:val="0000EE"/>
-            <w:u w:val="single"/>
-          </w:rPr>
-          <w:t>林前1:3</w:t>
-        </w:r>
-      </w:hyperlink>
+      <w:r>
+        <w:rPr>
+          <w:lang w:val="zh_TW" w:bidi="zh_TW"/>
+        </w:rPr>
+        <w:t>林前1:3</w:t>
+      </w:r>
       <w:r>
         <w:rPr>
           <w:lang w:val="zh_TW" w:bidi="zh_TW"/>
         </w:rPr>
         <w:t>；</w:t>
       </w:r>
-      <w:hyperlink r:id="rId80">
-        <w:r>
-          <w:rPr>
-            <w:lang w:val="zh_TW" w:bidi="zh_TW"/>
-          </w:rPr>
-          <w:rPr>
-            <w:color w:val="0000EE"/>
-            <w:u w:val="single"/>
-          </w:rPr>
-          <w:t>林後1:2</w:t>
-        </w:r>
-      </w:hyperlink>
+      <w:r>
+        <w:rPr>
+          <w:lang w:val="zh_TW" w:bidi="zh_TW"/>
+        </w:rPr>
+        <w:t>林後1:2</w:t>
+      </w:r>
       <w:r>
         <w:rPr>
           <w:lang w:val="zh_TW" w:bidi="zh_TW"/>
         </w:rPr>
         <w:t>；</w:t>
       </w:r>
-      <w:hyperlink r:id="rId81">
-        <w:r>
-          <w:rPr>
-            <w:lang w:val="zh_TW" w:bidi="zh_TW"/>
-          </w:rPr>
-          <w:rPr>
-            <w:color w:val="0000EE"/>
-            <w:u w:val="single"/>
-          </w:rPr>
-          <w:t>加1:3</w:t>
-        </w:r>
-      </w:hyperlink>
+      <w:r>
+        <w:rPr>
+          <w:lang w:val="zh_TW" w:bidi="zh_TW"/>
+        </w:rPr>
+        <w:t>加1:3</w:t>
+      </w:r>
       <w:r>
         <w:rPr>
           <w:lang w:val="zh_TW" w:bidi="zh_TW"/>
         </w:rPr>
         <w:t>；</w:t>
       </w:r>
-      <w:hyperlink r:id="rId82">
-        <w:r>
-          <w:rPr>
-            <w:lang w:val="zh_TW" w:bidi="zh_TW"/>
-          </w:rPr>
-          <w:rPr>
-            <w:color w:val="0000EE"/>
-            <w:u w:val="single"/>
-          </w:rPr>
-          <w:t>弗1:2</w:t>
-        </w:r>
-      </w:hyperlink>
+      <w:r>
+        <w:rPr>
+          <w:lang w:val="zh_TW" w:bidi="zh_TW"/>
+        </w:rPr>
+        <w:t>弗1:2</w:t>
+      </w:r>
       <w:r>
         <w:rPr>
           <w:lang w:val="zh_TW" w:bidi="zh_TW"/>
         </w:rPr>
         <w:t>，等等；另參</w:t>
       </w:r>
-      <w:hyperlink r:id="rId83">
-        <w:r>
-          <w:rPr>
-            <w:lang w:val="zh_TW" w:bidi="zh_TW"/>
-          </w:rPr>
-          <w:rPr>
-            <w:color w:val="0000EE"/>
-            <w:u w:val="single"/>
-          </w:rPr>
-          <w:t>彼前1:2</w:t>
-        </w:r>
-      </w:hyperlink>
+      <w:r>
+        <w:rPr>
+          <w:lang w:val="zh_TW" w:bidi="zh_TW"/>
+        </w:rPr>
+        <w:t>彼前1:2</w:t>
+      </w:r>
       <w:r>
         <w:rPr>
           <w:lang w:val="zh_TW" w:bidi="zh_TW"/>
         </w:rPr>
         <w:t>；</w:t>
       </w:r>
-      <w:hyperlink r:id="rId84">
-        <w:r>
-          <w:rPr>
-            <w:lang w:val="zh_TW" w:bidi="zh_TW"/>
-          </w:rPr>
-          <w:rPr>
-            <w:color w:val="0000EE"/>
-            <w:u w:val="single"/>
-          </w:rPr>
-          <w:t>約二1:3</w:t>
-        </w:r>
-      </w:hyperlink>
+      <w:r>
+        <w:rPr>
+          <w:lang w:val="zh_TW" w:bidi="zh_TW"/>
+        </w:rPr>
+        <w:t>約二1:3</w:t>
+      </w:r>
       <w:r>
         <w:rPr>
           <w:lang w:val="zh_TW" w:bidi="zh_TW"/>
         </w:rPr>
         <w:t>；</w:t>
       </w:r>
-      <w:hyperlink r:id="rId85">
-        <w:r>
-          <w:rPr>
-            <w:lang w:val="zh_TW" w:bidi="zh_TW"/>
-          </w:rPr>
-          <w:rPr>
-            <w:color w:val="0000EE"/>
-            <w:u w:val="single"/>
-          </w:rPr>
-          <w:t>猶2</w:t>
-        </w:r>
-      </w:hyperlink>
+      <w:r>
+        <w:rPr>
+          <w:lang w:val="zh_TW" w:bidi="zh_TW"/>
+        </w:rPr>
+        <w:t>猶2</w:t>
+      </w:r>
       <w:r>
         <w:rPr>
           <w:lang w:val="zh_TW" w:bidi="zh_TW"/>
         </w:rPr>
         <w:t>；</w:t>
       </w:r>
-      <w:hyperlink r:id="rId86">
-        <w:r>
-          <w:rPr>
-            <w:lang w:val="zh_TW" w:bidi="zh_TW"/>
-          </w:rPr>
-          <w:rPr>
-            <w:color w:val="0000EE"/>
-            <w:u w:val="single"/>
-          </w:rPr>
-          <w:t>啟1:4</w:t>
-        </w:r>
-      </w:hyperlink>
+      <w:r>
+        <w:rPr>
+          <w:lang w:val="zh_TW" w:bidi="zh_TW"/>
+        </w:rPr>
+        <w:t>啟1:4</w:t>
+      </w:r>
       <w:r>
         <w:rPr>
           <w:lang w:val="zh_TW" w:bidi="zh_TW"/>
         </w:rPr>
         <w:t>）。這句話不只是保羅向收信人表達平安的祝願，更是提醒他們：藉著基督，信徒在現今就能領受彌賽亞所賜的恩典。因此，聖經甚至稱耶穌自己使「我們和睦」（</w:t>
       </w:r>
-      <w:hyperlink r:id="rId87">
-        <w:r>
-          <w:rPr>
-            <w:lang w:val="zh_TW" w:bidi="zh_TW"/>
-          </w:rPr>
-          <w:rPr>
-            <w:color w:val="0000EE"/>
-            <w:u w:val="single"/>
-          </w:rPr>
-          <w:t>弗2:14</w:t>
-        </w:r>
-      </w:hyperlink>
+      <w:r>
+        <w:rPr>
+          <w:lang w:val="zh_TW" w:bidi="zh_TW"/>
+        </w:rPr>
+        <w:t>弗2:14</w:t>
+      </w:r>
       <w:r>
         <w:rPr>
           <w:lang w:val="zh_TW" w:bidi="zh_TW"/>
         </w:rPr>
         <w:t>）。同樣，神因著基督使人與祂和好，也被稱為「賜平安的神」（</w:t>
       </w:r>
-      <w:hyperlink r:id="rId88">
-        <w:r>
-          <w:rPr>
-            <w:lang w:val="zh_TW" w:bidi="zh_TW"/>
-          </w:rPr>
-          <w:rPr>
-            <w:color w:val="0000EE"/>
-            <w:u w:val="single"/>
-          </w:rPr>
-          <w:t>腓4:9</w:t>
-        </w:r>
-      </w:hyperlink>
+      <w:r>
+        <w:rPr>
+          <w:lang w:val="zh_TW" w:bidi="zh_TW"/>
+        </w:rPr>
+        <w:t>腓4:9</w:t>
+      </w:r>
       <w:r>
         <w:rPr>
           <w:lang w:val="zh_TW" w:bidi="zh_TW"/>
         </w:rPr>
         <w:t>；</w:t>
       </w:r>
-      <w:hyperlink r:id="rId89">
-        <w:r>
-          <w:rPr>
-            <w:lang w:val="zh_TW" w:bidi="zh_TW"/>
-          </w:rPr>
-          <w:rPr>
-            <w:color w:val="0000EE"/>
-            <w:u w:val="single"/>
-          </w:rPr>
-          <w:t>西3:15</w:t>
-        </w:r>
-      </w:hyperlink>
+      <w:r>
+        <w:rPr>
+          <w:lang w:val="zh_TW" w:bidi="zh_TW"/>
+        </w:rPr>
+        <w:t>西3:15</w:t>
+      </w:r>
       <w:r>
         <w:rPr>
           <w:lang w:val="zh_TW" w:bidi="zh_TW"/>
@@ -2308,72 +1792,48 @@
         </w:rPr>
         <w:t>藉著基督所賜下、使人與神和好的這份平安，也向基督徒提出了道德上的要求。既然領受了這份恩賜，信徒就應當在教會中實踐「平安」（人與人彼此和好）。平安既是聖靈所結的果子之一（</w:t>
       </w:r>
-      <w:hyperlink r:id="rId90">
-        <w:r>
-          <w:rPr>
-            <w:lang w:val="zh_TW" w:bidi="zh_TW"/>
-          </w:rPr>
-          <w:rPr>
-            <w:color w:val="0000EE"/>
-            <w:u w:val="single"/>
-          </w:rPr>
-          <w:t>加5:22</w:t>
-        </w:r>
-      </w:hyperlink>
+      <w:r>
+        <w:rPr>
+          <w:lang w:val="zh_TW" w:bidi="zh_TW"/>
+        </w:rPr>
+        <w:t>加5:22</w:t>
+      </w:r>
       <w:r>
         <w:rPr>
           <w:lang w:val="zh_TW" w:bidi="zh_TW"/>
         </w:rPr>
         <w:t>），基督徒在與人相處時，也應當以追求平安為目標（</w:t>
       </w:r>
-      <w:hyperlink r:id="rId91">
-        <w:r>
-          <w:rPr>
-            <w:lang w:val="zh_TW" w:bidi="zh_TW"/>
-          </w:rPr>
-          <w:rPr>
-            <w:color w:val="0000EE"/>
-            <w:u w:val="single"/>
-          </w:rPr>
-          <w:t>羅12:18</w:t>
-        </w:r>
-      </w:hyperlink>
+      <w:r>
+        <w:rPr>
+          <w:lang w:val="zh_TW" w:bidi="zh_TW"/>
+        </w:rPr>
+        <w:t>羅12:18</w:t>
+      </w:r>
       <w:r>
         <w:rPr>
           <w:lang w:val="zh_TW" w:bidi="zh_TW"/>
         </w:rPr>
         <w:t>，</w:t>
       </w:r>
-      <w:hyperlink r:id="rId65">
-        <w:r>
-          <w:rPr>
-            <w:lang w:val="zh_TW" w:bidi="zh_TW"/>
-          </w:rPr>
-          <w:rPr>
-            <w:color w:val="0000EE"/>
-            <w:u w:val="single"/>
-          </w:rPr>
-          <w:t>14:19</w:t>
-        </w:r>
-      </w:hyperlink>
+      <w:r>
+        <w:rPr>
+          <w:lang w:val="zh_TW" w:bidi="zh_TW"/>
+        </w:rPr>
+        <w:t>14:19</w:t>
+      </w:r>
       <w:r>
         <w:rPr>
           <w:lang w:val="zh_TW" w:bidi="zh_TW"/>
         </w:rPr>
         <w:t>；</w:t>
       </w:r>
-      <w:hyperlink r:id="rId92">
-        <w:r>
-          <w:rPr>
-            <w:lang w:val="zh_TW" w:bidi="zh_TW"/>
-          </w:rPr>
-          <w:rPr>
-            <w:color w:val="0000EE"/>
-            <w:u w:val="single"/>
-          </w:rPr>
-          <w:t>來12:14</w:t>
-        </w:r>
-      </w:hyperlink>
+      <w:r>
+        <w:rPr>
+          <w:lang w:val="zh_TW" w:bidi="zh_TW"/>
+        </w:rPr>
+        <w:t>來12:14</w:t>
+      </w:r>
       <w:r>
         <w:rPr>
           <w:lang w:val="zh_TW" w:bidi="zh_TW"/>
@@ -2428,18 +1888,12 @@
         </w:rPr>
         <w:t>位於約旦河平原或盆地的五個城市，也被稱為「谷中之城」。這個地區非常肥沃，當亞伯拉罕與侄兒羅得需要分開他們的羊群和牛群時，吸引了羅得靠近（</w:t>
       </w:r>
-      <w:hyperlink r:id="rId93">
-        <w:r>
-          <w:rPr>
-            <w:lang w:val="zh_TW" w:bidi="zh_TW"/>
-          </w:rPr>
-          <w:rPr>
-            <w:color w:val="0000EE"/>
-            <w:u w:val="single"/>
-          </w:rPr>
-          <w:t>創13:10–12</w:t>
-        </w:r>
-      </w:hyperlink>
+      <w:r>
+        <w:rPr>
+          <w:lang w:val="zh_TW" w:bidi="zh_TW"/>
+        </w:rPr>
+        <w:t>創13:10–12</w:t>
+      </w:r>
       <w:r>
         <w:rPr>
           <w:lang w:val="zh_TW" w:bidi="zh_TW"/>
@@ -2604,18 +2058,12 @@
         </w:rPr>
         <w:t>這些城市的五位王，與來自東方遙遠地區的四王所領導的更強勢力作戰。他們被擊敗，城市被洗劫一空。入侵者帶走大量的財物和俘虜，包括婦女和兒童（</w:t>
       </w:r>
-      <w:hyperlink r:id="rId94">
-        <w:r>
-          <w:rPr>
-            <w:lang w:val="zh_TW" w:bidi="zh_TW"/>
-          </w:rPr>
-          <w:rPr>
-            <w:color w:val="0000EE"/>
-            <w:u w:val="single"/>
-          </w:rPr>
-          <w:t>創14</w:t>
-        </w:r>
-      </w:hyperlink>
+      <w:r>
+        <w:rPr>
+          <w:lang w:val="zh_TW" w:bidi="zh_TW"/>
+        </w:rPr>
+        <w:t>創14</w:t>
+      </w:r>
       <w:r>
         <w:rPr>
           <w:lang w:val="zh_TW" w:bidi="zh_TW"/>
@@ -2640,36 +2088,24 @@
         </w:rPr>
         <w:t>這些城市後來受到神的審判。他們的罪惡如此嚴重，即使是亞伯拉罕的代禱也無法拯救他們（</w:t>
       </w:r>
-      <w:hyperlink r:id="rId95">
-        <w:r>
-          <w:rPr>
-            <w:lang w:val="zh_TW" w:bidi="zh_TW"/>
-          </w:rPr>
-          <w:rPr>
-            <w:color w:val="0000EE"/>
-            <w:u w:val="single"/>
-          </w:rPr>
-          <w:t>創18:22–33</w:t>
-        </w:r>
-      </w:hyperlink>
+      <w:r>
+        <w:rPr>
+          <w:lang w:val="zh_TW" w:bidi="zh_TW"/>
+        </w:rPr>
+        <w:t>創18:22–33</w:t>
+      </w:r>
       <w:r>
         <w:rPr>
           <w:lang w:val="zh_TW" w:bidi="zh_TW"/>
         </w:rPr>
         <w:t>）。他們的邪惡在所多瑪的暴民試圖傷害羅得客人的故事中突顯出來（</w:t>
       </w:r>
-      <w:hyperlink r:id="rId96">
-        <w:r>
-          <w:rPr>
-            <w:lang w:val="zh_TW" w:bidi="zh_TW"/>
-          </w:rPr>
-          <w:rPr>
-            <w:color w:val="0000EE"/>
-            <w:u w:val="single"/>
-          </w:rPr>
-          <w:t>創19</w:t>
-        </w:r>
-      </w:hyperlink>
+      <w:r>
+        <w:rPr>
+          <w:lang w:val="zh_TW" w:bidi="zh_TW"/>
+        </w:rPr>
+        <w:t>創19</w:t>
+      </w:r>
       <w:r>
         <w:rPr>
           <w:lang w:val="zh_TW" w:bidi="zh_TW"/>
@@ -2694,90 +2130,60 @@
         </w:rPr>
         <w:t>這些城市的毀滅見於舊約和新約的許多地方，用以警告神對罪的刑罰（</w:t>
       </w:r>
-      <w:hyperlink r:id="rId97">
-        <w:r>
-          <w:rPr>
-            <w:lang w:val="zh_TW" w:bidi="zh_TW"/>
-          </w:rPr>
-          <w:rPr>
-            <w:color w:val="0000EE"/>
-            <w:u w:val="single"/>
-          </w:rPr>
-          <w:t>賽3:9</w:t>
-        </w:r>
-      </w:hyperlink>
+      <w:r>
+        <w:rPr>
+          <w:lang w:val="zh_TW" w:bidi="zh_TW"/>
+        </w:rPr>
+        <w:t>賽3:9</w:t>
+      </w:r>
       <w:r>
         <w:rPr>
           <w:lang w:val="zh_TW" w:bidi="zh_TW"/>
         </w:rPr>
         <w:t>；</w:t>
       </w:r>
-      <w:hyperlink r:id="rId98">
-        <w:r>
-          <w:rPr>
-            <w:lang w:val="zh_TW" w:bidi="zh_TW"/>
-          </w:rPr>
-          <w:rPr>
-            <w:color w:val="0000EE"/>
-            <w:u w:val="single"/>
-          </w:rPr>
-          <w:t>耶50:40</w:t>
-        </w:r>
-      </w:hyperlink>
+      <w:r>
+        <w:rPr>
+          <w:lang w:val="zh_TW" w:bidi="zh_TW"/>
+        </w:rPr>
+        <w:t>耶50:40</w:t>
+      </w:r>
       <w:r>
         <w:rPr>
           <w:lang w:val="zh_TW" w:bidi="zh_TW"/>
         </w:rPr>
         <w:t>；</w:t>
       </w:r>
-      <w:hyperlink r:id="rId99">
-        <w:r>
-          <w:rPr>
-            <w:lang w:val="zh_TW" w:bidi="zh_TW"/>
-          </w:rPr>
-          <w:rPr>
-            <w:color w:val="0000EE"/>
-            <w:u w:val="single"/>
-          </w:rPr>
-          <w:t>結16:46–56</w:t>
-        </w:r>
-      </w:hyperlink>
+      <w:r>
+        <w:rPr>
+          <w:lang w:val="zh_TW" w:bidi="zh_TW"/>
+        </w:rPr>
+        <w:t>結16:46–56</w:t>
+      </w:r>
       <w:r>
         <w:rPr>
           <w:lang w:val="zh_TW" w:bidi="zh_TW"/>
         </w:rPr>
         <w:t>；</w:t>
       </w:r>
-      <w:hyperlink r:id="rId100">
-        <w:r>
-          <w:rPr>
-            <w:lang w:val="zh_TW" w:bidi="zh_TW"/>
-          </w:rPr>
-          <w:rPr>
-            <w:color w:val="0000EE"/>
-            <w:u w:val="single"/>
-          </w:rPr>
-          <w:t>太10:15</w:t>
-        </w:r>
-      </w:hyperlink>
+      <w:r>
+        <w:rPr>
+          <w:lang w:val="zh_TW" w:bidi="zh_TW"/>
+        </w:rPr>
+        <w:t>太10:15</w:t>
+      </w:r>
       <w:r>
         <w:rPr>
           <w:lang w:val="zh_TW" w:bidi="zh_TW"/>
         </w:rPr>
         <w:t>；</w:t>
       </w:r>
-      <w:hyperlink r:id="rId101">
-        <w:r>
-          <w:rPr>
-            <w:lang w:val="zh_TW" w:bidi="zh_TW"/>
-          </w:rPr>
-          <w:rPr>
-            <w:color w:val="0000EE"/>
-            <w:u w:val="single"/>
-          </w:rPr>
-          <w:t>羅9:29</w:t>
-        </w:r>
-      </w:hyperlink>
+      <w:r>
+        <w:rPr>
+          <w:lang w:val="zh_TW" w:bidi="zh_TW"/>
+        </w:rPr>
+        <w:t>羅9:29</w:t>
+      </w:r>
       <w:r>
         <w:rPr>
           <w:lang w:val="zh_TW" w:bidi="zh_TW"/>
